--- a/Thesis Writing Documents/CorbinFerguson_ThesisManuscript.docx
+++ b/Thesis Writing Documents/CorbinFerguson_ThesisManuscript.docx
@@ -2896,13 +2896,7 @@
         <w:rPr>
           <w:rFonts w:ascii="Calibri" w:hAnsi="Calibri" w:cs="Calibri"/>
         </w:rPr>
-        <w:t xml:space="preserve"> </w:t>
-      </w:r>
-      <w:r>
-        <w:rPr>
-          <w:rFonts w:ascii="Calibri" w:hAnsi="Calibri" w:cs="Calibri"/>
-        </w:rPr>
-        <w:t>module</w:t>
+        <w:t xml:space="preserve"> module</w:t>
       </w:r>
       <w:r>
         <w:rPr>
@@ -2914,13 +2908,7 @@
         <w:rPr>
           <w:rFonts w:ascii="Calibri" w:hAnsi="Calibri" w:cs="Calibri"/>
         </w:rPr>
-        <w:t xml:space="preserve"> not requiring a “name”</w:t>
-      </w:r>
-      <w:r>
-        <w:rPr>
-          <w:rFonts w:ascii="Calibri" w:hAnsi="Calibri" w:cs="Calibri"/>
-        </w:rPr>
-        <w:t xml:space="preserve"> attribute</w:t>
+        <w:t xml:space="preserve"> not requiring a “name” attribute</w:t>
       </w:r>
       <w:r>
         <w:rPr>
@@ -5126,10 +5114,7 @@
                                     <w:fldChar w:fldCharType="end"/>
                                   </w:r>
                                   <w:r>
-                                    <w:t xml:space="preserve">: </w:t>
-                                  </w:r>
-                                  <w:r>
-                                    <w:t>TextInput</w:t>
+                                    <w:t>: TextInput</w:t>
                                   </w:r>
                                 </w:p>
                               </w:txbxContent>
@@ -5180,10 +5165,7 @@
                               <w:fldChar w:fldCharType="end"/>
                             </w:r>
                             <w:r>
-                              <w:t xml:space="preserve">: </w:t>
-                            </w:r>
-                            <w:r>
-                              <w:t>TextInput</w:t>
+                              <w:t>: TextInput</w:t>
                             </w:r>
                           </w:p>
                         </w:txbxContent>
@@ -28986,6 +28968,7 @@
   <w:style w:type="character" w:default="1" w:styleId="DefaultParagraphFont">
     <w:name w:val="Default Paragraph Font"/>
     <w:uiPriority w:val="1"/>
+    <w:semiHidden/>
     <w:unhideWhenUsed/>
   </w:style>
   <w:style w:type="table" w:default="1" w:styleId="TableNormal">

--- a/Thesis Writing Documents/CorbinFerguson_ThesisManuscript.docx
+++ b/Thesis Writing Documents/CorbinFerguson_ThesisManuscript.docx
@@ -302,26 +302,14 @@
         <w:rPr>
           <w:rFonts w:ascii="Calibri" w:hAnsi="Calibri" w:cs="Calibri"/>
         </w:rPr>
-        <w:t>r</w:t>
-      </w:r>
-      <w:r>
-        <w:rPr>
-          <w:rFonts w:ascii="Calibri" w:hAnsi="Calibri" w:cs="Calibri"/>
-        </w:rPr>
-        <w:t>epetitive, time</w:t>
+        <w:t>repetitive, time</w:t>
       </w:r>
       <w:r>
         <w:rPr>
           <w:rFonts w:ascii="Calibri" w:hAnsi="Calibri" w:cs="Calibri"/>
         </w:rPr>
         <w:noBreakHyphen/>
-        <w:t>consuming, and highly manual, particularly for common structures reused across multiple automation projects</w:t>
-      </w:r>
-      <w:r>
-        <w:rPr>
-          <w:rFonts w:ascii="Calibri" w:hAnsi="Calibri" w:cs="Calibri"/>
-        </w:rPr>
-        <w:t xml:space="preserve">. </w:t>
+        <w:t xml:space="preserve">consuming, and highly manual, particularly for common structures reused across multiple automation projects. </w:t>
       </w:r>
       <w:r>
         <w:rPr>
@@ -411,13 +399,7 @@
         <w:rPr>
           <w:rFonts w:ascii="Calibri" w:hAnsi="Calibri" w:cs="Calibri"/>
         </w:rPr>
-        <w:t xml:space="preserve">reliable behavior across </w:t>
-      </w:r>
-      <w:r>
-        <w:rPr>
-          <w:rFonts w:ascii="Calibri" w:hAnsi="Calibri" w:cs="Calibri"/>
-        </w:rPr>
-        <w:t>element creation, modification, and validation sequences</w:t>
+        <w:t>reliable behavior across element creation, modification, and validation sequences</w:t>
       </w:r>
       <w:r>
         <w:rPr>
@@ -1771,7 +1753,21 @@
         <w:rPr>
           <w:rFonts w:ascii="Calibri" w:hAnsi="Calibri" w:cs="Calibri"/>
         </w:rPr>
-        <w:t>programming that manage automation processes.</w:t>
+        <w:t xml:space="preserve">programming that </w:t>
+      </w:r>
+      <w:proofErr w:type="gramStart"/>
+      <w:r>
+        <w:rPr>
+          <w:rFonts w:ascii="Calibri" w:hAnsi="Calibri" w:cs="Calibri"/>
+        </w:rPr>
+        <w:t>manage</w:t>
+      </w:r>
+      <w:proofErr w:type="gramEnd"/>
+      <w:r>
+        <w:rPr>
+          <w:rFonts w:ascii="Calibri" w:hAnsi="Calibri" w:cs="Calibri"/>
+        </w:rPr>
+        <w:t xml:space="preserve"> automation processes.</w:t>
       </w:r>
       <w:r>
         <w:rPr>
@@ -1819,8 +1815,16 @@
         <w:rPr>
           <w:rFonts w:ascii="Calibri" w:hAnsi="Calibri" w:cs="Calibri"/>
         </w:rPr>
-        <w:t>A common tool that automation engineers use to create this code is Rockwell Automation’s RSLogix 5000 designer</w:t>
-      </w:r>
+        <w:t xml:space="preserve">A common tool that automation engineers use to create this code is Rockwell Automation’s RSLogix 5000 </w:t>
+      </w:r>
+      <w:proofErr w:type="gramStart"/>
+      <w:r>
+        <w:rPr>
+          <w:rFonts w:ascii="Calibri" w:hAnsi="Calibri" w:cs="Calibri"/>
+        </w:rPr>
+        <w:t>designer</w:t>
+      </w:r>
+      <w:proofErr w:type="gramEnd"/>
       <w:r>
         <w:rPr>
           <w:rFonts w:ascii="Calibri" w:hAnsi="Calibri" w:cs="Calibri"/>
@@ -2092,7 +2096,21 @@
         <w:rPr>
           <w:rFonts w:ascii="Calibri" w:hAnsi="Calibri" w:cs="Calibri"/>
         </w:rPr>
-        <w:t>The project was exploratory in nature and allowed flexibility in the selection of development tools, technologies, and implementation methods</w:t>
+        <w:t xml:space="preserve">The project was </w:t>
+      </w:r>
+      <w:proofErr w:type="gramStart"/>
+      <w:r>
+        <w:rPr>
+          <w:rFonts w:ascii="Calibri" w:hAnsi="Calibri" w:cs="Calibri"/>
+        </w:rPr>
+        <w:t>exploratory</w:t>
+      </w:r>
+      <w:proofErr w:type="gramEnd"/>
+      <w:r>
+        <w:rPr>
+          <w:rFonts w:ascii="Calibri" w:hAnsi="Calibri" w:cs="Calibri"/>
+        </w:rPr>
+        <w:t xml:space="preserve"> in nature and allowed flexibility in the selection of development tools, technologies, and implementation methods</w:t>
       </w:r>
       <w:r>
         <w:rPr>
@@ -2591,7 +2609,21 @@
         <w:rPr>
           <w:rFonts w:ascii="Calibri" w:hAnsi="Calibri" w:cs="Calibri"/>
         </w:rPr>
-        <w:t>grained component verification. Together, these testing strategies contributed to a stable and easily modifiable application, enabling immediate visibility into regressions or unintended behavioral changes. In this regard, the project not only produced a functional demonstration tool but also fostered a deeper appreciation for the interdependence of design, testing, and tooling within professional software engineering.</w:t>
+        <w:t xml:space="preserve">grained component verification. Together, these testing strategies contributed to a stable and easily </w:t>
+      </w:r>
+      <w:proofErr w:type="gramStart"/>
+      <w:r>
+        <w:rPr>
+          <w:rFonts w:ascii="Calibri" w:hAnsi="Calibri" w:cs="Calibri"/>
+        </w:rPr>
+        <w:t>modifiable</w:t>
+      </w:r>
+      <w:proofErr w:type="gramEnd"/>
+      <w:r>
+        <w:rPr>
+          <w:rFonts w:ascii="Calibri" w:hAnsi="Calibri" w:cs="Calibri"/>
+        </w:rPr>
+        <w:t xml:space="preserve"> application, enabling immediate visibility into regressions or unintended behavioral changes. In this regard, the project not only produced a functional demonstration tool but also fostered a deeper appreciation for the interdependence of design, testing, and tooling within professional software engineering.</w:t>
       </w:r>
     </w:p>
     <w:p>
@@ -2634,7 +2666,21 @@
         <w:rPr>
           <w:rFonts w:ascii="Calibri" w:hAnsi="Calibri" w:cs="Calibri"/>
         </w:rPr>
-        <w:t xml:space="preserve">While the current application is an effective demo, and accomplishes the </w:t>
+        <w:t xml:space="preserve">While the current application is an effective </w:t>
+      </w:r>
+      <w:proofErr w:type="gramStart"/>
+      <w:r>
+        <w:rPr>
+          <w:rFonts w:ascii="Calibri" w:hAnsi="Calibri" w:cs="Calibri"/>
+        </w:rPr>
+        <w:t>demo, and</w:t>
+      </w:r>
+      <w:proofErr w:type="gramEnd"/>
+      <w:r>
+        <w:rPr>
+          <w:rFonts w:ascii="Calibri" w:hAnsi="Calibri" w:cs="Calibri"/>
+        </w:rPr>
+        <w:t xml:space="preserve"> accomplishes the </w:t>
       </w:r>
       <w:r>
         <w:rPr>
@@ -2702,6 +2748,7 @@
         </w:rPr>
         <w:t xml:space="preserve"> a very linear flow, </w:t>
       </w:r>
+      <w:proofErr w:type="gramStart"/>
       <w:r>
         <w:rPr>
           <w:rFonts w:ascii="Calibri" w:hAnsi="Calibri" w:cs="Calibri"/>
@@ -2712,8 +2759,23 @@
         <w:rPr>
           <w:rFonts w:ascii="Calibri" w:hAnsi="Calibri" w:cs="Calibri"/>
         </w:rPr>
-        <w:t xml:space="preserve"> any abort</w:t>
-      </w:r>
+        <w:t xml:space="preserve"> any</w:t>
+      </w:r>
+      <w:proofErr w:type="gramEnd"/>
+      <w:r>
+        <w:rPr>
+          <w:rFonts w:ascii="Calibri" w:hAnsi="Calibri" w:cs="Calibri"/>
+        </w:rPr>
+        <w:t xml:space="preserve"> </w:t>
+      </w:r>
+      <w:proofErr w:type="gramStart"/>
+      <w:r>
+        <w:rPr>
+          <w:rFonts w:ascii="Calibri" w:hAnsi="Calibri" w:cs="Calibri"/>
+        </w:rPr>
+        <w:t>abort</w:t>
+      </w:r>
+      <w:proofErr w:type="gramEnd"/>
       <w:r>
         <w:rPr>
           <w:rFonts w:ascii="Calibri" w:hAnsi="Calibri" w:cs="Calibri"/>
@@ -2754,7 +2816,21 @@
         <w:rPr>
           <w:rFonts w:ascii="Calibri" w:hAnsi="Calibri" w:cs="Calibri"/>
         </w:rPr>
-        <w:t xml:space="preserve"> Adjusting the UI for function instead on a </w:t>
+        <w:t xml:space="preserve"> Adjusting the UI for function instead </w:t>
+      </w:r>
+      <w:proofErr w:type="gramStart"/>
+      <w:r>
+        <w:rPr>
+          <w:rFonts w:ascii="Calibri" w:hAnsi="Calibri" w:cs="Calibri"/>
+        </w:rPr>
+        <w:t>on</w:t>
+      </w:r>
+      <w:proofErr w:type="gramEnd"/>
+      <w:r>
+        <w:rPr>
+          <w:rFonts w:ascii="Calibri" w:hAnsi="Calibri" w:cs="Calibri"/>
+        </w:rPr>
+        <w:t xml:space="preserve"> a </w:t>
       </w:r>
       <w:r>
         <w:rPr>
@@ -2816,12 +2892,14 @@
         </w:rPr>
         <w:t xml:space="preserve"> A </w:t>
       </w:r>
+      <w:proofErr w:type="gramStart"/>
       <w:r>
         <w:rPr>
           <w:rFonts w:ascii="Calibri" w:hAnsi="Calibri" w:cs="Calibri"/>
         </w:rPr>
         <w:t>page based</w:t>
       </w:r>
+      <w:proofErr w:type="gramEnd"/>
       <w:r>
         <w:rPr>
           <w:rFonts w:ascii="Calibri" w:hAnsi="Calibri" w:cs="Calibri"/>
@@ -2840,17 +2918,39 @@
         </w:rPr>
         <w:t xml:space="preserve">popup style, making it easier for new users to become familiar with the tool. </w:t>
       </w:r>
-      <w:r>
-        <w:rPr>
-          <w:rFonts w:ascii="Calibri" w:hAnsi="Calibri" w:cs="Calibri"/>
-        </w:rPr>
-        <w:t xml:space="preserve">Unfortunately this would require an almost complete overhaul of the application logic, </w:t>
-      </w:r>
-      <w:r>
-        <w:rPr>
-          <w:rFonts w:ascii="Calibri" w:hAnsi="Calibri" w:cs="Calibri"/>
-        </w:rPr>
-        <w:t xml:space="preserve">so while it would make the UI far more detailed and clean, the </w:t>
+      <w:proofErr w:type="gramStart"/>
+      <w:r>
+        <w:rPr>
+          <w:rFonts w:ascii="Calibri" w:hAnsi="Calibri" w:cs="Calibri"/>
+        </w:rPr>
+        <w:t>Unfortunately</w:t>
+      </w:r>
+      <w:proofErr w:type="gramEnd"/>
+      <w:r>
+        <w:rPr>
+          <w:rFonts w:ascii="Calibri" w:hAnsi="Calibri" w:cs="Calibri"/>
+        </w:rPr>
+        <w:t xml:space="preserve"> this would require an almost complete overhaul of the application logic, </w:t>
+      </w:r>
+      <w:r>
+        <w:rPr>
+          <w:rFonts w:ascii="Calibri" w:hAnsi="Calibri" w:cs="Calibri"/>
+        </w:rPr>
+        <w:t xml:space="preserve">so while it would make the UI far </w:t>
+      </w:r>
+      <w:proofErr w:type="gramStart"/>
+      <w:r>
+        <w:rPr>
+          <w:rFonts w:ascii="Calibri" w:hAnsi="Calibri" w:cs="Calibri"/>
+        </w:rPr>
+        <w:t>more detailed and clean</w:t>
+      </w:r>
+      <w:proofErr w:type="gramEnd"/>
+      <w:r>
+        <w:rPr>
+          <w:rFonts w:ascii="Calibri" w:hAnsi="Calibri" w:cs="Calibri"/>
+        </w:rPr>
+        <w:t xml:space="preserve">, the </w:t>
       </w:r>
       <w:r>
         <w:rPr>
@@ -3216,19 +3316,47 @@
         <w:rPr>
           <w:rFonts w:ascii="Calibri" w:hAnsi="Calibri" w:cs="Calibri"/>
         </w:rPr>
-        <w:t xml:space="preserve"> would likely use their own templates for most actions, a basic template library of the most common</w:t>
-      </w:r>
-      <w:r>
-        <w:rPr>
-          <w:rFonts w:ascii="Calibri" w:hAnsi="Calibri" w:cs="Calibri"/>
-        </w:rPr>
-        <w:t xml:space="preserve">ly used templates would be very useful for automation engineers attempting to make something simple quickly. Unfortunately, the </w:t>
-      </w:r>
-      <w:r>
-        <w:rPr>
-          <w:rFonts w:ascii="Calibri" w:hAnsi="Calibri" w:cs="Calibri"/>
-        </w:rPr>
-        <w:t xml:space="preserve">development effort for a template library is outside of scope for this project, and would require a large amount of development time for a library that </w:t>
+        <w:t xml:space="preserve"> would likely use their own templates for most actions, a basic template library of the </w:t>
+      </w:r>
+      <w:proofErr w:type="gramStart"/>
+      <w:r>
+        <w:rPr>
+          <w:rFonts w:ascii="Calibri" w:hAnsi="Calibri" w:cs="Calibri"/>
+        </w:rPr>
+        <w:t>most common</w:t>
+      </w:r>
+      <w:r>
+        <w:rPr>
+          <w:rFonts w:ascii="Calibri" w:hAnsi="Calibri" w:cs="Calibri"/>
+        </w:rPr>
+        <w:t>ly used</w:t>
+      </w:r>
+      <w:proofErr w:type="gramEnd"/>
+      <w:r>
+        <w:rPr>
+          <w:rFonts w:ascii="Calibri" w:hAnsi="Calibri" w:cs="Calibri"/>
+        </w:rPr>
+        <w:t xml:space="preserve"> templates would be very useful for automation engineers attempting to make something simple quickly. Unfortunately, the </w:t>
+      </w:r>
+      <w:r>
+        <w:rPr>
+          <w:rFonts w:ascii="Calibri" w:hAnsi="Calibri" w:cs="Calibri"/>
+        </w:rPr>
+        <w:t xml:space="preserve">development effort for a template library is outside of scope for this </w:t>
+      </w:r>
+      <w:proofErr w:type="gramStart"/>
+      <w:r>
+        <w:rPr>
+          <w:rFonts w:ascii="Calibri" w:hAnsi="Calibri" w:cs="Calibri"/>
+        </w:rPr>
+        <w:t>project, and</w:t>
+      </w:r>
+      <w:proofErr w:type="gramEnd"/>
+      <w:r>
+        <w:rPr>
+          <w:rFonts w:ascii="Calibri" w:hAnsi="Calibri" w:cs="Calibri"/>
+        </w:rPr>
+        <w:t xml:space="preserve"> would require a large amount of development time for a library that </w:t>
       </w:r>
       <w:r>
         <w:rPr>
@@ -3266,6 +3394,9 @@
       </w:r>
       <w:bookmarkStart w:id="7" w:name="_Toc225864041"/>
       <w:r>
+        <w:rPr>
+          <w:noProof/>
+        </w:rPr>
         <w:drawing>
           <wp:anchor distT="0" distB="0" distL="114300" distR="114300" simplePos="0" relativeHeight="251660306" behindDoc="0" locked="0" layoutInCell="1" allowOverlap="0" wp14:anchorId="72F5BE77" wp14:editId="6E534035">
             <wp:simplePos x="0" y="0"/>
@@ -3361,6 +3492,7 @@
       <w:r>
         <w:rPr>
           <w:rFonts w:ascii="Calibri" w:hAnsi="Calibri" w:cs="Calibri"/>
+          <w:noProof/>
         </w:rPr>
         <w:drawing>
           <wp:anchor distT="0" distB="0" distL="114300" distR="114300" simplePos="0" relativeHeight="251661330" behindDoc="0" locked="0" layoutInCell="1" allowOverlap="0" wp14:anchorId="779AABEF" wp14:editId="5F1255CE">
@@ -3443,11 +3575,19 @@
         </w:rPr>
         <w:t xml:space="preserve"> was designed over two </w:t>
       </w:r>
-      <w:r>
-        <w:rPr>
-          <w:rFonts w:ascii="Calibri" w:hAnsi="Calibri" w:cs="Calibri"/>
-        </w:rPr>
-        <w:t xml:space="preserve">3 month terms. The first term </w:t>
+      <w:proofErr w:type="gramStart"/>
+      <w:r>
+        <w:rPr>
+          <w:rFonts w:ascii="Calibri" w:hAnsi="Calibri" w:cs="Calibri"/>
+        </w:rPr>
+        <w:t>3 month</w:t>
+      </w:r>
+      <w:proofErr w:type="gramEnd"/>
+      <w:r>
+        <w:rPr>
+          <w:rFonts w:ascii="Calibri" w:hAnsi="Calibri" w:cs="Calibri"/>
+        </w:rPr>
+        <w:t xml:space="preserve"> terms. The first term </w:t>
       </w:r>
       <w:r>
         <w:rPr>
@@ -3507,13 +3647,41 @@
         <w:rPr>
           <w:rFonts w:ascii="Calibri" w:hAnsi="Calibri" w:cs="Calibri"/>
         </w:rPr>
-        <w:t xml:space="preserve">The requirements were modeled after the basic CRUD(Create, Read, Update, Delete) operations that are expected </w:t>
-      </w:r>
-      <w:r>
-        <w:rPr>
-          <w:rFonts w:ascii="Calibri" w:hAnsi="Calibri" w:cs="Calibri"/>
-        </w:rPr>
-        <w:t>for database operations, which well define the core operations that the application needed to be able to perform on an XML file. This guided development towards handling the generated and template L5X files like a database, with a query-style</w:t>
+        <w:t xml:space="preserve">The requirements were modeled after the basic </w:t>
+      </w:r>
+      <w:proofErr w:type="gramStart"/>
+      <w:r>
+        <w:rPr>
+          <w:rFonts w:ascii="Calibri" w:hAnsi="Calibri" w:cs="Calibri"/>
+        </w:rPr>
+        <w:t>CRUD(</w:t>
+      </w:r>
+      <w:proofErr w:type="gramEnd"/>
+      <w:r>
+        <w:rPr>
+          <w:rFonts w:ascii="Calibri" w:hAnsi="Calibri" w:cs="Calibri"/>
+        </w:rPr>
+        <w:t xml:space="preserve">Create, Read, Update, Delete) operations that are expected </w:t>
+      </w:r>
+      <w:r>
+        <w:rPr>
+          <w:rFonts w:ascii="Calibri" w:hAnsi="Calibri" w:cs="Calibri"/>
+        </w:rPr>
+        <w:t xml:space="preserve">for database operations, which </w:t>
+      </w:r>
+      <w:proofErr w:type="spellStart"/>
+      <w:r>
+        <w:rPr>
+          <w:rFonts w:ascii="Calibri" w:hAnsi="Calibri" w:cs="Calibri"/>
+        </w:rPr>
+        <w:t>well</w:t>
+      </w:r>
+      <w:proofErr w:type="spellEnd"/>
+      <w:r>
+        <w:rPr>
+          <w:rFonts w:ascii="Calibri" w:hAnsi="Calibri" w:cs="Calibri"/>
+        </w:rPr>
+        <w:t xml:space="preserve"> define the core operations that the application needed to be able to perform on an XML file. This guided development towards handling the generated and template L5X files like a database, with a query-style</w:t>
       </w:r>
       <w:r>
         <w:rPr>
@@ -3573,6 +3741,7 @@
           <w:id w:val="1034460374"/>
           <w:citation/>
         </w:sdtPr>
+        <w:sdtEndPr/>
         <w:sdtContent>
           <w:r>
             <w:rPr>
@@ -3648,7 +3817,21 @@
         <w:rPr>
           <w:rFonts w:ascii="Calibri" w:hAnsi="Calibri" w:cs="Calibri"/>
         </w:rPr>
-        <w:t xml:space="preserve">difficult and compile time checking or </w:t>
+        <w:t xml:space="preserve">difficult and </w:t>
+      </w:r>
+      <w:proofErr w:type="gramStart"/>
+      <w:r>
+        <w:rPr>
+          <w:rFonts w:ascii="Calibri" w:hAnsi="Calibri" w:cs="Calibri"/>
+        </w:rPr>
+        <w:t>compile</w:t>
+      </w:r>
+      <w:proofErr w:type="gramEnd"/>
+      <w:r>
+        <w:rPr>
+          <w:rFonts w:ascii="Calibri" w:hAnsi="Calibri" w:cs="Calibri"/>
+        </w:rPr>
+        <w:t xml:space="preserve"> time checking or </w:t>
       </w:r>
       <w:r>
         <w:rPr>
@@ -3660,7 +3843,21 @@
         <w:rPr>
           <w:rFonts w:ascii="Calibri" w:hAnsi="Calibri" w:cs="Calibri"/>
         </w:rPr>
-        <w:t xml:space="preserve"> support impossible. By integrating the querying directly in the code, it made development far easier and quicker, while keeping the querying function desired for the L5X files.</w:t>
+        <w:t xml:space="preserve"> support impossible. By integrating the querying directly </w:t>
+      </w:r>
+      <w:proofErr w:type="gramStart"/>
+      <w:r>
+        <w:rPr>
+          <w:rFonts w:ascii="Calibri" w:hAnsi="Calibri" w:cs="Calibri"/>
+        </w:rPr>
+        <w:t>in</w:t>
+      </w:r>
+      <w:proofErr w:type="gramEnd"/>
+      <w:r>
+        <w:rPr>
+          <w:rFonts w:ascii="Calibri" w:hAnsi="Calibri" w:cs="Calibri"/>
+        </w:rPr>
+        <w:t xml:space="preserve"> the code, it made development far easier and quicker, while keeping the querying function desired for the L5X files.</w:t>
       </w:r>
     </w:p>
     <w:p>
@@ -3765,7 +3962,21 @@
         <w:rPr>
           <w:rFonts w:ascii="Calibri" w:hAnsi="Calibri" w:cs="Calibri"/>
         </w:rPr>
-        <w:t xml:space="preserve">the XMLHandler class in the same form as the final application, though scaled down significantly with far fewer functions and validation options. The Execute class </w:t>
+        <w:t xml:space="preserve">the </w:t>
+      </w:r>
+      <w:proofErr w:type="spellStart"/>
+      <w:r>
+        <w:rPr>
+          <w:rFonts w:ascii="Calibri" w:hAnsi="Calibri" w:cs="Calibri"/>
+        </w:rPr>
+        <w:t>XMLHandler</w:t>
+      </w:r>
+      <w:proofErr w:type="spellEnd"/>
+      <w:r>
+        <w:rPr>
+          <w:rFonts w:ascii="Calibri" w:hAnsi="Calibri" w:cs="Calibri"/>
+        </w:rPr>
+        <w:t xml:space="preserve"> class in the same form as the final application, though scaled down significantly with far fewer functions and validation options. The Execute class </w:t>
       </w:r>
       <w:r>
         <w:rPr>
@@ -3777,7 +3988,21 @@
         <w:rPr>
           <w:rFonts w:ascii="Calibri" w:hAnsi="Calibri" w:cs="Calibri"/>
         </w:rPr>
-        <w:t xml:space="preserve">a CmdHandler class existed as a precursor to the </w:t>
+        <w:t xml:space="preserve">a </w:t>
+      </w:r>
+      <w:proofErr w:type="spellStart"/>
+      <w:r>
+        <w:rPr>
+          <w:rFonts w:ascii="Calibri" w:hAnsi="Calibri" w:cs="Calibri"/>
+        </w:rPr>
+        <w:t>CmdHandler</w:t>
+      </w:r>
+      <w:proofErr w:type="spellEnd"/>
+      <w:r>
+        <w:rPr>
+          <w:rFonts w:ascii="Calibri" w:hAnsi="Calibri" w:cs="Calibri"/>
+        </w:rPr>
+        <w:t xml:space="preserve"> class existed as a precursor to the </w:t>
       </w:r>
       <w:r>
         <w:rPr>
@@ -4032,7 +4257,21 @@
         <w:rPr>
           <w:rFonts w:ascii="Calibri" w:hAnsi="Calibri" w:cs="Calibri"/>
         </w:rPr>
-        <w:t xml:space="preserve">at the end of the first term had calls to external accessors interwoven with system logic code, and it was not abstracted. This design made both for messy code that was difficult to scale, but also made it impossible for MOQ to </w:t>
+        <w:t xml:space="preserve">at the end of the first term had calls to external accessors interwoven with system logic code, and it was not abstracted. This design made both for messy code that was difficult to </w:t>
+      </w:r>
+      <w:proofErr w:type="gramStart"/>
+      <w:r>
+        <w:rPr>
+          <w:rFonts w:ascii="Calibri" w:hAnsi="Calibri" w:cs="Calibri"/>
+        </w:rPr>
+        <w:t>scale, but</w:t>
+      </w:r>
+      <w:proofErr w:type="gramEnd"/>
+      <w:r>
+        <w:rPr>
+          <w:rFonts w:ascii="Calibri" w:hAnsi="Calibri" w:cs="Calibri"/>
+        </w:rPr>
+        <w:t xml:space="preserve"> also made it impossible for MOQ to </w:t>
       </w:r>
       <w:r>
         <w:rPr>
@@ -4076,13 +4315,41 @@
         <w:rPr>
           <w:rFonts w:ascii="Calibri" w:hAnsi="Calibri" w:cs="Calibri"/>
         </w:rPr>
-        <w:t xml:space="preserve">implemented, and the created tests guided the bugfixes and changes necessary for the application. These bugfixes highlighted the utility and importance of test driven development, with the tests allowing for rapid verification of any changes and numerical metrics that highlighted the current state of the project. </w:t>
-      </w:r>
-      <w:r>
-        <w:rPr>
-          <w:rFonts w:ascii="Calibri" w:hAnsi="Calibri" w:cs="Calibri"/>
-        </w:rPr>
-        <w:t xml:space="preserve">Once all tests were passing, the documentation was created or finalized, and </w:t>
+        <w:t xml:space="preserve">implemented, and the created tests guided the bugfixes and changes necessary for the application. These bugfixes highlighted the utility and importance of </w:t>
+      </w:r>
+      <w:proofErr w:type="gramStart"/>
+      <w:r>
+        <w:rPr>
+          <w:rFonts w:ascii="Calibri" w:hAnsi="Calibri" w:cs="Calibri"/>
+        </w:rPr>
+        <w:t>test driven</w:t>
+      </w:r>
+      <w:proofErr w:type="gramEnd"/>
+      <w:r>
+        <w:rPr>
+          <w:rFonts w:ascii="Calibri" w:hAnsi="Calibri" w:cs="Calibri"/>
+        </w:rPr>
+        <w:t xml:space="preserve"> development, with the tests allowing for rapid verification of any changes and numerical metrics that highlighted the current state of the project. </w:t>
+      </w:r>
+      <w:r>
+        <w:rPr>
+          <w:rFonts w:ascii="Calibri" w:hAnsi="Calibri" w:cs="Calibri"/>
+        </w:rPr>
+        <w:t xml:space="preserve">Once all tests were </w:t>
+      </w:r>
+      <w:proofErr w:type="gramStart"/>
+      <w:r>
+        <w:rPr>
+          <w:rFonts w:ascii="Calibri" w:hAnsi="Calibri" w:cs="Calibri"/>
+        </w:rPr>
+        <w:t>passing</w:t>
+      </w:r>
+      <w:proofErr w:type="gramEnd"/>
+      <w:r>
+        <w:rPr>
+          <w:rFonts w:ascii="Calibri" w:hAnsi="Calibri" w:cs="Calibri"/>
+        </w:rPr>
+        <w:t xml:space="preserve">, the documentation was created or finalized, and </w:t>
       </w:r>
       <w:r>
         <w:rPr>
@@ -4120,6 +4387,7 @@
       <w:r>
         <w:rPr>
           <w:rFonts w:ascii="Calibri" w:hAnsi="Calibri" w:cs="Calibri"/>
+          <w:noProof/>
         </w:rPr>
         <w:drawing>
           <wp:anchor distT="0" distB="0" distL="114300" distR="114300" simplePos="0" relativeHeight="251662354" behindDoc="0" locked="0" layoutInCell="1" allowOverlap="0" wp14:anchorId="62A2F873" wp14:editId="65C0EE9B">
@@ -4224,7 +4492,21 @@
         <w:rPr>
           <w:rFonts w:ascii="Calibri" w:hAnsi="Calibri" w:cs="Calibri"/>
         </w:rPr>
-        <w:t xml:space="preserve">and new features were added. However, after the major refactoring, the system incidentally mirrored a three tier architecture style, </w:t>
+        <w:t xml:space="preserve">and new features were added. However, after the major refactoring, the system incidentally mirrored a </w:t>
+      </w:r>
+      <w:proofErr w:type="gramStart"/>
+      <w:r>
+        <w:rPr>
+          <w:rFonts w:ascii="Calibri" w:hAnsi="Calibri" w:cs="Calibri"/>
+        </w:rPr>
+        <w:t>three tier</w:t>
+      </w:r>
+      <w:proofErr w:type="gramEnd"/>
+      <w:r>
+        <w:rPr>
+          <w:rFonts w:ascii="Calibri" w:hAnsi="Calibri" w:cs="Calibri"/>
+        </w:rPr>
+        <w:t xml:space="preserve"> architecture style, </w:t>
       </w:r>
       <w:r>
         <w:rPr>
@@ -4326,6 +4608,7 @@
       <w:r>
         <w:rPr>
           <w:rFonts w:ascii="Calibri" w:hAnsi="Calibri" w:cs="Calibri"/>
+          <w:noProof/>
         </w:rPr>
         <w:drawing>
           <wp:inline distT="0" distB="0" distL="0" distR="0" wp14:anchorId="627B8D66" wp14:editId="652FC403">
@@ -4464,7 +4747,21 @@
         <w:rPr>
           <w:rFonts w:ascii="Calibri" w:hAnsi="Calibri" w:cs="Calibri"/>
         </w:rPr>
-        <w:t xml:space="preserve">The ActionSelect class is the main </w:t>
+        <w:t xml:space="preserve">The </w:t>
+      </w:r>
+      <w:proofErr w:type="spellStart"/>
+      <w:r>
+        <w:rPr>
+          <w:rFonts w:ascii="Calibri" w:hAnsi="Calibri" w:cs="Calibri"/>
+        </w:rPr>
+        <w:t>ActionSelect</w:t>
+      </w:r>
+      <w:proofErr w:type="spellEnd"/>
+      <w:r>
+        <w:rPr>
+          <w:rFonts w:ascii="Calibri" w:hAnsi="Calibri" w:cs="Calibri"/>
+        </w:rPr>
+        <w:t xml:space="preserve"> class is the main </w:t>
       </w:r>
       <w:r>
         <w:rPr>
@@ -4482,31 +4779,101 @@
         <w:rPr>
           <w:rFonts w:ascii="Calibri" w:hAnsi="Calibri" w:cs="Calibri"/>
         </w:rPr>
-        <w:t xml:space="preserve"> Execute class in the </w:t>
-      </w:r>
-      <w:r>
-        <w:rPr>
-          <w:rFonts w:ascii="Calibri" w:hAnsi="Calibri" w:cs="Calibri"/>
-        </w:rPr>
-        <w:t xml:space="preserve"> business logic layer.</w:t>
-      </w:r>
-      <w:r>
-        <w:rPr>
-          <w:rFonts w:ascii="Calibri" w:hAnsi="Calibri" w:cs="Calibri"/>
-        </w:rPr>
-        <w:t xml:space="preserve"> The 3 other custom classes are handled by the IUserPromptService class, which is called from the business logic layer any time that </w:t>
-      </w:r>
-      <w:r>
-        <w:rPr>
-          <w:rFonts w:ascii="Calibri" w:hAnsi="Calibri" w:cs="Calibri"/>
-        </w:rPr>
-        <w:t xml:space="preserve">user input is needed, DropdownGui and MultiSelectDropdown both are dropdown windows that allow the user to select one element and many elements respectively from a </w:t>
-      </w:r>
-      <w:r>
-        <w:rPr>
-          <w:rFonts w:ascii="Calibri" w:hAnsi="Calibri" w:cs="Calibri"/>
-        </w:rPr>
-        <w:t>defined list provided at the call to the associated Select function in the interface. The TextInput class allows the user to input a text value</w:t>
+        <w:t xml:space="preserve"> Execute class in </w:t>
+      </w:r>
+      <w:proofErr w:type="gramStart"/>
+      <w:r>
+        <w:rPr>
+          <w:rFonts w:ascii="Calibri" w:hAnsi="Calibri" w:cs="Calibri"/>
+        </w:rPr>
+        <w:t xml:space="preserve">the </w:t>
+      </w:r>
+      <w:r>
+        <w:rPr>
+          <w:rFonts w:ascii="Calibri" w:hAnsi="Calibri" w:cs="Calibri"/>
+        </w:rPr>
+        <w:t xml:space="preserve"> business</w:t>
+      </w:r>
+      <w:proofErr w:type="gramEnd"/>
+      <w:r>
+        <w:rPr>
+          <w:rFonts w:ascii="Calibri" w:hAnsi="Calibri" w:cs="Calibri"/>
+        </w:rPr>
+        <w:t xml:space="preserve"> logic layer.</w:t>
+      </w:r>
+      <w:r>
+        <w:rPr>
+          <w:rFonts w:ascii="Calibri" w:hAnsi="Calibri" w:cs="Calibri"/>
+        </w:rPr>
+        <w:t xml:space="preserve"> The 3 other custom classes are handled by the </w:t>
+      </w:r>
+      <w:proofErr w:type="spellStart"/>
+      <w:r>
+        <w:rPr>
+          <w:rFonts w:ascii="Calibri" w:hAnsi="Calibri" w:cs="Calibri"/>
+        </w:rPr>
+        <w:t>IUserPromptService</w:t>
+      </w:r>
+      <w:proofErr w:type="spellEnd"/>
+      <w:r>
+        <w:rPr>
+          <w:rFonts w:ascii="Calibri" w:hAnsi="Calibri" w:cs="Calibri"/>
+        </w:rPr>
+        <w:t xml:space="preserve"> class, which is called from the business logic layer any time that </w:t>
+      </w:r>
+      <w:r>
+        <w:rPr>
+          <w:rFonts w:ascii="Calibri" w:hAnsi="Calibri" w:cs="Calibri"/>
+        </w:rPr>
+        <w:t xml:space="preserve">user input is needed, </w:t>
+      </w:r>
+      <w:proofErr w:type="spellStart"/>
+      <w:r>
+        <w:rPr>
+          <w:rFonts w:ascii="Calibri" w:hAnsi="Calibri" w:cs="Calibri"/>
+        </w:rPr>
+        <w:t>DropdownGui</w:t>
+      </w:r>
+      <w:proofErr w:type="spellEnd"/>
+      <w:r>
+        <w:rPr>
+          <w:rFonts w:ascii="Calibri" w:hAnsi="Calibri" w:cs="Calibri"/>
+        </w:rPr>
+        <w:t xml:space="preserve"> and </w:t>
+      </w:r>
+      <w:proofErr w:type="spellStart"/>
+      <w:r>
+        <w:rPr>
+          <w:rFonts w:ascii="Calibri" w:hAnsi="Calibri" w:cs="Calibri"/>
+        </w:rPr>
+        <w:t>MultiSelectDropdown</w:t>
+      </w:r>
+      <w:proofErr w:type="spellEnd"/>
+      <w:r>
+        <w:rPr>
+          <w:rFonts w:ascii="Calibri" w:hAnsi="Calibri" w:cs="Calibri"/>
+        </w:rPr>
+        <w:t xml:space="preserve"> both are dropdown windows that allow the user to select one element and many elements respectively from a </w:t>
+      </w:r>
+      <w:r>
+        <w:rPr>
+          <w:rFonts w:ascii="Calibri" w:hAnsi="Calibri" w:cs="Calibri"/>
+        </w:rPr>
+        <w:t xml:space="preserve">defined list provided at the call to the associated Select function in the interface. The </w:t>
+      </w:r>
+      <w:proofErr w:type="spellStart"/>
+      <w:r>
+        <w:rPr>
+          <w:rFonts w:ascii="Calibri" w:hAnsi="Calibri" w:cs="Calibri"/>
+        </w:rPr>
+        <w:t>TextInput</w:t>
+      </w:r>
+      <w:proofErr w:type="spellEnd"/>
+      <w:r>
+        <w:rPr>
+          <w:rFonts w:ascii="Calibri" w:hAnsi="Calibri" w:cs="Calibri"/>
+        </w:rPr>
+        <w:t xml:space="preserve"> class allows the user to input a text value</w:t>
       </w:r>
       <w:r>
         <w:rPr>
@@ -4530,13 +4897,35 @@
         <w:rPr>
           <w:rFonts w:ascii="Calibri" w:hAnsi="Calibri" w:cs="Calibri"/>
         </w:rPr>
-        <w:t xml:space="preserve"> The IMessageService class handles calls to the default Form </w:t>
-      </w:r>
-      <w:r>
-        <w:rPr>
-          <w:rFonts w:ascii="Calibri" w:hAnsi="Calibri" w:cs="Calibri"/>
-        </w:rPr>
-        <w:t>MessageBox for creating a basic popup to present information to the user</w:t>
+        <w:t xml:space="preserve"> The </w:t>
+      </w:r>
+      <w:proofErr w:type="spellStart"/>
+      <w:r>
+        <w:rPr>
+          <w:rFonts w:ascii="Calibri" w:hAnsi="Calibri" w:cs="Calibri"/>
+        </w:rPr>
+        <w:t>IMessageService</w:t>
+      </w:r>
+      <w:proofErr w:type="spellEnd"/>
+      <w:r>
+        <w:rPr>
+          <w:rFonts w:ascii="Calibri" w:hAnsi="Calibri" w:cs="Calibri"/>
+        </w:rPr>
+        <w:t xml:space="preserve"> class handles calls to the default Form </w:t>
+      </w:r>
+      <w:proofErr w:type="spellStart"/>
+      <w:r>
+        <w:rPr>
+          <w:rFonts w:ascii="Calibri" w:hAnsi="Calibri" w:cs="Calibri"/>
+        </w:rPr>
+        <w:t>MessageBox</w:t>
+      </w:r>
+      <w:proofErr w:type="spellEnd"/>
+      <w:r>
+        <w:rPr>
+          <w:rFonts w:ascii="Calibri" w:hAnsi="Calibri" w:cs="Calibri"/>
+        </w:rPr>
+        <w:t xml:space="preserve"> for creating a basic popup to present information to the user</w:t>
       </w:r>
       <w:r>
         <w:rPr>
@@ -4622,7 +5011,21 @@
         <w:rPr>
           <w:rFonts w:ascii="Calibri" w:hAnsi="Calibri" w:cs="Calibri"/>
         </w:rPr>
-        <w:t xml:space="preserve">There is two classes contained in the business logic layer of the application: the Execute class that handles system orchestration and </w:t>
+        <w:t xml:space="preserve">There </w:t>
+      </w:r>
+      <w:proofErr w:type="gramStart"/>
+      <w:r>
+        <w:rPr>
+          <w:rFonts w:ascii="Calibri" w:hAnsi="Calibri" w:cs="Calibri"/>
+        </w:rPr>
+        <w:t>is</w:t>
+      </w:r>
+      <w:proofErr w:type="gramEnd"/>
+      <w:r>
+        <w:rPr>
+          <w:rFonts w:ascii="Calibri" w:hAnsi="Calibri" w:cs="Calibri"/>
+        </w:rPr>
+        <w:t xml:space="preserve"> two classes contained in the business logic layer of the application: the Execute class that handles system orchestration and </w:t>
       </w:r>
       <w:r>
         <w:rPr>
@@ -4652,7 +5055,21 @@
         <w:rPr>
           <w:rFonts w:ascii="Calibri" w:hAnsi="Calibri" w:cs="Calibri"/>
         </w:rPr>
-        <w:t>lls the functions in the presentation layer. No other class besides the Execute class calls the presentation layer, providing the abstraction necessary to keep the system clearly segmented. The ElementHelper class contains</w:t>
+        <w:t xml:space="preserve">lls the functions in the presentation layer. No other class besides the Execute class calls the presentation layer, providing the abstraction necessary to keep the system clearly segmented. The </w:t>
+      </w:r>
+      <w:proofErr w:type="spellStart"/>
+      <w:r>
+        <w:rPr>
+          <w:rFonts w:ascii="Calibri" w:hAnsi="Calibri" w:cs="Calibri"/>
+        </w:rPr>
+        <w:t>ElementHelper</w:t>
+      </w:r>
+      <w:proofErr w:type="spellEnd"/>
+      <w:r>
+        <w:rPr>
+          <w:rFonts w:ascii="Calibri" w:hAnsi="Calibri" w:cs="Calibri"/>
+        </w:rPr>
+        <w:t xml:space="preserve"> class contains</w:t>
       </w:r>
       <w:r>
         <w:rPr>
@@ -4672,7 +5089,21 @@
         <w:rPr>
           <w:rFonts w:ascii="Calibri" w:hAnsi="Calibri" w:cs="Calibri"/>
         </w:rPr>
-        <w:t>The classes contained in the business layer to not directly modify any files,  instead they work with LINQ objects</w:t>
+        <w:t xml:space="preserve">The classes contained in the business layer to not directly modify any </w:t>
+      </w:r>
+      <w:proofErr w:type="gramStart"/>
+      <w:r>
+        <w:rPr>
+          <w:rFonts w:ascii="Calibri" w:hAnsi="Calibri" w:cs="Calibri"/>
+        </w:rPr>
+        <w:t>files,  instead</w:t>
+      </w:r>
+      <w:proofErr w:type="gramEnd"/>
+      <w:r>
+        <w:rPr>
+          <w:rFonts w:ascii="Calibri" w:hAnsi="Calibri" w:cs="Calibri"/>
+        </w:rPr>
+        <w:t xml:space="preserve"> they work with LINQ objects</w:t>
       </w:r>
       <w:r>
         <w:rPr>
@@ -4690,13 +5121,69 @@
         <w:rPr>
           <w:rFonts w:ascii="Calibri" w:hAnsi="Calibri" w:cs="Calibri"/>
         </w:rPr>
-        <w:t xml:space="preserve"> XDocument, XElement, and XAttribute being the most common. These objects allow for quick and efficient modification of the representation in memory, and</w:t>
-      </w:r>
-      <w:r>
-        <w:rPr>
-          <w:rFonts w:ascii="Calibri" w:hAnsi="Calibri" w:cs="Calibri"/>
-        </w:rPr>
-        <w:t xml:space="preserve"> for the file being changed to only be modified when the user chooses to save. Once the user saves, the data layer handles the conversion from XDocument to file.</w:t>
+        <w:t xml:space="preserve"> </w:t>
+      </w:r>
+      <w:proofErr w:type="spellStart"/>
+      <w:r>
+        <w:rPr>
+          <w:rFonts w:ascii="Calibri" w:hAnsi="Calibri" w:cs="Calibri"/>
+        </w:rPr>
+        <w:t>XDocument</w:t>
+      </w:r>
+      <w:proofErr w:type="spellEnd"/>
+      <w:r>
+        <w:rPr>
+          <w:rFonts w:ascii="Calibri" w:hAnsi="Calibri" w:cs="Calibri"/>
+        </w:rPr>
+        <w:t xml:space="preserve">, </w:t>
+      </w:r>
+      <w:proofErr w:type="spellStart"/>
+      <w:r>
+        <w:rPr>
+          <w:rFonts w:ascii="Calibri" w:hAnsi="Calibri" w:cs="Calibri"/>
+        </w:rPr>
+        <w:t>XElement</w:t>
+      </w:r>
+      <w:proofErr w:type="spellEnd"/>
+      <w:r>
+        <w:rPr>
+          <w:rFonts w:ascii="Calibri" w:hAnsi="Calibri" w:cs="Calibri"/>
+        </w:rPr>
+        <w:t xml:space="preserve">, and </w:t>
+      </w:r>
+      <w:proofErr w:type="spellStart"/>
+      <w:r>
+        <w:rPr>
+          <w:rFonts w:ascii="Calibri" w:hAnsi="Calibri" w:cs="Calibri"/>
+        </w:rPr>
+        <w:t>XAttribute</w:t>
+      </w:r>
+      <w:proofErr w:type="spellEnd"/>
+      <w:r>
+        <w:rPr>
+          <w:rFonts w:ascii="Calibri" w:hAnsi="Calibri" w:cs="Calibri"/>
+        </w:rPr>
+        <w:t xml:space="preserve"> being the most common. These objects allow for quick and efficient modification of the representation in memory, and</w:t>
+      </w:r>
+      <w:r>
+        <w:rPr>
+          <w:rFonts w:ascii="Calibri" w:hAnsi="Calibri" w:cs="Calibri"/>
+        </w:rPr>
+        <w:t xml:space="preserve"> for the file being changed to only be modified when the user chooses to save. Once the user saves, the data layer handles the conversion from </w:t>
+      </w:r>
+      <w:proofErr w:type="spellStart"/>
+      <w:r>
+        <w:rPr>
+          <w:rFonts w:ascii="Calibri" w:hAnsi="Calibri" w:cs="Calibri"/>
+        </w:rPr>
+        <w:t>XDocument</w:t>
+      </w:r>
+      <w:proofErr w:type="spellEnd"/>
+      <w:r>
+        <w:rPr>
+          <w:rFonts w:ascii="Calibri" w:hAnsi="Calibri" w:cs="Calibri"/>
+        </w:rPr>
+        <w:t xml:space="preserve"> to file.</w:t>
       </w:r>
       <w:r>
         <w:rPr>
@@ -4715,13 +5202,41 @@
           <w:rFonts w:ascii="Calibri" w:hAnsi="Calibri" w:cs="Calibri"/>
         </w:rPr>
         <w:lastRenderedPageBreak/>
-        <w:t>name that already exists, or trying to insert an element that has multiple valid parent types. When a</w:t>
-      </w:r>
-      <w:r>
-        <w:rPr>
-          <w:rFonts w:ascii="Calibri" w:hAnsi="Calibri" w:cs="Calibri"/>
-        </w:rPr>
-        <w:t xml:space="preserve"> clash occurs, an error is thrown that this class catches, passing information through the ElementHelper class, </w:t>
+        <w:t xml:space="preserve">name that already </w:t>
+      </w:r>
+      <w:proofErr w:type="gramStart"/>
+      <w:r>
+        <w:rPr>
+          <w:rFonts w:ascii="Calibri" w:hAnsi="Calibri" w:cs="Calibri"/>
+        </w:rPr>
+        <w:t>exists, or</w:t>
+      </w:r>
+      <w:proofErr w:type="gramEnd"/>
+      <w:r>
+        <w:rPr>
+          <w:rFonts w:ascii="Calibri" w:hAnsi="Calibri" w:cs="Calibri"/>
+        </w:rPr>
+        <w:t xml:space="preserve"> trying to insert an element that has multiple valid parent types. When a</w:t>
+      </w:r>
+      <w:r>
+        <w:rPr>
+          <w:rFonts w:ascii="Calibri" w:hAnsi="Calibri" w:cs="Calibri"/>
+        </w:rPr>
+        <w:t xml:space="preserve"> clash occurs, an error is thrown that this class catches, passing information through the </w:t>
+      </w:r>
+      <w:proofErr w:type="spellStart"/>
+      <w:r>
+        <w:rPr>
+          <w:rFonts w:ascii="Calibri" w:hAnsi="Calibri" w:cs="Calibri"/>
+        </w:rPr>
+        <w:t>ElementHelper</w:t>
+      </w:r>
+      <w:proofErr w:type="spellEnd"/>
+      <w:r>
+        <w:rPr>
+          <w:rFonts w:ascii="Calibri" w:hAnsi="Calibri" w:cs="Calibri"/>
+        </w:rPr>
+        <w:t xml:space="preserve"> class, </w:t>
       </w:r>
       <w:r>
         <w:rPr>
@@ -4963,7 +5478,21 @@
         <w:rPr>
           <w:rFonts w:ascii="Calibri" w:hAnsi="Calibri" w:cs="Calibri"/>
         </w:rPr>
-        <w:t xml:space="preserve">There is </w:t>
+        <w:t xml:space="preserve">There </w:t>
+      </w:r>
+      <w:proofErr w:type="gramStart"/>
+      <w:r>
+        <w:rPr>
+          <w:rFonts w:ascii="Calibri" w:hAnsi="Calibri" w:cs="Calibri"/>
+        </w:rPr>
+        <w:t>is</w:t>
+      </w:r>
+      <w:proofErr w:type="gramEnd"/>
+      <w:r>
+        <w:rPr>
+          <w:rFonts w:ascii="Calibri" w:hAnsi="Calibri" w:cs="Calibri"/>
+        </w:rPr>
+        <w:t xml:space="preserve"> </w:t>
       </w:r>
       <w:r>
         <w:rPr>
@@ -4981,19 +5510,83 @@
         <w:rPr>
           <w:rFonts w:ascii="Calibri" w:hAnsi="Calibri" w:cs="Calibri"/>
         </w:rPr>
-        <w:t xml:space="preserve">data layer: IFileSystem, and IValidationService. </w:t>
-      </w:r>
-      <w:r>
-        <w:rPr>
-          <w:rFonts w:ascii="Calibri" w:hAnsi="Calibri" w:cs="Calibri"/>
-        </w:rPr>
-        <w:t xml:space="preserve">Both of these interfaces are the sole way through which the application can access external files. The system </w:t>
-      </w:r>
-      <w:r>
-        <w:rPr>
-          <w:rFonts w:ascii="Calibri" w:hAnsi="Calibri" w:cs="Calibri"/>
-        </w:rPr>
-        <w:t xml:space="preserve">is structured such that the external L5X files are treated the same as a database, and the LoadXml and SaveXml functions are equivalent to </w:t>
+        <w:t xml:space="preserve">data layer: </w:t>
+      </w:r>
+      <w:proofErr w:type="spellStart"/>
+      <w:r>
+        <w:rPr>
+          <w:rFonts w:ascii="Calibri" w:hAnsi="Calibri" w:cs="Calibri"/>
+        </w:rPr>
+        <w:t>IFileSystem</w:t>
+      </w:r>
+      <w:proofErr w:type="spellEnd"/>
+      <w:r>
+        <w:rPr>
+          <w:rFonts w:ascii="Calibri" w:hAnsi="Calibri" w:cs="Calibri"/>
+        </w:rPr>
+        <w:t xml:space="preserve">, and </w:t>
+      </w:r>
+      <w:proofErr w:type="spellStart"/>
+      <w:r>
+        <w:rPr>
+          <w:rFonts w:ascii="Calibri" w:hAnsi="Calibri" w:cs="Calibri"/>
+        </w:rPr>
+        <w:t>IValidationService</w:t>
+      </w:r>
+      <w:proofErr w:type="spellEnd"/>
+      <w:r>
+        <w:rPr>
+          <w:rFonts w:ascii="Calibri" w:hAnsi="Calibri" w:cs="Calibri"/>
+        </w:rPr>
+        <w:t xml:space="preserve">. </w:t>
+      </w:r>
+      <w:proofErr w:type="gramStart"/>
+      <w:r>
+        <w:rPr>
+          <w:rFonts w:ascii="Calibri" w:hAnsi="Calibri" w:cs="Calibri"/>
+        </w:rPr>
+        <w:t>Both of these</w:t>
+      </w:r>
+      <w:proofErr w:type="gramEnd"/>
+      <w:r>
+        <w:rPr>
+          <w:rFonts w:ascii="Calibri" w:hAnsi="Calibri" w:cs="Calibri"/>
+        </w:rPr>
+        <w:t xml:space="preserve"> interfaces are the sole way through which the application can access external files. The system </w:t>
+      </w:r>
+      <w:r>
+        <w:rPr>
+          <w:rFonts w:ascii="Calibri" w:hAnsi="Calibri" w:cs="Calibri"/>
+        </w:rPr>
+        <w:t xml:space="preserve">is structured such that the external L5X files are treated the same as a database, and the </w:t>
+      </w:r>
+      <w:proofErr w:type="spellStart"/>
+      <w:r>
+        <w:rPr>
+          <w:rFonts w:ascii="Calibri" w:hAnsi="Calibri" w:cs="Calibri"/>
+        </w:rPr>
+        <w:t>LoadXml</w:t>
+      </w:r>
+      <w:proofErr w:type="spellEnd"/>
+      <w:r>
+        <w:rPr>
+          <w:rFonts w:ascii="Calibri" w:hAnsi="Calibri" w:cs="Calibri"/>
+        </w:rPr>
+        <w:t xml:space="preserve"> and </w:t>
+      </w:r>
+      <w:proofErr w:type="spellStart"/>
+      <w:r>
+        <w:rPr>
+          <w:rFonts w:ascii="Calibri" w:hAnsi="Calibri" w:cs="Calibri"/>
+        </w:rPr>
+        <w:t>SaveXml</w:t>
+      </w:r>
+      <w:proofErr w:type="spellEnd"/>
+      <w:r>
+        <w:rPr>
+          <w:rFonts w:ascii="Calibri" w:hAnsi="Calibri" w:cs="Calibri"/>
+        </w:rPr>
+        <w:t xml:space="preserve"> functions are equivalent to </w:t>
       </w:r>
       <w:r>
         <w:rPr>
@@ -5011,7 +5604,21 @@
         <w:rPr>
           <w:rFonts w:ascii="Calibri" w:hAnsi="Calibri" w:cs="Calibri"/>
         </w:rPr>
-        <w:t xml:space="preserve">which provides a more secure and clear experience for development. The IValidationService interface handles the </w:t>
+        <w:t xml:space="preserve">which provides a more secure and clear experience for development. The </w:t>
+      </w:r>
+      <w:proofErr w:type="spellStart"/>
+      <w:r>
+        <w:rPr>
+          <w:rFonts w:ascii="Calibri" w:hAnsi="Calibri" w:cs="Calibri"/>
+        </w:rPr>
+        <w:t>IValidationService</w:t>
+      </w:r>
+      <w:proofErr w:type="spellEnd"/>
+      <w:r>
+        <w:rPr>
+          <w:rFonts w:ascii="Calibri" w:hAnsi="Calibri" w:cs="Calibri"/>
+        </w:rPr>
+        <w:t xml:space="preserve"> interface handles the </w:t>
       </w:r>
       <w:r>
         <w:rPr>
@@ -5033,6 +5640,7 @@
           <w:id w:val="2008546915"/>
           <w:citation/>
         </w:sdtPr>
+        <w:sdtEndPr/>
         <w:sdtContent>
           <w:r>
             <w:rPr>
@@ -5078,7 +5686,21 @@
         <w:rPr>
           <w:rFonts w:ascii="Calibri" w:hAnsi="Calibri" w:cs="Calibri"/>
         </w:rPr>
-        <w:t xml:space="preserve"> file that the system uses as a structure reference. It has no way to modify or replace the file, only the accessor file and a function to check the current active document against the schema for structure.</w:t>
+        <w:t xml:space="preserve"> file that the system uses as a structure reference. </w:t>
+      </w:r>
+      <w:proofErr w:type="gramStart"/>
+      <w:r>
+        <w:rPr>
+          <w:rFonts w:ascii="Calibri" w:hAnsi="Calibri" w:cs="Calibri"/>
+        </w:rPr>
+        <w:t>It has</w:t>
+      </w:r>
+      <w:proofErr w:type="gramEnd"/>
+      <w:r>
+        <w:rPr>
+          <w:rFonts w:ascii="Calibri" w:hAnsi="Calibri" w:cs="Calibri"/>
+        </w:rPr>
+        <w:t xml:space="preserve"> no way to modify or replace the file, only the accessor file and a function to check the current active document against the schema for structure.</w:t>
       </w:r>
       <w:r>
         <w:rPr>
@@ -5451,7 +6073,21 @@
         <w:rPr>
           <w:rFonts w:ascii="Calibri" w:hAnsi="Calibri" w:cs="Calibri"/>
         </w:rPr>
-        <w:t>Purpose: Clarify how structural and semantic validation were handled.</w:t>
+        <w:t xml:space="preserve">Purpose: Clarify how structural and semantic validation </w:t>
+      </w:r>
+      <w:proofErr w:type="gramStart"/>
+      <w:r>
+        <w:rPr>
+          <w:rFonts w:ascii="Calibri" w:hAnsi="Calibri" w:cs="Calibri"/>
+        </w:rPr>
+        <w:t>were</w:t>
+      </w:r>
+      <w:proofErr w:type="gramEnd"/>
+      <w:r>
+        <w:rPr>
+          <w:rFonts w:ascii="Calibri" w:hAnsi="Calibri" w:cs="Calibri"/>
+        </w:rPr>
+        <w:t xml:space="preserve"> handled.</w:t>
       </w:r>
     </w:p>
     <w:p>
@@ -5581,7 +6217,21 @@
         <w:rPr>
           <w:rFonts w:ascii="Calibri" w:hAnsi="Calibri" w:cs="Calibri"/>
         </w:rPr>
-        <w:t>How did you use MSTest to structure tests around namespaces and scenarios?</w:t>
+        <w:t xml:space="preserve">How did you use </w:t>
+      </w:r>
+      <w:proofErr w:type="spellStart"/>
+      <w:r>
+        <w:rPr>
+          <w:rFonts w:ascii="Calibri" w:hAnsi="Calibri" w:cs="Calibri"/>
+        </w:rPr>
+        <w:t>MSTest</w:t>
+      </w:r>
+      <w:proofErr w:type="spellEnd"/>
+      <w:r>
+        <w:rPr>
+          <w:rFonts w:ascii="Calibri" w:hAnsi="Calibri" w:cs="Calibri"/>
+        </w:rPr>
+        <w:t xml:space="preserve"> to structure tests around namespaces and scenarios?</w:t>
       </w:r>
     </w:p>
     <w:p>
@@ -5595,7 +6245,21 @@
         <w:rPr>
           <w:rFonts w:ascii="Calibri" w:hAnsi="Calibri" w:cs="Calibri"/>
         </w:rPr>
-        <w:t>What mocking strategy did you use with Moq, and why was it effective for bypassing UI components?</w:t>
+        <w:t xml:space="preserve">What mocking strategy did you use with </w:t>
+      </w:r>
+      <w:proofErr w:type="spellStart"/>
+      <w:r>
+        <w:rPr>
+          <w:rFonts w:ascii="Calibri" w:hAnsi="Calibri" w:cs="Calibri"/>
+        </w:rPr>
+        <w:t>Moq</w:t>
+      </w:r>
+      <w:proofErr w:type="spellEnd"/>
+      <w:r>
+        <w:rPr>
+          <w:rFonts w:ascii="Calibri" w:hAnsi="Calibri" w:cs="Calibri"/>
+        </w:rPr>
+        <w:t>, and why was it effective for bypassing UI components?</w:t>
       </w:r>
     </w:p>
     <w:p>
@@ -5689,7 +6353,21 @@
         <w:rPr>
           <w:rFonts w:ascii="Calibri" w:hAnsi="Calibri" w:cs="Calibri"/>
         </w:rPr>
-        <w:t>Why was WinForms selected over alternatives (WPF, web interface)?</w:t>
+        <w:t xml:space="preserve">Why </w:t>
+      </w:r>
+      <w:proofErr w:type="gramStart"/>
+      <w:r>
+        <w:rPr>
+          <w:rFonts w:ascii="Calibri" w:hAnsi="Calibri" w:cs="Calibri"/>
+        </w:rPr>
+        <w:t>was</w:t>
+      </w:r>
+      <w:proofErr w:type="gramEnd"/>
+      <w:r>
+        <w:rPr>
+          <w:rFonts w:ascii="Calibri" w:hAnsi="Calibri" w:cs="Calibri"/>
+        </w:rPr>
+        <w:t xml:space="preserve"> WinForms selected over alternatives (WPF, web interface)?</w:t>
       </w:r>
     </w:p>
     <w:p>
@@ -5742,7 +6420,21 @@
         <w:rPr>
           <w:rFonts w:ascii="Calibri" w:hAnsi="Calibri" w:cs="Calibri"/>
         </w:rPr>
-        <w:t>Why Moq instead of other mocking frameworks?</w:t>
+        <w:t xml:space="preserve">Why </w:t>
+      </w:r>
+      <w:proofErr w:type="spellStart"/>
+      <w:r>
+        <w:rPr>
+          <w:rFonts w:ascii="Calibri" w:hAnsi="Calibri" w:cs="Calibri"/>
+        </w:rPr>
+        <w:t>Moq</w:t>
+      </w:r>
+      <w:proofErr w:type="spellEnd"/>
+      <w:r>
+        <w:rPr>
+          <w:rFonts w:ascii="Calibri" w:hAnsi="Calibri" w:cs="Calibri"/>
+        </w:rPr>
+        <w:t xml:space="preserve"> instead of other mocking frameworks?</w:t>
       </w:r>
     </w:p>
     <w:p>
@@ -6032,7 +6724,21 @@
         <w:rPr>
           <w:rFonts w:ascii="Calibri" w:hAnsi="Calibri" w:cs="Calibri"/>
         </w:rPr>
-        <w:t>The tests are written in C# utilizing MSTest, and are split into 3 different namespaces:</w:t>
+        <w:t xml:space="preserve">The tests are written in C# utilizing </w:t>
+      </w:r>
+      <w:proofErr w:type="spellStart"/>
+      <w:r>
+        <w:rPr>
+          <w:rFonts w:ascii="Calibri" w:hAnsi="Calibri" w:cs="Calibri"/>
+        </w:rPr>
+        <w:t>MSTest</w:t>
+      </w:r>
+      <w:proofErr w:type="spellEnd"/>
+      <w:r>
+        <w:rPr>
+          <w:rFonts w:ascii="Calibri" w:hAnsi="Calibri" w:cs="Calibri"/>
+        </w:rPr>
+        <w:t>, and are split into 3 different namespaces:</w:t>
       </w:r>
     </w:p>
     <w:p>
@@ -6073,12 +6779,14 @@
           <w:rFonts w:ascii="Calibri" w:hAnsi="Calibri" w:cs="Calibri"/>
         </w:rPr>
       </w:pPr>
+      <w:proofErr w:type="spellStart"/>
       <w:r>
         <w:rPr>
           <w:rFonts w:ascii="Calibri" w:hAnsi="Calibri" w:cs="Calibri"/>
         </w:rPr>
         <w:t>ExecuteTests</w:t>
       </w:r>
+      <w:proofErr w:type="spellEnd"/>
     </w:p>
     <w:p>
       <w:pPr>
@@ -6159,12 +6867,14 @@
           <w:rFonts w:ascii="Calibri" w:hAnsi="Calibri" w:cs="Calibri"/>
         </w:rPr>
       </w:pPr>
+      <w:proofErr w:type="spellStart"/>
       <w:r>
         <w:rPr>
           <w:rFonts w:ascii="Calibri" w:hAnsi="Calibri" w:cs="Calibri"/>
         </w:rPr>
         <w:t>XMLHandlerTests</w:t>
       </w:r>
+      <w:proofErr w:type="spellEnd"/>
     </w:p>
     <w:p>
       <w:pPr>
@@ -6263,12 +6973,14 @@
           <w:rFonts w:ascii="Calibri" w:hAnsi="Calibri" w:cs="Calibri"/>
         </w:rPr>
       </w:pPr>
+      <w:proofErr w:type="spellStart"/>
       <w:r>
         <w:rPr>
           <w:rFonts w:ascii="Calibri" w:hAnsi="Calibri" w:cs="Calibri"/>
         </w:rPr>
         <w:t>GuiTesting</w:t>
       </w:r>
+      <w:proofErr w:type="spellEnd"/>
     </w:p>
     <w:p>
       <w:pPr>
@@ -6304,7 +7016,21 @@
         <w:rPr>
           <w:rFonts w:ascii="Calibri" w:hAnsi="Calibri" w:cs="Calibri"/>
         </w:rPr>
-        <w:t>Utilizes FLAUI to automate gui window testing</w:t>
+        <w:t xml:space="preserve">Utilizes FLAUI to automate </w:t>
+      </w:r>
+      <w:proofErr w:type="spellStart"/>
+      <w:r>
+        <w:rPr>
+          <w:rFonts w:ascii="Calibri" w:hAnsi="Calibri" w:cs="Calibri"/>
+        </w:rPr>
+        <w:t>gui</w:t>
+      </w:r>
+      <w:proofErr w:type="spellEnd"/>
+      <w:r>
+        <w:rPr>
+          <w:rFonts w:ascii="Calibri" w:hAnsi="Calibri" w:cs="Calibri"/>
+        </w:rPr>
+        <w:t xml:space="preserve"> window testing</w:t>
       </w:r>
     </w:p>
     <w:p>
@@ -6388,7 +7114,25 @@
           <w:b/>
           <w:bCs/>
         </w:rPr>
-        <w:t>6.4.1 MSTest structure</w:t>
+        <w:t xml:space="preserve">6.4.1 </w:t>
+      </w:r>
+      <w:proofErr w:type="spellStart"/>
+      <w:r>
+        <w:rPr>
+          <w:rFonts w:ascii="Calibri" w:hAnsi="Calibri" w:cs="Calibri"/>
+          <w:b/>
+          <w:bCs/>
+        </w:rPr>
+        <w:t>MSTest</w:t>
+      </w:r>
+      <w:proofErr w:type="spellEnd"/>
+      <w:r>
+        <w:rPr>
+          <w:rFonts w:ascii="Calibri" w:hAnsi="Calibri" w:cs="Calibri"/>
+          <w:b/>
+          <w:bCs/>
+        </w:rPr>
+        <w:t xml:space="preserve"> structure</w:t>
       </w:r>
     </w:p>
     <w:p>
@@ -6473,7 +7217,7 @@
     <w:sdt>
       <w:sdtPr>
         <w:rPr>
-          <w:rFonts w:eastAsiaTheme="minorHAnsi"/>
+          <w:rFonts w:asciiTheme="minorHAnsi" w:eastAsiaTheme="minorHAnsi" w:hAnsiTheme="minorHAnsi" w:cstheme="minorBidi"/>
           <w:b w:val="0"/>
           <w:bCs w:val="0"/>
         </w:rPr>
@@ -6771,14 +7515,16 @@
         <w:rPr>
           <w:rFonts w:ascii="Calibri" w:hAnsi="Calibri" w:cs="Calibri"/>
         </w:rPr>
-        <w:t>Programmable Logic Controller</w:t>
-      </w:r>
-      <w:r>
-        <w:rPr>
-          <w:rFonts w:ascii="Calibri" w:hAnsi="Calibri" w:cs="Calibri"/>
-        </w:rPr>
-        <w:br/>
-      </w:r>
+        <w:t xml:space="preserve">Programmable Logic </w:t>
+      </w:r>
+      <w:proofErr w:type="spellStart"/>
+      <w:r>
+        <w:rPr>
+          <w:rFonts w:ascii="Calibri" w:hAnsi="Calibri" w:cs="Calibri"/>
+        </w:rPr>
+        <w:t>Controlle</w:t>
+      </w:r>
+      <w:proofErr w:type="spellEnd"/>
     </w:p>
     <w:p>
       <w:pPr>
@@ -7005,383 +7751,24 @@
         </w:drawing>
       </w:r>
     </w:p>
-    <w:tbl>
-      <w:tblPr>
-        <w:tblStyle w:val="TableGrid"/>
-        <w:tblW w:w="0" w:type="auto"/>
-        <w:tblLook w:val="04A0" w:firstRow="1" w:lastRow="0" w:firstColumn="1" w:lastColumn="0" w:noHBand="0" w:noVBand="1"/>
-      </w:tblPr>
-      <w:tblGrid>
-        <w:gridCol w:w="3756"/>
-        <w:gridCol w:w="4848"/>
-      </w:tblGrid>
-      <w:tr>
-        <w:tc>
-          <w:tcPr>
-            <w:tcW w:w="3099" w:type="dxa"/>
-            <w:tcBorders>
-              <w:top w:val="nil"/>
-              <w:left w:val="nil"/>
-              <w:bottom w:val="nil"/>
-              <w:right w:val="nil"/>
-            </w:tcBorders>
-          </w:tcPr>
-          <w:p>
-            <w:pPr>
-              <w:keepNext/>
-              <w:rPr>
-                <w:rFonts w:ascii="Calibri" w:hAnsi="Calibri" w:cs="Calibri"/>
-              </w:rPr>
-            </w:pPr>
-            <w:r>
-              <w:rPr>
-                <w:rFonts w:ascii="Calibri" w:hAnsi="Calibri" w:cs="Calibri"/>
-                <w:noProof/>
-              </w:rPr>
-              <w:lastRenderedPageBreak/>
-              <w:drawing>
-                <wp:anchor distT="0" distB="0" distL="114300" distR="114300" simplePos="0" relativeHeight="251658252" behindDoc="0" locked="0" layoutInCell="1" allowOverlap="1" wp14:anchorId="523708DF" wp14:editId="2D78BA0F">
-                  <wp:simplePos x="0" y="0"/>
-                  <wp:positionH relativeFrom="column">
-                    <wp:posOffset>-635</wp:posOffset>
-                  </wp:positionH>
-                  <wp:positionV relativeFrom="paragraph">
-                    <wp:posOffset>0</wp:posOffset>
-                  </wp:positionV>
-                  <wp:extent cx="2244725" cy="7090410"/>
-                  <wp:effectExtent l="0" t="0" r="3175" b="0"/>
-                  <wp:wrapTopAndBottom/>
-                  <wp:docPr id="1674304606" name="Picture 28"/>
-                  <wp:cNvGraphicFramePr>
-                    <a:graphicFrameLocks xmlns:a="http://schemas.openxmlformats.org/drawingml/2006/main" noChangeAspect="1"/>
-                  </wp:cNvGraphicFramePr>
-                  <a:graphic xmlns:a="http://schemas.openxmlformats.org/drawingml/2006/main">
-                    <a:graphicData uri="http://schemas.openxmlformats.org/drawingml/2006/picture">
-                      <pic:pic xmlns:pic="http://schemas.openxmlformats.org/drawingml/2006/picture">
-                        <pic:nvPicPr>
-                          <pic:cNvPr id="0" name="Picture 102"/>
-                          <pic:cNvPicPr>
-                            <a:picLocks noChangeAspect="1" noChangeArrowheads="1"/>
-                          </pic:cNvPicPr>
-                        </pic:nvPicPr>
-                        <pic:blipFill>
-                          <a:blip r:embed="rId28">
-                            <a:extLst>
-                              <a:ext uri="{28A0092B-C50C-407E-A947-70E740481C1C}">
-                                <a14:useLocalDpi xmlns:a14="http://schemas.microsoft.com/office/drawing/2010/main" val="0"/>
-                              </a:ext>
-                            </a:extLst>
-                          </a:blip>
-                          <a:srcRect/>
-                          <a:stretch>
-                            <a:fillRect/>
-                          </a:stretch>
-                        </pic:blipFill>
-                        <pic:spPr bwMode="auto">
-                          <a:xfrm>
-                            <a:off x="0" y="0"/>
-                            <a:ext cx="2244725" cy="7090410"/>
-                          </a:xfrm>
-                          <a:prstGeom prst="rect">
-                            <a:avLst/>
-                          </a:prstGeom>
-                          <a:noFill/>
-                          <a:ln>
-                            <a:noFill/>
-                          </a:ln>
-                        </pic:spPr>
-                      </pic:pic>
-                    </a:graphicData>
-                  </a:graphic>
-                </wp:anchor>
-              </w:drawing>
-            </w:r>
-          </w:p>
-          <w:p>
-            <w:pPr>
-              <w:pStyle w:val="Caption"/>
-              <w:rPr>
-                <w:rFonts w:ascii="Calibri" w:hAnsi="Calibri" w:cs="Calibri"/>
-              </w:rPr>
-            </w:pPr>
-            <w:r>
-              <w:rPr>
-                <w:rFonts w:ascii="Calibri" w:hAnsi="Calibri" w:cs="Calibri"/>
-              </w:rPr>
-              <w:t xml:space="preserve">Class Card </w:t>
-            </w:r>
-            <w:r>
-              <w:rPr>
-                <w:rFonts w:ascii="Calibri" w:hAnsi="Calibri" w:cs="Calibri"/>
-              </w:rPr>
-              <w:fldChar w:fldCharType="begin"/>
-            </w:r>
-            <w:r>
-              <w:rPr>
-                <w:rFonts w:ascii="Calibri" w:hAnsi="Calibri" w:cs="Calibri"/>
-              </w:rPr>
-              <w:instrText xml:space="preserve"> SEQ Class_Card \* ARABIC </w:instrText>
-            </w:r>
-            <w:r>
-              <w:rPr>
-                <w:rFonts w:ascii="Calibri" w:hAnsi="Calibri" w:cs="Calibri"/>
-              </w:rPr>
-              <w:fldChar w:fldCharType="separate"/>
-            </w:r>
-            <w:r>
-              <w:rPr>
-                <w:rFonts w:ascii="Calibri" w:hAnsi="Calibri" w:cs="Calibri"/>
-                <w:noProof/>
-              </w:rPr>
-              <w:t>1</w:t>
-            </w:r>
-            <w:r>
-              <w:rPr>
-                <w:rFonts w:ascii="Calibri" w:hAnsi="Calibri" w:cs="Calibri"/>
-              </w:rPr>
-              <w:fldChar w:fldCharType="end"/>
-            </w:r>
-            <w:r>
-              <w:rPr>
-                <w:rFonts w:ascii="Calibri" w:hAnsi="Calibri" w:cs="Calibri"/>
-              </w:rPr>
-              <w:t>: ActionSelect</w:t>
-            </w:r>
-          </w:p>
-        </w:tc>
-        <w:tc>
-          <w:tcPr>
-            <w:tcW w:w="3762" w:type="dxa"/>
-            <w:tcBorders>
-              <w:top w:val="nil"/>
-              <w:left w:val="nil"/>
-              <w:bottom w:val="nil"/>
-              <w:right w:val="nil"/>
-            </w:tcBorders>
-          </w:tcPr>
-          <w:p>
-            <w:pPr>
-              <w:keepNext/>
-              <w:rPr>
-                <w:rFonts w:ascii="Calibri" w:hAnsi="Calibri" w:cs="Calibri"/>
-              </w:rPr>
-            </w:pPr>
-            <w:r>
-              <w:rPr>
-                <w:rFonts w:ascii="Calibri" w:hAnsi="Calibri" w:cs="Calibri"/>
-                <w:noProof/>
-              </w:rPr>
-              <mc:AlternateContent>
-                <mc:Choice Requires="wps">
-                  <w:drawing>
-                    <wp:anchor distT="0" distB="0" distL="114300" distR="114300" simplePos="0" relativeHeight="251658251" behindDoc="0" locked="0" layoutInCell="1" allowOverlap="1" wp14:anchorId="0785D32C" wp14:editId="75C8A542">
-                      <wp:simplePos x="0" y="0"/>
-                      <wp:positionH relativeFrom="column">
-                        <wp:posOffset>133637</wp:posOffset>
-                      </wp:positionH>
-                      <wp:positionV relativeFrom="paragraph">
-                        <wp:posOffset>5250467</wp:posOffset>
-                      </wp:positionV>
-                      <wp:extent cx="2251710" cy="635"/>
-                      <wp:effectExtent l="0" t="0" r="0" b="0"/>
-                      <wp:wrapTopAndBottom/>
-                      <wp:docPr id="1388472727" name="Text Box 1"/>
-                      <wp:cNvGraphicFramePr/>
-                      <a:graphic xmlns:a="http://schemas.openxmlformats.org/drawingml/2006/main">
-                        <a:graphicData uri="http://schemas.microsoft.com/office/word/2010/wordprocessingShape">
-                          <wps:wsp>
-                            <wps:cNvSpPr txBox="1"/>
-                            <wps:spPr>
-                              <a:xfrm>
-                                <a:off x="0" y="0"/>
-                                <a:ext cx="2251710" cy="635"/>
-                              </a:xfrm>
-                              <a:prstGeom prst="rect">
-                                <a:avLst/>
-                              </a:prstGeom>
-                              <a:solidFill>
-                                <a:prstClr val="white"/>
-                              </a:solidFill>
-                              <a:ln>
-                                <a:noFill/>
-                              </a:ln>
-                            </wps:spPr>
-                            <wps:txbx>
-                              <w:txbxContent>
-                                <w:p>
-                                  <w:pPr>
-                                    <w:pStyle w:val="Caption"/>
-                                    <w:rPr>
-                                      <w:noProof/>
-                                    </w:rPr>
-                                  </w:pPr>
-                                  <w:r>
-                                    <w:t xml:space="preserve">Class Card </w:t>
-                                  </w:r>
-                                  <w:r>
-                                    <w:fldChar w:fldCharType="begin"/>
-                                  </w:r>
-                                  <w:r>
-                                    <w:instrText xml:space="preserve"> SEQ Class_Card \* ARABIC </w:instrText>
-                                  </w:r>
-                                  <w:r>
-                                    <w:fldChar w:fldCharType="separate"/>
-                                  </w:r>
-                                  <w:r>
-                                    <w:rPr>
-                                      <w:noProof/>
-                                    </w:rPr>
-                                    <w:t>2</w:t>
-                                  </w:r>
-                                  <w:r>
-                                    <w:fldChar w:fldCharType="end"/>
-                                  </w:r>
-                                  <w:r>
-                                    <w:t>: TextInput</w:t>
-                                  </w:r>
-                                </w:p>
-                              </w:txbxContent>
-                            </wps:txbx>
-                            <wps:bodyPr rot="0" spcFirstLastPara="0" vertOverflow="overflow" horzOverflow="overflow" vert="horz" wrap="square" lIns="0" tIns="0" rIns="0" bIns="0" numCol="1" spcCol="0" rtlCol="0" fromWordArt="0" anchor="t" anchorCtr="0" forceAA="0" compatLnSpc="1">
-                              <a:prstTxWarp prst="textNoShape">
-                                <a:avLst/>
-                              </a:prstTxWarp>
-                              <a:spAutoFit/>
-                            </wps:bodyPr>
-                          </wps:wsp>
-                        </a:graphicData>
-                      </a:graphic>
-                    </wp:anchor>
-                  </w:drawing>
-                </mc:Choice>
-                <mc:Fallback>
-                  <w:pict>
-                    <v:shape w14:anchorId="0785D32C" id="_x0000_s1027" type="#_x0000_t202" style="position:absolute;margin-left:10.5pt;margin-top:413.4pt;width:177.3pt;height:.05pt;z-index:251658251;visibility:visible;mso-wrap-style:square;mso-wrap-distance-left:9pt;mso-wrap-distance-top:0;mso-wrap-distance-right:9pt;mso-wrap-distance-bottom:0;mso-position-horizontal:absolute;mso-position-horizontal-relative:text;mso-position-vertical:absolute;mso-position-vertical-relative:text;v-text-anchor:top" o:gfxdata="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" stroked="f">
-                      <v:textbox style="mso-fit-shape-to-text:t" inset="0,0,0,0">
-                        <w:txbxContent>
-                          <w:p>
-                            <w:pPr>
-                              <w:pStyle w:val="Caption"/>
-                              <w:rPr>
-                                <w:noProof/>
-                              </w:rPr>
-                            </w:pPr>
-                            <w:r>
-                              <w:t xml:space="preserve">Class Card </w:t>
-                            </w:r>
-                            <w:r>
-                              <w:fldChar w:fldCharType="begin"/>
-                            </w:r>
-                            <w:r>
-                              <w:instrText xml:space="preserve"> SEQ Class_Card \* ARABIC </w:instrText>
-                            </w:r>
-                            <w:r>
-                              <w:fldChar w:fldCharType="separate"/>
-                            </w:r>
-                            <w:r>
-                              <w:rPr>
-                                <w:noProof/>
-                              </w:rPr>
-                              <w:t>2</w:t>
-                            </w:r>
-                            <w:r>
-                              <w:fldChar w:fldCharType="end"/>
-                            </w:r>
-                            <w:r>
-                              <w:t>: TextInput</w:t>
-                            </w:r>
-                          </w:p>
-                        </w:txbxContent>
-                      </v:textbox>
-                      <w10:wrap type="topAndBottom"/>
-                    </v:shape>
-                  </w:pict>
-                </mc:Fallback>
-              </mc:AlternateContent>
-            </w:r>
-            <w:r>
-              <w:rPr>
-                <w:rFonts w:ascii="Calibri" w:hAnsi="Calibri" w:cs="Calibri"/>
-                <w:noProof/>
-              </w:rPr>
-              <w:drawing>
-                <wp:anchor distT="0" distB="0" distL="114300" distR="114300" simplePos="0" relativeHeight="251658250" behindDoc="0" locked="0" layoutInCell="1" allowOverlap="1" wp14:anchorId="09471090" wp14:editId="01CECE2F">
-                  <wp:simplePos x="0" y="0"/>
-                  <wp:positionH relativeFrom="column">
-                    <wp:posOffset>-65405</wp:posOffset>
-                  </wp:positionH>
-                  <wp:positionV relativeFrom="page">
-                    <wp:posOffset>0</wp:posOffset>
-                  </wp:positionV>
-                  <wp:extent cx="2941320" cy="5330825"/>
-                  <wp:effectExtent l="0" t="0" r="0" b="3175"/>
-                  <wp:wrapTopAndBottom/>
-                  <wp:docPr id="1284218575" name="Picture 30"/>
-                  <wp:cNvGraphicFramePr>
-                    <a:graphicFrameLocks xmlns:a="http://schemas.openxmlformats.org/drawingml/2006/main" noChangeAspect="1"/>
-                  </wp:cNvGraphicFramePr>
-                  <a:graphic xmlns:a="http://schemas.openxmlformats.org/drawingml/2006/main">
-                    <a:graphicData uri="http://schemas.openxmlformats.org/drawingml/2006/picture">
-                      <pic:pic xmlns:pic="http://schemas.openxmlformats.org/drawingml/2006/picture">
-                        <pic:nvPicPr>
-                          <pic:cNvPr id="0" name="Picture 104"/>
-                          <pic:cNvPicPr>
-                            <a:picLocks noChangeAspect="1" noChangeArrowheads="1"/>
-                          </pic:cNvPicPr>
-                        </pic:nvPicPr>
-                        <pic:blipFill>
-                          <a:blip r:embed="rId29">
-                            <a:extLst>
-                              <a:ext uri="{28A0092B-C50C-407E-A947-70E740481C1C}">
-                                <a14:useLocalDpi xmlns:a14="http://schemas.microsoft.com/office/drawing/2010/main" val="0"/>
-                              </a:ext>
-                            </a:extLst>
-                          </a:blip>
-                          <a:srcRect/>
-                          <a:stretch>
-                            <a:fillRect/>
-                          </a:stretch>
-                        </pic:blipFill>
-                        <pic:spPr bwMode="auto">
-                          <a:xfrm>
-                            <a:off x="0" y="0"/>
-                            <a:ext cx="2941320" cy="5330825"/>
-                          </a:xfrm>
-                          <a:prstGeom prst="rect">
-                            <a:avLst/>
-                          </a:prstGeom>
-                          <a:noFill/>
-                          <a:ln>
-                            <a:noFill/>
-                          </a:ln>
-                        </pic:spPr>
-                      </pic:pic>
-                    </a:graphicData>
-                  </a:graphic>
-                  <wp14:sizeRelH relativeFrom="margin">
-                    <wp14:pctWidth>0</wp14:pctWidth>
-                  </wp14:sizeRelH>
-                  <wp14:sizeRelV relativeFrom="margin">
-                    <wp14:pctHeight>0</wp14:pctHeight>
-                  </wp14:sizeRelV>
-                </wp:anchor>
-              </w:drawing>
-            </w:r>
-          </w:p>
-        </w:tc>
-      </w:tr>
-    </w:tbl>
     <w:p>
       <w:pPr>
-        <w:keepNext/>
-        <w:rPr>
-          <w:rFonts w:ascii="Calibri" w:hAnsi="Calibri" w:cs="Calibri"/>
-        </w:rPr>
-      </w:pPr>
+        <w:pStyle w:val="Caption"/>
+        <w:rPr>
+          <w:rFonts w:ascii="Calibri" w:hAnsi="Calibri" w:cs="Calibri"/>
+        </w:rPr>
+      </w:pPr>
+      <w:r>
+        <w:rPr>
+          <w:rFonts w:ascii="Calibri" w:hAnsi="Calibri" w:cs="Calibri"/>
+        </w:rPr>
+        <w:lastRenderedPageBreak/>
+        <w:t xml:space="preserve"> </w:t>
+      </w:r>
     </w:p>
     <w:p>
       <w:pPr>
-        <w:keepNext/>
+        <w:pStyle w:val="Caption"/>
         <w:rPr>
           <w:rFonts w:ascii="Calibri" w:hAnsi="Calibri" w:cs="Calibri"/>
         </w:rPr>
@@ -7389,631 +7776,6 @@
     </w:p>
     <w:p>
       <w:pPr>
-        <w:keepNext/>
-        <w:rPr>
-          <w:rFonts w:ascii="Calibri" w:hAnsi="Calibri" w:cs="Calibri"/>
-        </w:rPr>
-      </w:pPr>
-    </w:p>
-    <w:tbl>
-      <w:tblPr>
-        <w:tblStyle w:val="TableGrid"/>
-        <w:tblW w:w="0" w:type="auto"/>
-        <w:tblLook w:val="0480" w:firstRow="0" w:lastRow="0" w:firstColumn="1" w:lastColumn="0" w:noHBand="0" w:noVBand="1"/>
-      </w:tblPr>
-      <w:tblGrid>
-        <w:gridCol w:w="4451"/>
-        <w:gridCol w:w="4189"/>
-      </w:tblGrid>
-      <w:tr>
-        <w:trPr>
-          <w:trHeight w:val="6808"/>
-        </w:trPr>
-        <w:tc>
-          <w:tcPr>
-            <w:tcW w:w="4663" w:type="dxa"/>
-            <w:tcBorders>
-              <w:top w:val="nil"/>
-              <w:left w:val="nil"/>
-              <w:bottom w:val="nil"/>
-              <w:right w:val="nil"/>
-            </w:tcBorders>
-          </w:tcPr>
-          <w:p>
-            <w:pPr>
-              <w:keepNext/>
-              <w:rPr>
-                <w:rFonts w:ascii="Calibri" w:hAnsi="Calibri" w:cs="Calibri"/>
-              </w:rPr>
-            </w:pPr>
-            <w:r>
-              <w:rPr>
-                <w:rFonts w:ascii="Calibri" w:hAnsi="Calibri" w:cs="Calibri"/>
-                <w:noProof/>
-              </w:rPr>
-              <w:drawing>
-                <wp:anchor distT="0" distB="0" distL="114300" distR="114300" simplePos="0" relativeHeight="251658253" behindDoc="0" locked="0" layoutInCell="1" allowOverlap="1" wp14:anchorId="36CA0A5D" wp14:editId="03D0A689">
-                  <wp:simplePos x="0" y="0"/>
-                  <wp:positionH relativeFrom="column">
-                    <wp:posOffset>-2540</wp:posOffset>
-                  </wp:positionH>
-                  <wp:positionV relativeFrom="paragraph">
-                    <wp:posOffset>0</wp:posOffset>
-                  </wp:positionV>
-                  <wp:extent cx="2903855" cy="4371975"/>
-                  <wp:effectExtent l="0" t="0" r="0" b="9525"/>
-                  <wp:wrapTopAndBottom/>
-                  <wp:docPr id="560821746" name="Picture 29"/>
-                  <wp:cNvGraphicFramePr>
-                    <a:graphicFrameLocks xmlns:a="http://schemas.openxmlformats.org/drawingml/2006/main" noChangeAspect="1"/>
-                  </wp:cNvGraphicFramePr>
-                  <a:graphic xmlns:a="http://schemas.openxmlformats.org/drawingml/2006/main">
-                    <a:graphicData uri="http://schemas.openxmlformats.org/drawingml/2006/picture">
-                      <pic:pic xmlns:pic="http://schemas.openxmlformats.org/drawingml/2006/picture">
-                        <pic:nvPicPr>
-                          <pic:cNvPr id="0" name="Picture 103"/>
-                          <pic:cNvPicPr>
-                            <a:picLocks noChangeAspect="1" noChangeArrowheads="1"/>
-                          </pic:cNvPicPr>
-                        </pic:nvPicPr>
-                        <pic:blipFill>
-                          <a:blip r:embed="rId30">
-                            <a:extLst>
-                              <a:ext uri="{28A0092B-C50C-407E-A947-70E740481C1C}">
-                                <a14:useLocalDpi xmlns:a14="http://schemas.microsoft.com/office/drawing/2010/main" val="0"/>
-                              </a:ext>
-                            </a:extLst>
-                          </a:blip>
-                          <a:srcRect/>
-                          <a:stretch>
-                            <a:fillRect/>
-                          </a:stretch>
-                        </pic:blipFill>
-                        <pic:spPr bwMode="auto">
-                          <a:xfrm>
-                            <a:off x="0" y="0"/>
-                            <a:ext cx="2903855" cy="4371975"/>
-                          </a:xfrm>
-                          <a:prstGeom prst="rect">
-                            <a:avLst/>
-                          </a:prstGeom>
-                          <a:noFill/>
-                          <a:ln>
-                            <a:noFill/>
-                          </a:ln>
-                        </pic:spPr>
-                      </pic:pic>
-                    </a:graphicData>
-                  </a:graphic>
-                  <wp14:sizeRelH relativeFrom="margin">
-                    <wp14:pctWidth>0</wp14:pctWidth>
-                  </wp14:sizeRelH>
-                  <wp14:sizeRelV relativeFrom="margin">
-                    <wp14:pctHeight>0</wp14:pctHeight>
-                  </wp14:sizeRelV>
-                </wp:anchor>
-              </w:drawing>
-            </w:r>
-          </w:p>
-          <w:p>
-            <w:pPr>
-              <w:pStyle w:val="Caption"/>
-              <w:rPr>
-                <w:rFonts w:ascii="Calibri" w:hAnsi="Calibri" w:cs="Calibri"/>
-              </w:rPr>
-            </w:pPr>
-            <w:r>
-              <w:rPr>
-                <w:rFonts w:ascii="Calibri" w:hAnsi="Calibri" w:cs="Calibri"/>
-              </w:rPr>
-              <w:t xml:space="preserve">Class Card </w:t>
-            </w:r>
-            <w:r>
-              <w:rPr>
-                <w:rFonts w:ascii="Calibri" w:hAnsi="Calibri" w:cs="Calibri"/>
-              </w:rPr>
-              <w:fldChar w:fldCharType="begin"/>
-            </w:r>
-            <w:r>
-              <w:rPr>
-                <w:rFonts w:ascii="Calibri" w:hAnsi="Calibri" w:cs="Calibri"/>
-              </w:rPr>
-              <w:instrText xml:space="preserve"> SEQ Class_Card \* ARABIC </w:instrText>
-            </w:r>
-            <w:r>
-              <w:rPr>
-                <w:rFonts w:ascii="Calibri" w:hAnsi="Calibri" w:cs="Calibri"/>
-              </w:rPr>
-              <w:fldChar w:fldCharType="separate"/>
-            </w:r>
-            <w:r>
-              <w:rPr>
-                <w:rFonts w:ascii="Calibri" w:hAnsi="Calibri" w:cs="Calibri"/>
-                <w:noProof/>
-              </w:rPr>
-              <w:t>3</w:t>
-            </w:r>
-            <w:r>
-              <w:rPr>
-                <w:rFonts w:ascii="Calibri" w:hAnsi="Calibri" w:cs="Calibri"/>
-              </w:rPr>
-              <w:fldChar w:fldCharType="end"/>
-            </w:r>
-            <w:r>
-              <w:rPr>
-                <w:rFonts w:ascii="Calibri" w:hAnsi="Calibri" w:cs="Calibri"/>
-              </w:rPr>
-              <w:t>: DropdownGui</w:t>
-            </w:r>
-          </w:p>
-        </w:tc>
-        <w:tc>
-          <w:tcPr>
-            <w:tcW w:w="4591" w:type="dxa"/>
-            <w:tcBorders>
-              <w:top w:val="nil"/>
-              <w:left w:val="nil"/>
-              <w:bottom w:val="nil"/>
-              <w:right w:val="nil"/>
-            </w:tcBorders>
-          </w:tcPr>
-          <w:p>
-            <w:pPr>
-              <w:keepNext/>
-              <w:rPr>
-                <w:rFonts w:ascii="Calibri" w:hAnsi="Calibri" w:cs="Calibri"/>
-              </w:rPr>
-            </w:pPr>
-            <w:r>
-              <w:rPr>
-                <w:rFonts w:ascii="Calibri" w:hAnsi="Calibri" w:cs="Calibri"/>
-                <w:noProof/>
-              </w:rPr>
-              <w:drawing>
-                <wp:anchor distT="0" distB="0" distL="114300" distR="114300" simplePos="0" relativeHeight="251658254" behindDoc="0" locked="0" layoutInCell="1" allowOverlap="1" wp14:anchorId="57B9F088" wp14:editId="46499FDE">
-                  <wp:simplePos x="0" y="0"/>
-                  <wp:positionH relativeFrom="column">
-                    <wp:posOffset>-6141</wp:posOffset>
-                  </wp:positionH>
-                  <wp:positionV relativeFrom="paragraph">
-                    <wp:posOffset>209</wp:posOffset>
-                  </wp:positionV>
-                  <wp:extent cx="2717321" cy="4479907"/>
-                  <wp:effectExtent l="0" t="0" r="6985" b="0"/>
-                  <wp:wrapTopAndBottom/>
-                  <wp:docPr id="2079979879" name="Picture 1"/>
-                  <wp:cNvGraphicFramePr>
-                    <a:graphicFrameLocks xmlns:a="http://schemas.openxmlformats.org/drawingml/2006/main" noChangeAspect="1"/>
-                  </wp:cNvGraphicFramePr>
-                  <a:graphic xmlns:a="http://schemas.openxmlformats.org/drawingml/2006/main">
-                    <a:graphicData uri="http://schemas.openxmlformats.org/drawingml/2006/picture">
-                      <pic:pic xmlns:pic="http://schemas.openxmlformats.org/drawingml/2006/picture">
-                        <pic:nvPicPr>
-                          <pic:cNvPr id="2079979879" name=""/>
-                          <pic:cNvPicPr/>
-                        </pic:nvPicPr>
-                        <pic:blipFill>
-                          <a:blip r:embed="rId31">
-                            <a:extLst>
-                              <a:ext uri="{28A0092B-C50C-407E-A947-70E740481C1C}">
-                                <a14:useLocalDpi xmlns:a14="http://schemas.microsoft.com/office/drawing/2010/main" val="0"/>
-                              </a:ext>
-                            </a:extLst>
-                          </a:blip>
-                          <a:stretch>
-                            <a:fillRect/>
-                          </a:stretch>
-                        </pic:blipFill>
-                        <pic:spPr>
-                          <a:xfrm>
-                            <a:off x="0" y="0"/>
-                            <a:ext cx="2717321" cy="4479907"/>
-                          </a:xfrm>
-                          <a:prstGeom prst="rect">
-                            <a:avLst/>
-                          </a:prstGeom>
-                        </pic:spPr>
-                      </pic:pic>
-                    </a:graphicData>
-                  </a:graphic>
-                </wp:anchor>
-              </w:drawing>
-            </w:r>
-          </w:p>
-          <w:p>
-            <w:pPr>
-              <w:pStyle w:val="Caption"/>
-              <w:rPr>
-                <w:rFonts w:ascii="Calibri" w:hAnsi="Calibri" w:cs="Calibri"/>
-              </w:rPr>
-            </w:pPr>
-            <w:r>
-              <w:rPr>
-                <w:rFonts w:ascii="Calibri" w:hAnsi="Calibri" w:cs="Calibri"/>
-              </w:rPr>
-              <w:t xml:space="preserve">Class Card </w:t>
-            </w:r>
-            <w:r>
-              <w:rPr>
-                <w:rFonts w:ascii="Calibri" w:hAnsi="Calibri" w:cs="Calibri"/>
-              </w:rPr>
-              <w:fldChar w:fldCharType="begin"/>
-            </w:r>
-            <w:r>
-              <w:rPr>
-                <w:rFonts w:ascii="Calibri" w:hAnsi="Calibri" w:cs="Calibri"/>
-              </w:rPr>
-              <w:instrText xml:space="preserve"> SEQ Class_Card \* ARABIC </w:instrText>
-            </w:r>
-            <w:r>
-              <w:rPr>
-                <w:rFonts w:ascii="Calibri" w:hAnsi="Calibri" w:cs="Calibri"/>
-              </w:rPr>
-              <w:fldChar w:fldCharType="separate"/>
-            </w:r>
-            <w:r>
-              <w:rPr>
-                <w:rFonts w:ascii="Calibri" w:hAnsi="Calibri" w:cs="Calibri"/>
-                <w:noProof/>
-              </w:rPr>
-              <w:t>4</w:t>
-            </w:r>
-            <w:r>
-              <w:rPr>
-                <w:rFonts w:ascii="Calibri" w:hAnsi="Calibri" w:cs="Calibri"/>
-              </w:rPr>
-              <w:fldChar w:fldCharType="end"/>
-            </w:r>
-            <w:r>
-              <w:rPr>
-                <w:rFonts w:ascii="Calibri" w:hAnsi="Calibri" w:cs="Calibri"/>
-              </w:rPr>
-              <w:t>: MultiSelectDropdown</w:t>
-            </w:r>
-          </w:p>
-        </w:tc>
-      </w:tr>
-    </w:tbl>
-    <w:p>
-      <w:pPr>
-        <w:keepNext/>
-        <w:rPr>
-          <w:rFonts w:ascii="Calibri" w:hAnsi="Calibri" w:cs="Calibri"/>
-        </w:rPr>
-      </w:pPr>
-    </w:p>
-    <w:tbl>
-      <w:tblPr>
-        <w:tblStyle w:val="TableGrid"/>
-        <w:tblW w:w="0" w:type="auto"/>
-        <w:tblLook w:val="04A0" w:firstRow="1" w:lastRow="0" w:firstColumn="1" w:lastColumn="0" w:noHBand="0" w:noVBand="1"/>
-      </w:tblPr>
-      <w:tblGrid>
-        <w:gridCol w:w="4305"/>
-        <w:gridCol w:w="4335"/>
-      </w:tblGrid>
-      <w:tr>
-        <w:trPr>
-          <w:trHeight w:val="4817"/>
-        </w:trPr>
-        <w:tc>
-          <w:tcPr>
-            <w:tcW w:w="4590" w:type="dxa"/>
-            <w:tcBorders>
-              <w:top w:val="nil"/>
-              <w:left w:val="nil"/>
-              <w:bottom w:val="nil"/>
-              <w:right w:val="nil"/>
-            </w:tcBorders>
-          </w:tcPr>
-          <w:p>
-            <w:pPr>
-              <w:pStyle w:val="Caption"/>
-              <w:keepNext/>
-              <w:rPr>
-                <w:rFonts w:ascii="Calibri" w:hAnsi="Calibri" w:cs="Calibri"/>
-              </w:rPr>
-            </w:pPr>
-            <w:r>
-              <w:rPr>
-                <w:rFonts w:ascii="Calibri" w:hAnsi="Calibri" w:cs="Calibri"/>
-                <w:noProof/>
-              </w:rPr>
-              <w:lastRenderedPageBreak/>
-              <w:drawing>
-                <wp:inline distT="0" distB="0" distL="0" distR="0" wp14:anchorId="31669702" wp14:editId="570DA994">
-                  <wp:extent cx="2610000" cy="3486150"/>
-                  <wp:effectExtent l="0" t="0" r="0" b="0"/>
-                  <wp:docPr id="973785952" name="Picture 1"/>
-                  <wp:cNvGraphicFramePr>
-                    <a:graphicFrameLocks xmlns:a="http://schemas.openxmlformats.org/drawingml/2006/main" noChangeAspect="1"/>
-                  </wp:cNvGraphicFramePr>
-                  <a:graphic xmlns:a="http://schemas.openxmlformats.org/drawingml/2006/main">
-                    <a:graphicData uri="http://schemas.openxmlformats.org/drawingml/2006/picture">
-                      <pic:pic xmlns:pic="http://schemas.openxmlformats.org/drawingml/2006/picture">
-                        <pic:nvPicPr>
-                          <pic:cNvPr id="973785952" name=""/>
-                          <pic:cNvPicPr/>
-                        </pic:nvPicPr>
-                        <pic:blipFill>
-                          <a:blip r:embed="rId14"/>
-                          <a:stretch>
-                            <a:fillRect/>
-                          </a:stretch>
-                        </pic:blipFill>
-                        <pic:spPr>
-                          <a:xfrm>
-                            <a:off x="0" y="0"/>
-                            <a:ext cx="2621058" cy="3500920"/>
-                          </a:xfrm>
-                          <a:prstGeom prst="rect">
-                            <a:avLst/>
-                          </a:prstGeom>
-                        </pic:spPr>
-                      </pic:pic>
-                    </a:graphicData>
-                  </a:graphic>
-                </wp:inline>
-              </w:drawing>
-            </w:r>
-          </w:p>
-          <w:p>
-            <w:pPr>
-              <w:pStyle w:val="Caption"/>
-              <w:rPr>
-                <w:rFonts w:ascii="Calibri" w:hAnsi="Calibri" w:cs="Calibri"/>
-              </w:rPr>
-            </w:pPr>
-            <w:r>
-              <w:rPr>
-                <w:rFonts w:ascii="Calibri" w:hAnsi="Calibri" w:cs="Calibri"/>
-              </w:rPr>
-              <w:t xml:space="preserve">Class Card </w:t>
-            </w:r>
-            <w:r>
-              <w:rPr>
-                <w:rFonts w:ascii="Calibri" w:hAnsi="Calibri" w:cs="Calibri"/>
-              </w:rPr>
-              <w:fldChar w:fldCharType="begin"/>
-            </w:r>
-            <w:r>
-              <w:rPr>
-                <w:rFonts w:ascii="Calibri" w:hAnsi="Calibri" w:cs="Calibri"/>
-              </w:rPr>
-              <w:instrText xml:space="preserve"> SEQ Class_Card \* ARABIC </w:instrText>
-            </w:r>
-            <w:r>
-              <w:rPr>
-                <w:rFonts w:ascii="Calibri" w:hAnsi="Calibri" w:cs="Calibri"/>
-              </w:rPr>
-              <w:fldChar w:fldCharType="separate"/>
-            </w:r>
-            <w:r>
-              <w:rPr>
-                <w:rFonts w:ascii="Calibri" w:hAnsi="Calibri" w:cs="Calibri"/>
-                <w:noProof/>
-              </w:rPr>
-              <w:t>5</w:t>
-            </w:r>
-            <w:r>
-              <w:rPr>
-                <w:rFonts w:ascii="Calibri" w:hAnsi="Calibri" w:cs="Calibri"/>
-              </w:rPr>
-              <w:fldChar w:fldCharType="end"/>
-            </w:r>
-            <w:r>
-              <w:rPr>
-                <w:rFonts w:ascii="Calibri" w:hAnsi="Calibri" w:cs="Calibri"/>
-              </w:rPr>
-              <w:t>: XMLHandler</w:t>
-            </w:r>
-          </w:p>
-        </w:tc>
-        <w:tc>
-          <w:tcPr>
-            <w:tcW w:w="4122" w:type="dxa"/>
-            <w:tcBorders>
-              <w:top w:val="nil"/>
-              <w:left w:val="nil"/>
-              <w:bottom w:val="nil"/>
-              <w:right w:val="nil"/>
-            </w:tcBorders>
-          </w:tcPr>
-          <w:p>
-            <w:pPr>
-              <w:keepNext/>
-              <w:rPr>
-                <w:rFonts w:ascii="Calibri" w:hAnsi="Calibri" w:cs="Calibri"/>
-              </w:rPr>
-            </w:pPr>
-            <w:r>
-              <w:rPr>
-                <w:rFonts w:ascii="Calibri" w:hAnsi="Calibri" w:cs="Calibri"/>
-                <w:noProof/>
-              </w:rPr>
-              <w:drawing>
-                <wp:inline distT="0" distB="0" distL="0" distR="0" wp14:anchorId="042202A5" wp14:editId="5D36B560">
-                  <wp:extent cx="2628900" cy="4366017"/>
-                  <wp:effectExtent l="0" t="0" r="0" b="0"/>
-                  <wp:docPr id="1514756866" name="Picture 1"/>
-                  <wp:cNvGraphicFramePr>
-                    <a:graphicFrameLocks xmlns:a="http://schemas.openxmlformats.org/drawingml/2006/main" noChangeAspect="1"/>
-                  </wp:cNvGraphicFramePr>
-                  <a:graphic xmlns:a="http://schemas.openxmlformats.org/drawingml/2006/main">
-                    <a:graphicData uri="http://schemas.openxmlformats.org/drawingml/2006/picture">
-                      <pic:pic xmlns:pic="http://schemas.openxmlformats.org/drawingml/2006/picture">
-                        <pic:nvPicPr>
-                          <pic:cNvPr id="1514756866" name=""/>
-                          <pic:cNvPicPr/>
-                        </pic:nvPicPr>
-                        <pic:blipFill>
-                          <a:blip r:embed="rId32"/>
-                          <a:stretch>
-                            <a:fillRect/>
-                          </a:stretch>
-                        </pic:blipFill>
-                        <pic:spPr>
-                          <a:xfrm>
-                            <a:off x="0" y="0"/>
-                            <a:ext cx="2636480" cy="4378605"/>
-                          </a:xfrm>
-                          <a:prstGeom prst="rect">
-                            <a:avLst/>
-                          </a:prstGeom>
-                        </pic:spPr>
-                      </pic:pic>
-                    </a:graphicData>
-                  </a:graphic>
-                </wp:inline>
-              </w:drawing>
-            </w:r>
-          </w:p>
-          <w:p>
-            <w:pPr>
-              <w:pStyle w:val="Caption"/>
-              <w:rPr>
-                <w:rFonts w:ascii="Calibri" w:hAnsi="Calibri" w:cs="Calibri"/>
-              </w:rPr>
-            </w:pPr>
-            <w:r>
-              <w:rPr>
-                <w:rFonts w:ascii="Calibri" w:hAnsi="Calibri" w:cs="Calibri"/>
-              </w:rPr>
-              <w:t xml:space="preserve">Class Card </w:t>
-            </w:r>
-            <w:r>
-              <w:rPr>
-                <w:rFonts w:ascii="Calibri" w:hAnsi="Calibri" w:cs="Calibri"/>
-              </w:rPr>
-              <w:fldChar w:fldCharType="begin"/>
-            </w:r>
-            <w:r>
-              <w:rPr>
-                <w:rFonts w:ascii="Calibri" w:hAnsi="Calibri" w:cs="Calibri"/>
-              </w:rPr>
-              <w:instrText xml:space="preserve"> SEQ Class_Card \* ARABIC </w:instrText>
-            </w:r>
-            <w:r>
-              <w:rPr>
-                <w:rFonts w:ascii="Calibri" w:hAnsi="Calibri" w:cs="Calibri"/>
-              </w:rPr>
-              <w:fldChar w:fldCharType="separate"/>
-            </w:r>
-            <w:r>
-              <w:rPr>
-                <w:rFonts w:ascii="Calibri" w:hAnsi="Calibri" w:cs="Calibri"/>
-                <w:noProof/>
-              </w:rPr>
-              <w:t>6</w:t>
-            </w:r>
-            <w:r>
-              <w:rPr>
-                <w:rFonts w:ascii="Calibri" w:hAnsi="Calibri" w:cs="Calibri"/>
-              </w:rPr>
-              <w:fldChar w:fldCharType="end"/>
-            </w:r>
-            <w:r>
-              <w:rPr>
-                <w:rFonts w:ascii="Calibri" w:hAnsi="Calibri" w:cs="Calibri"/>
-              </w:rPr>
-              <w:t>: Execute</w:t>
-            </w:r>
-          </w:p>
-        </w:tc>
-      </w:tr>
-      <w:tr>
-        <w:trPr>
-          <w:trHeight w:val="327"/>
-        </w:trPr>
-        <w:tc>
-          <w:tcPr>
-            <w:tcW w:w="4590" w:type="dxa"/>
-            <w:tcBorders>
-              <w:top w:val="nil"/>
-              <w:left w:val="nil"/>
-              <w:bottom w:val="nil"/>
-              <w:right w:val="nil"/>
-            </w:tcBorders>
-          </w:tcPr>
-          <w:p>
-            <w:pPr>
-              <w:pStyle w:val="Caption"/>
-              <w:keepNext/>
-              <w:rPr>
-                <w:rFonts w:ascii="Calibri" w:hAnsi="Calibri" w:cs="Calibri"/>
-                <w:noProof/>
-              </w:rPr>
-            </w:pPr>
-          </w:p>
-        </w:tc>
-        <w:tc>
-          <w:tcPr>
-            <w:tcW w:w="4122" w:type="dxa"/>
-            <w:tcBorders>
-              <w:top w:val="nil"/>
-              <w:left w:val="nil"/>
-              <w:bottom w:val="nil"/>
-              <w:right w:val="nil"/>
-            </w:tcBorders>
-          </w:tcPr>
-          <w:p>
-            <w:pPr>
-              <w:keepNext/>
-              <w:rPr>
-                <w:rFonts w:ascii="Calibri" w:hAnsi="Calibri" w:cs="Calibri"/>
-                <w:noProof/>
-              </w:rPr>
-            </w:pPr>
-          </w:p>
-        </w:tc>
-      </w:tr>
-      <w:tr>
-        <w:trPr>
-          <w:trHeight w:val="222"/>
-        </w:trPr>
-        <w:tc>
-          <w:tcPr>
-            <w:tcW w:w="4590" w:type="dxa"/>
-            <w:tcBorders>
-              <w:top w:val="nil"/>
-              <w:left w:val="nil"/>
-              <w:bottom w:val="nil"/>
-              <w:right w:val="nil"/>
-            </w:tcBorders>
-          </w:tcPr>
-          <w:p>
-            <w:pPr>
-              <w:rPr>
-                <w:rFonts w:ascii="Calibri" w:hAnsi="Calibri" w:cs="Calibri"/>
-              </w:rPr>
-            </w:pPr>
-          </w:p>
-        </w:tc>
-        <w:tc>
-          <w:tcPr>
-            <w:tcW w:w="4122" w:type="dxa"/>
-            <w:tcBorders>
-              <w:top w:val="nil"/>
-              <w:left w:val="nil"/>
-              <w:bottom w:val="nil"/>
-              <w:right w:val="nil"/>
-            </w:tcBorders>
-          </w:tcPr>
-          <w:p>
-            <w:pPr>
-              <w:keepNext/>
-              <w:rPr>
-                <w:rFonts w:ascii="Calibri" w:hAnsi="Calibri" w:cs="Calibri"/>
-                <w:noProof/>
-              </w:rPr>
-            </w:pPr>
-          </w:p>
-        </w:tc>
-      </w:tr>
-    </w:tbl>
-    <w:p>
-      <w:pPr>
-        <w:keepNext/>
         <w:rPr>
           <w:rFonts w:ascii="Calibri" w:hAnsi="Calibri" w:cs="Calibri"/>
         </w:rPr>
@@ -8023,1701 +7785,6 @@
           <w:rFonts w:ascii="Calibri" w:hAnsi="Calibri" w:cs="Calibri"/>
           <w:noProof/>
         </w:rPr>
-        <w:drawing>
-          <wp:inline distT="0" distB="0" distL="0" distR="0" wp14:anchorId="4CCC287C" wp14:editId="4F39EABF">
-            <wp:extent cx="2238095" cy="2238095"/>
-            <wp:effectExtent l="0" t="0" r="0" b="0"/>
-            <wp:docPr id="1787434174" name="Picture 1"/>
-            <wp:cNvGraphicFramePr>
-              <a:graphicFrameLocks xmlns:a="http://schemas.openxmlformats.org/drawingml/2006/main" noChangeAspect="1"/>
-            </wp:cNvGraphicFramePr>
-            <a:graphic xmlns:a="http://schemas.openxmlformats.org/drawingml/2006/main">
-              <a:graphicData uri="http://schemas.openxmlformats.org/drawingml/2006/picture">
-                <pic:pic xmlns:pic="http://schemas.openxmlformats.org/drawingml/2006/picture">
-                  <pic:nvPicPr>
-                    <pic:cNvPr id="1787434174" name=""/>
-                    <pic:cNvPicPr/>
-                  </pic:nvPicPr>
-                  <pic:blipFill>
-                    <a:blip r:embed="rId33"/>
-                    <a:stretch>
-                      <a:fillRect/>
-                    </a:stretch>
-                  </pic:blipFill>
-                  <pic:spPr>
-                    <a:xfrm>
-                      <a:off x="0" y="0"/>
-                      <a:ext cx="2238095" cy="2238095"/>
-                    </a:xfrm>
-                    <a:prstGeom prst="rect">
-                      <a:avLst/>
-                    </a:prstGeom>
-                  </pic:spPr>
-                </pic:pic>
-              </a:graphicData>
-            </a:graphic>
-          </wp:inline>
-        </w:drawing>
-      </w:r>
-      <w:r>
-        <w:rPr>
-          <w:rFonts w:ascii="Calibri" w:hAnsi="Calibri" w:cs="Calibri"/>
-          <w:noProof/>
-        </w:rPr>
-        <w:drawing>
-          <wp:inline distT="0" distB="0" distL="0" distR="0" wp14:anchorId="745D9636" wp14:editId="455878D2">
-            <wp:extent cx="1552381" cy="2304762"/>
-            <wp:effectExtent l="0" t="0" r="0" b="635"/>
-            <wp:docPr id="1205128540" name="Picture 1"/>
-            <wp:cNvGraphicFramePr>
-              <a:graphicFrameLocks xmlns:a="http://schemas.openxmlformats.org/drawingml/2006/main" noChangeAspect="1"/>
-            </wp:cNvGraphicFramePr>
-            <a:graphic xmlns:a="http://schemas.openxmlformats.org/drawingml/2006/main">
-              <a:graphicData uri="http://schemas.openxmlformats.org/drawingml/2006/picture">
-                <pic:pic xmlns:pic="http://schemas.openxmlformats.org/drawingml/2006/picture">
-                  <pic:nvPicPr>
-                    <pic:cNvPr id="1205128540" name=""/>
-                    <pic:cNvPicPr/>
-                  </pic:nvPicPr>
-                  <pic:blipFill>
-                    <a:blip r:embed="rId34"/>
-                    <a:stretch>
-                      <a:fillRect/>
-                    </a:stretch>
-                  </pic:blipFill>
-                  <pic:spPr>
-                    <a:xfrm>
-                      <a:off x="0" y="0"/>
-                      <a:ext cx="1552381" cy="2304762"/>
-                    </a:xfrm>
-                    <a:prstGeom prst="rect">
-                      <a:avLst/>
-                    </a:prstGeom>
-                  </pic:spPr>
-                </pic:pic>
-              </a:graphicData>
-            </a:graphic>
-          </wp:inline>
-        </w:drawing>
-      </w:r>
-    </w:p>
-    <w:p>
-      <w:pPr>
-        <w:pStyle w:val="Caption"/>
-        <w:rPr>
-          <w:rFonts w:ascii="Calibri" w:hAnsi="Calibri" w:cs="Calibri"/>
-        </w:rPr>
-      </w:pPr>
-      <w:r>
-        <w:rPr>
-          <w:rFonts w:ascii="Calibri" w:hAnsi="Calibri" w:cs="Calibri"/>
-        </w:rPr>
-        <w:t xml:space="preserve">Class Card </w:t>
-      </w:r>
-      <w:r>
-        <w:rPr>
-          <w:rFonts w:ascii="Calibri" w:hAnsi="Calibri" w:cs="Calibri"/>
-        </w:rPr>
-        <w:fldChar w:fldCharType="begin"/>
-      </w:r>
-      <w:r>
-        <w:rPr>
-          <w:rFonts w:ascii="Calibri" w:hAnsi="Calibri" w:cs="Calibri"/>
-        </w:rPr>
-        <w:instrText xml:space="preserve"> SEQ Class_Card \* ARABIC </w:instrText>
-      </w:r>
-      <w:r>
-        <w:rPr>
-          <w:rFonts w:ascii="Calibri" w:hAnsi="Calibri" w:cs="Calibri"/>
-        </w:rPr>
-        <w:fldChar w:fldCharType="separate"/>
-      </w:r>
-      <w:r>
-        <w:rPr>
-          <w:rFonts w:ascii="Calibri" w:hAnsi="Calibri" w:cs="Calibri"/>
-          <w:noProof/>
-        </w:rPr>
-        <w:t>7</w:t>
-      </w:r>
-      <w:r>
-        <w:rPr>
-          <w:rFonts w:ascii="Calibri" w:hAnsi="Calibri" w:cs="Calibri"/>
-        </w:rPr>
-        <w:fldChar w:fldCharType="end"/>
-      </w:r>
-      <w:r>
-        <w:rPr>
-          <w:rFonts w:ascii="Calibri" w:hAnsi="Calibri" w:cs="Calibri"/>
-        </w:rPr>
-        <w:t>: ValidationHandler</w:t>
-      </w:r>
-    </w:p>
-    <w:p>
-      <w:pPr>
-        <w:pStyle w:val="Caption"/>
-        <w:rPr>
-          <w:rFonts w:ascii="Calibri" w:hAnsi="Calibri" w:cs="Calibri"/>
-        </w:rPr>
-      </w:pPr>
-      <w:r>
-        <w:rPr>
-          <w:rFonts w:ascii="Calibri" w:hAnsi="Calibri" w:cs="Calibri"/>
-        </w:rPr>
-        <w:t xml:space="preserve">Class Card </w:t>
-      </w:r>
-      <w:r>
-        <w:rPr>
-          <w:rFonts w:ascii="Calibri" w:hAnsi="Calibri" w:cs="Calibri"/>
-        </w:rPr>
-        <w:fldChar w:fldCharType="begin"/>
-      </w:r>
-      <w:r>
-        <w:rPr>
-          <w:rFonts w:ascii="Calibri" w:hAnsi="Calibri" w:cs="Calibri"/>
-        </w:rPr>
-        <w:instrText xml:space="preserve"> SEQ Class_Card \* ARABIC </w:instrText>
-      </w:r>
-      <w:r>
-        <w:rPr>
-          <w:rFonts w:ascii="Calibri" w:hAnsi="Calibri" w:cs="Calibri"/>
-        </w:rPr>
-        <w:fldChar w:fldCharType="separate"/>
-      </w:r>
-      <w:r>
-        <w:rPr>
-          <w:rFonts w:ascii="Calibri" w:hAnsi="Calibri" w:cs="Calibri"/>
-          <w:noProof/>
-        </w:rPr>
-        <w:t>8</w:t>
-      </w:r>
-      <w:r>
-        <w:rPr>
-          <w:rFonts w:ascii="Calibri" w:hAnsi="Calibri" w:cs="Calibri"/>
-        </w:rPr>
-        <w:fldChar w:fldCharType="end"/>
-      </w:r>
-      <w:r>
-        <w:rPr>
-          <w:rFonts w:ascii="Calibri" w:hAnsi="Calibri" w:cs="Calibri"/>
-        </w:rPr>
-        <w:t>: ElementHelper</w:t>
-      </w:r>
-    </w:p>
-    <w:p>
-      <w:pPr>
-        <w:keepNext/>
-        <w:rPr>
-          <w:rFonts w:ascii="Calibri" w:hAnsi="Calibri" w:cs="Calibri"/>
-        </w:rPr>
-      </w:pPr>
-    </w:p>
-    <w:p>
-      <w:pPr>
-        <w:pStyle w:val="Caption"/>
-        <w:rPr>
-          <w:rFonts w:ascii="Calibri" w:hAnsi="Calibri" w:cs="Calibri"/>
-        </w:rPr>
-      </w:pPr>
-    </w:p>
-    <w:p>
-      <w:pPr>
-        <w:pStyle w:val="Caption"/>
-        <w:rPr>
-          <w:rFonts w:ascii="Calibri" w:hAnsi="Calibri" w:cs="Calibri"/>
-        </w:rPr>
-      </w:pPr>
-    </w:p>
-    <w:p>
-      <w:pPr>
-        <w:pStyle w:val="Caption"/>
-        <w:rPr>
-          <w:rFonts w:ascii="Calibri" w:hAnsi="Calibri" w:cs="Calibri"/>
-        </w:rPr>
-      </w:pPr>
-      <w:r>
-        <w:rPr>
-          <w:rFonts w:ascii="Calibri" w:hAnsi="Calibri" w:cs="Calibri"/>
-          <w:noProof/>
-        </w:rPr>
-        <w:drawing>
-          <wp:anchor distT="0" distB="0" distL="114300" distR="114300" simplePos="0" relativeHeight="251658257" behindDoc="0" locked="0" layoutInCell="1" allowOverlap="1" wp14:anchorId="5726710F" wp14:editId="5C4F3D10">
-            <wp:simplePos x="0" y="0"/>
-            <wp:positionH relativeFrom="column">
-              <wp:posOffset>1570355</wp:posOffset>
-            </wp:positionH>
-            <wp:positionV relativeFrom="paragraph">
-              <wp:posOffset>322580</wp:posOffset>
-            </wp:positionV>
-            <wp:extent cx="1551940" cy="1085215"/>
-            <wp:effectExtent l="0" t="0" r="0" b="635"/>
-            <wp:wrapTopAndBottom/>
-            <wp:docPr id="624620873" name="Picture 1"/>
-            <wp:cNvGraphicFramePr>
-              <a:graphicFrameLocks xmlns:a="http://schemas.openxmlformats.org/drawingml/2006/main" noChangeAspect="1"/>
-            </wp:cNvGraphicFramePr>
-            <a:graphic xmlns:a="http://schemas.openxmlformats.org/drawingml/2006/main">
-              <a:graphicData uri="http://schemas.openxmlformats.org/drawingml/2006/picture">
-                <pic:pic xmlns:pic="http://schemas.openxmlformats.org/drawingml/2006/picture">
-                  <pic:nvPicPr>
-                    <pic:cNvPr id="624620873" name=""/>
-                    <pic:cNvPicPr/>
-                  </pic:nvPicPr>
-                  <pic:blipFill>
-                    <a:blip r:embed="rId35">
-                      <a:extLst>
-                        <a:ext uri="{28A0092B-C50C-407E-A947-70E740481C1C}">
-                          <a14:useLocalDpi xmlns:a14="http://schemas.microsoft.com/office/drawing/2010/main" val="0"/>
-                        </a:ext>
-                      </a:extLst>
-                    </a:blip>
-                    <a:stretch>
-                      <a:fillRect/>
-                    </a:stretch>
-                  </pic:blipFill>
-                  <pic:spPr>
-                    <a:xfrm>
-                      <a:off x="0" y="0"/>
-                      <a:ext cx="1551940" cy="1085215"/>
-                    </a:xfrm>
-                    <a:prstGeom prst="rect">
-                      <a:avLst/>
-                    </a:prstGeom>
-                  </pic:spPr>
-                </pic:pic>
-              </a:graphicData>
-            </a:graphic>
-          </wp:anchor>
-        </w:drawing>
-      </w:r>
-      <w:r>
-        <w:rPr>
-          <w:rFonts w:ascii="Calibri" w:hAnsi="Calibri" w:cs="Calibri"/>
-          <w:noProof/>
-        </w:rPr>
-        <w:drawing>
-          <wp:anchor distT="0" distB="0" distL="114300" distR="114300" simplePos="0" relativeHeight="251658256" behindDoc="0" locked="0" layoutInCell="1" allowOverlap="1" wp14:anchorId="094C0BEE" wp14:editId="432C3252">
-            <wp:simplePos x="0" y="0"/>
-            <wp:positionH relativeFrom="column">
-              <wp:posOffset>3177540</wp:posOffset>
-            </wp:positionH>
-            <wp:positionV relativeFrom="paragraph">
-              <wp:posOffset>246380</wp:posOffset>
-            </wp:positionV>
-            <wp:extent cx="2466340" cy="1485265"/>
-            <wp:effectExtent l="0" t="0" r="0" b="635"/>
-            <wp:wrapTopAndBottom/>
-            <wp:docPr id="1633814778" name="Picture 1"/>
-            <wp:cNvGraphicFramePr>
-              <a:graphicFrameLocks xmlns:a="http://schemas.openxmlformats.org/drawingml/2006/main" noChangeAspect="1"/>
-            </wp:cNvGraphicFramePr>
-            <a:graphic xmlns:a="http://schemas.openxmlformats.org/drawingml/2006/main">
-              <a:graphicData uri="http://schemas.openxmlformats.org/drawingml/2006/picture">
-                <pic:pic xmlns:pic="http://schemas.openxmlformats.org/drawingml/2006/picture">
-                  <pic:nvPicPr>
-                    <pic:cNvPr id="1633814778" name=""/>
-                    <pic:cNvPicPr/>
-                  </pic:nvPicPr>
-                  <pic:blipFill>
-                    <a:blip r:embed="rId36">
-                      <a:extLst>
-                        <a:ext uri="{28A0092B-C50C-407E-A947-70E740481C1C}">
-                          <a14:useLocalDpi xmlns:a14="http://schemas.microsoft.com/office/drawing/2010/main" val="0"/>
-                        </a:ext>
-                      </a:extLst>
-                    </a:blip>
-                    <a:stretch>
-                      <a:fillRect/>
-                    </a:stretch>
-                  </pic:blipFill>
-                  <pic:spPr>
-                    <a:xfrm>
-                      <a:off x="0" y="0"/>
-                      <a:ext cx="2466340" cy="1485265"/>
-                    </a:xfrm>
-                    <a:prstGeom prst="rect">
-                      <a:avLst/>
-                    </a:prstGeom>
-                  </pic:spPr>
-                </pic:pic>
-              </a:graphicData>
-            </a:graphic>
-          </wp:anchor>
-        </w:drawing>
-      </w:r>
-      <w:r>
-        <w:rPr>
-          <w:rFonts w:ascii="Calibri" w:hAnsi="Calibri" w:cs="Calibri"/>
-          <w:noProof/>
-        </w:rPr>
-        <w:drawing>
-          <wp:anchor distT="0" distB="0" distL="114300" distR="114300" simplePos="0" relativeHeight="251658258" behindDoc="0" locked="0" layoutInCell="1" allowOverlap="1" wp14:anchorId="424DEC29" wp14:editId="46D39B02">
-            <wp:simplePos x="0" y="0"/>
-            <wp:positionH relativeFrom="margin">
-              <wp:align>left</wp:align>
-            </wp:positionH>
-            <wp:positionV relativeFrom="paragraph">
-              <wp:posOffset>208915</wp:posOffset>
-            </wp:positionV>
-            <wp:extent cx="1551940" cy="1304290"/>
-            <wp:effectExtent l="0" t="0" r="0" b="0"/>
-            <wp:wrapTopAndBottom/>
-            <wp:docPr id="412132457" name="Picture 1"/>
-            <wp:cNvGraphicFramePr>
-              <a:graphicFrameLocks xmlns:a="http://schemas.openxmlformats.org/drawingml/2006/main" noChangeAspect="1"/>
-            </wp:cNvGraphicFramePr>
-            <a:graphic xmlns:a="http://schemas.openxmlformats.org/drawingml/2006/main">
-              <a:graphicData uri="http://schemas.openxmlformats.org/drawingml/2006/picture">
-                <pic:pic xmlns:pic="http://schemas.openxmlformats.org/drawingml/2006/picture">
-                  <pic:nvPicPr>
-                    <pic:cNvPr id="412132457" name=""/>
-                    <pic:cNvPicPr/>
-                  </pic:nvPicPr>
-                  <pic:blipFill>
-                    <a:blip r:embed="rId37">
-                      <a:extLst>
-                        <a:ext uri="{28A0092B-C50C-407E-A947-70E740481C1C}">
-                          <a14:useLocalDpi xmlns:a14="http://schemas.microsoft.com/office/drawing/2010/main" val="0"/>
-                        </a:ext>
-                      </a:extLst>
-                    </a:blip>
-                    <a:stretch>
-                      <a:fillRect/>
-                    </a:stretch>
-                  </pic:blipFill>
-                  <pic:spPr>
-                    <a:xfrm>
-                      <a:off x="0" y="0"/>
-                      <a:ext cx="1551940" cy="1304290"/>
-                    </a:xfrm>
-                    <a:prstGeom prst="rect">
-                      <a:avLst/>
-                    </a:prstGeom>
-                  </pic:spPr>
-                </pic:pic>
-              </a:graphicData>
-            </a:graphic>
-          </wp:anchor>
-        </w:drawing>
-      </w:r>
-    </w:p>
-    <w:p>
-      <w:pPr>
-        <w:pStyle w:val="Caption"/>
-        <w:rPr>
-          <w:rFonts w:ascii="Calibri" w:hAnsi="Calibri" w:cs="Calibri"/>
-        </w:rPr>
-      </w:pPr>
-      <w:r>
-        <w:rPr>
-          <w:rFonts w:ascii="Calibri" w:hAnsi="Calibri" w:cs="Calibri"/>
-        </w:rPr>
-        <w:t xml:space="preserve">Class Card </w:t>
-      </w:r>
-      <w:r>
-        <w:rPr>
-          <w:rFonts w:ascii="Calibri" w:hAnsi="Calibri" w:cs="Calibri"/>
-        </w:rPr>
-        <w:fldChar w:fldCharType="begin"/>
-      </w:r>
-      <w:r>
-        <w:rPr>
-          <w:rFonts w:ascii="Calibri" w:hAnsi="Calibri" w:cs="Calibri"/>
-        </w:rPr>
-        <w:instrText xml:space="preserve"> SEQ Class_Card \* ARABIC </w:instrText>
-      </w:r>
-      <w:r>
-        <w:rPr>
-          <w:rFonts w:ascii="Calibri" w:hAnsi="Calibri" w:cs="Calibri"/>
-        </w:rPr>
-        <w:fldChar w:fldCharType="separate"/>
-      </w:r>
-      <w:r>
-        <w:rPr>
-          <w:rFonts w:ascii="Calibri" w:hAnsi="Calibri" w:cs="Calibri"/>
-          <w:noProof/>
-        </w:rPr>
-        <w:t>9</w:t>
-      </w:r>
-      <w:r>
-        <w:rPr>
-          <w:rFonts w:ascii="Calibri" w:hAnsi="Calibri" w:cs="Calibri"/>
-        </w:rPr>
-        <w:fldChar w:fldCharType="end"/>
-      </w:r>
-      <w:r>
-        <w:rPr>
-          <w:rFonts w:ascii="Calibri" w:hAnsi="Calibri" w:cs="Calibri"/>
-        </w:rPr>
-        <w:t>: AbortedElementException</w:t>
-      </w:r>
-    </w:p>
-    <w:p>
-      <w:pPr>
-        <w:pStyle w:val="Caption"/>
-        <w:rPr>
-          <w:rFonts w:ascii="Calibri" w:hAnsi="Calibri" w:cs="Calibri"/>
-        </w:rPr>
-      </w:pPr>
-      <w:r>
-        <w:rPr>
-          <w:rFonts w:ascii="Calibri" w:hAnsi="Calibri" w:cs="Calibri"/>
-        </w:rPr>
-        <w:t xml:space="preserve">Class Card </w:t>
-      </w:r>
-      <w:r>
-        <w:rPr>
-          <w:rFonts w:ascii="Calibri" w:hAnsi="Calibri" w:cs="Calibri"/>
-        </w:rPr>
-        <w:fldChar w:fldCharType="begin"/>
-      </w:r>
-      <w:r>
-        <w:rPr>
-          <w:rFonts w:ascii="Calibri" w:hAnsi="Calibri" w:cs="Calibri"/>
-        </w:rPr>
-        <w:instrText xml:space="preserve"> SEQ Class_Card \* ARABIC </w:instrText>
-      </w:r>
-      <w:r>
-        <w:rPr>
-          <w:rFonts w:ascii="Calibri" w:hAnsi="Calibri" w:cs="Calibri"/>
-        </w:rPr>
-        <w:fldChar w:fldCharType="separate"/>
-      </w:r>
-      <w:r>
-        <w:rPr>
-          <w:rFonts w:ascii="Calibri" w:hAnsi="Calibri" w:cs="Calibri"/>
-          <w:noProof/>
-        </w:rPr>
-        <w:t>10</w:t>
-      </w:r>
-      <w:r>
-        <w:rPr>
-          <w:rFonts w:ascii="Calibri" w:hAnsi="Calibri" w:cs="Calibri"/>
-        </w:rPr>
-        <w:fldChar w:fldCharType="end"/>
-      </w:r>
-      <w:r>
-        <w:rPr>
-          <w:rFonts w:ascii="Calibri" w:hAnsi="Calibri" w:cs="Calibri"/>
-        </w:rPr>
-        <w:t>: EmptyListException</w:t>
-      </w:r>
-    </w:p>
-    <w:p>
-      <w:pPr>
-        <w:pStyle w:val="Caption"/>
-        <w:rPr>
-          <w:rFonts w:ascii="Calibri" w:hAnsi="Calibri" w:cs="Calibri"/>
-        </w:rPr>
-      </w:pPr>
-      <w:r>
-        <w:rPr>
-          <w:rFonts w:ascii="Calibri" w:hAnsi="Calibri" w:cs="Calibri"/>
-        </w:rPr>
-        <w:t xml:space="preserve">Class Card </w:t>
-      </w:r>
-      <w:r>
-        <w:rPr>
-          <w:rFonts w:ascii="Calibri" w:hAnsi="Calibri" w:cs="Calibri"/>
-        </w:rPr>
-        <w:fldChar w:fldCharType="begin"/>
-      </w:r>
-      <w:r>
-        <w:rPr>
-          <w:rFonts w:ascii="Calibri" w:hAnsi="Calibri" w:cs="Calibri"/>
-        </w:rPr>
-        <w:instrText xml:space="preserve"> SEQ Class_Card \* ARABIC </w:instrText>
-      </w:r>
-      <w:r>
-        <w:rPr>
-          <w:rFonts w:ascii="Calibri" w:hAnsi="Calibri" w:cs="Calibri"/>
-        </w:rPr>
-        <w:fldChar w:fldCharType="separate"/>
-      </w:r>
-      <w:r>
-        <w:rPr>
-          <w:rFonts w:ascii="Calibri" w:hAnsi="Calibri" w:cs="Calibri"/>
-          <w:noProof/>
-        </w:rPr>
-        <w:t>11</w:t>
-      </w:r>
-      <w:r>
-        <w:rPr>
-          <w:rFonts w:ascii="Calibri" w:hAnsi="Calibri" w:cs="Calibri"/>
-        </w:rPr>
-        <w:fldChar w:fldCharType="end"/>
-      </w:r>
-      <w:r>
-        <w:rPr>
-          <w:rFonts w:ascii="Calibri" w:hAnsi="Calibri" w:cs="Calibri"/>
-        </w:rPr>
-        <w:t>: AmbiguousSchemaPathException</w:t>
-      </w:r>
-    </w:p>
-    <w:p>
-      <w:pPr>
-        <w:keepNext/>
-        <w:rPr>
-          <w:rFonts w:ascii="Calibri" w:hAnsi="Calibri" w:cs="Calibri"/>
-        </w:rPr>
-      </w:pPr>
-      <w:r>
-        <w:rPr>
-          <w:rFonts w:ascii="Calibri" w:hAnsi="Calibri" w:cs="Calibri"/>
-          <w:noProof/>
-        </w:rPr>
-        <w:t xml:space="preserve"> </w:t>
-      </w:r>
-      <w:r>
-        <w:rPr>
-          <w:rFonts w:ascii="Calibri" w:hAnsi="Calibri" w:cs="Calibri"/>
-          <w:noProof/>
-        </w:rPr>
-        <w:drawing>
-          <wp:inline distT="0" distB="0" distL="0" distR="0" wp14:anchorId="6F2714D5" wp14:editId="49571069">
-            <wp:extent cx="1552381" cy="1485714"/>
-            <wp:effectExtent l="0" t="0" r="0" b="635"/>
-            <wp:docPr id="1246798853" name="Picture 1"/>
-            <wp:cNvGraphicFramePr>
-              <a:graphicFrameLocks xmlns:a="http://schemas.openxmlformats.org/drawingml/2006/main" noChangeAspect="1"/>
-            </wp:cNvGraphicFramePr>
-            <a:graphic xmlns:a="http://schemas.openxmlformats.org/drawingml/2006/main">
-              <a:graphicData uri="http://schemas.openxmlformats.org/drawingml/2006/picture">
-                <pic:pic xmlns:pic="http://schemas.openxmlformats.org/drawingml/2006/picture">
-                  <pic:nvPicPr>
-                    <pic:cNvPr id="1246798853" name=""/>
-                    <pic:cNvPicPr/>
-                  </pic:nvPicPr>
-                  <pic:blipFill>
-                    <a:blip r:embed="rId38"/>
-                    <a:stretch>
-                      <a:fillRect/>
-                    </a:stretch>
-                  </pic:blipFill>
-                  <pic:spPr>
-                    <a:xfrm>
-                      <a:off x="0" y="0"/>
-                      <a:ext cx="1552381" cy="1485714"/>
-                    </a:xfrm>
-                    <a:prstGeom prst="rect">
-                      <a:avLst/>
-                    </a:prstGeom>
-                  </pic:spPr>
-                </pic:pic>
-              </a:graphicData>
-            </a:graphic>
-          </wp:inline>
-        </w:drawing>
-      </w:r>
-      <w:r>
-        <w:rPr>
-          <w:rFonts w:ascii="Calibri" w:hAnsi="Calibri" w:cs="Calibri"/>
-          <w:noProof/>
-        </w:rPr>
-        <w:drawing>
-          <wp:inline distT="0" distB="0" distL="0" distR="0" wp14:anchorId="34215E6C" wp14:editId="7F30142C">
-            <wp:extent cx="1552381" cy="1485714"/>
-            <wp:effectExtent l="0" t="0" r="0" b="635"/>
-            <wp:docPr id="852733696" name="Picture 1"/>
-            <wp:cNvGraphicFramePr>
-              <a:graphicFrameLocks xmlns:a="http://schemas.openxmlformats.org/drawingml/2006/main" noChangeAspect="1"/>
-            </wp:cNvGraphicFramePr>
-            <a:graphic xmlns:a="http://schemas.openxmlformats.org/drawingml/2006/main">
-              <a:graphicData uri="http://schemas.openxmlformats.org/drawingml/2006/picture">
-                <pic:pic xmlns:pic="http://schemas.openxmlformats.org/drawingml/2006/picture">
-                  <pic:nvPicPr>
-                    <pic:cNvPr id="852733696" name=""/>
-                    <pic:cNvPicPr/>
-                  </pic:nvPicPr>
-                  <pic:blipFill>
-                    <a:blip r:embed="rId39"/>
-                    <a:stretch>
-                      <a:fillRect/>
-                    </a:stretch>
-                  </pic:blipFill>
-                  <pic:spPr>
-                    <a:xfrm>
-                      <a:off x="0" y="0"/>
-                      <a:ext cx="1552381" cy="1485714"/>
-                    </a:xfrm>
-                    <a:prstGeom prst="rect">
-                      <a:avLst/>
-                    </a:prstGeom>
-                  </pic:spPr>
-                </pic:pic>
-              </a:graphicData>
-            </a:graphic>
-          </wp:inline>
-        </w:drawing>
-      </w:r>
-      <w:r>
-        <w:rPr>
-          <w:rFonts w:ascii="Calibri" w:hAnsi="Calibri" w:cs="Calibri"/>
-          <w:noProof/>
-        </w:rPr>
-        <w:drawing>
-          <wp:inline distT="0" distB="0" distL="0" distR="0" wp14:anchorId="51DE5CF2" wp14:editId="5AA0828F">
-            <wp:extent cx="1552381" cy="1485714"/>
-            <wp:effectExtent l="0" t="0" r="0" b="635"/>
-            <wp:docPr id="1382372005" name="Picture 1"/>
-            <wp:cNvGraphicFramePr>
-              <a:graphicFrameLocks xmlns:a="http://schemas.openxmlformats.org/drawingml/2006/main" noChangeAspect="1"/>
-            </wp:cNvGraphicFramePr>
-            <a:graphic xmlns:a="http://schemas.openxmlformats.org/drawingml/2006/main">
-              <a:graphicData uri="http://schemas.openxmlformats.org/drawingml/2006/picture">
-                <pic:pic xmlns:pic="http://schemas.openxmlformats.org/drawingml/2006/picture">
-                  <pic:nvPicPr>
-                    <pic:cNvPr id="1382372005" name=""/>
-                    <pic:cNvPicPr/>
-                  </pic:nvPicPr>
-                  <pic:blipFill>
-                    <a:blip r:embed="rId40"/>
-                    <a:stretch>
-                      <a:fillRect/>
-                    </a:stretch>
-                  </pic:blipFill>
-                  <pic:spPr>
-                    <a:xfrm>
-                      <a:off x="0" y="0"/>
-                      <a:ext cx="1552381" cy="1485714"/>
-                    </a:xfrm>
-                    <a:prstGeom prst="rect">
-                      <a:avLst/>
-                    </a:prstGeom>
-                  </pic:spPr>
-                </pic:pic>
-              </a:graphicData>
-            </a:graphic>
-          </wp:inline>
-        </w:drawing>
-      </w:r>
-    </w:p>
-    <w:p>
-      <w:pPr>
-        <w:pStyle w:val="Caption"/>
-        <w:rPr>
-          <w:rFonts w:ascii="Calibri" w:hAnsi="Calibri" w:cs="Calibri"/>
-        </w:rPr>
-      </w:pPr>
-      <w:r>
-        <w:rPr>
-          <w:rFonts w:ascii="Calibri" w:hAnsi="Calibri" w:cs="Calibri"/>
-        </w:rPr>
-        <w:t xml:space="preserve">Class Card </w:t>
-      </w:r>
-      <w:r>
-        <w:rPr>
-          <w:rFonts w:ascii="Calibri" w:hAnsi="Calibri" w:cs="Calibri"/>
-        </w:rPr>
-        <w:fldChar w:fldCharType="begin"/>
-      </w:r>
-      <w:r>
-        <w:rPr>
-          <w:rFonts w:ascii="Calibri" w:hAnsi="Calibri" w:cs="Calibri"/>
-        </w:rPr>
-        <w:instrText xml:space="preserve"> SEQ Class_Card \* ARABIC </w:instrText>
-      </w:r>
-      <w:r>
-        <w:rPr>
-          <w:rFonts w:ascii="Calibri" w:hAnsi="Calibri" w:cs="Calibri"/>
-        </w:rPr>
-        <w:fldChar w:fldCharType="separate"/>
-      </w:r>
-      <w:r>
-        <w:rPr>
-          <w:rFonts w:ascii="Calibri" w:hAnsi="Calibri" w:cs="Calibri"/>
-          <w:noProof/>
-        </w:rPr>
-        <w:t>12</w:t>
-      </w:r>
-      <w:r>
-        <w:rPr>
-          <w:rFonts w:ascii="Calibri" w:hAnsi="Calibri" w:cs="Calibri"/>
-        </w:rPr>
-        <w:fldChar w:fldCharType="end"/>
-      </w:r>
-      <w:r>
-        <w:rPr>
-          <w:rFonts w:ascii="Calibri" w:hAnsi="Calibri" w:cs="Calibri"/>
-        </w:rPr>
-        <w:t>: ClashingElementException</w:t>
-      </w:r>
-    </w:p>
-    <w:p>
-      <w:pPr>
-        <w:pStyle w:val="Caption"/>
-        <w:rPr>
-          <w:rFonts w:ascii="Calibri" w:hAnsi="Calibri" w:cs="Calibri"/>
-        </w:rPr>
-      </w:pPr>
-      <w:r>
-        <w:rPr>
-          <w:rFonts w:ascii="Calibri" w:hAnsi="Calibri" w:cs="Calibri"/>
-        </w:rPr>
-        <w:t xml:space="preserve">Class Card </w:t>
-      </w:r>
-      <w:r>
-        <w:rPr>
-          <w:rFonts w:ascii="Calibri" w:hAnsi="Calibri" w:cs="Calibri"/>
-        </w:rPr>
-        <w:fldChar w:fldCharType="begin"/>
-      </w:r>
-      <w:r>
-        <w:rPr>
-          <w:rFonts w:ascii="Calibri" w:hAnsi="Calibri" w:cs="Calibri"/>
-        </w:rPr>
-        <w:instrText xml:space="preserve"> SEQ Class_Card \* ARABIC </w:instrText>
-      </w:r>
-      <w:r>
-        <w:rPr>
-          <w:rFonts w:ascii="Calibri" w:hAnsi="Calibri" w:cs="Calibri"/>
-        </w:rPr>
-        <w:fldChar w:fldCharType="separate"/>
-      </w:r>
-      <w:r>
-        <w:rPr>
-          <w:rFonts w:ascii="Calibri" w:hAnsi="Calibri" w:cs="Calibri"/>
-          <w:noProof/>
-        </w:rPr>
-        <w:t>13</w:t>
-      </w:r>
-      <w:r>
-        <w:rPr>
-          <w:rFonts w:ascii="Calibri" w:hAnsi="Calibri" w:cs="Calibri"/>
-        </w:rPr>
-        <w:fldChar w:fldCharType="end"/>
-      </w:r>
-      <w:r>
-        <w:rPr>
-          <w:rFonts w:ascii="Calibri" w:hAnsi="Calibri" w:cs="Calibri"/>
-        </w:rPr>
-        <w:t>: ParentMissingException</w:t>
-      </w:r>
-    </w:p>
-    <w:p>
-      <w:pPr>
-        <w:pStyle w:val="Caption"/>
-        <w:rPr>
-          <w:rFonts w:ascii="Calibri" w:hAnsi="Calibri" w:cs="Calibri"/>
-        </w:rPr>
-      </w:pPr>
-      <w:r>
-        <w:rPr>
-          <w:rFonts w:ascii="Calibri" w:hAnsi="Calibri" w:cs="Calibri"/>
-        </w:rPr>
-        <w:t xml:space="preserve">Class Card </w:t>
-      </w:r>
-      <w:r>
-        <w:rPr>
-          <w:rFonts w:ascii="Calibri" w:hAnsi="Calibri" w:cs="Calibri"/>
-        </w:rPr>
-        <w:fldChar w:fldCharType="begin"/>
-      </w:r>
-      <w:r>
-        <w:rPr>
-          <w:rFonts w:ascii="Calibri" w:hAnsi="Calibri" w:cs="Calibri"/>
-        </w:rPr>
-        <w:instrText xml:space="preserve"> SEQ Class_Card \* ARABIC </w:instrText>
-      </w:r>
-      <w:r>
-        <w:rPr>
-          <w:rFonts w:ascii="Calibri" w:hAnsi="Calibri" w:cs="Calibri"/>
-        </w:rPr>
-        <w:fldChar w:fldCharType="separate"/>
-      </w:r>
-      <w:r>
-        <w:rPr>
-          <w:rFonts w:ascii="Calibri" w:hAnsi="Calibri" w:cs="Calibri"/>
-          <w:noProof/>
-        </w:rPr>
-        <w:t>14</w:t>
-      </w:r>
-      <w:r>
-        <w:rPr>
-          <w:rFonts w:ascii="Calibri" w:hAnsi="Calibri" w:cs="Calibri"/>
-        </w:rPr>
-        <w:fldChar w:fldCharType="end"/>
-      </w:r>
-      <w:r>
-        <w:rPr>
-          <w:rFonts w:ascii="Calibri" w:hAnsi="Calibri" w:cs="Calibri"/>
-        </w:rPr>
-        <w:t>: ClashingParentException</w:t>
-      </w:r>
-    </w:p>
-    <w:p>
-      <w:pPr>
-        <w:keepNext/>
-        <w:rPr>
-          <w:rFonts w:ascii="Calibri" w:hAnsi="Calibri" w:cs="Calibri"/>
-        </w:rPr>
-      </w:pPr>
-      <w:r>
-        <w:rPr>
-          <w:rFonts w:ascii="Calibri" w:hAnsi="Calibri" w:cs="Calibri"/>
-          <w:noProof/>
-        </w:rPr>
-        <mc:AlternateContent>
-          <mc:Choice Requires="wps">
-            <w:drawing>
-              <wp:anchor distT="0" distB="0" distL="114300" distR="114300" simplePos="0" relativeHeight="251658255" behindDoc="0" locked="0" layoutInCell="1" allowOverlap="1" wp14:anchorId="25168432" wp14:editId="795CB993">
-                <wp:simplePos x="0" y="0"/>
-                <wp:positionH relativeFrom="margin">
-                  <wp:align>left</wp:align>
-                </wp:positionH>
-                <wp:positionV relativeFrom="paragraph">
-                  <wp:posOffset>1214755</wp:posOffset>
-                </wp:positionV>
-                <wp:extent cx="1551940" cy="635"/>
-                <wp:effectExtent l="0" t="0" r="0" b="0"/>
-                <wp:wrapTopAndBottom/>
-                <wp:docPr id="1559388354" name="Text Box 1"/>
-                <wp:cNvGraphicFramePr/>
-                <a:graphic xmlns:a="http://schemas.openxmlformats.org/drawingml/2006/main">
-                  <a:graphicData uri="http://schemas.microsoft.com/office/word/2010/wordprocessingShape">
-                    <wps:wsp>
-                      <wps:cNvSpPr txBox="1"/>
-                      <wps:spPr>
-                        <a:xfrm>
-                          <a:off x="0" y="0"/>
-                          <a:ext cx="1551940" cy="635"/>
-                        </a:xfrm>
-                        <a:prstGeom prst="rect">
-                          <a:avLst/>
-                        </a:prstGeom>
-                        <a:solidFill>
-                          <a:prstClr val="white"/>
-                        </a:solidFill>
-                        <a:ln>
-                          <a:noFill/>
-                        </a:ln>
-                      </wps:spPr>
-                      <wps:txbx>
-                        <w:txbxContent>
-                          <w:p>
-                            <w:pPr>
-                              <w:pStyle w:val="Caption"/>
-                              <w:rPr>
-                                <w:noProof/>
-                              </w:rPr>
-                            </w:pPr>
-                            <w:r>
-                              <w:t xml:space="preserve">Class Card </w:t>
-                            </w:r>
-                            <w:r>
-                              <w:fldChar w:fldCharType="begin"/>
-                            </w:r>
-                            <w:r>
-                              <w:instrText xml:space="preserve"> SEQ Class_Card \* ARABIC </w:instrText>
-                            </w:r>
-                            <w:r>
-                              <w:fldChar w:fldCharType="separate"/>
-                            </w:r>
-                            <w:r>
-                              <w:rPr>
-                                <w:noProof/>
-                              </w:rPr>
-                              <w:t>15</w:t>
-                            </w:r>
-                            <w:r>
-                              <w:fldChar w:fldCharType="end"/>
-                            </w:r>
-                            <w:r>
-                              <w:t>: Program</w:t>
-                            </w:r>
-                          </w:p>
-                        </w:txbxContent>
-                      </wps:txbx>
-                      <wps:bodyPr rot="0" spcFirstLastPara="0" vertOverflow="overflow" horzOverflow="overflow" vert="horz" wrap="square" lIns="0" tIns="0" rIns="0" bIns="0" numCol="1" spcCol="0" rtlCol="0" fromWordArt="0" anchor="t" anchorCtr="0" forceAA="0" compatLnSpc="1">
-                        <a:prstTxWarp prst="textNoShape">
-                          <a:avLst/>
-                        </a:prstTxWarp>
-                        <a:spAutoFit/>
-                      </wps:bodyPr>
-                    </wps:wsp>
-                  </a:graphicData>
-                </a:graphic>
-              </wp:anchor>
-            </w:drawing>
-          </mc:Choice>
-          <mc:Fallback>
-            <w:pict>
-              <v:shape w14:anchorId="25168432" id="_x0000_s1028" type="#_x0000_t202" style="position:absolute;margin-left:0;margin-top:95.65pt;width:122.2pt;height:.05pt;z-index:251658255;visibility:visible;mso-wrap-style:square;mso-wrap-distance-left:9pt;mso-wrap-distance-top:0;mso-wrap-distance-right:9pt;mso-wrap-distance-bottom:0;mso-position-horizontal:left;mso-position-horizontal-relative:margin;mso-position-vertical:absolute;mso-position-vertical-relative:text;v-text-anchor:top" o:gfxdata="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" stroked="f">
-                <v:textbox style="mso-fit-shape-to-text:t" inset="0,0,0,0">
-                  <w:txbxContent>
-                    <w:p>
-                      <w:pPr>
-                        <w:pStyle w:val="Caption"/>
-                        <w:rPr>
-                          <w:noProof/>
-                        </w:rPr>
-                      </w:pPr>
-                      <w:r>
-                        <w:t xml:space="preserve">Class Card </w:t>
-                      </w:r>
-                      <w:r>
-                        <w:fldChar w:fldCharType="begin"/>
-                      </w:r>
-                      <w:r>
-                        <w:instrText xml:space="preserve"> SEQ Class_Card \* ARABIC </w:instrText>
-                      </w:r>
-                      <w:r>
-                        <w:fldChar w:fldCharType="separate"/>
-                      </w:r>
-                      <w:r>
-                        <w:rPr>
-                          <w:noProof/>
-                        </w:rPr>
-                        <w:t>15</w:t>
-                      </w:r>
-                      <w:r>
-                        <w:fldChar w:fldCharType="end"/>
-                      </w:r>
-                      <w:r>
-                        <w:t>: Program</w:t>
-                      </w:r>
-                    </w:p>
-                  </w:txbxContent>
-                </v:textbox>
-                <w10:wrap type="topAndBottom" anchorx="margin"/>
-              </v:shape>
-            </w:pict>
-          </mc:Fallback>
-        </mc:AlternateContent>
-      </w:r>
-      <w:r>
-        <w:rPr>
-          <w:rFonts w:ascii="Calibri" w:hAnsi="Calibri" w:cs="Calibri"/>
-          <w:noProof/>
-        </w:rPr>
-        <w:drawing>
-          <wp:inline distT="0" distB="0" distL="0" distR="0" wp14:anchorId="4B6AAE7C" wp14:editId="686D0A2E">
-            <wp:extent cx="1554480" cy="1188720"/>
-            <wp:effectExtent l="0" t="0" r="7620" b="0"/>
-            <wp:docPr id="1035075118" name="Picture 1"/>
-            <wp:cNvGraphicFramePr>
-              <a:graphicFrameLocks xmlns:a="http://schemas.openxmlformats.org/drawingml/2006/main" noChangeAspect="1"/>
-            </wp:cNvGraphicFramePr>
-            <a:graphic xmlns:a="http://schemas.openxmlformats.org/drawingml/2006/main">
-              <a:graphicData uri="http://schemas.openxmlformats.org/drawingml/2006/picture">
-                <pic:pic xmlns:pic="http://schemas.openxmlformats.org/drawingml/2006/picture">
-                  <pic:nvPicPr>
-                    <pic:cNvPr id="1035075118" name=""/>
-                    <pic:cNvPicPr/>
-                  </pic:nvPicPr>
-                  <pic:blipFill>
-                    <a:blip r:embed="rId18">
-                      <a:extLst>
-                        <a:ext uri="{28A0092B-C50C-407E-A947-70E740481C1C}">
-                          <a14:useLocalDpi xmlns:a14="http://schemas.microsoft.com/office/drawing/2010/main" val="0"/>
-                        </a:ext>
-                      </a:extLst>
-                    </a:blip>
-                    <a:stretch>
-                      <a:fillRect/>
-                    </a:stretch>
-                  </pic:blipFill>
-                  <pic:spPr>
-                    <a:xfrm>
-                      <a:off x="0" y="0"/>
-                      <a:ext cx="1554480" cy="1188720"/>
-                    </a:xfrm>
-                    <a:prstGeom prst="rect">
-                      <a:avLst/>
-                    </a:prstGeom>
-                  </pic:spPr>
-                </pic:pic>
-              </a:graphicData>
-            </a:graphic>
-          </wp:inline>
-        </w:drawing>
-      </w:r>
-      <w:r>
-        <w:rPr>
-          <w:rFonts w:ascii="Calibri" w:hAnsi="Calibri" w:cs="Calibri"/>
-          <w:noProof/>
-        </w:rPr>
-        <w:drawing>
-          <wp:inline distT="0" distB="0" distL="0" distR="0" wp14:anchorId="509853B2" wp14:editId="7ECFB3B8">
-            <wp:extent cx="1552381" cy="1190476"/>
-            <wp:effectExtent l="0" t="0" r="0" b="0"/>
-            <wp:docPr id="1562194900" name="Picture 1"/>
-            <wp:cNvGraphicFramePr>
-              <a:graphicFrameLocks xmlns:a="http://schemas.openxmlformats.org/drawingml/2006/main" noChangeAspect="1"/>
-            </wp:cNvGraphicFramePr>
-            <a:graphic xmlns:a="http://schemas.openxmlformats.org/drawingml/2006/main">
-              <a:graphicData uri="http://schemas.openxmlformats.org/drawingml/2006/picture">
-                <pic:pic xmlns:pic="http://schemas.openxmlformats.org/drawingml/2006/picture">
-                  <pic:nvPicPr>
-                    <pic:cNvPr id="1562194900" name=""/>
-                    <pic:cNvPicPr/>
-                  </pic:nvPicPr>
-                  <pic:blipFill>
-                    <a:blip r:embed="rId41"/>
-                    <a:stretch>
-                      <a:fillRect/>
-                    </a:stretch>
-                  </pic:blipFill>
-                  <pic:spPr>
-                    <a:xfrm>
-                      <a:off x="0" y="0"/>
-                      <a:ext cx="1552381" cy="1190476"/>
-                    </a:xfrm>
-                    <a:prstGeom prst="rect">
-                      <a:avLst/>
-                    </a:prstGeom>
-                  </pic:spPr>
-                </pic:pic>
-              </a:graphicData>
-            </a:graphic>
-          </wp:inline>
-        </w:drawing>
-      </w:r>
-    </w:p>
-    <w:p>
-      <w:pPr>
-        <w:pStyle w:val="Caption"/>
-        <w:rPr>
-          <w:rFonts w:ascii="Calibri" w:hAnsi="Calibri" w:cs="Calibri"/>
-        </w:rPr>
-      </w:pPr>
-      <w:r>
-        <w:rPr>
-          <w:rFonts w:ascii="Calibri" w:hAnsi="Calibri" w:cs="Calibri"/>
-        </w:rPr>
-        <w:t xml:space="preserve">Class Card </w:t>
-      </w:r>
-      <w:r>
-        <w:rPr>
-          <w:rFonts w:ascii="Calibri" w:hAnsi="Calibri" w:cs="Calibri"/>
-        </w:rPr>
-        <w:fldChar w:fldCharType="begin"/>
-      </w:r>
-      <w:r>
-        <w:rPr>
-          <w:rFonts w:ascii="Calibri" w:hAnsi="Calibri" w:cs="Calibri"/>
-        </w:rPr>
-        <w:instrText xml:space="preserve"> SEQ Class_Card \* ARABIC </w:instrText>
-      </w:r>
-      <w:r>
-        <w:rPr>
-          <w:rFonts w:ascii="Calibri" w:hAnsi="Calibri" w:cs="Calibri"/>
-        </w:rPr>
-        <w:fldChar w:fldCharType="separate"/>
-      </w:r>
-      <w:r>
-        <w:rPr>
-          <w:rFonts w:ascii="Calibri" w:hAnsi="Calibri" w:cs="Calibri"/>
-          <w:noProof/>
-        </w:rPr>
-        <w:t>16</w:t>
-      </w:r>
-      <w:r>
-        <w:rPr>
-          <w:rFonts w:ascii="Calibri" w:hAnsi="Calibri" w:cs="Calibri"/>
-        </w:rPr>
-        <w:fldChar w:fldCharType="end"/>
-      </w:r>
-      <w:r>
-        <w:rPr>
-          <w:rFonts w:ascii="Calibri" w:hAnsi="Calibri" w:cs="Calibri"/>
-        </w:rPr>
-        <w:t>: IOpenFileService</w:t>
-      </w:r>
-    </w:p>
-    <w:p>
-      <w:pPr>
-        <w:keepNext/>
-        <w:rPr>
-          <w:rFonts w:ascii="Calibri" w:hAnsi="Calibri" w:cs="Calibri"/>
-        </w:rPr>
-      </w:pPr>
-    </w:p>
-    <w:p>
-      <w:pPr>
-        <w:keepNext/>
-        <w:rPr>
-          <w:rFonts w:ascii="Calibri" w:hAnsi="Calibri" w:cs="Calibri"/>
-        </w:rPr>
-      </w:pPr>
-      <w:r>
-        <w:rPr>
-          <w:rFonts w:ascii="Calibri" w:hAnsi="Calibri" w:cs="Calibri"/>
-          <w:noProof/>
-        </w:rPr>
-        <w:drawing>
-          <wp:inline distT="0" distB="0" distL="0" distR="0" wp14:anchorId="4FCB29B5" wp14:editId="400BF3F3">
-            <wp:extent cx="1552381" cy="1190476"/>
-            <wp:effectExtent l="0" t="0" r="0" b="0"/>
-            <wp:docPr id="343729030" name="Picture 1"/>
-            <wp:cNvGraphicFramePr>
-              <a:graphicFrameLocks xmlns:a="http://schemas.openxmlformats.org/drawingml/2006/main" noChangeAspect="1"/>
-            </wp:cNvGraphicFramePr>
-            <a:graphic xmlns:a="http://schemas.openxmlformats.org/drawingml/2006/main">
-              <a:graphicData uri="http://schemas.openxmlformats.org/drawingml/2006/picture">
-                <pic:pic xmlns:pic="http://schemas.openxmlformats.org/drawingml/2006/picture">
-                  <pic:nvPicPr>
-                    <pic:cNvPr id="343729030" name=""/>
-                    <pic:cNvPicPr/>
-                  </pic:nvPicPr>
-                  <pic:blipFill>
-                    <a:blip r:embed="rId42"/>
-                    <a:stretch>
-                      <a:fillRect/>
-                    </a:stretch>
-                  </pic:blipFill>
-                  <pic:spPr>
-                    <a:xfrm>
-                      <a:off x="0" y="0"/>
-                      <a:ext cx="1552381" cy="1190476"/>
-                    </a:xfrm>
-                    <a:prstGeom prst="rect">
-                      <a:avLst/>
-                    </a:prstGeom>
-                  </pic:spPr>
-                </pic:pic>
-              </a:graphicData>
-            </a:graphic>
-          </wp:inline>
-        </w:drawing>
-      </w:r>
-      <w:r>
-        <w:rPr>
-          <w:rFonts w:ascii="Calibri" w:hAnsi="Calibri" w:cs="Calibri"/>
-          <w:noProof/>
-        </w:rPr>
-        <w:drawing>
-          <wp:inline distT="0" distB="0" distL="0" distR="0" wp14:anchorId="3D63070B" wp14:editId="1B11F3D6">
-            <wp:extent cx="1552381" cy="1714286"/>
-            <wp:effectExtent l="0" t="0" r="0" b="635"/>
-            <wp:docPr id="1422265875" name="Picture 1"/>
-            <wp:cNvGraphicFramePr>
-              <a:graphicFrameLocks xmlns:a="http://schemas.openxmlformats.org/drawingml/2006/main" noChangeAspect="1"/>
-            </wp:cNvGraphicFramePr>
-            <a:graphic xmlns:a="http://schemas.openxmlformats.org/drawingml/2006/main">
-              <a:graphicData uri="http://schemas.openxmlformats.org/drawingml/2006/picture">
-                <pic:pic xmlns:pic="http://schemas.openxmlformats.org/drawingml/2006/picture">
-                  <pic:nvPicPr>
-                    <pic:cNvPr id="1422265875" name=""/>
-                    <pic:cNvPicPr/>
-                  </pic:nvPicPr>
-                  <pic:blipFill>
-                    <a:blip r:embed="rId43"/>
-                    <a:stretch>
-                      <a:fillRect/>
-                    </a:stretch>
-                  </pic:blipFill>
-                  <pic:spPr>
-                    <a:xfrm>
-                      <a:off x="0" y="0"/>
-                      <a:ext cx="1552381" cy="1714286"/>
-                    </a:xfrm>
-                    <a:prstGeom prst="rect">
-                      <a:avLst/>
-                    </a:prstGeom>
-                  </pic:spPr>
-                </pic:pic>
-              </a:graphicData>
-            </a:graphic>
-          </wp:inline>
-        </w:drawing>
-      </w:r>
-      <w:r>
-        <w:rPr>
-          <w:rFonts w:ascii="Calibri" w:hAnsi="Calibri" w:cs="Calibri"/>
-          <w:noProof/>
-        </w:rPr>
-        <w:drawing>
-          <wp:inline distT="0" distB="0" distL="0" distR="0" wp14:anchorId="1AFD2945" wp14:editId="7D24F1C9">
-            <wp:extent cx="1552381" cy="1361905"/>
-            <wp:effectExtent l="0" t="0" r="0" b="0"/>
-            <wp:docPr id="791702770" name="Picture 1"/>
-            <wp:cNvGraphicFramePr>
-              <a:graphicFrameLocks xmlns:a="http://schemas.openxmlformats.org/drawingml/2006/main" noChangeAspect="1"/>
-            </wp:cNvGraphicFramePr>
-            <a:graphic xmlns:a="http://schemas.openxmlformats.org/drawingml/2006/main">
-              <a:graphicData uri="http://schemas.openxmlformats.org/drawingml/2006/picture">
-                <pic:pic xmlns:pic="http://schemas.openxmlformats.org/drawingml/2006/picture">
-                  <pic:nvPicPr>
-                    <pic:cNvPr id="791702770" name=""/>
-                    <pic:cNvPicPr/>
-                  </pic:nvPicPr>
-                  <pic:blipFill>
-                    <a:blip r:embed="rId44"/>
-                    <a:stretch>
-                      <a:fillRect/>
-                    </a:stretch>
-                  </pic:blipFill>
-                  <pic:spPr>
-                    <a:xfrm>
-                      <a:off x="0" y="0"/>
-                      <a:ext cx="1552381" cy="1361905"/>
-                    </a:xfrm>
-                    <a:prstGeom prst="rect">
-                      <a:avLst/>
-                    </a:prstGeom>
-                  </pic:spPr>
-                </pic:pic>
-              </a:graphicData>
-            </a:graphic>
-          </wp:inline>
-        </w:drawing>
-      </w:r>
-    </w:p>
-    <w:p>
-      <w:pPr>
-        <w:pStyle w:val="Caption"/>
-        <w:rPr>
-          <w:rFonts w:ascii="Calibri" w:hAnsi="Calibri" w:cs="Calibri"/>
-        </w:rPr>
-      </w:pPr>
-      <w:r>
-        <w:rPr>
-          <w:rFonts w:ascii="Calibri" w:hAnsi="Calibri" w:cs="Calibri"/>
-        </w:rPr>
-        <w:t xml:space="preserve">Class Card </w:t>
-      </w:r>
-      <w:r>
-        <w:rPr>
-          <w:rFonts w:ascii="Calibri" w:hAnsi="Calibri" w:cs="Calibri"/>
-        </w:rPr>
-        <w:fldChar w:fldCharType="begin"/>
-      </w:r>
-      <w:r>
-        <w:rPr>
-          <w:rFonts w:ascii="Calibri" w:hAnsi="Calibri" w:cs="Calibri"/>
-        </w:rPr>
-        <w:instrText xml:space="preserve"> SEQ Class_Card \* ARABIC </w:instrText>
-      </w:r>
-      <w:r>
-        <w:rPr>
-          <w:rFonts w:ascii="Calibri" w:hAnsi="Calibri" w:cs="Calibri"/>
-        </w:rPr>
-        <w:fldChar w:fldCharType="separate"/>
-      </w:r>
-      <w:r>
-        <w:rPr>
-          <w:rFonts w:ascii="Calibri" w:hAnsi="Calibri" w:cs="Calibri"/>
-          <w:noProof/>
-        </w:rPr>
-        <w:t>17</w:t>
-      </w:r>
-      <w:r>
-        <w:rPr>
-          <w:rFonts w:ascii="Calibri" w:hAnsi="Calibri" w:cs="Calibri"/>
-        </w:rPr>
-        <w:fldChar w:fldCharType="end"/>
-      </w:r>
-      <w:r>
-        <w:rPr>
-          <w:rFonts w:ascii="Calibri" w:hAnsi="Calibri" w:cs="Calibri"/>
-        </w:rPr>
-        <w:t>: ISaveFileService</w:t>
-      </w:r>
-    </w:p>
-    <w:p>
-      <w:pPr>
-        <w:pStyle w:val="Caption"/>
-        <w:rPr>
-          <w:rFonts w:ascii="Calibri" w:hAnsi="Calibri" w:cs="Calibri"/>
-        </w:rPr>
-      </w:pPr>
-      <w:r>
-        <w:rPr>
-          <w:rFonts w:ascii="Calibri" w:hAnsi="Calibri" w:cs="Calibri"/>
-        </w:rPr>
-        <w:t xml:space="preserve">Class Card </w:t>
-      </w:r>
-      <w:r>
-        <w:rPr>
-          <w:rFonts w:ascii="Calibri" w:hAnsi="Calibri" w:cs="Calibri"/>
-        </w:rPr>
-        <w:fldChar w:fldCharType="begin"/>
-      </w:r>
-      <w:r>
-        <w:rPr>
-          <w:rFonts w:ascii="Calibri" w:hAnsi="Calibri" w:cs="Calibri"/>
-        </w:rPr>
-        <w:instrText xml:space="preserve"> SEQ Class_Card \* ARABIC </w:instrText>
-      </w:r>
-      <w:r>
-        <w:rPr>
-          <w:rFonts w:ascii="Calibri" w:hAnsi="Calibri" w:cs="Calibri"/>
-        </w:rPr>
-        <w:fldChar w:fldCharType="separate"/>
-      </w:r>
-      <w:r>
-        <w:rPr>
-          <w:rFonts w:ascii="Calibri" w:hAnsi="Calibri" w:cs="Calibri"/>
-          <w:noProof/>
-        </w:rPr>
-        <w:t>18</w:t>
-      </w:r>
-      <w:r>
-        <w:rPr>
-          <w:rFonts w:ascii="Calibri" w:hAnsi="Calibri" w:cs="Calibri"/>
-        </w:rPr>
-        <w:fldChar w:fldCharType="end"/>
-      </w:r>
-      <w:r>
-        <w:rPr>
-          <w:rFonts w:ascii="Calibri" w:hAnsi="Calibri" w:cs="Calibri"/>
-        </w:rPr>
-        <w:t>: IUserPromptService</w:t>
-      </w:r>
-    </w:p>
-    <w:p>
-      <w:pPr>
-        <w:pStyle w:val="Caption"/>
-        <w:rPr>
-          <w:rFonts w:ascii="Calibri" w:hAnsi="Calibri" w:cs="Calibri"/>
-        </w:rPr>
-      </w:pPr>
-      <w:r>
-        <w:rPr>
-          <w:rFonts w:ascii="Calibri" w:hAnsi="Calibri" w:cs="Calibri"/>
-        </w:rPr>
-        <w:t xml:space="preserve">Class Card </w:t>
-      </w:r>
-      <w:r>
-        <w:rPr>
-          <w:rFonts w:ascii="Calibri" w:hAnsi="Calibri" w:cs="Calibri"/>
-        </w:rPr>
-        <w:fldChar w:fldCharType="begin"/>
-      </w:r>
-      <w:r>
-        <w:rPr>
-          <w:rFonts w:ascii="Calibri" w:hAnsi="Calibri" w:cs="Calibri"/>
-        </w:rPr>
-        <w:instrText xml:space="preserve"> SEQ Class_Card \* ARABIC </w:instrText>
-      </w:r>
-      <w:r>
-        <w:rPr>
-          <w:rFonts w:ascii="Calibri" w:hAnsi="Calibri" w:cs="Calibri"/>
-        </w:rPr>
-        <w:fldChar w:fldCharType="separate"/>
-      </w:r>
-      <w:r>
-        <w:rPr>
-          <w:rFonts w:ascii="Calibri" w:hAnsi="Calibri" w:cs="Calibri"/>
-          <w:noProof/>
-        </w:rPr>
-        <w:t>19</w:t>
-      </w:r>
-      <w:r>
-        <w:rPr>
-          <w:rFonts w:ascii="Calibri" w:hAnsi="Calibri" w:cs="Calibri"/>
-        </w:rPr>
-        <w:fldChar w:fldCharType="end"/>
-      </w:r>
-      <w:r>
-        <w:rPr>
-          <w:rFonts w:ascii="Calibri" w:hAnsi="Calibri" w:cs="Calibri"/>
-        </w:rPr>
-        <w:t>: ISchemaDisambiguator</w:t>
-      </w:r>
-    </w:p>
-    <w:p>
-      <w:pPr>
-        <w:keepNext/>
-        <w:rPr>
-          <w:rFonts w:ascii="Calibri" w:hAnsi="Calibri" w:cs="Calibri"/>
-        </w:rPr>
-      </w:pPr>
-      <w:r>
-        <w:rPr>
-          <w:rFonts w:ascii="Calibri" w:hAnsi="Calibri" w:cs="Calibri"/>
-          <w:noProof/>
-        </w:rPr>
-        <w:drawing>
-          <wp:inline distT="0" distB="0" distL="0" distR="0" wp14:anchorId="03380F69" wp14:editId="18B3D297">
-            <wp:extent cx="1552381" cy="1361905"/>
-            <wp:effectExtent l="0" t="0" r="0" b="0"/>
-            <wp:docPr id="1726309261" name="Picture 1"/>
-            <wp:cNvGraphicFramePr>
-              <a:graphicFrameLocks xmlns:a="http://schemas.openxmlformats.org/drawingml/2006/main" noChangeAspect="1"/>
-            </wp:cNvGraphicFramePr>
-            <a:graphic xmlns:a="http://schemas.openxmlformats.org/drawingml/2006/main">
-              <a:graphicData uri="http://schemas.openxmlformats.org/drawingml/2006/picture">
-                <pic:pic xmlns:pic="http://schemas.openxmlformats.org/drawingml/2006/picture">
-                  <pic:nvPicPr>
-                    <pic:cNvPr id="1726309261" name=""/>
-                    <pic:cNvPicPr/>
-                  </pic:nvPicPr>
-                  <pic:blipFill>
-                    <a:blip r:embed="rId45"/>
-                    <a:stretch>
-                      <a:fillRect/>
-                    </a:stretch>
-                  </pic:blipFill>
-                  <pic:spPr>
-                    <a:xfrm>
-                      <a:off x="0" y="0"/>
-                      <a:ext cx="1552381" cy="1361905"/>
-                    </a:xfrm>
-                    <a:prstGeom prst="rect">
-                      <a:avLst/>
-                    </a:prstGeom>
-                  </pic:spPr>
-                </pic:pic>
-              </a:graphicData>
-            </a:graphic>
-          </wp:inline>
-        </w:drawing>
-      </w:r>
-      <w:r>
-        <w:rPr>
-          <w:rFonts w:ascii="Calibri" w:hAnsi="Calibri" w:cs="Calibri"/>
-          <w:noProof/>
-        </w:rPr>
-        <w:drawing>
-          <wp:inline distT="0" distB="0" distL="0" distR="0" wp14:anchorId="78E949B0" wp14:editId="28BCE3CB">
-            <wp:extent cx="1552381" cy="1542857"/>
-            <wp:effectExtent l="0" t="0" r="0" b="635"/>
-            <wp:docPr id="672988340" name="Picture 1"/>
-            <wp:cNvGraphicFramePr>
-              <a:graphicFrameLocks xmlns:a="http://schemas.openxmlformats.org/drawingml/2006/main" noChangeAspect="1"/>
-            </wp:cNvGraphicFramePr>
-            <a:graphic xmlns:a="http://schemas.openxmlformats.org/drawingml/2006/main">
-              <a:graphicData uri="http://schemas.openxmlformats.org/drawingml/2006/picture">
-                <pic:pic xmlns:pic="http://schemas.openxmlformats.org/drawingml/2006/picture">
-                  <pic:nvPicPr>
-                    <pic:cNvPr id="672988340" name=""/>
-                    <pic:cNvPicPr/>
-                  </pic:nvPicPr>
-                  <pic:blipFill>
-                    <a:blip r:embed="rId46"/>
-                    <a:stretch>
-                      <a:fillRect/>
-                    </a:stretch>
-                  </pic:blipFill>
-                  <pic:spPr>
-                    <a:xfrm>
-                      <a:off x="0" y="0"/>
-                      <a:ext cx="1552381" cy="1542857"/>
-                    </a:xfrm>
-                    <a:prstGeom prst="rect">
-                      <a:avLst/>
-                    </a:prstGeom>
-                  </pic:spPr>
-                </pic:pic>
-              </a:graphicData>
-            </a:graphic>
-          </wp:inline>
-        </w:drawing>
-      </w:r>
-      <w:r>
-        <w:rPr>
-          <w:rFonts w:ascii="Calibri" w:hAnsi="Calibri" w:cs="Calibri"/>
-          <w:noProof/>
-        </w:rPr>
-        <w:drawing>
-          <wp:inline distT="0" distB="0" distL="0" distR="0" wp14:anchorId="426235B3" wp14:editId="4CB2E0AE">
-            <wp:extent cx="1552381" cy="1542857"/>
-            <wp:effectExtent l="0" t="0" r="0" b="635"/>
-            <wp:docPr id="1349906776" name="Picture 1"/>
-            <wp:cNvGraphicFramePr>
-              <a:graphicFrameLocks xmlns:a="http://schemas.openxmlformats.org/drawingml/2006/main" noChangeAspect="1"/>
-            </wp:cNvGraphicFramePr>
-            <a:graphic xmlns:a="http://schemas.openxmlformats.org/drawingml/2006/main">
-              <a:graphicData uri="http://schemas.openxmlformats.org/drawingml/2006/picture">
-                <pic:pic xmlns:pic="http://schemas.openxmlformats.org/drawingml/2006/picture">
-                  <pic:nvPicPr>
-                    <pic:cNvPr id="1349906776" name=""/>
-                    <pic:cNvPicPr/>
-                  </pic:nvPicPr>
-                  <pic:blipFill>
-                    <a:blip r:embed="rId47"/>
-                    <a:stretch>
-                      <a:fillRect/>
-                    </a:stretch>
-                  </pic:blipFill>
-                  <pic:spPr>
-                    <a:xfrm>
-                      <a:off x="0" y="0"/>
-                      <a:ext cx="1552381" cy="1542857"/>
-                    </a:xfrm>
-                    <a:prstGeom prst="rect">
-                      <a:avLst/>
-                    </a:prstGeom>
-                  </pic:spPr>
-                </pic:pic>
-              </a:graphicData>
-            </a:graphic>
-          </wp:inline>
-        </w:drawing>
-      </w:r>
-    </w:p>
-    <w:p>
-      <w:pPr>
-        <w:pStyle w:val="Caption"/>
-        <w:rPr>
-          <w:rFonts w:ascii="Calibri" w:hAnsi="Calibri" w:cs="Calibri"/>
-        </w:rPr>
-      </w:pPr>
-      <w:r>
-        <w:rPr>
-          <w:rFonts w:ascii="Calibri" w:hAnsi="Calibri" w:cs="Calibri"/>
-        </w:rPr>
-        <w:t xml:space="preserve">Class Card </w:t>
-      </w:r>
-      <w:r>
-        <w:rPr>
-          <w:rFonts w:ascii="Calibri" w:hAnsi="Calibri" w:cs="Calibri"/>
-        </w:rPr>
-        <w:fldChar w:fldCharType="begin"/>
-      </w:r>
-      <w:r>
-        <w:rPr>
-          <w:rFonts w:ascii="Calibri" w:hAnsi="Calibri" w:cs="Calibri"/>
-        </w:rPr>
-        <w:instrText xml:space="preserve"> SEQ Class_Card \* ARABIC </w:instrText>
-      </w:r>
-      <w:r>
-        <w:rPr>
-          <w:rFonts w:ascii="Calibri" w:hAnsi="Calibri" w:cs="Calibri"/>
-        </w:rPr>
-        <w:fldChar w:fldCharType="separate"/>
-      </w:r>
-      <w:r>
-        <w:rPr>
-          <w:rFonts w:ascii="Calibri" w:hAnsi="Calibri" w:cs="Calibri"/>
-          <w:noProof/>
-        </w:rPr>
-        <w:t>20</w:t>
-      </w:r>
-      <w:r>
-        <w:rPr>
-          <w:rFonts w:ascii="Calibri" w:hAnsi="Calibri" w:cs="Calibri"/>
-        </w:rPr>
-        <w:fldChar w:fldCharType="end"/>
-      </w:r>
-      <w:r>
-        <w:rPr>
-          <w:rFonts w:ascii="Calibri" w:hAnsi="Calibri" w:cs="Calibri"/>
-        </w:rPr>
-        <w:t>: IValidationService</w:t>
-      </w:r>
-    </w:p>
-    <w:p>
-      <w:pPr>
-        <w:pStyle w:val="Caption"/>
-        <w:rPr>
-          <w:rFonts w:ascii="Calibri" w:hAnsi="Calibri" w:cs="Calibri"/>
-        </w:rPr>
-      </w:pPr>
-      <w:r>
-        <w:rPr>
-          <w:rFonts w:ascii="Calibri" w:hAnsi="Calibri" w:cs="Calibri"/>
-        </w:rPr>
-        <w:t xml:space="preserve">Class Card </w:t>
-      </w:r>
-      <w:r>
-        <w:rPr>
-          <w:rFonts w:ascii="Calibri" w:hAnsi="Calibri" w:cs="Calibri"/>
-        </w:rPr>
-        <w:fldChar w:fldCharType="begin"/>
-      </w:r>
-      <w:r>
-        <w:rPr>
-          <w:rFonts w:ascii="Calibri" w:hAnsi="Calibri" w:cs="Calibri"/>
-        </w:rPr>
-        <w:instrText xml:space="preserve"> SEQ Class_Card \* ARABIC </w:instrText>
-      </w:r>
-      <w:r>
-        <w:rPr>
-          <w:rFonts w:ascii="Calibri" w:hAnsi="Calibri" w:cs="Calibri"/>
-        </w:rPr>
-        <w:fldChar w:fldCharType="separate"/>
-      </w:r>
-      <w:r>
-        <w:rPr>
-          <w:rFonts w:ascii="Calibri" w:hAnsi="Calibri" w:cs="Calibri"/>
-          <w:noProof/>
-        </w:rPr>
-        <w:t>21</w:t>
-      </w:r>
-      <w:r>
-        <w:rPr>
-          <w:rFonts w:ascii="Calibri" w:hAnsi="Calibri" w:cs="Calibri"/>
-        </w:rPr>
-        <w:fldChar w:fldCharType="end"/>
-      </w:r>
-      <w:r>
-        <w:rPr>
-          <w:rFonts w:ascii="Calibri" w:hAnsi="Calibri" w:cs="Calibri"/>
-        </w:rPr>
-        <w:t>: IFileSystem</w:t>
-      </w:r>
-    </w:p>
-    <w:p>
-      <w:pPr>
-        <w:pStyle w:val="Caption"/>
-        <w:rPr>
-          <w:rFonts w:ascii="Calibri" w:hAnsi="Calibri" w:cs="Calibri"/>
-        </w:rPr>
-      </w:pPr>
-      <w:r>
-        <w:rPr>
-          <w:rFonts w:ascii="Calibri" w:hAnsi="Calibri" w:cs="Calibri"/>
-        </w:rPr>
-        <w:t xml:space="preserve">Class Card </w:t>
-      </w:r>
-      <w:r>
-        <w:rPr>
-          <w:rFonts w:ascii="Calibri" w:hAnsi="Calibri" w:cs="Calibri"/>
-        </w:rPr>
-        <w:fldChar w:fldCharType="begin"/>
-      </w:r>
-      <w:r>
-        <w:rPr>
-          <w:rFonts w:ascii="Calibri" w:hAnsi="Calibri" w:cs="Calibri"/>
-        </w:rPr>
-        <w:instrText xml:space="preserve"> SEQ Class_Card \* ARABIC </w:instrText>
-      </w:r>
-      <w:r>
-        <w:rPr>
-          <w:rFonts w:ascii="Calibri" w:hAnsi="Calibri" w:cs="Calibri"/>
-        </w:rPr>
-        <w:fldChar w:fldCharType="separate"/>
-      </w:r>
-      <w:r>
-        <w:rPr>
-          <w:rFonts w:ascii="Calibri" w:hAnsi="Calibri" w:cs="Calibri"/>
-          <w:noProof/>
-        </w:rPr>
-        <w:t>22</w:t>
-      </w:r>
-      <w:r>
-        <w:rPr>
-          <w:rFonts w:ascii="Calibri" w:hAnsi="Calibri" w:cs="Calibri"/>
-        </w:rPr>
-        <w:fldChar w:fldCharType="end"/>
-      </w:r>
-      <w:r>
-        <w:rPr>
-          <w:rFonts w:ascii="Calibri" w:hAnsi="Calibri" w:cs="Calibri"/>
-        </w:rPr>
-        <w:t>: IMessageService</w:t>
-      </w:r>
-      <w:r>
-        <w:rPr>
-          <w:rFonts w:ascii="Calibri" w:hAnsi="Calibri" w:cs="Calibri"/>
-        </w:rPr>
-        <w:br w:type="page"/>
-      </w:r>
-    </w:p>
-    <w:p>
-      <w:pPr>
-        <w:rPr>
-          <w:rFonts w:ascii="Calibri" w:hAnsi="Calibri" w:cs="Calibri"/>
-        </w:rPr>
-      </w:pPr>
-      <w:r>
-        <w:rPr>
-          <w:rFonts w:ascii="Calibri" w:hAnsi="Calibri" w:cs="Calibri"/>
-          <w:noProof/>
-        </w:rPr>
-        <w:lastRenderedPageBreak/>
         <mc:AlternateContent>
           <mc:Choice Requires="wps">
             <w:drawing>
@@ -9803,7 +7870,7 @@
           </mc:Choice>
           <mc:Fallback>
             <w:pict>
-              <v:shape w14:anchorId="4A7E7725" id="_x0000_s1029" type="#_x0000_t202" style="position:absolute;margin-left:0;margin-top:396.4pt;width:481.25pt;height:.05pt;z-index:251658246;visibility:visible;mso-wrap-style:square;mso-wrap-distance-left:9pt;mso-wrap-distance-top:0;mso-wrap-distance-right:9pt;mso-wrap-distance-bottom:0;mso-position-horizontal:absolute;mso-position-horizontal-relative:text;mso-position-vertical:absolute;mso-position-vertical-relative:text;v-text-anchor:top" o:gfxdata="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" stroked="f">
+              <v:shape w14:anchorId="4A7E7725" id="_x0000_s1027" type="#_x0000_t202" style="position:absolute;margin-left:0;margin-top:396.4pt;width:481.25pt;height:.05pt;z-index:251658246;visibility:visible;mso-wrap-style:square;mso-wrap-distance-left:9pt;mso-wrap-distance-top:0;mso-wrap-distance-right:9pt;mso-wrap-distance-bottom:0;mso-position-horizontal:absolute;mso-position-horizontal-relative:text;mso-position-vertical:absolute;mso-position-vertical-relative:text;v-text-anchor:top" o:gfxdata="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" stroked="f">
                 <v:textbox style="mso-fit-shape-to-text:t" inset="0,0,0,0">
                   <w:txbxContent>
                     <w:p>
@@ -9877,7 +7944,7 @@
                     </pic:cNvPicPr>
                   </pic:nvPicPr>
                   <pic:blipFill rotWithShape="1">
-                    <a:blip r:embed="rId48" cstate="print">
+                    <a:blip r:embed="rId28" cstate="print">
                       <a:extLst>
                         <a:ext uri="{28A0092B-C50C-407E-A947-70E740481C1C}">
                           <a14:useLocalDpi xmlns:a14="http://schemas.microsoft.com/office/drawing/2010/main" val="0"/>
@@ -10015,7 +8082,7 @@
           </mc:Choice>
           <mc:Fallback>
             <w:pict>
-              <v:shape w14:anchorId="59406689" id="_x0000_s1030" type="#_x0000_t202" style="position:absolute;margin-left:0;margin-top:505.75pt;width:480.85pt;height:.05pt;z-index:251658248;visibility:visible;mso-wrap-style:square;mso-wrap-distance-left:9pt;mso-wrap-distance-top:0;mso-wrap-distance-right:9pt;mso-wrap-distance-bottom:0;mso-position-horizontal:absolute;mso-position-horizontal-relative:text;mso-position-vertical:absolute;mso-position-vertical-relative:text;v-text-anchor:top" o:gfxdata="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" stroked="f">
+              <v:shape w14:anchorId="59406689" id="_x0000_s1028" type="#_x0000_t202" style="position:absolute;margin-left:0;margin-top:505.75pt;width:480.85pt;height:.05pt;z-index:251658248;visibility:visible;mso-wrap-style:square;mso-wrap-distance-left:9pt;mso-wrap-distance-top:0;mso-wrap-distance-right:9pt;mso-wrap-distance-bottom:0;mso-position-horizontal:absolute;mso-position-horizontal-relative:text;mso-position-vertical:absolute;mso-position-vertical-relative:text;v-text-anchor:top" o:gfxdata="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" stroked="f">
                 <v:textbox style="mso-fit-shape-to-text:t" inset="0,0,0,0">
                   <w:txbxContent>
                     <w:p>
@@ -10086,7 +8153,7 @@
                     </pic:cNvPicPr>
                   </pic:nvPicPr>
                   <pic:blipFill>
-                    <a:blip r:embed="rId49" cstate="print">
+                    <a:blip r:embed="rId29" cstate="print">
                       <a:extLst>
                         <a:ext uri="{28A0092B-C50C-407E-A947-70E740481C1C}">
                           <a14:useLocalDpi xmlns:a14="http://schemas.microsoft.com/office/drawing/2010/main" val="0"/>
@@ -10218,7 +8285,7 @@
           </mc:Choice>
           <mc:Fallback>
             <w:pict>
-              <v:shape w14:anchorId="479DC8B4" id="_x0000_s1031" type="#_x0000_t202" style="position:absolute;margin-left:0;margin-top:427.65pt;width:479.55pt;height:.05pt;z-index:251658245;visibility:visible;mso-wrap-style:square;mso-wrap-distance-left:9pt;mso-wrap-distance-top:0;mso-wrap-distance-right:9pt;mso-wrap-distance-bottom:0;mso-position-horizontal:absolute;mso-position-horizontal-relative:text;mso-position-vertical:absolute;mso-position-vertical-relative:text;v-text-anchor:top" o:gfxdata="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" stroked="f">
+              <v:shape w14:anchorId="479DC8B4" id="_x0000_s1029" type="#_x0000_t202" style="position:absolute;margin-left:0;margin-top:427.65pt;width:479.55pt;height:.05pt;z-index:251658245;visibility:visible;mso-wrap-style:square;mso-wrap-distance-left:9pt;mso-wrap-distance-top:0;mso-wrap-distance-right:9pt;mso-wrap-distance-bottom:0;mso-position-horizontal:absolute;mso-position-horizontal-relative:text;mso-position-vertical:absolute;mso-position-vertical-relative:text;v-text-anchor:top" o:gfxdata="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" stroked="f">
                 <v:textbox style="mso-fit-shape-to-text:t" inset="0,0,0,0">
                   <w:txbxContent>
                     <w:p>
@@ -10289,7 +8356,7 @@
                     </pic:cNvPicPr>
                   </pic:nvPicPr>
                   <pic:blipFill>
-                    <a:blip r:embed="rId50" cstate="print">
+                    <a:blip r:embed="rId30" cstate="print">
                       <a:extLst>
                         <a:ext uri="{28A0092B-C50C-407E-A947-70E740481C1C}">
                           <a14:useLocalDpi xmlns:a14="http://schemas.microsoft.com/office/drawing/2010/main" val="0"/>
@@ -10359,7 +8426,7 @@
                     </pic:cNvPicPr>
                   </pic:nvPicPr>
                   <pic:blipFill>
-                    <a:blip r:embed="rId51" cstate="print">
+                    <a:blip r:embed="rId31" cstate="print">
                       <a:extLst>
                         <a:ext uri="{28A0092B-C50C-407E-A947-70E740481C1C}">
                           <a14:useLocalDpi xmlns:a14="http://schemas.microsoft.com/office/drawing/2010/main" val="0"/>
@@ -10535,7 +8602,7 @@
           </mc:Choice>
           <mc:Fallback>
             <w:pict>
-              <v:shape w14:anchorId="6BD75D8A" id="_x0000_s1032" type="#_x0000_t202" style="position:absolute;margin-left:1.35pt;margin-top:316.2pt;width:474.75pt;height:.05pt;z-index:251658249;visibility:visible;mso-wrap-style:square;mso-wrap-distance-left:9pt;mso-wrap-distance-top:0;mso-wrap-distance-right:9pt;mso-wrap-distance-bottom:0;mso-position-horizontal:absolute;mso-position-horizontal-relative:text;mso-position-vertical:absolute;mso-position-vertical-relative:text;v-text-anchor:top" o:gfxdata="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" stroked="f">
+              <v:shape w14:anchorId="6BD75D8A" id="_x0000_s1030" type="#_x0000_t202" style="position:absolute;margin-left:1.35pt;margin-top:316.2pt;width:474.75pt;height:.05pt;z-index:251658249;visibility:visible;mso-wrap-style:square;mso-wrap-distance-left:9pt;mso-wrap-distance-top:0;mso-wrap-distance-right:9pt;mso-wrap-distance-bottom:0;mso-position-horizontal:absolute;mso-position-horizontal-relative:text;mso-position-vertical:absolute;mso-position-vertical-relative:text;v-text-anchor:top" o:gfxdata="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" stroked="f">
                 <v:textbox style="mso-fit-shape-to-text:t" inset="0,0,0,0">
                   <w:txbxContent>
                     <w:p>
@@ -10606,7 +8673,7 @@
                     </pic:cNvPicPr>
                   </pic:nvPicPr>
                   <pic:blipFill>
-                    <a:blip r:embed="rId52" cstate="print">
+                    <a:blip r:embed="rId32" cstate="print">
                       <a:extLst>
                         <a:ext uri="{28A0092B-C50C-407E-A947-70E740481C1C}">
                           <a14:useLocalDpi xmlns:a14="http://schemas.microsoft.com/office/drawing/2010/main" val="0"/>
@@ -10682,7 +8749,7 @@
                     </pic:cNvPicPr>
                   </pic:nvPicPr>
                   <pic:blipFill>
-                    <a:blip r:embed="rId53" cstate="print">
+                    <a:blip r:embed="rId33" cstate="print">
                       <a:extLst>
                         <a:ext uri="{28A0092B-C50C-407E-A947-70E740481C1C}">
                           <a14:useLocalDpi xmlns:a14="http://schemas.microsoft.com/office/drawing/2010/main" val="0"/>
@@ -10795,7 +8862,7 @@
                     </pic:cNvPicPr>
                   </pic:nvPicPr>
                   <pic:blipFill>
-                    <a:blip r:embed="rId54" cstate="print">
+                    <a:blip r:embed="rId34" cstate="print">
                       <a:extLst>
                         <a:ext uri="{28A0092B-C50C-407E-A947-70E740481C1C}">
                           <a14:useLocalDpi xmlns:a14="http://schemas.microsoft.com/office/drawing/2010/main" val="0"/>
@@ -10908,7 +8975,7 @@
                     </pic:cNvPicPr>
                   </pic:nvPicPr>
                   <pic:blipFill>
-                    <a:blip r:embed="rId55" cstate="print">
+                    <a:blip r:embed="rId35" cstate="print">
                       <a:extLst>
                         <a:ext uri="{28A0092B-C50C-407E-A947-70E740481C1C}">
                           <a14:useLocalDpi xmlns:a14="http://schemas.microsoft.com/office/drawing/2010/main" val="0"/>
@@ -11720,16 +9787,29 @@
                 <w14:ligatures w14:val="none"/>
               </w:rPr>
             </w:pPr>
-            <w:r>
-              <w:rPr>
-                <w:rFonts w:ascii="Calibri" w:eastAsia="Times New Roman" w:hAnsi="Calibri" w:cs="Calibri"/>
-                <w:color w:val="000000"/>
-                <w:kern w:val="0"/>
-                <w:sz w:val="22"/>
-                <w:szCs w:val="22"/>
-                <w14:ligatures w14:val="none"/>
-              </w:rPr>
-              <w:t>CreateElement No Valid Parents Throws Exception</w:t>
+            <w:proofErr w:type="spellStart"/>
+            <w:r>
+              <w:rPr>
+                <w:rFonts w:ascii="Calibri" w:eastAsia="Times New Roman" w:hAnsi="Calibri" w:cs="Calibri"/>
+                <w:color w:val="000000"/>
+                <w:kern w:val="0"/>
+                <w:sz w:val="22"/>
+                <w:szCs w:val="22"/>
+                <w14:ligatures w14:val="none"/>
+              </w:rPr>
+              <w:t>CreateElement</w:t>
+            </w:r>
+            <w:proofErr w:type="spellEnd"/>
+            <w:r>
+              <w:rPr>
+                <w:rFonts w:ascii="Calibri" w:eastAsia="Times New Roman" w:hAnsi="Calibri" w:cs="Calibri"/>
+                <w:color w:val="000000"/>
+                <w:kern w:val="0"/>
+                <w:sz w:val="22"/>
+                <w:szCs w:val="22"/>
+                <w14:ligatures w14:val="none"/>
+              </w:rPr>
+              <w:t xml:space="preserve"> No Valid Parents Throws Exception</w:t>
             </w:r>
           </w:p>
         </w:tc>
@@ -11922,6 +10002,7 @@
                 <w14:ligatures w14:val="none"/>
               </w:rPr>
             </w:pPr>
+            <w:proofErr w:type="spellStart"/>
             <w:r>
               <w:rPr>
                 <w:rFonts w:ascii="Calibri" w:eastAsia="Times New Roman" w:hAnsi="Calibri" w:cs="Calibri"/>
@@ -11933,6 +10014,7 @@
               </w:rPr>
               <w:t>CreateElement_AfterCreation_ValidatesFile</w:t>
             </w:r>
+            <w:proofErr w:type="spellEnd"/>
           </w:p>
         </w:tc>
         <w:tc>
@@ -12124,6 +10206,7 @@
                 <w14:ligatures w14:val="none"/>
               </w:rPr>
             </w:pPr>
+            <w:proofErr w:type="spellStart"/>
             <w:r>
               <w:rPr>
                 <w:rFonts w:ascii="Calibri" w:eastAsia="Times New Roman" w:hAnsi="Calibri" w:cs="Calibri"/>
@@ -12135,6 +10218,7 @@
               </w:rPr>
               <w:t>CreateElement_WithClashingElement_HandlesReplace</w:t>
             </w:r>
+            <w:proofErr w:type="spellEnd"/>
           </w:p>
         </w:tc>
         <w:tc>
@@ -12326,6 +10410,7 @@
                 <w14:ligatures w14:val="none"/>
               </w:rPr>
             </w:pPr>
+            <w:proofErr w:type="spellStart"/>
             <w:r>
               <w:rPr>
                 <w:rFonts w:ascii="Calibri" w:eastAsia="Times New Roman" w:hAnsi="Calibri" w:cs="Calibri"/>
@@ -12337,6 +10422,7 @@
               </w:rPr>
               <w:t>CreateElement_WithClashingElement_HandlesCancel</w:t>
             </w:r>
+            <w:proofErr w:type="spellEnd"/>
           </w:p>
         </w:tc>
         <w:tc>
@@ -12528,6 +10614,7 @@
                 <w14:ligatures w14:val="none"/>
               </w:rPr>
             </w:pPr>
+            <w:proofErr w:type="spellStart"/>
             <w:r>
               <w:rPr>
                 <w:rFonts w:ascii="Calibri" w:eastAsia="Times New Roman" w:hAnsi="Calibri" w:cs="Calibri"/>
@@ -12539,6 +10626,7 @@
               </w:rPr>
               <w:t>CreateElement_WithClashingElement_HandlesRename</w:t>
             </w:r>
+            <w:proofErr w:type="spellEnd"/>
           </w:p>
         </w:tc>
         <w:tc>
@@ -12730,6 +10818,7 @@
                 <w14:ligatures w14:val="none"/>
               </w:rPr>
             </w:pPr>
+            <w:proofErr w:type="spellStart"/>
             <w:r>
               <w:rPr>
                 <w:rFonts w:ascii="Calibri" w:eastAsia="Times New Roman" w:hAnsi="Calibri" w:cs="Calibri"/>
@@ -12741,6 +10830,7 @@
               </w:rPr>
               <w:t>CreateElement_WithModuleEthernetPort_PromptsForIPAddress</w:t>
             </w:r>
+            <w:proofErr w:type="spellEnd"/>
           </w:p>
         </w:tc>
         <w:tc>
@@ -12932,6 +11022,7 @@
                 <w14:ligatures w14:val="none"/>
               </w:rPr>
             </w:pPr>
+            <w:proofErr w:type="spellStart"/>
             <w:r>
               <w:rPr>
                 <w:rFonts w:ascii="Calibri" w:eastAsia="Times New Roman" w:hAnsi="Calibri" w:cs="Calibri"/>
@@ -12943,6 +11034,7 @@
               </w:rPr>
               <w:t>CreateElement_WithModuleICPPort_SetsUniquePortAddress</w:t>
             </w:r>
+            <w:proofErr w:type="spellEnd"/>
           </w:p>
         </w:tc>
         <w:tc>
@@ -13134,6 +11226,7 @@
                 <w14:ligatures w14:val="none"/>
               </w:rPr>
             </w:pPr>
+            <w:proofErr w:type="spellStart"/>
             <w:r>
               <w:rPr>
                 <w:rFonts w:ascii="Calibri" w:eastAsia="Times New Roman" w:hAnsi="Calibri" w:cs="Calibri"/>
@@ -13145,6 +11238,7 @@
               </w:rPr>
               <w:t>CreateElement_WithModuleUseAttribute_SkipsNamePrompt</w:t>
             </w:r>
+            <w:proofErr w:type="spellEnd"/>
           </w:p>
         </w:tc>
         <w:tc>
@@ -13336,6 +11430,7 @@
                 <w14:ligatures w14:val="none"/>
               </w:rPr>
             </w:pPr>
+            <w:proofErr w:type="spellStart"/>
             <w:r>
               <w:rPr>
                 <w:rFonts w:ascii="Calibri" w:eastAsia="Times New Roman" w:hAnsi="Calibri" w:cs="Calibri"/>
@@ -13347,6 +11442,7 @@
               </w:rPr>
               <w:t>CreateElement_WithProgramAndTask_SchedulesProgram</w:t>
             </w:r>
+            <w:proofErr w:type="spellEnd"/>
           </w:p>
         </w:tc>
         <w:tc>
@@ -13740,6 +11836,7 @@
                 <w14:ligatures w14:val="none"/>
               </w:rPr>
             </w:pPr>
+            <w:proofErr w:type="spellStart"/>
             <w:r>
               <w:rPr>
                 <w:rFonts w:ascii="Calibri" w:eastAsia="Times New Roman" w:hAnsi="Calibri" w:cs="Calibri"/>
@@ -13751,6 +11848,7 @@
               </w:rPr>
               <w:t>DeleteElement_WithModuleWithoutName_UsesCatalogNumber</w:t>
             </w:r>
+            <w:proofErr w:type="spellEnd"/>
           </w:p>
         </w:tc>
         <w:tc>
@@ -13942,6 +12040,7 @@
                 <w14:ligatures w14:val="none"/>
               </w:rPr>
             </w:pPr>
+            <w:proofErr w:type="spellStart"/>
             <w:r>
               <w:rPr>
                 <w:rFonts w:ascii="Calibri" w:eastAsia="Times New Roman" w:hAnsi="Calibri" w:cs="Calibri"/>
@@ -13953,6 +12052,7 @@
               </w:rPr>
               <w:t>HandleClashes_UserSelectsRename_ReturnsTrueAndRenamesElement</w:t>
             </w:r>
+            <w:proofErr w:type="spellEnd"/>
           </w:p>
         </w:tc>
         <w:tc>
@@ -14144,6 +12244,7 @@
                 <w14:ligatures w14:val="none"/>
               </w:rPr>
             </w:pPr>
+            <w:proofErr w:type="spellStart"/>
             <w:r>
               <w:rPr>
                 <w:rFonts w:ascii="Calibri" w:eastAsia="Times New Roman" w:hAnsi="Calibri" w:cs="Calibri"/>
@@ -14155,6 +12256,7 @@
               </w:rPr>
               <w:t>HandleClashes_AfterHandling_ClearsRootPath</w:t>
             </w:r>
+            <w:proofErr w:type="spellEnd"/>
           </w:p>
         </w:tc>
         <w:tc>
@@ -14346,6 +12448,7 @@
                 <w14:ligatures w14:val="none"/>
               </w:rPr>
             </w:pPr>
+            <w:proofErr w:type="spellStart"/>
             <w:r>
               <w:rPr>
                 <w:rFonts w:ascii="Calibri" w:eastAsia="Times New Roman" w:hAnsi="Calibri" w:cs="Calibri"/>
@@ -14357,6 +12460,7 @@
               </w:rPr>
               <w:t>HandleClashes_UserSelectsCancel_ReturnsFalseAndRemovesElement</w:t>
             </w:r>
+            <w:proofErr w:type="spellEnd"/>
           </w:p>
         </w:tc>
         <w:tc>
@@ -14548,6 +12652,7 @@
                 <w14:ligatures w14:val="none"/>
               </w:rPr>
             </w:pPr>
+            <w:proofErr w:type="spellStart"/>
             <w:r>
               <w:rPr>
                 <w:rFonts w:ascii="Calibri" w:eastAsia="Times New Roman" w:hAnsi="Calibri" w:cs="Calibri"/>
@@ -14559,6 +12664,7 @@
               </w:rPr>
               <w:t>HandleClashes_UserSelectsReplace_ReturnsTrueAndReplacesElement</w:t>
             </w:r>
+            <w:proofErr w:type="spellEnd"/>
           </w:p>
         </w:tc>
         <w:tc>
@@ -14750,6 +12856,7 @@
                 <w14:ligatures w14:val="none"/>
               </w:rPr>
             </w:pPr>
+            <w:proofErr w:type="spellStart"/>
             <w:r>
               <w:rPr>
                 <w:rFonts w:ascii="Calibri" w:eastAsia="Times New Roman" w:hAnsi="Calibri" w:cs="Calibri"/>
@@ -14761,6 +12868,7 @@
               </w:rPr>
               <w:t>HandleClashes_WithModuleType_UsesCatalogNumber</w:t>
             </w:r>
+            <w:proofErr w:type="spellEnd"/>
           </w:p>
         </w:tc>
         <w:tc>
@@ -15559,6 +13667,7 @@
                 <w14:ligatures w14:val="none"/>
               </w:rPr>
             </w:pPr>
+            <w:proofErr w:type="spellStart"/>
             <w:r>
               <w:rPr>
                 <w:rFonts w:ascii="Calibri" w:eastAsia="Times New Roman" w:hAnsi="Calibri" w:cs="Calibri"/>
@@ -15570,6 +13679,7 @@
               </w:rPr>
               <w:t>ImportElement_AfterImport_ValidatesFile</w:t>
             </w:r>
+            <w:proofErr w:type="spellEnd"/>
           </w:p>
         </w:tc>
         <w:tc>
@@ -15761,17 +13871,32 @@
                 <w14:ligatures w14:val="none"/>
               </w:rPr>
             </w:pPr>
-            <w:r>
-              <w:rPr>
-                <w:rFonts w:ascii="Calibri" w:eastAsia="Times New Roman" w:hAnsi="Calibri" w:cs="Calibri"/>
-                <w:color w:val="000000"/>
-                <w:kern w:val="0"/>
-                <w:sz w:val="22"/>
-                <w:szCs w:val="22"/>
-                <w14:ligatures w14:val="none"/>
-              </w:rPr>
-              <w:t>ImportElement_WithClashingElementException_HandlesClash</w:t>
-            </w:r>
+            <w:proofErr w:type="spellStart"/>
+            <w:proofErr w:type="gramStart"/>
+            <w:r>
+              <w:rPr>
+                <w:rFonts w:ascii="Calibri" w:eastAsia="Times New Roman" w:hAnsi="Calibri" w:cs="Calibri"/>
+                <w:color w:val="000000"/>
+                <w:kern w:val="0"/>
+                <w:sz w:val="22"/>
+                <w:szCs w:val="22"/>
+                <w14:ligatures w14:val="none"/>
+              </w:rPr>
+              <w:t>ImportElement</w:t>
+            </w:r>
+            <w:proofErr w:type="gramEnd"/>
+            <w:r>
+              <w:rPr>
+                <w:rFonts w:ascii="Calibri" w:eastAsia="Times New Roman" w:hAnsi="Calibri" w:cs="Calibri"/>
+                <w:color w:val="000000"/>
+                <w:kern w:val="0"/>
+                <w:sz w:val="22"/>
+                <w:szCs w:val="22"/>
+                <w14:ligatures w14:val="none"/>
+              </w:rPr>
+              <w:t>_WithClashingElementException_HandlesClash</w:t>
+            </w:r>
+            <w:proofErr w:type="spellEnd"/>
           </w:p>
         </w:tc>
         <w:tc>
@@ -16165,6 +14290,7 @@
                 <w14:ligatures w14:val="none"/>
               </w:rPr>
             </w:pPr>
+            <w:proofErr w:type="spellStart"/>
             <w:r>
               <w:rPr>
                 <w:rFonts w:ascii="Calibri" w:eastAsia="Times New Roman" w:hAnsi="Calibri" w:cs="Calibri"/>
@@ -16176,6 +14302,7 @@
               </w:rPr>
               <w:t>ImportElement_WithEmptyFilePath_ReturnsEarly</w:t>
             </w:r>
+            <w:proofErr w:type="spellEnd"/>
           </w:p>
         </w:tc>
         <w:tc>
@@ -16367,6 +14494,7 @@
                 <w14:ligatures w14:val="none"/>
               </w:rPr>
             </w:pPr>
+            <w:proofErr w:type="spellStart"/>
             <w:r>
               <w:rPr>
                 <w:rFonts w:ascii="Calibri" w:eastAsia="Times New Roman" w:hAnsi="Calibri" w:cs="Calibri"/>
@@ -16378,6 +14506,7 @@
               </w:rPr>
               <w:t>ImportElement_WithModuleType_UsesCatalogNumber</w:t>
             </w:r>
+            <w:proofErr w:type="spellEnd"/>
           </w:p>
         </w:tc>
         <w:tc>
@@ -16569,6 +14698,7 @@
                 <w14:ligatures w14:val="none"/>
               </w:rPr>
             </w:pPr>
+            <w:proofErr w:type="spellStart"/>
             <w:r>
               <w:rPr>
                 <w:rFonts w:ascii="Calibri" w:eastAsia="Times New Roman" w:hAnsi="Calibri" w:cs="Calibri"/>
@@ -16580,6 +14710,7 @@
               </w:rPr>
               <w:t>ImportElement_WithParentMissingException_PromptsForAttributes</w:t>
             </w:r>
+            <w:proofErr w:type="spellEnd"/>
           </w:p>
         </w:tc>
         <w:tc>
@@ -17579,6 +15710,7 @@
                 <w14:ligatures w14:val="none"/>
               </w:rPr>
             </w:pPr>
+            <w:proofErr w:type="spellStart"/>
             <w:r>
               <w:rPr>
                 <w:rFonts w:ascii="Calibri" w:eastAsia="Times New Roman" w:hAnsi="Calibri" w:cs="Calibri"/>
@@ -17590,6 +15722,7 @@
               </w:rPr>
               <w:t>ModifyElement_AfterModification_ValidatesFile</w:t>
             </w:r>
+            <w:proofErr w:type="spellEnd"/>
           </w:p>
         </w:tc>
         <w:tc>
@@ -18589,6 +16722,7 @@
                 <w14:ligatures w14:val="none"/>
               </w:rPr>
             </w:pPr>
+            <w:proofErr w:type="spellStart"/>
             <w:r>
               <w:rPr>
                 <w:rFonts w:ascii="Calibri" w:eastAsia="Times New Roman" w:hAnsi="Calibri" w:cs="Calibri"/>
@@ -18600,6 +16734,7 @@
               </w:rPr>
               <w:t>SaveFile_WithExistingFileName_AppendsNumber</w:t>
             </w:r>
+            <w:proofErr w:type="spellEnd"/>
           </w:p>
         </w:tc>
         <w:tc>
@@ -18800,7 +16935,55 @@
                 <w:szCs w:val="22"/>
                 <w14:ligatures w14:val="none"/>
               </w:rPr>
-              <w:t>Set Attributes With Element And Attributes Sets Values</w:t>
+              <w:t xml:space="preserve">Set Attributes </w:t>
+            </w:r>
+            <w:proofErr w:type="gramStart"/>
+            <w:r>
+              <w:rPr>
+                <w:rFonts w:ascii="Calibri" w:eastAsia="Times New Roman" w:hAnsi="Calibri" w:cs="Calibri"/>
+                <w:color w:val="000000"/>
+                <w:kern w:val="0"/>
+                <w:sz w:val="22"/>
+                <w:szCs w:val="22"/>
+                <w14:ligatures w14:val="none"/>
+              </w:rPr>
+              <w:t>With</w:t>
+            </w:r>
+            <w:proofErr w:type="gramEnd"/>
+            <w:r>
+              <w:rPr>
+                <w:rFonts w:ascii="Calibri" w:eastAsia="Times New Roman" w:hAnsi="Calibri" w:cs="Calibri"/>
+                <w:color w:val="000000"/>
+                <w:kern w:val="0"/>
+                <w:sz w:val="22"/>
+                <w:szCs w:val="22"/>
+                <w14:ligatures w14:val="none"/>
+              </w:rPr>
+              <w:t xml:space="preserve"> Element </w:t>
+            </w:r>
+            <w:proofErr w:type="gramStart"/>
+            <w:r>
+              <w:rPr>
+                <w:rFonts w:ascii="Calibri" w:eastAsia="Times New Roman" w:hAnsi="Calibri" w:cs="Calibri"/>
+                <w:color w:val="000000"/>
+                <w:kern w:val="0"/>
+                <w:sz w:val="22"/>
+                <w:szCs w:val="22"/>
+                <w14:ligatures w14:val="none"/>
+              </w:rPr>
+              <w:t>And</w:t>
+            </w:r>
+            <w:proofErr w:type="gramEnd"/>
+            <w:r>
+              <w:rPr>
+                <w:rFonts w:ascii="Calibri" w:eastAsia="Times New Roman" w:hAnsi="Calibri" w:cs="Calibri"/>
+                <w:color w:val="000000"/>
+                <w:kern w:val="0"/>
+                <w:sz w:val="22"/>
+                <w:szCs w:val="22"/>
+                <w14:ligatures w14:val="none"/>
+              </w:rPr>
+              <w:t xml:space="preserve"> Attributes Sets Values</w:t>
             </w:r>
           </w:p>
         </w:tc>
@@ -19002,7 +17185,31 @@
                 <w:szCs w:val="22"/>
                 <w14:ligatures w14:val="none"/>
               </w:rPr>
-              <w:t>Set Attributes With Multiple Elements Processes All</w:t>
+              <w:t xml:space="preserve">Set Attributes </w:t>
+            </w:r>
+            <w:proofErr w:type="gramStart"/>
+            <w:r>
+              <w:rPr>
+                <w:rFonts w:ascii="Calibri" w:eastAsia="Times New Roman" w:hAnsi="Calibri" w:cs="Calibri"/>
+                <w:color w:val="000000"/>
+                <w:kern w:val="0"/>
+                <w:sz w:val="22"/>
+                <w:szCs w:val="22"/>
+                <w14:ligatures w14:val="none"/>
+              </w:rPr>
+              <w:t>With</w:t>
+            </w:r>
+            <w:proofErr w:type="gramEnd"/>
+            <w:r>
+              <w:rPr>
+                <w:rFonts w:ascii="Calibri" w:eastAsia="Times New Roman" w:hAnsi="Calibri" w:cs="Calibri"/>
+                <w:color w:val="000000"/>
+                <w:kern w:val="0"/>
+                <w:sz w:val="22"/>
+                <w:szCs w:val="22"/>
+                <w14:ligatures w14:val="none"/>
+              </w:rPr>
+              <w:t xml:space="preserve"> Multiple Elements Processes All</w:t>
             </w:r>
           </w:p>
         </w:tc>
@@ -19195,6 +17402,7 @@
                 <w14:ligatures w14:val="none"/>
               </w:rPr>
             </w:pPr>
+            <w:proofErr w:type="spellStart"/>
             <w:r>
               <w:rPr>
                 <w:rFonts w:ascii="Calibri" w:eastAsia="Times New Roman" w:hAnsi="Calibri" w:cs="Calibri"/>
@@ -19206,6 +17414,7 @@
               </w:rPr>
               <w:t>SetAttributes_WithChildElements_PromptsForChildren</w:t>
             </w:r>
+            <w:proofErr w:type="spellEnd"/>
           </w:p>
         </w:tc>
         <w:tc>
@@ -19397,6 +17606,7 @@
                 <w14:ligatures w14:val="none"/>
               </w:rPr>
             </w:pPr>
+            <w:proofErr w:type="spellStart"/>
             <w:r>
               <w:rPr>
                 <w:rFonts w:ascii="Calibri" w:eastAsia="Times New Roman" w:hAnsi="Calibri" w:cs="Calibri"/>
@@ -19408,6 +17618,7 @@
               </w:rPr>
               <w:t>SetAttributes_WithEmptyDefaultValue_DoesNotAddAttribute</w:t>
             </w:r>
+            <w:proofErr w:type="spellEnd"/>
           </w:p>
         </w:tc>
         <w:tc>
@@ -19599,6 +17810,7 @@
                 <w14:ligatures w14:val="none"/>
               </w:rPr>
             </w:pPr>
+            <w:proofErr w:type="spellStart"/>
             <w:r>
               <w:rPr>
                 <w:rFonts w:ascii="Calibri" w:eastAsia="Times New Roman" w:hAnsi="Calibri" w:cs="Calibri"/>
@@ -19610,6 +17822,7 @@
               </w:rPr>
               <w:t>SetAttributes_WithMissingAttribute_AddsAttribute</w:t>
             </w:r>
+            <w:proofErr w:type="spellEnd"/>
           </w:p>
         </w:tc>
         <w:tc>
@@ -19801,6 +18014,7 @@
                 <w14:ligatures w14:val="none"/>
               </w:rPr>
             </w:pPr>
+            <w:proofErr w:type="spellStart"/>
             <w:r>
               <w:rPr>
                 <w:rFonts w:ascii="Calibri" w:eastAsia="Times New Roman" w:hAnsi="Calibri" w:cs="Calibri"/>
@@ -19812,6 +18026,7 @@
               </w:rPr>
               <w:t>SetAttributes_WithNameAttribute_DisplaysName</w:t>
             </w:r>
+            <w:proofErr w:type="spellEnd"/>
           </w:p>
         </w:tc>
         <w:tc>
@@ -20003,6 +18218,7 @@
                 <w14:ligatures w14:val="none"/>
               </w:rPr>
             </w:pPr>
+            <w:proofErr w:type="spellStart"/>
             <w:r>
               <w:rPr>
                 <w:rFonts w:ascii="Calibri" w:eastAsia="Times New Roman" w:hAnsi="Calibri" w:cs="Calibri"/>
@@ -20014,6 +18230,7 @@
               </w:rPr>
               <w:t>SetAttributes_WithoutNameAttribute_UsesCatalogNumber</w:t>
             </w:r>
+            <w:proofErr w:type="spellEnd"/>
           </w:p>
         </w:tc>
         <w:tc>
@@ -20206,6 +18423,7 @@
                 <w14:ligatures w14:val="none"/>
               </w:rPr>
             </w:pPr>
+            <w:proofErr w:type="spellStart"/>
             <w:r>
               <w:rPr>
                 <w:rFonts w:ascii="Calibri" w:eastAsia="Times New Roman" w:hAnsi="Calibri" w:cs="Calibri"/>
@@ -20217,6 +18435,7 @@
               </w:rPr>
               <w:t>SetAttributes_WithUnselectedAttributes_SetsDefaults</w:t>
             </w:r>
+            <w:proofErr w:type="spellEnd"/>
           </w:p>
         </w:tc>
         <w:tc>
@@ -20417,7 +18636,31 @@
                 <w:szCs w:val="22"/>
                 <w14:ligatures w14:val="none"/>
               </w:rPr>
-              <w:t>Validate File With Errors Displays Errors</w:t>
+              <w:t xml:space="preserve">Validate File </w:t>
+            </w:r>
+            <w:proofErr w:type="gramStart"/>
+            <w:r>
+              <w:rPr>
+                <w:rFonts w:ascii="Calibri" w:eastAsia="Times New Roman" w:hAnsi="Calibri" w:cs="Calibri"/>
+                <w:color w:val="000000"/>
+                <w:kern w:val="0"/>
+                <w:sz w:val="22"/>
+                <w:szCs w:val="22"/>
+                <w14:ligatures w14:val="none"/>
+              </w:rPr>
+              <w:t>With</w:t>
+            </w:r>
+            <w:proofErr w:type="gramEnd"/>
+            <w:r>
+              <w:rPr>
+                <w:rFonts w:ascii="Calibri" w:eastAsia="Times New Roman" w:hAnsi="Calibri" w:cs="Calibri"/>
+                <w:color w:val="000000"/>
+                <w:kern w:val="0"/>
+                <w:sz w:val="22"/>
+                <w:szCs w:val="22"/>
+                <w14:ligatures w14:val="none"/>
+              </w:rPr>
+              <w:t xml:space="preserve"> Errors Displays Errors</w:t>
             </w:r>
           </w:p>
         </w:tc>
@@ -20619,7 +18862,31 @@
                 <w:szCs w:val="22"/>
                 <w14:ligatures w14:val="none"/>
               </w:rPr>
-              <w:t>Validate File With No Errors Shows No Error Message</w:t>
+              <w:t xml:space="preserve">Validate File </w:t>
+            </w:r>
+            <w:proofErr w:type="gramStart"/>
+            <w:r>
+              <w:rPr>
+                <w:rFonts w:ascii="Calibri" w:eastAsia="Times New Roman" w:hAnsi="Calibri" w:cs="Calibri"/>
+                <w:color w:val="000000"/>
+                <w:kern w:val="0"/>
+                <w:sz w:val="22"/>
+                <w:szCs w:val="22"/>
+                <w14:ligatures w14:val="none"/>
+              </w:rPr>
+              <w:t>With</w:t>
+            </w:r>
+            <w:proofErr w:type="gramEnd"/>
+            <w:r>
+              <w:rPr>
+                <w:rFonts w:ascii="Calibri" w:eastAsia="Times New Roman" w:hAnsi="Calibri" w:cs="Calibri"/>
+                <w:color w:val="000000"/>
+                <w:kern w:val="0"/>
+                <w:sz w:val="22"/>
+                <w:szCs w:val="22"/>
+                <w14:ligatures w14:val="none"/>
+              </w:rPr>
+              <w:t xml:space="preserve"> No Errors Shows No Error Message</w:t>
             </w:r>
           </w:p>
         </w:tc>
@@ -20821,7 +19088,31 @@
                 <w:szCs w:val="22"/>
                 <w14:ligatures w14:val="none"/>
               </w:rPr>
-              <w:t>Validate File With Show No Error False Does Not Show Success Message</w:t>
+              <w:t xml:space="preserve">Validate File </w:t>
+            </w:r>
+            <w:proofErr w:type="gramStart"/>
+            <w:r>
+              <w:rPr>
+                <w:rFonts w:ascii="Calibri" w:eastAsia="Times New Roman" w:hAnsi="Calibri" w:cs="Calibri"/>
+                <w:color w:val="000000"/>
+                <w:kern w:val="0"/>
+                <w:sz w:val="22"/>
+                <w:szCs w:val="22"/>
+                <w14:ligatures w14:val="none"/>
+              </w:rPr>
+              <w:t>With</w:t>
+            </w:r>
+            <w:proofErr w:type="gramEnd"/>
+            <w:r>
+              <w:rPr>
+                <w:rFonts w:ascii="Calibri" w:eastAsia="Times New Roman" w:hAnsi="Calibri" w:cs="Calibri"/>
+                <w:color w:val="000000"/>
+                <w:kern w:val="0"/>
+                <w:sz w:val="22"/>
+                <w:szCs w:val="22"/>
+                <w14:ligatures w14:val="none"/>
+              </w:rPr>
+              <w:t xml:space="preserve"> Show No Error False Does Not Show Success Message</w:t>
             </w:r>
           </w:p>
         </w:tc>
@@ -21131,6 +19422,7 @@
                 <w14:ligatures w14:val="none"/>
               </w:rPr>
             </w:pPr>
+            <w:proofErr w:type="spellStart"/>
             <w:r>
               <w:rPr>
                 <w:rFonts w:ascii="Calibri" w:eastAsia="Times New Roman" w:hAnsi="Calibri" w:cs="Calibri"/>
@@ -21142,6 +19434,7 @@
               </w:rPr>
               <w:t>GUI_Test</w:t>
             </w:r>
+            <w:proofErr w:type="spellEnd"/>
           </w:p>
         </w:tc>
       </w:tr>
@@ -21331,6 +19624,7 @@
                 <w14:ligatures w14:val="none"/>
               </w:rPr>
             </w:pPr>
+            <w:proofErr w:type="spellStart"/>
             <w:r>
               <w:rPr>
                 <w:rFonts w:ascii="Calibri" w:eastAsia="Times New Roman" w:hAnsi="Calibri" w:cs="Calibri"/>
@@ -21342,6 +19636,7 @@
               </w:rPr>
               <w:t>GUI_Test</w:t>
             </w:r>
+            <w:proofErr w:type="spellEnd"/>
           </w:p>
         </w:tc>
       </w:tr>
@@ -21535,6 +19830,7 @@
                 <w14:ligatures w14:val="none"/>
               </w:rPr>
             </w:pPr>
+            <w:proofErr w:type="spellStart"/>
             <w:r>
               <w:rPr>
                 <w:rFonts w:ascii="Calibri" w:eastAsia="Times New Roman" w:hAnsi="Calibri" w:cs="Calibri"/>
@@ -21546,6 +19842,7 @@
               </w:rPr>
               <w:t>GUI_Test</w:t>
             </w:r>
+            <w:proofErr w:type="spellEnd"/>
           </w:p>
         </w:tc>
       </w:tr>
@@ -21735,6 +20032,7 @@
                 <w14:ligatures w14:val="none"/>
               </w:rPr>
             </w:pPr>
+            <w:proofErr w:type="spellStart"/>
             <w:r>
               <w:rPr>
                 <w:rFonts w:ascii="Calibri" w:eastAsia="Times New Roman" w:hAnsi="Calibri" w:cs="Calibri"/>
@@ -21746,6 +20044,7 @@
               </w:rPr>
               <w:t>GUI_Test</w:t>
             </w:r>
+            <w:proofErr w:type="spellEnd"/>
           </w:p>
         </w:tc>
       </w:tr>
@@ -21939,6 +20238,7 @@
                 <w14:ligatures w14:val="none"/>
               </w:rPr>
             </w:pPr>
+            <w:proofErr w:type="spellStart"/>
             <w:r>
               <w:rPr>
                 <w:rFonts w:ascii="Calibri" w:eastAsia="Times New Roman" w:hAnsi="Calibri" w:cs="Calibri"/>
@@ -21950,6 +20250,7 @@
               </w:rPr>
               <w:t>GUI_Test</w:t>
             </w:r>
+            <w:proofErr w:type="spellEnd"/>
           </w:p>
         </w:tc>
       </w:tr>
@@ -22139,6 +20440,7 @@
                 <w14:ligatures w14:val="none"/>
               </w:rPr>
             </w:pPr>
+            <w:proofErr w:type="spellStart"/>
             <w:r>
               <w:rPr>
                 <w:rFonts w:ascii="Calibri" w:eastAsia="Times New Roman" w:hAnsi="Calibri" w:cs="Calibri"/>
@@ -22150,6 +20452,7 @@
               </w:rPr>
               <w:t>GUI_Test</w:t>
             </w:r>
+            <w:proofErr w:type="spellEnd"/>
           </w:p>
         </w:tc>
       </w:tr>
@@ -22226,6 +20529,7 @@
                 <w14:ligatures w14:val="none"/>
               </w:rPr>
             </w:pPr>
+            <w:proofErr w:type="spellStart"/>
             <w:r>
               <w:rPr>
                 <w:rFonts w:ascii="Calibri" w:eastAsia="Times New Roman" w:hAnsi="Calibri" w:cs="Calibri"/>
@@ -22237,6 +20541,7 @@
               </w:rPr>
               <w:t>ActionSelectLayout</w:t>
             </w:r>
+            <w:proofErr w:type="spellEnd"/>
           </w:p>
         </w:tc>
         <w:tc>
@@ -22343,6 +20648,7 @@
                 <w14:ligatures w14:val="none"/>
               </w:rPr>
             </w:pPr>
+            <w:proofErr w:type="spellStart"/>
             <w:r>
               <w:rPr>
                 <w:rFonts w:ascii="Calibri" w:eastAsia="Times New Roman" w:hAnsi="Calibri" w:cs="Calibri"/>
@@ -22354,6 +20660,7 @@
               </w:rPr>
               <w:t>GUI_Test</w:t>
             </w:r>
+            <w:proofErr w:type="spellEnd"/>
           </w:p>
         </w:tc>
       </w:tr>
@@ -22428,6 +20735,7 @@
                 <w14:ligatures w14:val="none"/>
               </w:rPr>
             </w:pPr>
+            <w:proofErr w:type="spellStart"/>
             <w:r>
               <w:rPr>
                 <w:rFonts w:ascii="Calibri" w:eastAsia="Times New Roman" w:hAnsi="Calibri" w:cs="Calibri"/>
@@ -22439,6 +20747,7 @@
               </w:rPr>
               <w:t>ActionSelectLosecontrol</w:t>
             </w:r>
+            <w:proofErr w:type="spellEnd"/>
           </w:p>
         </w:tc>
         <w:tc>
@@ -22543,6 +20852,7 @@
                 <w14:ligatures w14:val="none"/>
               </w:rPr>
             </w:pPr>
+            <w:proofErr w:type="spellStart"/>
             <w:r>
               <w:rPr>
                 <w:rFonts w:ascii="Calibri" w:eastAsia="Times New Roman" w:hAnsi="Calibri" w:cs="Calibri"/>
@@ -22554,6 +20864,7 @@
               </w:rPr>
               <w:t>GUI_Test</w:t>
             </w:r>
+            <w:proofErr w:type="spellEnd"/>
           </w:p>
         </w:tc>
       </w:tr>
@@ -22630,6 +20941,7 @@
                 <w14:ligatures w14:val="none"/>
               </w:rPr>
             </w:pPr>
+            <w:proofErr w:type="spellStart"/>
             <w:r>
               <w:rPr>
                 <w:rFonts w:ascii="Calibri" w:eastAsia="Times New Roman" w:hAnsi="Calibri" w:cs="Calibri"/>
@@ -22641,6 +20953,7 @@
               </w:rPr>
               <w:t>FileManagementTesting</w:t>
             </w:r>
+            <w:proofErr w:type="spellEnd"/>
           </w:p>
         </w:tc>
         <w:tc>
@@ -22747,6 +21060,7 @@
                 <w14:ligatures w14:val="none"/>
               </w:rPr>
             </w:pPr>
+            <w:proofErr w:type="spellStart"/>
             <w:r>
               <w:rPr>
                 <w:rFonts w:ascii="Calibri" w:eastAsia="Times New Roman" w:hAnsi="Calibri" w:cs="Calibri"/>
@@ -22758,6 +21072,7 @@
               </w:rPr>
               <w:t>GUI_Test</w:t>
             </w:r>
+            <w:proofErr w:type="spellEnd"/>
           </w:p>
         </w:tc>
       </w:tr>
@@ -22947,6 +21262,7 @@
                 <w14:ligatures w14:val="none"/>
               </w:rPr>
             </w:pPr>
+            <w:proofErr w:type="spellStart"/>
             <w:r>
               <w:rPr>
                 <w:rFonts w:ascii="Calibri" w:eastAsia="Times New Roman" w:hAnsi="Calibri" w:cs="Calibri"/>
@@ -22958,6 +21274,7 @@
               </w:rPr>
               <w:t>GUI_Test</w:t>
             </w:r>
+            <w:proofErr w:type="spellEnd"/>
           </w:p>
         </w:tc>
       </w:tr>
@@ -23151,6 +21468,7 @@
                 <w14:ligatures w14:val="none"/>
               </w:rPr>
             </w:pPr>
+            <w:proofErr w:type="spellStart"/>
             <w:r>
               <w:rPr>
                 <w:rFonts w:ascii="Calibri" w:eastAsia="Times New Roman" w:hAnsi="Calibri" w:cs="Calibri"/>
@@ -23162,6 +21480,7 @@
               </w:rPr>
               <w:t>GUI_Test</w:t>
             </w:r>
+            <w:proofErr w:type="spellEnd"/>
           </w:p>
         </w:tc>
       </w:tr>
@@ -23351,6 +21670,7 @@
                 <w14:ligatures w14:val="none"/>
               </w:rPr>
             </w:pPr>
+            <w:proofErr w:type="spellStart"/>
             <w:r>
               <w:rPr>
                 <w:rFonts w:ascii="Calibri" w:eastAsia="Times New Roman" w:hAnsi="Calibri" w:cs="Calibri"/>
@@ -23362,6 +21682,7 @@
               </w:rPr>
               <w:t>GUI_Test</w:t>
             </w:r>
+            <w:proofErr w:type="spellEnd"/>
           </w:p>
         </w:tc>
       </w:tr>
@@ -23555,6 +21876,7 @@
                 <w14:ligatures w14:val="none"/>
               </w:rPr>
             </w:pPr>
+            <w:proofErr w:type="spellStart"/>
             <w:r>
               <w:rPr>
                 <w:rFonts w:ascii="Calibri" w:eastAsia="Times New Roman" w:hAnsi="Calibri" w:cs="Calibri"/>
@@ -23566,6 +21888,7 @@
               </w:rPr>
               <w:t>GUI_Test</w:t>
             </w:r>
+            <w:proofErr w:type="spellEnd"/>
           </w:p>
         </w:tc>
       </w:tr>
@@ -23755,6 +22078,7 @@
                 <w14:ligatures w14:val="none"/>
               </w:rPr>
             </w:pPr>
+            <w:proofErr w:type="spellStart"/>
             <w:r>
               <w:rPr>
                 <w:rFonts w:ascii="Calibri" w:eastAsia="Times New Roman" w:hAnsi="Calibri" w:cs="Calibri"/>
@@ -23766,6 +22090,7 @@
               </w:rPr>
               <w:t>GUI_Test</w:t>
             </w:r>
+            <w:proofErr w:type="spellEnd"/>
           </w:p>
         </w:tc>
       </w:tr>
@@ -23842,6 +22167,7 @@
                 <w14:ligatures w14:val="none"/>
               </w:rPr>
             </w:pPr>
+            <w:proofErr w:type="spellStart"/>
             <w:r>
               <w:rPr>
                 <w:rFonts w:ascii="Calibri" w:eastAsia="Times New Roman" w:hAnsi="Calibri" w:cs="Calibri"/>
@@ -23853,6 +22179,7 @@
               </w:rPr>
               <w:t>CheckForDependencies_AddsDependencies_ForMultipleElements</w:t>
             </w:r>
+            <w:proofErr w:type="spellEnd"/>
           </w:p>
         </w:tc>
         <w:tc>
@@ -23959,6 +22286,7 @@
                 <w14:ligatures w14:val="none"/>
               </w:rPr>
             </w:pPr>
+            <w:proofErr w:type="spellStart"/>
             <w:r>
               <w:rPr>
                 <w:rFonts w:ascii="Calibri" w:eastAsia="Times New Roman" w:hAnsi="Calibri" w:cs="Calibri"/>
@@ -23970,6 +22298,7 @@
               </w:rPr>
               <w:t>XMLHandler</w:t>
             </w:r>
+            <w:proofErr w:type="spellEnd"/>
           </w:p>
         </w:tc>
       </w:tr>
@@ -24053,7 +22382,31 @@
                 <w:szCs w:val="22"/>
                 <w14:ligatures w14:val="none"/>
               </w:rPr>
-              <w:t>Check For Dependencies Handles Task With Scheduled Programs</w:t>
+              <w:t xml:space="preserve">Check For Dependencies Handles Task </w:t>
+            </w:r>
+            <w:proofErr w:type="gramStart"/>
+            <w:r>
+              <w:rPr>
+                <w:rFonts w:ascii="Calibri" w:eastAsia="Times New Roman" w:hAnsi="Calibri" w:cs="Calibri"/>
+                <w:color w:val="000000"/>
+                <w:kern w:val="0"/>
+                <w:sz w:val="22"/>
+                <w:szCs w:val="22"/>
+                <w14:ligatures w14:val="none"/>
+              </w:rPr>
+              <w:t>With</w:t>
+            </w:r>
+            <w:proofErr w:type="gramEnd"/>
+            <w:r>
+              <w:rPr>
+                <w:rFonts w:ascii="Calibri" w:eastAsia="Times New Roman" w:hAnsi="Calibri" w:cs="Calibri"/>
+                <w:color w:val="000000"/>
+                <w:kern w:val="0"/>
+                <w:sz w:val="22"/>
+                <w:szCs w:val="22"/>
+                <w14:ligatures w14:val="none"/>
+              </w:rPr>
+              <w:t xml:space="preserve"> Scheduled Programs</w:t>
             </w:r>
           </w:p>
         </w:tc>
@@ -24159,6 +22512,7 @@
                 <w14:ligatures w14:val="none"/>
               </w:rPr>
             </w:pPr>
+            <w:proofErr w:type="spellStart"/>
             <w:r>
               <w:rPr>
                 <w:rFonts w:ascii="Calibri" w:eastAsia="Times New Roman" w:hAnsi="Calibri" w:cs="Calibri"/>
@@ -24170,6 +22524,7 @@
               </w:rPr>
               <w:t>XMLHandler</w:t>
             </w:r>
+            <w:proofErr w:type="spellEnd"/>
           </w:p>
         </w:tc>
       </w:tr>
@@ -24246,6 +22601,7 @@
                 <w14:ligatures w14:val="none"/>
               </w:rPr>
             </w:pPr>
+            <w:proofErr w:type="spellStart"/>
             <w:r>
               <w:rPr>
                 <w:rFonts w:ascii="Calibri" w:eastAsia="Times New Roman" w:hAnsi="Calibri" w:cs="Calibri"/>
@@ -24257,6 +22613,7 @@
               </w:rPr>
               <w:t>CheckForDependencies_SkipsExisting</w:t>
             </w:r>
+            <w:proofErr w:type="spellEnd"/>
           </w:p>
         </w:tc>
         <w:tc>
@@ -24363,6 +22720,7 @@
                 <w14:ligatures w14:val="none"/>
               </w:rPr>
             </w:pPr>
+            <w:proofErr w:type="spellStart"/>
             <w:r>
               <w:rPr>
                 <w:rFonts w:ascii="Calibri" w:eastAsia="Times New Roman" w:hAnsi="Calibri" w:cs="Calibri"/>
@@ -24374,6 +22732,7 @@
               </w:rPr>
               <w:t>XMLHandler</w:t>
             </w:r>
+            <w:proofErr w:type="spellEnd"/>
           </w:p>
         </w:tc>
       </w:tr>
@@ -24448,6 +22807,7 @@
                 <w14:ligatures w14:val="none"/>
               </w:rPr>
             </w:pPr>
+            <w:proofErr w:type="spellStart"/>
             <w:r>
               <w:rPr>
                 <w:rFonts w:ascii="Calibri" w:eastAsia="Times New Roman" w:hAnsi="Calibri" w:cs="Calibri"/>
@@ -24459,6 +22819,7 @@
               </w:rPr>
               <w:t>CheckForDependencies_CircularDependencies_HandlesGracefully</w:t>
             </w:r>
+            <w:proofErr w:type="spellEnd"/>
           </w:p>
         </w:tc>
         <w:tc>
@@ -24563,6 +22924,7 @@
                 <w14:ligatures w14:val="none"/>
               </w:rPr>
             </w:pPr>
+            <w:proofErr w:type="spellStart"/>
             <w:r>
               <w:rPr>
                 <w:rFonts w:ascii="Calibri" w:eastAsia="Times New Roman" w:hAnsi="Calibri" w:cs="Calibri"/>
@@ -24574,6 +22936,7 @@
               </w:rPr>
               <w:t>XMLHandler</w:t>
             </w:r>
+            <w:proofErr w:type="spellEnd"/>
           </w:p>
         </w:tc>
       </w:tr>
@@ -24650,6 +23013,7 @@
                 <w14:ligatures w14:val="none"/>
               </w:rPr>
             </w:pPr>
+            <w:proofErr w:type="spellStart"/>
             <w:r>
               <w:rPr>
                 <w:rFonts w:ascii="Calibri" w:eastAsia="Times New Roman" w:hAnsi="Calibri" w:cs="Calibri"/>
@@ -24661,6 +23025,7 @@
               </w:rPr>
               <w:t>CheckForDependencies_InvalidParentModule_ThrowsException</w:t>
             </w:r>
+            <w:proofErr w:type="spellEnd"/>
           </w:p>
         </w:tc>
         <w:tc>
@@ -24767,6 +23132,7 @@
                 <w14:ligatures w14:val="none"/>
               </w:rPr>
             </w:pPr>
+            <w:proofErr w:type="spellStart"/>
             <w:r>
               <w:rPr>
                 <w:rFonts w:ascii="Calibri" w:eastAsia="Times New Roman" w:hAnsi="Calibri" w:cs="Calibri"/>
@@ -24778,6 +23144,7 @@
               </w:rPr>
               <w:t>XMLHandler</w:t>
             </w:r>
+            <w:proofErr w:type="spellEnd"/>
           </w:p>
         </w:tc>
       </w:tr>
@@ -24861,7 +23228,55 @@
                 <w:szCs w:val="22"/>
                 <w14:ligatures w14:val="none"/>
               </w:rPr>
-              <w:t>Find Pathto Root Schema Returns Path Queue For Valid Element</w:t>
+              <w:t xml:space="preserve">Find </w:t>
+            </w:r>
+            <w:proofErr w:type="spellStart"/>
+            <w:r>
+              <w:rPr>
+                <w:rFonts w:ascii="Calibri" w:eastAsia="Times New Roman" w:hAnsi="Calibri" w:cs="Calibri"/>
+                <w:color w:val="000000"/>
+                <w:kern w:val="0"/>
+                <w:sz w:val="22"/>
+                <w:szCs w:val="22"/>
+                <w14:ligatures w14:val="none"/>
+              </w:rPr>
+              <w:t>Pathto</w:t>
+            </w:r>
+            <w:proofErr w:type="spellEnd"/>
+            <w:r>
+              <w:rPr>
+                <w:rFonts w:ascii="Calibri" w:eastAsia="Times New Roman" w:hAnsi="Calibri" w:cs="Calibri"/>
+                <w:color w:val="000000"/>
+                <w:kern w:val="0"/>
+                <w:sz w:val="22"/>
+                <w:szCs w:val="22"/>
+                <w14:ligatures w14:val="none"/>
+              </w:rPr>
+              <w:t xml:space="preserve"> Root Schema Returns Path Queue </w:t>
+            </w:r>
+            <w:proofErr w:type="gramStart"/>
+            <w:r>
+              <w:rPr>
+                <w:rFonts w:ascii="Calibri" w:eastAsia="Times New Roman" w:hAnsi="Calibri" w:cs="Calibri"/>
+                <w:color w:val="000000"/>
+                <w:kern w:val="0"/>
+                <w:sz w:val="22"/>
+                <w:szCs w:val="22"/>
+                <w14:ligatures w14:val="none"/>
+              </w:rPr>
+              <w:t>For</w:t>
+            </w:r>
+            <w:proofErr w:type="gramEnd"/>
+            <w:r>
+              <w:rPr>
+                <w:rFonts w:ascii="Calibri" w:eastAsia="Times New Roman" w:hAnsi="Calibri" w:cs="Calibri"/>
+                <w:color w:val="000000"/>
+                <w:kern w:val="0"/>
+                <w:sz w:val="22"/>
+                <w:szCs w:val="22"/>
+                <w14:ligatures w14:val="none"/>
+              </w:rPr>
+              <w:t xml:space="preserve"> Valid Element</w:t>
             </w:r>
           </w:p>
         </w:tc>
@@ -24967,6 +23382,7 @@
                 <w14:ligatures w14:val="none"/>
               </w:rPr>
             </w:pPr>
+            <w:proofErr w:type="spellStart"/>
             <w:r>
               <w:rPr>
                 <w:rFonts w:ascii="Calibri" w:eastAsia="Times New Roman" w:hAnsi="Calibri" w:cs="Calibri"/>
@@ -24978,6 +23394,7 @@
               </w:rPr>
               <w:t>XMLHandler</w:t>
             </w:r>
+            <w:proofErr w:type="spellEnd"/>
           </w:p>
         </w:tc>
       </w:tr>
@@ -25054,16 +23471,53 @@
                 <w14:ligatures w14:val="none"/>
               </w:rPr>
             </w:pPr>
-            <w:r>
-              <w:rPr>
-                <w:rFonts w:ascii="Calibri" w:eastAsia="Times New Roman" w:hAnsi="Calibri" w:cs="Calibri"/>
-                <w:color w:val="000000"/>
-                <w:kern w:val="0"/>
-                <w:sz w:val="22"/>
-                <w:szCs w:val="22"/>
-                <w14:ligatures w14:val="none"/>
-              </w:rPr>
-              <w:t>FindPathtoRootSchema Throws Exception When Starting At Root</w:t>
+            <w:proofErr w:type="spellStart"/>
+            <w:r>
+              <w:rPr>
+                <w:rFonts w:ascii="Calibri" w:eastAsia="Times New Roman" w:hAnsi="Calibri" w:cs="Calibri"/>
+                <w:color w:val="000000"/>
+                <w:kern w:val="0"/>
+                <w:sz w:val="22"/>
+                <w:szCs w:val="22"/>
+                <w14:ligatures w14:val="none"/>
+              </w:rPr>
+              <w:t>FindPathtoRootSchema</w:t>
+            </w:r>
+            <w:proofErr w:type="spellEnd"/>
+            <w:r>
+              <w:rPr>
+                <w:rFonts w:ascii="Calibri" w:eastAsia="Times New Roman" w:hAnsi="Calibri" w:cs="Calibri"/>
+                <w:color w:val="000000"/>
+                <w:kern w:val="0"/>
+                <w:sz w:val="22"/>
+                <w:szCs w:val="22"/>
+                <w14:ligatures w14:val="none"/>
+              </w:rPr>
+              <w:t xml:space="preserve"> Throws Exception When Starting </w:t>
+            </w:r>
+            <w:proofErr w:type="gramStart"/>
+            <w:r>
+              <w:rPr>
+                <w:rFonts w:ascii="Calibri" w:eastAsia="Times New Roman" w:hAnsi="Calibri" w:cs="Calibri"/>
+                <w:color w:val="000000"/>
+                <w:kern w:val="0"/>
+                <w:sz w:val="22"/>
+                <w:szCs w:val="22"/>
+                <w14:ligatures w14:val="none"/>
+              </w:rPr>
+              <w:t>At</w:t>
+            </w:r>
+            <w:proofErr w:type="gramEnd"/>
+            <w:r>
+              <w:rPr>
+                <w:rFonts w:ascii="Calibri" w:eastAsia="Times New Roman" w:hAnsi="Calibri" w:cs="Calibri"/>
+                <w:color w:val="000000"/>
+                <w:kern w:val="0"/>
+                <w:sz w:val="22"/>
+                <w:szCs w:val="22"/>
+                <w14:ligatures w14:val="none"/>
+              </w:rPr>
+              <w:t xml:space="preserve"> Root</w:t>
             </w:r>
           </w:p>
         </w:tc>
@@ -25171,6 +23625,7 @@
                 <w14:ligatures w14:val="none"/>
               </w:rPr>
             </w:pPr>
+            <w:proofErr w:type="spellStart"/>
             <w:r>
               <w:rPr>
                 <w:rFonts w:ascii="Calibri" w:eastAsia="Times New Roman" w:hAnsi="Calibri" w:cs="Calibri"/>
@@ -25182,6 +23637,7 @@
               </w:rPr>
               <w:t>XMLHandler</w:t>
             </w:r>
+            <w:proofErr w:type="spellEnd"/>
           </w:p>
         </w:tc>
       </w:tr>
@@ -25265,7 +23721,31 @@
                 <w:szCs w:val="22"/>
                 <w14:ligatures w14:val="none"/>
               </w:rPr>
-              <w:t>Get Attributes Returns All Attributes For Element</w:t>
+              <w:t xml:space="preserve">Get Attributes Returns All Attributes </w:t>
+            </w:r>
+            <w:proofErr w:type="gramStart"/>
+            <w:r>
+              <w:rPr>
+                <w:rFonts w:ascii="Calibri" w:eastAsia="Times New Roman" w:hAnsi="Calibri" w:cs="Calibri"/>
+                <w:color w:val="000000"/>
+                <w:kern w:val="0"/>
+                <w:sz w:val="22"/>
+                <w:szCs w:val="22"/>
+                <w14:ligatures w14:val="none"/>
+              </w:rPr>
+              <w:t>For</w:t>
+            </w:r>
+            <w:proofErr w:type="gramEnd"/>
+            <w:r>
+              <w:rPr>
+                <w:rFonts w:ascii="Calibri" w:eastAsia="Times New Roman" w:hAnsi="Calibri" w:cs="Calibri"/>
+                <w:color w:val="000000"/>
+                <w:kern w:val="0"/>
+                <w:sz w:val="22"/>
+                <w:szCs w:val="22"/>
+                <w14:ligatures w14:val="none"/>
+              </w:rPr>
+              <w:t xml:space="preserve"> Element</w:t>
             </w:r>
           </w:p>
         </w:tc>
@@ -25371,6 +23851,7 @@
                 <w14:ligatures w14:val="none"/>
               </w:rPr>
             </w:pPr>
+            <w:proofErr w:type="spellStart"/>
             <w:r>
               <w:rPr>
                 <w:rFonts w:ascii="Calibri" w:eastAsia="Times New Roman" w:hAnsi="Calibri" w:cs="Calibri"/>
@@ -25382,6 +23863,7 @@
               </w:rPr>
               <w:t>XMLHandler</w:t>
             </w:r>
+            <w:proofErr w:type="spellEnd"/>
           </w:p>
         </w:tc>
       </w:tr>
@@ -25467,7 +23949,55 @@
                 <w:szCs w:val="22"/>
                 <w14:ligatures w14:val="none"/>
               </w:rPr>
-              <w:t>Get Attributes With Multiple Elements Returns List Of Attribute Lists</w:t>
+              <w:t xml:space="preserve">Get Attributes </w:t>
+            </w:r>
+            <w:proofErr w:type="gramStart"/>
+            <w:r>
+              <w:rPr>
+                <w:rFonts w:ascii="Calibri" w:eastAsia="Times New Roman" w:hAnsi="Calibri" w:cs="Calibri"/>
+                <w:color w:val="000000"/>
+                <w:kern w:val="0"/>
+                <w:sz w:val="22"/>
+                <w:szCs w:val="22"/>
+                <w14:ligatures w14:val="none"/>
+              </w:rPr>
+              <w:t>With</w:t>
+            </w:r>
+            <w:proofErr w:type="gramEnd"/>
+            <w:r>
+              <w:rPr>
+                <w:rFonts w:ascii="Calibri" w:eastAsia="Times New Roman" w:hAnsi="Calibri" w:cs="Calibri"/>
+                <w:color w:val="000000"/>
+                <w:kern w:val="0"/>
+                <w:sz w:val="22"/>
+                <w:szCs w:val="22"/>
+                <w14:ligatures w14:val="none"/>
+              </w:rPr>
+              <w:t xml:space="preserve"> Multiple Elements Returns List </w:t>
+            </w:r>
+            <w:proofErr w:type="gramStart"/>
+            <w:r>
+              <w:rPr>
+                <w:rFonts w:ascii="Calibri" w:eastAsia="Times New Roman" w:hAnsi="Calibri" w:cs="Calibri"/>
+                <w:color w:val="000000"/>
+                <w:kern w:val="0"/>
+                <w:sz w:val="22"/>
+                <w:szCs w:val="22"/>
+                <w14:ligatures w14:val="none"/>
+              </w:rPr>
+              <w:t>Of</w:t>
+            </w:r>
+            <w:proofErr w:type="gramEnd"/>
+            <w:r>
+              <w:rPr>
+                <w:rFonts w:ascii="Calibri" w:eastAsia="Times New Roman" w:hAnsi="Calibri" w:cs="Calibri"/>
+                <w:color w:val="000000"/>
+                <w:kern w:val="0"/>
+                <w:sz w:val="22"/>
+                <w:szCs w:val="22"/>
+                <w14:ligatures w14:val="none"/>
+              </w:rPr>
+              <w:t xml:space="preserve"> Attribute Lists</w:t>
             </w:r>
           </w:p>
         </w:tc>
@@ -25575,6 +24105,7 @@
                 <w14:ligatures w14:val="none"/>
               </w:rPr>
             </w:pPr>
+            <w:proofErr w:type="spellStart"/>
             <w:r>
               <w:rPr>
                 <w:rFonts w:ascii="Calibri" w:eastAsia="Times New Roman" w:hAnsi="Calibri" w:cs="Calibri"/>
@@ -25586,6 +24117,7 @@
               </w:rPr>
               <w:t>XMLHandler</w:t>
             </w:r>
+            <w:proofErr w:type="spellEnd"/>
           </w:p>
         </w:tc>
       </w:tr>
@@ -25669,7 +24201,31 @@
                 <w:szCs w:val="22"/>
                 <w14:ligatures w14:val="none"/>
               </w:rPr>
-              <w:t>Get Element Types Returns Valid Types From Document</w:t>
+              <w:t xml:space="preserve">Get Element Types Returns Valid Types </w:t>
+            </w:r>
+            <w:proofErr w:type="gramStart"/>
+            <w:r>
+              <w:rPr>
+                <w:rFonts w:ascii="Calibri" w:eastAsia="Times New Roman" w:hAnsi="Calibri" w:cs="Calibri"/>
+                <w:color w:val="000000"/>
+                <w:kern w:val="0"/>
+                <w:sz w:val="22"/>
+                <w:szCs w:val="22"/>
+                <w14:ligatures w14:val="none"/>
+              </w:rPr>
+              <w:t>From</w:t>
+            </w:r>
+            <w:proofErr w:type="gramEnd"/>
+            <w:r>
+              <w:rPr>
+                <w:rFonts w:ascii="Calibri" w:eastAsia="Times New Roman" w:hAnsi="Calibri" w:cs="Calibri"/>
+                <w:color w:val="000000"/>
+                <w:kern w:val="0"/>
+                <w:sz w:val="22"/>
+                <w:szCs w:val="22"/>
+                <w14:ligatures w14:val="none"/>
+              </w:rPr>
+              <w:t xml:space="preserve"> Document</w:t>
             </w:r>
           </w:p>
         </w:tc>
@@ -25775,6 +24331,7 @@
                 <w14:ligatures w14:val="none"/>
               </w:rPr>
             </w:pPr>
+            <w:proofErr w:type="spellStart"/>
             <w:r>
               <w:rPr>
                 <w:rFonts w:ascii="Calibri" w:eastAsia="Times New Roman" w:hAnsi="Calibri" w:cs="Calibri"/>
@@ -25786,6 +24343,7 @@
               </w:rPr>
               <w:t>XMLHandler</w:t>
             </w:r>
+            <w:proofErr w:type="spellEnd"/>
           </w:p>
         </w:tc>
       </w:tr>
@@ -25871,7 +24429,31 @@
                 <w:szCs w:val="22"/>
                 <w14:ligatures w14:val="none"/>
               </w:rPr>
-              <w:t>Get Simple Elements Returns List Of Elements Excluding Custom Properties</w:t>
+              <w:t xml:space="preserve">Get Simple Elements Returns List </w:t>
+            </w:r>
+            <w:proofErr w:type="gramStart"/>
+            <w:r>
+              <w:rPr>
+                <w:rFonts w:ascii="Calibri" w:eastAsia="Times New Roman" w:hAnsi="Calibri" w:cs="Calibri"/>
+                <w:color w:val="000000"/>
+                <w:kern w:val="0"/>
+                <w:sz w:val="22"/>
+                <w:szCs w:val="22"/>
+                <w14:ligatures w14:val="none"/>
+              </w:rPr>
+              <w:t>Of</w:t>
+            </w:r>
+            <w:proofErr w:type="gramEnd"/>
+            <w:r>
+              <w:rPr>
+                <w:rFonts w:ascii="Calibri" w:eastAsia="Times New Roman" w:hAnsi="Calibri" w:cs="Calibri"/>
+                <w:color w:val="000000"/>
+                <w:kern w:val="0"/>
+                <w:sz w:val="22"/>
+                <w:szCs w:val="22"/>
+                <w14:ligatures w14:val="none"/>
+              </w:rPr>
+              <w:t xml:space="preserve"> Elements Excluding Custom Properties</w:t>
             </w:r>
           </w:p>
         </w:tc>
@@ -25979,6 +24561,7 @@
                 <w14:ligatures w14:val="none"/>
               </w:rPr>
             </w:pPr>
+            <w:proofErr w:type="spellStart"/>
             <w:r>
               <w:rPr>
                 <w:rFonts w:ascii="Calibri" w:eastAsia="Times New Roman" w:hAnsi="Calibri" w:cs="Calibri"/>
@@ -25990,6 +24573,7 @@
               </w:rPr>
               <w:t>XMLHandler</w:t>
             </w:r>
+            <w:proofErr w:type="spellEnd"/>
           </w:p>
         </w:tc>
       </w:tr>
@@ -26065,16 +24649,53 @@
                 <w14:ligatures w14:val="none"/>
               </w:rPr>
             </w:pPr>
-            <w:r>
-              <w:rPr>
-                <w:rFonts w:ascii="Calibri" w:eastAsia="Times New Roman" w:hAnsi="Calibri" w:cs="Calibri"/>
-                <w:color w:val="000000"/>
-                <w:kern w:val="0"/>
-                <w:sz w:val="22"/>
-                <w:szCs w:val="22"/>
-                <w14:ligatures w14:val="none"/>
-              </w:rPr>
-              <w:t>GetElementTypes Throws EmptyListException When No Valid Elements</w:t>
+            <w:proofErr w:type="spellStart"/>
+            <w:r>
+              <w:rPr>
+                <w:rFonts w:ascii="Calibri" w:eastAsia="Times New Roman" w:hAnsi="Calibri" w:cs="Calibri"/>
+                <w:color w:val="000000"/>
+                <w:kern w:val="0"/>
+                <w:sz w:val="22"/>
+                <w:szCs w:val="22"/>
+                <w14:ligatures w14:val="none"/>
+              </w:rPr>
+              <w:t>GetElementTypes</w:t>
+            </w:r>
+            <w:proofErr w:type="spellEnd"/>
+            <w:r>
+              <w:rPr>
+                <w:rFonts w:ascii="Calibri" w:eastAsia="Times New Roman" w:hAnsi="Calibri" w:cs="Calibri"/>
+                <w:color w:val="000000"/>
+                <w:kern w:val="0"/>
+                <w:sz w:val="22"/>
+                <w:szCs w:val="22"/>
+                <w14:ligatures w14:val="none"/>
+              </w:rPr>
+              <w:t xml:space="preserve"> Throws </w:t>
+            </w:r>
+            <w:proofErr w:type="spellStart"/>
+            <w:r>
+              <w:rPr>
+                <w:rFonts w:ascii="Calibri" w:eastAsia="Times New Roman" w:hAnsi="Calibri" w:cs="Calibri"/>
+                <w:color w:val="000000"/>
+                <w:kern w:val="0"/>
+                <w:sz w:val="22"/>
+                <w:szCs w:val="22"/>
+                <w14:ligatures w14:val="none"/>
+              </w:rPr>
+              <w:t>EmptyListException</w:t>
+            </w:r>
+            <w:proofErr w:type="spellEnd"/>
+            <w:r>
+              <w:rPr>
+                <w:rFonts w:ascii="Calibri" w:eastAsia="Times New Roman" w:hAnsi="Calibri" w:cs="Calibri"/>
+                <w:color w:val="000000"/>
+                <w:kern w:val="0"/>
+                <w:sz w:val="22"/>
+                <w:szCs w:val="22"/>
+                <w14:ligatures w14:val="none"/>
+              </w:rPr>
+              <w:t xml:space="preserve"> When No Valid Elements</w:t>
             </w:r>
           </w:p>
         </w:tc>
@@ -26180,6 +24801,7 @@
                 <w14:ligatures w14:val="none"/>
               </w:rPr>
             </w:pPr>
+            <w:proofErr w:type="spellStart"/>
             <w:r>
               <w:rPr>
                 <w:rFonts w:ascii="Calibri" w:eastAsia="Times New Roman" w:hAnsi="Calibri" w:cs="Calibri"/>
@@ -26191,6 +24813,7 @@
               </w:rPr>
               <w:t>XMLHandler</w:t>
             </w:r>
+            <w:proofErr w:type="spellEnd"/>
           </w:p>
         </w:tc>
       </w:tr>
@@ -26276,7 +24899,31 @@
                 <w:szCs w:val="22"/>
                 <w14:ligatures w14:val="none"/>
               </w:rPr>
-              <w:t>Insert Element Adds Element To Document</w:t>
+              <w:t xml:space="preserve">Insert Element Adds Element </w:t>
+            </w:r>
+            <w:proofErr w:type="gramStart"/>
+            <w:r>
+              <w:rPr>
+                <w:rFonts w:ascii="Calibri" w:eastAsia="Times New Roman" w:hAnsi="Calibri" w:cs="Calibri"/>
+                <w:color w:val="000000"/>
+                <w:kern w:val="0"/>
+                <w:sz w:val="22"/>
+                <w:szCs w:val="22"/>
+                <w14:ligatures w14:val="none"/>
+              </w:rPr>
+              <w:t>To</w:t>
+            </w:r>
+            <w:proofErr w:type="gramEnd"/>
+            <w:r>
+              <w:rPr>
+                <w:rFonts w:ascii="Calibri" w:eastAsia="Times New Roman" w:hAnsi="Calibri" w:cs="Calibri"/>
+                <w:color w:val="000000"/>
+                <w:kern w:val="0"/>
+                <w:sz w:val="22"/>
+                <w:szCs w:val="22"/>
+                <w14:ligatures w14:val="none"/>
+              </w:rPr>
+              <w:t xml:space="preserve"> Document</w:t>
             </w:r>
           </w:p>
         </w:tc>
@@ -26384,6 +25031,7 @@
                 <w14:ligatures w14:val="none"/>
               </w:rPr>
             </w:pPr>
+            <w:proofErr w:type="spellStart"/>
             <w:r>
               <w:rPr>
                 <w:rFonts w:ascii="Calibri" w:eastAsia="Times New Roman" w:hAnsi="Calibri" w:cs="Calibri"/>
@@ -26395,6 +25043,7 @@
               </w:rPr>
               <w:t>XMLHandler</w:t>
             </w:r>
+            <w:proofErr w:type="spellEnd"/>
           </w:p>
         </w:tc>
       </w:tr>
@@ -26478,7 +25127,31 @@
                 <w:szCs w:val="22"/>
                 <w14:ligatures w14:val="none"/>
               </w:rPr>
-              <w:t>Insert Element Handles Modules With Catalog Number</w:t>
+              <w:t xml:space="preserve">Insert Element Handles Modules </w:t>
+            </w:r>
+            <w:proofErr w:type="gramStart"/>
+            <w:r>
+              <w:rPr>
+                <w:rFonts w:ascii="Calibri" w:eastAsia="Times New Roman" w:hAnsi="Calibri" w:cs="Calibri"/>
+                <w:color w:val="000000"/>
+                <w:kern w:val="0"/>
+                <w:sz w:val="22"/>
+                <w:szCs w:val="22"/>
+                <w14:ligatures w14:val="none"/>
+              </w:rPr>
+              <w:t>With</w:t>
+            </w:r>
+            <w:proofErr w:type="gramEnd"/>
+            <w:r>
+              <w:rPr>
+                <w:rFonts w:ascii="Calibri" w:eastAsia="Times New Roman" w:hAnsi="Calibri" w:cs="Calibri"/>
+                <w:color w:val="000000"/>
+                <w:kern w:val="0"/>
+                <w:sz w:val="22"/>
+                <w:szCs w:val="22"/>
+                <w14:ligatures w14:val="none"/>
+              </w:rPr>
+              <w:t xml:space="preserve"> Catalog Number</w:t>
             </w:r>
           </w:p>
         </w:tc>
@@ -26584,6 +25257,7 @@
                 <w14:ligatures w14:val="none"/>
               </w:rPr>
             </w:pPr>
+            <w:proofErr w:type="spellStart"/>
             <w:r>
               <w:rPr>
                 <w:rFonts w:ascii="Calibri" w:eastAsia="Times New Roman" w:hAnsi="Calibri" w:cs="Calibri"/>
@@ -26595,6 +25269,7 @@
               </w:rPr>
               <w:t>XMLHandler</w:t>
             </w:r>
+            <w:proofErr w:type="spellEnd"/>
           </w:p>
         </w:tc>
       </w:tr>
@@ -26671,16 +25346,29 @@
                 <w14:ligatures w14:val="none"/>
               </w:rPr>
             </w:pPr>
-            <w:r>
-              <w:rPr>
-                <w:rFonts w:ascii="Calibri" w:eastAsia="Times New Roman" w:hAnsi="Calibri" w:cs="Calibri"/>
-                <w:color w:val="000000"/>
-                <w:kern w:val="0"/>
-                <w:sz w:val="22"/>
-                <w:szCs w:val="22"/>
-                <w14:ligatures w14:val="none"/>
-              </w:rPr>
-              <w:t>InsertElement Throws Exception When Element Already Exists</w:t>
+            <w:proofErr w:type="spellStart"/>
+            <w:r>
+              <w:rPr>
+                <w:rFonts w:ascii="Calibri" w:eastAsia="Times New Roman" w:hAnsi="Calibri" w:cs="Calibri"/>
+                <w:color w:val="000000"/>
+                <w:kern w:val="0"/>
+                <w:sz w:val="22"/>
+                <w:szCs w:val="22"/>
+                <w14:ligatures w14:val="none"/>
+              </w:rPr>
+              <w:t>InsertElement</w:t>
+            </w:r>
+            <w:proofErr w:type="spellEnd"/>
+            <w:r>
+              <w:rPr>
+                <w:rFonts w:ascii="Calibri" w:eastAsia="Times New Roman" w:hAnsi="Calibri" w:cs="Calibri"/>
+                <w:color w:val="000000"/>
+                <w:kern w:val="0"/>
+                <w:sz w:val="22"/>
+                <w:szCs w:val="22"/>
+                <w14:ligatures w14:val="none"/>
+              </w:rPr>
+              <w:t xml:space="preserve"> Throws Exception When Element Already Exists</w:t>
             </w:r>
           </w:p>
         </w:tc>
@@ -26788,6 +25476,7 @@
                 <w14:ligatures w14:val="none"/>
               </w:rPr>
             </w:pPr>
+            <w:proofErr w:type="spellStart"/>
             <w:r>
               <w:rPr>
                 <w:rFonts w:ascii="Calibri" w:eastAsia="Times New Roman" w:hAnsi="Calibri" w:cs="Calibri"/>
@@ -26799,6 +25488,7 @@
               </w:rPr>
               <w:t>XMLHandler</w:t>
             </w:r>
+            <w:proofErr w:type="spellEnd"/>
           </w:p>
         </w:tc>
       </w:tr>
@@ -26882,8 +25572,21 @@
                 <w:szCs w:val="22"/>
                 <w14:ligatures w14:val="none"/>
               </w:rPr>
-              <w:t>Load Basic File Returns XDocument</w:t>
-            </w:r>
+              <w:t xml:space="preserve">Load Basic File Returns </w:t>
+            </w:r>
+            <w:proofErr w:type="spellStart"/>
+            <w:r>
+              <w:rPr>
+                <w:rFonts w:ascii="Calibri" w:eastAsia="Times New Roman" w:hAnsi="Calibri" w:cs="Calibri"/>
+                <w:color w:val="000000"/>
+                <w:kern w:val="0"/>
+                <w:sz w:val="22"/>
+                <w:szCs w:val="22"/>
+                <w14:ligatures w14:val="none"/>
+              </w:rPr>
+              <w:t>XDocument</w:t>
+            </w:r>
+            <w:proofErr w:type="spellEnd"/>
           </w:p>
         </w:tc>
         <w:tc>
@@ -26988,6 +25691,7 @@
                 <w14:ligatures w14:val="none"/>
               </w:rPr>
             </w:pPr>
+            <w:proofErr w:type="spellStart"/>
             <w:r>
               <w:rPr>
                 <w:rFonts w:ascii="Calibri" w:eastAsia="Times New Roman" w:hAnsi="Calibri" w:cs="Calibri"/>
@@ -26999,6 +25703,7 @@
               </w:rPr>
               <w:t>XMLHandler</w:t>
             </w:r>
+            <w:proofErr w:type="spellEnd"/>
           </w:p>
         </w:tc>
       </w:tr>
@@ -30264,6 +28969,7 @@
   <w:style w:type="character" w:default="1" w:styleId="DefaultParagraphFont">
     <w:name w:val="Default Paragraph Font"/>
     <w:uiPriority w:val="1"/>
+    <w:semiHidden/>
     <w:unhideWhenUsed/>
   </w:style>
   <w:style w:type="table" w:default="1" w:styleId="TableNormal">

--- a/Thesis Writing Documents/CorbinFerguson_ThesisManuscript.docx
+++ b/Thesis Writing Documents/CorbinFerguson_ThesisManuscript.docx
@@ -3035,7 +3035,6 @@
           <w:id w:val="-2028777299"/>
           <w:citation/>
         </w:sdtPr>
-        <w:sdtEndPr/>
         <w:sdtContent>
           <w:r>
             <w:rPr>
@@ -3741,7 +3740,6 @@
           <w:id w:val="1034460374"/>
           <w:citation/>
         </w:sdtPr>
-        <w:sdtEndPr/>
         <w:sdtContent>
           <w:r>
             <w:rPr>
@@ -5640,7 +5638,6 @@
           <w:id w:val="2008546915"/>
           <w:citation/>
         </w:sdtPr>
-        <w:sdtEndPr/>
         <w:sdtContent>
           <w:r>
             <w:rPr>
@@ -7227,7 +7224,6 @@
           <w:docPartUnique/>
         </w:docPartObj>
       </w:sdtPr>
-      <w:sdtEndPr/>
       <w:sdtContent>
         <w:p>
           <w:pPr>
@@ -7246,7 +7242,6 @@
             <w:id w:val="-573587230"/>
             <w:bibliography/>
           </w:sdtPr>
-          <w:sdtEndPr/>
           <w:sdtContent>
             <w:p>
               <w:pPr>
@@ -7870,7 +7865,7 @@
           </mc:Choice>
           <mc:Fallback>
             <w:pict>
-              <v:shape w14:anchorId="4A7E7725" id="_x0000_s1027" type="#_x0000_t202" style="position:absolute;margin-left:0;margin-top:396.4pt;width:481.25pt;height:.05pt;z-index:251658246;visibility:visible;mso-wrap-style:square;mso-wrap-distance-left:9pt;mso-wrap-distance-top:0;mso-wrap-distance-right:9pt;mso-wrap-distance-bottom:0;mso-position-horizontal:absolute;mso-position-horizontal-relative:text;mso-position-vertical:absolute;mso-position-vertical-relative:text;v-text-anchor:top" o:gfxdata="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" stroked="f">
+              <v:shape w14:anchorId="4A7E7725" id="_x0000_s1027" type="#_x0000_t202" style="position:absolute;margin-left:0;margin-top:396.4pt;width:481.25pt;height:.05pt;z-index:251658246;visibility:visible;mso-wrap-style:square;mso-wrap-distance-left:9pt;mso-wrap-distance-top:0;mso-wrap-distance-right:9pt;mso-wrap-distance-bottom:0;mso-position-horizontal:absolute;mso-position-horizontal-relative:text;mso-position-vertical:absolute;mso-position-vertical-relative:text;v-text-anchor:top" o:gfxdata="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" stroked="f">
                 <v:textbox style="mso-fit-shape-to-text:t" inset="0,0,0,0">
                   <w:txbxContent>
                     <w:p>
@@ -8082,7 +8077,7 @@
           </mc:Choice>
           <mc:Fallback>
             <w:pict>
-              <v:shape w14:anchorId="59406689" id="_x0000_s1028" type="#_x0000_t202" style="position:absolute;margin-left:0;margin-top:505.75pt;width:480.85pt;height:.05pt;z-index:251658248;visibility:visible;mso-wrap-style:square;mso-wrap-distance-left:9pt;mso-wrap-distance-top:0;mso-wrap-distance-right:9pt;mso-wrap-distance-bottom:0;mso-position-horizontal:absolute;mso-position-horizontal-relative:text;mso-position-vertical:absolute;mso-position-vertical-relative:text;v-text-anchor:top" o:gfxdata="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" stroked="f">
+              <v:shape w14:anchorId="59406689" id="_x0000_s1028" type="#_x0000_t202" style="position:absolute;margin-left:0;margin-top:505.75pt;width:480.85pt;height:.05pt;z-index:251658248;visibility:visible;mso-wrap-style:square;mso-wrap-distance-left:9pt;mso-wrap-distance-top:0;mso-wrap-distance-right:9pt;mso-wrap-distance-bottom:0;mso-position-horizontal:absolute;mso-position-horizontal-relative:text;mso-position-vertical:absolute;mso-position-vertical-relative:text;v-text-anchor:top" o:gfxdata="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" stroked="f">
                 <v:textbox style="mso-fit-shape-to-text:t" inset="0,0,0,0">
                   <w:txbxContent>
                     <w:p>
@@ -8285,7 +8280,7 @@
           </mc:Choice>
           <mc:Fallback>
             <w:pict>
-              <v:shape w14:anchorId="479DC8B4" id="_x0000_s1029" type="#_x0000_t202" style="position:absolute;margin-left:0;margin-top:427.65pt;width:479.55pt;height:.05pt;z-index:251658245;visibility:visible;mso-wrap-style:square;mso-wrap-distance-left:9pt;mso-wrap-distance-top:0;mso-wrap-distance-right:9pt;mso-wrap-distance-bottom:0;mso-position-horizontal:absolute;mso-position-horizontal-relative:text;mso-position-vertical:absolute;mso-position-vertical-relative:text;v-text-anchor:top" o:gfxdata="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" stroked="f">
+              <v:shape w14:anchorId="479DC8B4" id="_x0000_s1029" type="#_x0000_t202" style="position:absolute;margin-left:0;margin-top:427.65pt;width:479.55pt;height:.05pt;z-index:251658245;visibility:visible;mso-wrap-style:square;mso-wrap-distance-left:9pt;mso-wrap-distance-top:0;mso-wrap-distance-right:9pt;mso-wrap-distance-bottom:0;mso-position-horizontal:absolute;mso-position-horizontal-relative:text;mso-position-vertical:absolute;mso-position-vertical-relative:text;v-text-anchor:top" o:gfxdata="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" stroked="f">
                 <v:textbox style="mso-fit-shape-to-text:t" inset="0,0,0,0">
                   <w:txbxContent>
                     <w:p>
@@ -8602,7 +8597,7 @@
           </mc:Choice>
           <mc:Fallback>
             <w:pict>
-              <v:shape w14:anchorId="6BD75D8A" id="_x0000_s1030" type="#_x0000_t202" style="position:absolute;margin-left:1.35pt;margin-top:316.2pt;width:474.75pt;height:.05pt;z-index:251658249;visibility:visible;mso-wrap-style:square;mso-wrap-distance-left:9pt;mso-wrap-distance-top:0;mso-wrap-distance-right:9pt;mso-wrap-distance-bottom:0;mso-position-horizontal:absolute;mso-position-horizontal-relative:text;mso-position-vertical:absolute;mso-position-vertical-relative:text;v-text-anchor:top" o:gfxdata="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" stroked="f">
+              <v:shape w14:anchorId="6BD75D8A" id="_x0000_s1030" type="#_x0000_t202" style="position:absolute;margin-left:1.35pt;margin-top:316.2pt;width:474.75pt;height:.05pt;z-index:251658249;visibility:visible;mso-wrap-style:square;mso-wrap-distance-left:9pt;mso-wrap-distance-top:0;mso-wrap-distance-right:9pt;mso-wrap-distance-bottom:0;mso-position-horizontal:absolute;mso-position-horizontal-relative:text;mso-position-vertical:absolute;mso-position-vertical-relative:text;v-text-anchor:top" o:gfxdata="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" stroked="f">
                 <v:textbox style="mso-fit-shape-to-text:t" inset="0,0,0,0">
                   <w:txbxContent>
                     <w:p>

--- a/Thesis Writing Documents/CorbinFerguson_ThesisManuscript.docx
+++ b/Thesis Writing Documents/CorbinFerguson_ThesisManuscript.docx
@@ -403,40 +403,23 @@
           <w:sz w:val="22"/>
           <w:szCs w:val="22"/>
         </w:rPr>
-        <w:t xml:space="preserve">Current tools for creating Automation Controller programs for Rockwell devices work well for creating detailed and complicated automation </w:t>
-      </w:r>
-      <w:r>
-        <w:rPr>
-          <w:rFonts w:ascii="Calibri" w:hAnsi="Calibri" w:cs="Calibri"/>
-          <w:sz w:val="22"/>
-          <w:szCs w:val="22"/>
-        </w:rPr>
-        <w:t>code but</w:t>
-      </w:r>
-      <w:r>
-        <w:rPr>
-          <w:rFonts w:ascii="Calibri" w:hAnsi="Calibri" w:cs="Calibri"/>
-          <w:sz w:val="22"/>
-          <w:szCs w:val="22"/>
-        </w:rPr>
-        <w:t xml:space="preserve"> can often be </w:t>
-      </w:r>
-      <w:r>
-        <w:rPr>
-          <w:rFonts w:ascii="Calibri" w:hAnsi="Calibri" w:cs="Calibri"/>
-          <w:sz w:val="22"/>
-          <w:szCs w:val="22"/>
-        </w:rPr>
-        <w:t>repetitive, time</w:t>
-      </w:r>
-      <w:r>
-        <w:rPr>
-          <w:rFonts w:ascii="Calibri" w:hAnsi="Calibri" w:cs="Calibri"/>
-          <w:sz w:val="22"/>
-          <w:szCs w:val="22"/>
-        </w:rPr>
-        <w:noBreakHyphen/>
-        <w:t xml:space="preserve">consuming, and highly manual, particularly for common structures reused across multiple automation projects. </w:t>
+        <w:t>Current tools for creating Automation Controller programs for Rockwell devices work well for creating detailed</w:t>
+      </w:r>
+      <w:r>
+        <w:rPr>
+          <w:rFonts w:ascii="Calibri" w:hAnsi="Calibri" w:cs="Calibri"/>
+          <w:sz w:val="22"/>
+          <w:szCs w:val="22"/>
+        </w:rPr>
+        <w:t>, complex automation code, but can often be repetitive, time-consuming</w:t>
+      </w:r>
+      <w:r>
+        <w:rPr>
+          <w:rFonts w:ascii="Calibri" w:hAnsi="Calibri" w:cs="Calibri"/>
+          <w:sz w:val="22"/>
+          <w:szCs w:val="22"/>
+        </w:rPr>
+        <w:t xml:space="preserve">, and highly manual, particularly for common structures reused across multiple automation projects. </w:t>
       </w:r>
       <w:r>
         <w:rPr>
@@ -484,71 +467,55 @@
           <w:sz w:val="22"/>
           <w:szCs w:val="22"/>
         </w:rPr>
-        <w:t>rapid development of</w:t>
-      </w:r>
-      <w:r>
-        <w:rPr>
-          <w:rFonts w:ascii="Calibri" w:hAnsi="Calibri" w:cs="Calibri"/>
-          <w:sz w:val="22"/>
-          <w:szCs w:val="22"/>
-        </w:rPr>
-        <w:t xml:space="preserve"> large amounts of </w:t>
-      </w:r>
-      <w:r>
-        <w:rPr>
-          <w:rFonts w:ascii="Calibri" w:hAnsi="Calibri" w:cs="Calibri"/>
-          <w:sz w:val="22"/>
-          <w:szCs w:val="22"/>
-        </w:rPr>
-        <w:t>PLC</w:t>
-      </w:r>
-      <w:r>
-        <w:rPr>
-          <w:rFonts w:ascii="Calibri" w:hAnsi="Calibri" w:cs="Calibri"/>
-          <w:sz w:val="22"/>
-          <w:szCs w:val="22"/>
-        </w:rPr>
-        <w:t xml:space="preserve"> code, utilizing template L5X files from Rockwell Automation’s Studio 5000 designer. </w:t>
-      </w:r>
-      <w:r>
-        <w:rPr>
-          <w:rFonts w:ascii="Calibri" w:hAnsi="Calibri" w:cs="Calibri"/>
-          <w:sz w:val="22"/>
-          <w:szCs w:val="22"/>
-        </w:rPr>
-        <w:t>The application was tested through a</w:t>
-      </w:r>
-      <w:r>
-        <w:rPr>
-          <w:rFonts w:ascii="Calibri" w:hAnsi="Calibri" w:cs="Calibri"/>
-          <w:sz w:val="22"/>
-          <w:szCs w:val="22"/>
-        </w:rPr>
-        <w:t xml:space="preserve"> comprehensive</w:t>
-      </w:r>
-      <w:r>
-        <w:rPr>
-          <w:rFonts w:ascii="Calibri" w:hAnsi="Calibri" w:cs="Calibri"/>
-          <w:sz w:val="22"/>
-          <w:szCs w:val="22"/>
-        </w:rPr>
-        <w:t xml:space="preserve"> suite of automated tests,</w:t>
-      </w:r>
-      <w:r>
-        <w:rPr>
-          <w:rFonts w:ascii="Calibri" w:hAnsi="Calibri" w:cs="Calibri"/>
-          <w:sz w:val="22"/>
-          <w:szCs w:val="22"/>
-        </w:rPr>
-        <w:t xml:space="preserve"> both frontend and</w:t>
-      </w:r>
-      <w:r>
-        <w:rPr>
-          <w:rFonts w:ascii="Calibri" w:hAnsi="Calibri" w:cs="Calibri"/>
-          <w:sz w:val="22"/>
-          <w:szCs w:val="22"/>
-        </w:rPr>
-        <w:t xml:space="preserve"> logical function testing</w:t>
+        <w:t xml:space="preserve">rapidly </w:t>
+      </w:r>
+      <w:r>
+        <w:rPr>
+          <w:rFonts w:ascii="Calibri" w:hAnsi="Calibri" w:cs="Calibri"/>
+          <w:sz w:val="22"/>
+          <w:szCs w:val="22"/>
+        </w:rPr>
+        <w:t>generating large amounts of PLC code by</w:t>
+      </w:r>
+      <w:r>
+        <w:rPr>
+          <w:rFonts w:ascii="Calibri" w:hAnsi="Calibri" w:cs="Calibri"/>
+          <w:sz w:val="22"/>
+          <w:szCs w:val="22"/>
+        </w:rPr>
+        <w:t xml:space="preserve"> leveraging</w:t>
+      </w:r>
+      <w:r>
+        <w:rPr>
+          <w:rFonts w:ascii="Calibri" w:hAnsi="Calibri" w:cs="Calibri"/>
+          <w:sz w:val="22"/>
+          <w:szCs w:val="22"/>
+        </w:rPr>
+        <w:t xml:space="preserve"> template L5X files from Rockwell Automation’s Studio 5000 designer. </w:t>
+      </w:r>
+      <w:r>
+        <w:rPr>
+          <w:rFonts w:ascii="Calibri" w:hAnsi="Calibri" w:cs="Calibri"/>
+          <w:sz w:val="22"/>
+          <w:szCs w:val="22"/>
+        </w:rPr>
+        <w:t xml:space="preserve">The application was tested </w:t>
+      </w:r>
+      <w:r>
+        <w:rPr>
+          <w:rFonts w:ascii="Calibri" w:hAnsi="Calibri" w:cs="Calibri"/>
+          <w:sz w:val="22"/>
+          <w:szCs w:val="22"/>
+        </w:rPr>
+        <w:t>with a comprehensive suite of automated tests, including frontend and functional</w:t>
+      </w:r>
+      <w:r>
+        <w:rPr>
+          <w:rFonts w:ascii="Calibri" w:hAnsi="Calibri" w:cs="Calibri"/>
+          <w:sz w:val="22"/>
+          <w:szCs w:val="22"/>
+        </w:rPr>
+        <w:t xml:space="preserve"> testing</w:t>
       </w:r>
       <w:r>
         <w:rPr>
@@ -4083,23 +4050,7 @@
           <w:sz w:val="22"/>
           <w:szCs w:val="22"/>
         </w:rPr>
-        <w:t xml:space="preserve">, creating </w:t>
-      </w:r>
-      <w:r>
-        <w:rPr>
-          <w:rFonts w:ascii="Calibri" w:hAnsi="Calibri" w:cs="Calibri"/>
-          <w:sz w:val="22"/>
-          <w:szCs w:val="22"/>
-        </w:rPr>
-        <w:t xml:space="preserve">programming that </w:t>
-      </w:r>
-      <w:r>
-        <w:rPr>
-          <w:rFonts w:ascii="Calibri" w:hAnsi="Calibri" w:cs="Calibri"/>
-          <w:sz w:val="22"/>
-          <w:szCs w:val="22"/>
-        </w:rPr>
-        <w:t>manages</w:t>
+        <w:t xml:space="preserve"> to manage</w:t>
       </w:r>
       <w:r>
         <w:rPr>
@@ -4115,6 +4066,22 @@
           <w:sz w:val="22"/>
           <w:szCs w:val="22"/>
         </w:rPr>
+        <w:t xml:space="preserve"> Industrial control </w:t>
+      </w:r>
+      <w:r>
+        <w:rPr>
+          <w:rFonts w:ascii="Calibri" w:hAnsi="Calibri" w:cs="Calibri"/>
+          <w:sz w:val="22"/>
+          <w:szCs w:val="22"/>
+        </w:rPr>
+        <w:t>systems rely on these PLCs to monitor sensors, actuate devices, and coordinate complex processes.</w:t>
+      </w:r>
+      <w:r>
+        <w:rPr>
+          <w:rFonts w:ascii="Calibri" w:hAnsi="Calibri" w:cs="Calibri"/>
+          <w:sz w:val="22"/>
+          <w:szCs w:val="22"/>
+        </w:rPr>
         <w:t xml:space="preserve"> </w:t>
       </w:r>
       <w:r>
@@ -4123,22 +4090,6 @@
           <w:sz w:val="22"/>
           <w:szCs w:val="22"/>
         </w:rPr>
-        <w:t xml:space="preserve">These controllers manage </w:t>
-      </w:r>
-      <w:r>
-        <w:rPr>
-          <w:rFonts w:ascii="Calibri" w:hAnsi="Calibri" w:cs="Calibri"/>
-          <w:sz w:val="22"/>
-          <w:szCs w:val="22"/>
-        </w:rPr>
-        <w:t xml:space="preserve">many parts of an industrial process, getting input from sensors, driving outputs to actuators, and communicating with other devices and systems in the process. </w:t>
-      </w:r>
-      <w:r>
-        <w:rPr>
-          <w:rFonts w:ascii="Calibri" w:hAnsi="Calibri" w:cs="Calibri"/>
-          <w:sz w:val="22"/>
-          <w:szCs w:val="22"/>
-        </w:rPr>
         <w:t xml:space="preserve">They are </w:t>
       </w:r>
       <w:r>
@@ -4155,7 +4106,23 @@
           <w:sz w:val="22"/>
           <w:szCs w:val="22"/>
         </w:rPr>
-        <w:t xml:space="preserve"> industrial workflows, and a major part of automation engineers’ roles are writing the code that manages these processes and controls the behavior.</w:t>
+        <w:t xml:space="preserve"> industrial workflows, and a major part of automation engineers’ roles </w:t>
+      </w:r>
+      <w:r>
+        <w:rPr>
+          <w:rFonts w:ascii="Calibri" w:hAnsi="Calibri" w:cs="Calibri"/>
+          <w:sz w:val="22"/>
+          <w:szCs w:val="22"/>
+        </w:rPr>
+        <w:t>is</w:t>
+      </w:r>
+      <w:r>
+        <w:rPr>
+          <w:rFonts w:ascii="Calibri" w:hAnsi="Calibri" w:cs="Calibri"/>
+          <w:sz w:val="22"/>
+          <w:szCs w:val="22"/>
+        </w:rPr>
+        <w:t xml:space="preserve"> writing the code that manages these processes and controls the behavior.</w:t>
       </w:r>
       <w:r>
         <w:rPr>
@@ -4171,23 +4138,41 @@
           <w:sz w:val="22"/>
           <w:szCs w:val="22"/>
         </w:rPr>
-        <w:t xml:space="preserve">A common tool that automation engineers use to create this code is Rockwell Automation’s RSLogix 5000 </w:t>
-      </w:r>
-      <w:r>
-        <w:rPr>
-          <w:rFonts w:ascii="Calibri" w:hAnsi="Calibri" w:cs="Calibri"/>
-          <w:sz w:val="22"/>
-          <w:szCs w:val="22"/>
-        </w:rPr>
-        <w:t>designers</w:t>
-      </w:r>
-      <w:r>
-        <w:rPr>
-          <w:rFonts w:ascii="Calibri" w:hAnsi="Calibri" w:cs="Calibri"/>
-          <w:sz w:val="22"/>
-          <w:szCs w:val="22"/>
-        </w:rPr>
-        <w:t>, which allows engineers to develop programs that utilize</w:t>
+        <w:t xml:space="preserve">Although PLC programming environments such as Rockwell Automation’s Studio 5000 provide detailed control and reuse mechanisms, engineers frequently spend substantial time duplicating and adapting similar </w:t>
+      </w:r>
+      <w:proofErr w:type="gramStart"/>
+      <w:r>
+        <w:rPr>
+          <w:rFonts w:ascii="Calibri" w:hAnsi="Calibri" w:cs="Calibri"/>
+          <w:sz w:val="22"/>
+          <w:szCs w:val="22"/>
+        </w:rPr>
+        <w:t>logic</w:t>
+      </w:r>
+      <w:r>
+        <w:rPr>
+          <w:rFonts w:ascii="Calibri" w:hAnsi="Calibri" w:cs="Calibri"/>
+          <w:sz w:val="22"/>
+          <w:szCs w:val="22"/>
+        </w:rPr>
+        <w:t>(</w:t>
+      </w:r>
+      <w:proofErr w:type="gramEnd"/>
+      <w:r>
+        <w:rPr>
+          <w:rFonts w:ascii="Calibri" w:hAnsi="Calibri" w:cs="Calibri"/>
+          <w:sz w:val="22"/>
+          <w:szCs w:val="22"/>
+        </w:rPr>
+        <w:t xml:space="preserve">Such as pump control or valve sequencing) across multiple projects. This repetitive work increases development time and the risk of configuration errors, particularly in organizations that deploy many similar control </w:t>
+      </w:r>
+      <w:r>
+        <w:rPr>
+          <w:rFonts w:ascii="Calibri" w:hAnsi="Calibri" w:cs="Calibri"/>
+          <w:sz w:val="22"/>
+          <w:szCs w:val="22"/>
+        </w:rPr>
+        <w:t>modules.</w:t>
       </w:r>
       <w:r>
         <w:rPr>
@@ -4203,62 +4188,6 @@
           <w:sz w:val="22"/>
           <w:szCs w:val="22"/>
         </w:rPr>
-        <w:t xml:space="preserve">ladder logic, function block diagrams, and other highly detailed programming methods to create the logic necessary for the automation operations. </w:t>
-      </w:r>
-      <w:r>
-        <w:rPr>
-          <w:rFonts w:ascii="Calibri" w:hAnsi="Calibri" w:cs="Calibri"/>
-          <w:sz w:val="22"/>
-          <w:szCs w:val="22"/>
-        </w:rPr>
-        <w:t>Often</w:t>
-      </w:r>
-      <w:r>
-        <w:rPr>
-          <w:rFonts w:ascii="Calibri" w:hAnsi="Calibri" w:cs="Calibri"/>
-          <w:sz w:val="22"/>
-          <w:szCs w:val="22"/>
-        </w:rPr>
-        <w:t xml:space="preserve">, this behavior is very consistent if not identical between different </w:t>
-      </w:r>
-      <w:r>
-        <w:rPr>
-          <w:rFonts w:ascii="Calibri" w:hAnsi="Calibri" w:cs="Calibri"/>
-          <w:sz w:val="22"/>
-          <w:szCs w:val="22"/>
-        </w:rPr>
-        <w:t>operations</w:t>
-      </w:r>
-      <w:r>
-        <w:rPr>
-          <w:rFonts w:ascii="Calibri" w:hAnsi="Calibri" w:cs="Calibri"/>
-          <w:sz w:val="22"/>
-          <w:szCs w:val="22"/>
-        </w:rPr>
-        <w:t>, a pump generally exhibits the same behavior regardless of its installation context</w:t>
-      </w:r>
-      <w:r>
-        <w:rPr>
-          <w:rFonts w:ascii="Calibri" w:hAnsi="Calibri" w:cs="Calibri"/>
-          <w:sz w:val="22"/>
-          <w:szCs w:val="22"/>
-        </w:rPr>
-        <w:t xml:space="preserve">, and so the code created </w:t>
-      </w:r>
-      <w:r>
-        <w:rPr>
-          <w:rFonts w:ascii="Calibri" w:hAnsi="Calibri" w:cs="Calibri"/>
-          <w:sz w:val="22"/>
-          <w:szCs w:val="22"/>
-        </w:rPr>
-        <w:t xml:space="preserve">does not need to be greatly modified between different operations. </w:t>
-      </w:r>
-      <w:r>
-        <w:rPr>
-          <w:rFonts w:ascii="Calibri" w:hAnsi="Calibri" w:cs="Calibri"/>
-          <w:sz w:val="22"/>
-          <w:szCs w:val="22"/>
-        </w:rPr>
         <w:t>RSLogix 5000 is a highly detail</w:t>
       </w:r>
       <w:r>
@@ -4332,22 +4261,6 @@
           <w:szCs w:val="22"/>
         </w:rPr>
         <w:t>level system design.</w:t>
-      </w:r>
-      <w:r>
-        <w:rPr>
-          <w:rFonts w:ascii="Calibri" w:hAnsi="Calibri" w:cs="Calibri"/>
-          <w:sz w:val="22"/>
-          <w:szCs w:val="22"/>
-        </w:rPr>
-        <w:t xml:space="preserve"> </w:t>
-      </w:r>
-      <w:r>
-        <w:rPr>
-          <w:rFonts w:ascii="Calibri" w:hAnsi="Calibri" w:cs="Calibri"/>
-          <w:sz w:val="22"/>
-          <w:szCs w:val="22"/>
-        </w:rPr>
-        <w:t>While these capabilities make RSLogix 5000 a powerful development environment, they also create workflow challenges when engineers must generate large quantities of similar logic.</w:t>
       </w:r>
     </w:p>
     <w:p>
@@ -4365,7 +4278,41 @@
           <w:sz w:val="22"/>
           <w:szCs w:val="22"/>
         </w:rPr>
-        <w:t xml:space="preserve">Although RSLogix 5000 supports importing and exporting controller logic through L5X XML files, engineers currently lack an automated method for generating large sets of repeatable program elements. As a result, developers must manually duplicate and modify template-based logic for </w:t>
+        <w:t xml:space="preserve">This project develops a prototype Build Tool Application that automates the generation and customization of L5X (Studio 5000 XML) components from template files. The application </w:t>
+      </w:r>
+      <w:r>
+        <w:rPr>
+          <w:rFonts w:ascii="Calibri" w:hAnsi="Calibri" w:cs="Calibri"/>
+          <w:sz w:val="22"/>
+          <w:szCs w:val="22"/>
+        </w:rPr>
+        <w:t xml:space="preserve">manipulates </w:t>
+      </w:r>
+      <w:proofErr w:type="gramStart"/>
+      <w:r>
+        <w:rPr>
+          <w:rFonts w:ascii="Calibri" w:hAnsi="Calibri" w:cs="Calibri"/>
+          <w:sz w:val="22"/>
+          <w:szCs w:val="22"/>
+        </w:rPr>
+        <w:t>memory XML</w:t>
+      </w:r>
+      <w:proofErr w:type="gramEnd"/>
+      <w:r>
+        <w:rPr>
+          <w:rFonts w:ascii="Calibri" w:hAnsi="Calibri" w:cs="Calibri"/>
+          <w:sz w:val="22"/>
+          <w:szCs w:val="22"/>
+        </w:rPr>
+        <w:t xml:space="preserve"> representations using LINQ, exposes a WinForms interface for common CRUD operations on controller elements, and validates output against the RSLogix XSD schema. The goal is not to replace detailed manual programming but to accelerate bulk creation of repeatable logic, reduce human error, and provide a testable foundation for future production tools. The prototype was evaluated </w:t>
+      </w:r>
+      <w:r>
+        <w:rPr>
+          <w:rFonts w:ascii="Calibri" w:hAnsi="Calibri" w:cs="Calibri"/>
+          <w:sz w:val="22"/>
+          <w:szCs w:val="22"/>
+        </w:rPr>
+        <w:t xml:space="preserve">using a comprehensive automated test suite (GUI </w:t>
       </w:r>
       <w:r>
         <w:rPr>
@@ -4374,7 +4321,7 @@
           <w:szCs w:val="22"/>
         </w:rPr>
         <w:lastRenderedPageBreak/>
-        <w:t>each new instance, which increases development time and raises the likelihood of human error. A tool capable of automatically constructing and customizing L5X components is needed to streamline this process and ensure consistent, high</w:t>
+        <w:t>automation and unit tests) to demonstrate reliability and identify domain</w:t>
       </w:r>
       <w:r>
         <w:rPr>
@@ -4390,7 +4337,15 @@
           <w:sz w:val="22"/>
           <w:szCs w:val="22"/>
         </w:rPr>
-        <w:t>quality PLC code generation.</w:t>
+        <w:t>specific validation gaps that needed to be addressed</w:t>
+      </w:r>
+      <w:r>
+        <w:rPr>
+          <w:rFonts w:ascii="Calibri" w:hAnsi="Calibri" w:cs="Calibri"/>
+          <w:sz w:val="22"/>
+          <w:szCs w:val="22"/>
+        </w:rPr>
+        <w:t xml:space="preserve"> before production deployment.</w:t>
       </w:r>
     </w:p>
     <w:p>
@@ -4427,23 +4382,47 @@
           <w:sz w:val="22"/>
           <w:szCs w:val="22"/>
         </w:rPr>
-        <w:t>The goal of this project was to develop a tool not focused on generating complex or unique controller logic, but rather capable of producing large volumes of repeatable code quickly and consistently.</w:t>
-      </w:r>
-      <w:r>
-        <w:rPr>
-          <w:rFonts w:ascii="Calibri" w:hAnsi="Calibri" w:cs="Calibri"/>
-          <w:sz w:val="22"/>
-          <w:szCs w:val="22"/>
-        </w:rPr>
-        <w:t xml:space="preserve"> Many different designers create PLC code, but RSLogix 5000 was used </w:t>
-      </w:r>
-      <w:r>
-        <w:rPr>
-          <w:rFonts w:ascii="Calibri" w:hAnsi="Calibri" w:cs="Calibri"/>
-          <w:sz w:val="22"/>
-          <w:szCs w:val="22"/>
-        </w:rPr>
-        <w:t xml:space="preserve">due to its prominence and accessibility. </w:t>
+        <w:t xml:space="preserve">The goal of this project was to develop a tool </w:t>
+      </w:r>
+      <w:r>
+        <w:rPr>
+          <w:rFonts w:ascii="Calibri" w:hAnsi="Calibri" w:cs="Calibri"/>
+          <w:sz w:val="22"/>
+          <w:szCs w:val="22"/>
+        </w:rPr>
+        <w:t>focused not on generating complex or unique controller logic, but rather on</w:t>
+      </w:r>
+      <w:r>
+        <w:rPr>
+          <w:rFonts w:ascii="Calibri" w:hAnsi="Calibri" w:cs="Calibri"/>
+          <w:sz w:val="22"/>
+          <w:szCs w:val="22"/>
+        </w:rPr>
+        <w:t xml:space="preserve"> producing large volumes of repeatable code quickly and consistently.</w:t>
+      </w:r>
+      <w:r>
+        <w:rPr>
+          <w:rFonts w:ascii="Calibri" w:hAnsi="Calibri" w:cs="Calibri"/>
+          <w:sz w:val="22"/>
+          <w:szCs w:val="22"/>
+        </w:rPr>
+        <w:t xml:space="preserve"> Many </w:t>
+      </w:r>
+      <w:r>
+        <w:rPr>
+          <w:rFonts w:ascii="Calibri" w:hAnsi="Calibri" w:cs="Calibri"/>
+          <w:sz w:val="22"/>
+          <w:szCs w:val="22"/>
+        </w:rPr>
+        <w:t>designers create PLC code, but RSLogix 5000 was chosen for</w:t>
+      </w:r>
+      <w:r>
+        <w:rPr>
+          <w:rFonts w:ascii="Calibri" w:hAnsi="Calibri" w:cs="Calibri"/>
+          <w:sz w:val="22"/>
+          <w:szCs w:val="22"/>
+        </w:rPr>
+        <w:t xml:space="preserve"> its prominence and accessibility. </w:t>
       </w:r>
       <w:r>
         <w:rPr>
@@ -4573,7 +4552,15 @@
           <w:sz w:val="22"/>
           <w:szCs w:val="22"/>
         </w:rPr>
-        <w:t xml:space="preserve"> in nature and allowed flexibility in the selection of development tools, technologies, and implementation methods</w:t>
+        <w:t>, allowing flexibility in selecting</w:t>
+      </w:r>
+      <w:r>
+        <w:rPr>
+          <w:rFonts w:ascii="Calibri" w:hAnsi="Calibri" w:cs="Calibri"/>
+          <w:sz w:val="22"/>
+          <w:szCs w:val="22"/>
+        </w:rPr>
+        <w:t xml:space="preserve"> development tools, technologies, and implementation methods</w:t>
       </w:r>
       <w:r>
         <w:rPr>
@@ -4661,55 +4648,39 @@
           <w:sz w:val="22"/>
           <w:szCs w:val="22"/>
         </w:rPr>
-        <w:t xml:space="preserve"> frequently works with customers and other companies that produce a substantial amount of PLC code, as </w:t>
-      </w:r>
-      <w:r>
-        <w:rPr>
-          <w:rFonts w:ascii="Calibri" w:hAnsi="Calibri" w:cs="Calibri"/>
-          <w:sz w:val="22"/>
-          <w:szCs w:val="22"/>
-        </w:rPr>
-        <w:t>Endress + Hauser</w:t>
-      </w:r>
-      <w:r>
-        <w:rPr>
-          <w:rFonts w:ascii="Calibri" w:hAnsi="Calibri" w:cs="Calibri"/>
-          <w:sz w:val="22"/>
-          <w:szCs w:val="22"/>
-        </w:rPr>
-        <w:t xml:space="preserve"> devices are frequently </w:t>
-      </w:r>
-      <w:r>
-        <w:rPr>
-          <w:rFonts w:ascii="Calibri" w:hAnsi="Calibri" w:cs="Calibri"/>
-          <w:sz w:val="22"/>
-          <w:szCs w:val="22"/>
-        </w:rPr>
-        <w:t xml:space="preserve">an input component within these industrial processes. While the focus and testing purposes of the project </w:t>
-      </w:r>
-      <w:r>
-        <w:rPr>
-          <w:rFonts w:ascii="Calibri" w:hAnsi="Calibri" w:cs="Calibri"/>
-          <w:sz w:val="22"/>
-          <w:szCs w:val="22"/>
-        </w:rPr>
-        <w:t>were</w:t>
-      </w:r>
-      <w:r>
-        <w:rPr>
-          <w:rFonts w:ascii="Calibri" w:hAnsi="Calibri" w:cs="Calibri"/>
-          <w:sz w:val="22"/>
-          <w:szCs w:val="22"/>
-        </w:rPr>
-        <w:t xml:space="preserve"> specific to Rockwell Automation’s tool, the logic governing the tool is not specific, and could be expanded out to </w:t>
-      </w:r>
-      <w:r>
-        <w:rPr>
-          <w:rFonts w:ascii="Calibri" w:hAnsi="Calibri" w:cs="Calibri"/>
-          <w:sz w:val="22"/>
-          <w:szCs w:val="22"/>
-        </w:rPr>
-        <w:t xml:space="preserve">other PLC designers from other companies. </w:t>
+        <w:t xml:space="preserve"> frequently works with customers and other companies that produce </w:t>
+      </w:r>
+      <w:r>
+        <w:rPr>
+          <w:rFonts w:ascii="Calibri" w:hAnsi="Calibri" w:cs="Calibri"/>
+          <w:sz w:val="22"/>
+          <w:szCs w:val="22"/>
+        </w:rPr>
+        <w:t>substantial amounts of PLC code, as Endress + Hauser devices are often an input component in</w:t>
+      </w:r>
+      <w:r>
+        <w:rPr>
+          <w:rFonts w:ascii="Calibri" w:hAnsi="Calibri" w:cs="Calibri"/>
+          <w:sz w:val="22"/>
+          <w:szCs w:val="22"/>
+        </w:rPr>
+        <w:t xml:space="preserve"> these industrial processes. While the </w:t>
+      </w:r>
+      <w:r>
+        <w:rPr>
+          <w:rFonts w:ascii="Calibri" w:hAnsi="Calibri" w:cs="Calibri"/>
+          <w:sz w:val="22"/>
+          <w:szCs w:val="22"/>
+        </w:rPr>
+        <w:t>project's focus and testing were specific to Rockwell Automation’s tool, the tool's logic is not specific and could be expanded for use by other PLC designers</w:t>
+      </w:r>
+      <w:r>
+        <w:rPr>
+          <w:rFonts w:ascii="Calibri" w:hAnsi="Calibri" w:cs="Calibri"/>
+          <w:sz w:val="22"/>
+          <w:szCs w:val="22"/>
+        </w:rPr>
+        <w:t xml:space="preserve">. </w:t>
       </w:r>
       <w:r>
         <w:rPr>
@@ -4733,103 +4704,23 @@
           <w:sz w:val="22"/>
           <w:szCs w:val="22"/>
         </w:rPr>
-        <w:t xml:space="preserve">team has a focus on software quality </w:t>
-      </w:r>
-      <w:r>
-        <w:rPr>
-          <w:rFonts w:ascii="Calibri" w:hAnsi="Calibri" w:cs="Calibri"/>
-          <w:sz w:val="22"/>
-          <w:szCs w:val="22"/>
-        </w:rPr>
-        <w:t>assurance (</w:t>
-      </w:r>
-      <w:r>
-        <w:rPr>
-          <w:rFonts w:ascii="Calibri" w:hAnsi="Calibri" w:cs="Calibri"/>
-          <w:sz w:val="22"/>
-          <w:szCs w:val="22"/>
-        </w:rPr>
-        <w:t>SQA)</w:t>
-      </w:r>
-      <w:r>
-        <w:rPr>
-          <w:rFonts w:ascii="Calibri" w:hAnsi="Calibri" w:cs="Calibri"/>
-          <w:sz w:val="22"/>
-          <w:szCs w:val="22"/>
-        </w:rPr>
-        <w:t xml:space="preserve">, </w:t>
-      </w:r>
-      <w:r>
-        <w:rPr>
-          <w:rFonts w:ascii="Calibri" w:hAnsi="Calibri" w:cs="Calibri"/>
-          <w:sz w:val="22"/>
-          <w:szCs w:val="22"/>
-        </w:rPr>
-        <w:t xml:space="preserve">which </w:t>
-      </w:r>
-      <w:r>
-        <w:rPr>
-          <w:rFonts w:ascii="Calibri" w:hAnsi="Calibri" w:cs="Calibri"/>
-          <w:sz w:val="22"/>
-          <w:szCs w:val="22"/>
-        </w:rPr>
-        <w:t>meant</w:t>
-      </w:r>
-      <w:r>
-        <w:rPr>
-          <w:rFonts w:ascii="Calibri" w:hAnsi="Calibri" w:cs="Calibri"/>
-          <w:sz w:val="22"/>
-          <w:szCs w:val="22"/>
-        </w:rPr>
-        <w:t xml:space="preserve"> the project </w:t>
-      </w:r>
-      <w:r>
-        <w:rPr>
-          <w:rFonts w:ascii="Calibri" w:hAnsi="Calibri" w:cs="Calibri"/>
-          <w:sz w:val="22"/>
-          <w:szCs w:val="22"/>
-        </w:rPr>
-        <w:t xml:space="preserve">had </w:t>
-      </w:r>
-      <w:r>
-        <w:rPr>
-          <w:rFonts w:ascii="Calibri" w:hAnsi="Calibri" w:cs="Calibri"/>
-          <w:sz w:val="22"/>
-          <w:szCs w:val="22"/>
-        </w:rPr>
-        <w:t xml:space="preserve">a </w:t>
-      </w:r>
-      <w:r>
-        <w:rPr>
-          <w:rFonts w:ascii="Calibri" w:hAnsi="Calibri" w:cs="Calibri"/>
-          <w:sz w:val="22"/>
-          <w:szCs w:val="22"/>
-        </w:rPr>
-        <w:t xml:space="preserve">large </w:t>
-      </w:r>
-      <w:r>
-        <w:rPr>
-          <w:rFonts w:ascii="Calibri" w:hAnsi="Calibri" w:cs="Calibri"/>
-          <w:sz w:val="22"/>
-          <w:szCs w:val="22"/>
-        </w:rPr>
-        <w:t xml:space="preserve">focus on quality assurance, with a multitude of resources that resulted in the final project being </w:t>
-      </w:r>
-      <w:r>
-        <w:rPr>
-          <w:rFonts w:ascii="Calibri" w:hAnsi="Calibri" w:cs="Calibri"/>
-          <w:sz w:val="22"/>
-          <w:szCs w:val="22"/>
-        </w:rPr>
-        <w:t xml:space="preserve">highly </w:t>
-      </w:r>
-      <w:r>
-        <w:rPr>
-          <w:rFonts w:ascii="Calibri" w:hAnsi="Calibri" w:cs="Calibri"/>
-          <w:sz w:val="22"/>
-          <w:szCs w:val="22"/>
-        </w:rPr>
-        <w:t>stable.</w:t>
+        <w:t xml:space="preserve">team </w:t>
+      </w:r>
+      <w:r>
+        <w:rPr>
+          <w:rFonts w:ascii="Calibri" w:hAnsi="Calibri" w:cs="Calibri"/>
+          <w:sz w:val="22"/>
+          <w:szCs w:val="22"/>
+        </w:rPr>
+        <w:t>focused on software quality assurance (SQA), which meant the project placed heavy emphasis on quality, with a multitude of resources contributing to a highly stable final product</w:t>
+      </w:r>
+      <w:r>
+        <w:rPr>
+          <w:rFonts w:ascii="Calibri" w:hAnsi="Calibri" w:cs="Calibri"/>
+          <w:sz w:val="22"/>
+          <w:szCs w:val="22"/>
+        </w:rPr>
+        <w:t>.</w:t>
       </w:r>
       <w:r>
         <w:rPr>
@@ -5070,7 +4961,23 @@
           <w:sz w:val="22"/>
           <w:szCs w:val="22"/>
         </w:rPr>
-        <w:t xml:space="preserve">prompt services, came from the need to isolate behaviors for reliable automated testing. What began as a practical necessity for improving test coverage evolved into a powerful architectural refinement, enabling cleaner separation of concerns, improved flexibility, and easier modification of individual components without affecting the </w:t>
+        <w:t xml:space="preserve">prompt services, came from the need to isolate behaviors for reliable automated testing. What began as a practical necessity </w:t>
+      </w:r>
+      <w:r>
+        <w:rPr>
+          <w:rFonts w:ascii="Calibri" w:hAnsi="Calibri" w:cs="Calibri"/>
+          <w:sz w:val="22"/>
+          <w:szCs w:val="22"/>
+        </w:rPr>
+        <w:t>to improve test coverage evolved into a powerful architectural refinement, enabling cleaner separation of concerns, greater</w:t>
+      </w:r>
+      <w:r>
+        <w:rPr>
+          <w:rFonts w:ascii="Calibri" w:hAnsi="Calibri" w:cs="Calibri"/>
+          <w:sz w:val="22"/>
+          <w:szCs w:val="22"/>
+        </w:rPr>
+        <w:t xml:space="preserve"> flexibility, and easier modification of individual components without affecting the wider system. </w:t>
       </w:r>
       <w:r>
         <w:rPr>
@@ -5079,7 +4986,7 @@
           <w:szCs w:val="22"/>
         </w:rPr>
         <w:lastRenderedPageBreak/>
-        <w:t>wider system. This test-driven development not only exposed issues</w:t>
+        <w:t>This test-driven development not only exposed issues</w:t>
       </w:r>
       <w:r>
         <w:rPr>
@@ -5143,7 +5050,23 @@
           <w:sz w:val="22"/>
           <w:szCs w:val="22"/>
         </w:rPr>
-        <w:t>driven design can lead to more intentional, focused, and robust code by aligning development decisions directly with the requirements embodied in the test suite itself.</w:t>
+        <w:t xml:space="preserve">driven design can lead to more intentional, focused, and robust code by aligning development decisions directly with the requirements </w:t>
+      </w:r>
+      <w:r>
+        <w:rPr>
+          <w:rFonts w:ascii="Calibri" w:hAnsi="Calibri" w:cs="Calibri"/>
+          <w:sz w:val="22"/>
+          <w:szCs w:val="22"/>
+        </w:rPr>
+        <w:t>expressed in the test suite</w:t>
+      </w:r>
+      <w:r>
+        <w:rPr>
+          <w:rFonts w:ascii="Calibri" w:hAnsi="Calibri" w:cs="Calibri"/>
+          <w:sz w:val="22"/>
+          <w:szCs w:val="22"/>
+        </w:rPr>
+        <w:t>.</w:t>
       </w:r>
       <w:r>
         <w:rPr>
@@ -5193,7 +5116,31 @@
           <w:sz w:val="22"/>
           <w:szCs w:val="22"/>
         </w:rPr>
-        <w:t>line prototype to a fully functional WinForms interface required substantial adaptation and exposed the challenges of user interface development in a team environment where UI design is not part of standard practice. This growth was further reinforced by the development of a rigorous multi</w:t>
+        <w:t>line prototype to a fully functional WinForms interface required substantial adaptation</w:t>
+      </w:r>
+      <w:r>
+        <w:rPr>
+          <w:rFonts w:ascii="Calibri" w:hAnsi="Calibri" w:cs="Calibri"/>
+          <w:sz w:val="22"/>
+          <w:szCs w:val="22"/>
+        </w:rPr>
+        <w:t>. It exposed</w:t>
+      </w:r>
+      <w:r>
+        <w:rPr>
+          <w:rFonts w:ascii="Calibri" w:hAnsi="Calibri" w:cs="Calibri"/>
+          <w:sz w:val="22"/>
+          <w:szCs w:val="22"/>
+        </w:rPr>
+        <w:t xml:space="preserve"> the challenges of user interface development in a team environment where UI design is not part of standard practice. This growth was further reinforced by the development of a rigorous</w:t>
+      </w:r>
+      <w:r>
+        <w:rPr>
+          <w:rFonts w:ascii="Calibri" w:hAnsi="Calibri" w:cs="Calibri"/>
+          <w:sz w:val="22"/>
+          <w:szCs w:val="22"/>
+        </w:rPr>
+        <w:t>, multi</w:t>
       </w:r>
       <w:r>
         <w:rPr>
@@ -5209,7 +5156,15 @@
           <w:sz w:val="22"/>
           <w:szCs w:val="22"/>
         </w:rPr>
-        <w:t>layered testing suite, incorporating GUI automation, system</w:t>
+        <w:t>layered testing suite that incorporated</w:t>
+      </w:r>
+      <w:r>
+        <w:rPr>
+          <w:rFonts w:ascii="Calibri" w:hAnsi="Calibri" w:cs="Calibri"/>
+          <w:sz w:val="22"/>
+          <w:szCs w:val="22"/>
+        </w:rPr>
+        <w:t xml:space="preserve"> GUI automation, system</w:t>
       </w:r>
       <w:r>
         <w:rPr>
@@ -5241,23 +5196,23 @@
           <w:sz w:val="22"/>
           <w:szCs w:val="22"/>
         </w:rPr>
-        <w:t xml:space="preserve">grained component verification. Together, these testing strategies contributed to a stable and easily </w:t>
-      </w:r>
-      <w:r>
-        <w:rPr>
-          <w:rFonts w:ascii="Calibri" w:hAnsi="Calibri" w:cs="Calibri"/>
-          <w:sz w:val="22"/>
-          <w:szCs w:val="22"/>
-        </w:rPr>
-        <w:t>modified</w:t>
-      </w:r>
-      <w:r>
-        <w:rPr>
-          <w:rFonts w:ascii="Calibri" w:hAnsi="Calibri" w:cs="Calibri"/>
-          <w:sz w:val="22"/>
-          <w:szCs w:val="22"/>
-        </w:rPr>
-        <w:t xml:space="preserve"> application, enabling immediate visibility into regressions or unintended behavioral changes. In this regard, the project not only produced a functional demonstration tool but also fostered a deeper appreciation for the interdependence of design, testing, and tooling within professional software engineering.</w:t>
+        <w:t>grained component verification. Together, these testing strategies contributed to a stable</w:t>
+      </w:r>
+      <w:r>
+        <w:rPr>
+          <w:rFonts w:ascii="Calibri" w:hAnsi="Calibri" w:cs="Calibri"/>
+          <w:sz w:val="22"/>
+          <w:szCs w:val="22"/>
+        </w:rPr>
+        <w:t>, easily modified application, enabling immediate visibility into regressions and</w:t>
+      </w:r>
+      <w:r>
+        <w:rPr>
+          <w:rFonts w:ascii="Calibri" w:hAnsi="Calibri" w:cs="Calibri"/>
+          <w:sz w:val="22"/>
+          <w:szCs w:val="22"/>
+        </w:rPr>
+        <w:t xml:space="preserve"> unintended behavioral changes. In this regard, the project not only produced a functional demonstration tool but also fostered a deeper appreciation for the interdependence of design, testing, and tooling within professional software engineering.</w:t>
       </w:r>
       <w:r>
         <w:rPr>
@@ -5267,21 +5222,39 @@
         </w:rPr>
         <w:t xml:space="preserve"> Taken together, these outcomes demonstrate both the technical feasibility of automated L5X </w:t>
       </w:r>
-      <w:r>
-        <w:rPr>
-          <w:rFonts w:ascii="Calibri" w:hAnsi="Calibri" w:cs="Calibri"/>
-          <w:sz w:val="22"/>
-          <w:szCs w:val="22"/>
-        </w:rPr>
-        <w:t>generation,</w:t>
-      </w:r>
-      <w:r>
-        <w:rPr>
-          <w:rFonts w:ascii="Calibri" w:hAnsi="Calibri" w:cs="Calibri"/>
-          <w:sz w:val="22"/>
-          <w:szCs w:val="22"/>
-        </w:rPr>
-        <w:t xml:space="preserve"> and the practical considerations required for transitioning such a system into production use.</w:t>
+      <w:proofErr w:type="gramStart"/>
+      <w:r>
+        <w:rPr>
+          <w:rFonts w:ascii="Calibri" w:hAnsi="Calibri" w:cs="Calibri"/>
+          <w:sz w:val="22"/>
+          <w:szCs w:val="22"/>
+        </w:rPr>
+        <w:t>generation</w:t>
+      </w:r>
+      <w:proofErr w:type="gramEnd"/>
+      <w:r>
+        <w:rPr>
+          <w:rFonts w:ascii="Calibri" w:hAnsi="Calibri" w:cs="Calibri"/>
+          <w:sz w:val="22"/>
+          <w:szCs w:val="22"/>
+        </w:rPr>
+        <w:t xml:space="preserve"> and the practical considerations required for transitioning such a system </w:t>
+      </w:r>
+      <w:r>
+        <w:rPr>
+          <w:rFonts w:ascii="Calibri" w:hAnsi="Calibri" w:cs="Calibri"/>
+          <w:sz w:val="22"/>
+          <w:szCs w:val="22"/>
+        </w:rPr>
+        <w:t>to production</w:t>
+      </w:r>
+      <w:r>
+        <w:rPr>
+          <w:rFonts w:ascii="Calibri" w:hAnsi="Calibri" w:cs="Calibri"/>
+          <w:sz w:val="22"/>
+          <w:szCs w:val="22"/>
+        </w:rPr>
+        <w:t>.</w:t>
       </w:r>
     </w:p>
     <w:p>
@@ -5335,15 +5308,39 @@
           <w:sz w:val="22"/>
           <w:szCs w:val="22"/>
         </w:rPr>
-        <w:t xml:space="preserve"> accomplishes the </w:t>
-      </w:r>
-      <w:r>
-        <w:rPr>
-          <w:rFonts w:ascii="Calibri" w:hAnsi="Calibri" w:cs="Calibri"/>
-          <w:sz w:val="22"/>
-          <w:szCs w:val="22"/>
-        </w:rPr>
-        <w:t>requirements that it be able to import, create, modify, and delete automation elements from a file, it</w:t>
+        <w:t xml:space="preserve"> </w:t>
+      </w:r>
+      <w:r>
+        <w:rPr>
+          <w:rFonts w:ascii="Calibri" w:hAnsi="Calibri" w:cs="Calibri"/>
+          <w:sz w:val="22"/>
+          <w:szCs w:val="22"/>
+        </w:rPr>
+        <w:t>meets the requirements</w:t>
+      </w:r>
+      <w:r>
+        <w:rPr>
+          <w:rFonts w:ascii="Calibri" w:hAnsi="Calibri" w:cs="Calibri"/>
+          <w:sz w:val="22"/>
+          <w:szCs w:val="22"/>
+        </w:rPr>
+        <w:t xml:space="preserve"> </w:t>
+      </w:r>
+      <w:r>
+        <w:rPr>
+          <w:rFonts w:ascii="Calibri" w:hAnsi="Calibri" w:cs="Calibri"/>
+          <w:sz w:val="22"/>
+          <w:szCs w:val="22"/>
+        </w:rPr>
+        <w:t>for importing, creating, modifying, and deleting</w:t>
+      </w:r>
+      <w:r>
+        <w:rPr>
+          <w:rFonts w:ascii="Calibri" w:hAnsi="Calibri" w:cs="Calibri"/>
+          <w:sz w:val="22"/>
+          <w:szCs w:val="22"/>
+        </w:rPr>
+        <w:t xml:space="preserve"> automation elements from a file, it</w:t>
       </w:r>
       <w:r>
         <w:rPr>
@@ -5441,7 +5438,6 @@
         </w:rPr>
         <w:t xml:space="preserve"> </w:t>
       </w:r>
-      <w:proofErr w:type="gramStart"/>
       <w:r>
         <w:rPr>
           <w:rFonts w:ascii="Calibri" w:hAnsi="Calibri" w:cs="Calibri"/>
@@ -5450,7 +5446,6 @@
         </w:rPr>
         <w:t>abort</w:t>
       </w:r>
-      <w:proofErr w:type="gramEnd"/>
       <w:r>
         <w:rPr>
           <w:rFonts w:ascii="Calibri" w:hAnsi="Calibri" w:cs="Calibri"/>
@@ -5497,39 +5492,119 @@
           <w:sz w:val="22"/>
           <w:szCs w:val="22"/>
         </w:rPr>
-        <w:t xml:space="preserve"> This made development much quicker and simplified the action sequences, but it also makes it impossible to adjust or reverse operations in progress.</w:t>
-      </w:r>
-      <w:r>
-        <w:rPr>
-          <w:rFonts w:ascii="Calibri" w:hAnsi="Calibri" w:cs="Calibri"/>
-          <w:sz w:val="22"/>
-          <w:szCs w:val="22"/>
-        </w:rPr>
-        <w:t xml:space="preserve"> Adjusting the UI for function instead </w:t>
-      </w:r>
-      <w:r>
-        <w:rPr>
-          <w:rFonts w:ascii="Calibri" w:hAnsi="Calibri" w:cs="Calibri"/>
-          <w:sz w:val="22"/>
-          <w:szCs w:val="22"/>
-        </w:rPr>
-        <w:t>of</w:t>
-      </w:r>
-      <w:r>
-        <w:rPr>
-          <w:rFonts w:ascii="Calibri" w:hAnsi="Calibri" w:cs="Calibri"/>
-          <w:sz w:val="22"/>
-          <w:szCs w:val="22"/>
-        </w:rPr>
-        <w:t xml:space="preserve"> a </w:t>
-      </w:r>
-      <w:r>
-        <w:rPr>
-          <w:rFonts w:ascii="Calibri" w:hAnsi="Calibri" w:cs="Calibri"/>
-          <w:sz w:val="22"/>
-          <w:szCs w:val="22"/>
-        </w:rPr>
-        <w:t xml:space="preserve">modern </w:t>
+        <w:t xml:space="preserve"> This made development much quicker and simplified the action sequences, but it also </w:t>
+      </w:r>
+      <w:r>
+        <w:rPr>
+          <w:rFonts w:ascii="Calibri" w:hAnsi="Calibri" w:cs="Calibri"/>
+          <w:sz w:val="22"/>
+          <w:szCs w:val="22"/>
+        </w:rPr>
+        <w:t>made</w:t>
+      </w:r>
+      <w:r>
+        <w:rPr>
+          <w:rFonts w:ascii="Calibri" w:hAnsi="Calibri" w:cs="Calibri"/>
+          <w:sz w:val="22"/>
+          <w:szCs w:val="22"/>
+        </w:rPr>
+        <w:t xml:space="preserve"> it impossible to adjust or reverse operations in progress.</w:t>
+      </w:r>
+      <w:r>
+        <w:rPr>
+          <w:rFonts w:ascii="Calibri" w:hAnsi="Calibri" w:cs="Calibri"/>
+          <w:sz w:val="22"/>
+          <w:szCs w:val="22"/>
+        </w:rPr>
+        <w:t xml:space="preserve"> </w:t>
+      </w:r>
+      <w:r>
+        <w:rPr>
+          <w:rFonts w:ascii="Calibri" w:hAnsi="Calibri" w:cs="Calibri"/>
+          <w:sz w:val="22"/>
+          <w:szCs w:val="22"/>
+        </w:rPr>
+        <w:t>Switching the UI from a function-based to a modern page-based design would allow the operation to be reversed</w:t>
+      </w:r>
+      <w:r>
+        <w:rPr>
+          <w:rFonts w:ascii="Calibri" w:hAnsi="Calibri" w:cs="Calibri"/>
+          <w:sz w:val="22"/>
+          <w:szCs w:val="22"/>
+        </w:rPr>
+        <w:t xml:space="preserve"> or navigated more clearly</w:t>
+      </w:r>
+      <w:r>
+        <w:rPr>
+          <w:rFonts w:ascii="Calibri" w:hAnsi="Calibri" w:cs="Calibri"/>
+          <w:sz w:val="22"/>
+          <w:szCs w:val="22"/>
+        </w:rPr>
+        <w:t>.</w:t>
+      </w:r>
+      <w:r>
+        <w:rPr>
+          <w:rFonts w:ascii="Calibri" w:hAnsi="Calibri" w:cs="Calibri"/>
+          <w:sz w:val="22"/>
+          <w:szCs w:val="22"/>
+        </w:rPr>
+        <w:t xml:space="preserve"> </w:t>
+      </w:r>
+      <w:r>
+        <w:rPr>
+          <w:rFonts w:ascii="Calibri" w:hAnsi="Calibri" w:cs="Calibri"/>
+          <w:sz w:val="22"/>
+          <w:szCs w:val="22"/>
+        </w:rPr>
+        <w:t>Although the Windows Forms pop</w:t>
+      </w:r>
+      <w:r>
+        <w:rPr>
+          <w:rFonts w:ascii="Cambria Math" w:hAnsi="Cambria Math" w:cs="Cambria Math"/>
+          <w:sz w:val="22"/>
+          <w:szCs w:val="22"/>
+        </w:rPr>
+        <w:t>‑</w:t>
+      </w:r>
+      <w:r>
+        <w:rPr>
+          <w:rFonts w:ascii="Calibri" w:hAnsi="Calibri" w:cs="Calibri"/>
+          <w:sz w:val="22"/>
+          <w:szCs w:val="22"/>
+        </w:rPr>
+        <w:t xml:space="preserve">up model is functional and adequate for prototype development, it does not provide a navigation structure that most users expect from modern software. </w:t>
+      </w:r>
+      <w:r>
+        <w:rPr>
+          <w:rFonts w:ascii="Calibri" w:hAnsi="Calibri" w:cs="Calibri"/>
+          <w:sz w:val="22"/>
+          <w:szCs w:val="22"/>
+        </w:rPr>
+        <w:t xml:space="preserve">Any new windows are called manually at </w:t>
+      </w:r>
+      <w:r>
+        <w:rPr>
+          <w:rFonts w:ascii="Calibri" w:hAnsi="Calibri" w:cs="Calibri"/>
+          <w:sz w:val="22"/>
+          <w:szCs w:val="22"/>
+        </w:rPr>
+        <w:t>the appropriate point in the code</w:t>
+      </w:r>
+      <w:r>
+        <w:rPr>
+          <w:rFonts w:ascii="Calibri" w:hAnsi="Calibri" w:cs="Calibri"/>
+          <w:sz w:val="22"/>
+          <w:szCs w:val="22"/>
+        </w:rPr>
+        <w:t>.</w:t>
+      </w:r>
+      <w:r>
+        <w:rPr>
+          <w:rFonts w:ascii="Calibri" w:hAnsi="Calibri" w:cs="Calibri"/>
+          <w:sz w:val="22"/>
+          <w:szCs w:val="22"/>
+        </w:rPr>
+        <w:t xml:space="preserve"> A </w:t>
       </w:r>
       <w:r>
         <w:rPr>
@@ -5545,15 +5620,87 @@
           <w:sz w:val="22"/>
           <w:szCs w:val="22"/>
         </w:rPr>
-        <w:t xml:space="preserve"> design would allow for</w:t>
-      </w:r>
-      <w:r>
-        <w:rPr>
-          <w:rFonts w:ascii="Calibri" w:hAnsi="Calibri" w:cs="Calibri"/>
-          <w:sz w:val="22"/>
-          <w:szCs w:val="22"/>
-        </w:rPr>
-        <w:t xml:space="preserve"> operation to be reverted or more clearly navigated.</w:t>
+        <w:t xml:space="preserve"> style is much more familiar to the average user than a </w:t>
+      </w:r>
+      <w:r>
+        <w:rPr>
+          <w:rFonts w:ascii="Calibri" w:hAnsi="Calibri" w:cs="Calibri"/>
+          <w:sz w:val="22"/>
+          <w:szCs w:val="22"/>
+        </w:rPr>
+        <w:t>Windows pop-up</w:t>
+      </w:r>
+      <w:r>
+        <w:rPr>
+          <w:rFonts w:ascii="Calibri" w:hAnsi="Calibri" w:cs="Calibri"/>
+          <w:sz w:val="22"/>
+          <w:szCs w:val="22"/>
+        </w:rPr>
+        <w:t xml:space="preserve"> style, making it easier for new users to </w:t>
+      </w:r>
+      <w:r>
+        <w:rPr>
+          <w:rFonts w:ascii="Calibri" w:hAnsi="Calibri" w:cs="Calibri"/>
+          <w:sz w:val="22"/>
+          <w:szCs w:val="22"/>
+        </w:rPr>
+        <w:t>learn</w:t>
+      </w:r>
+      <w:r>
+        <w:rPr>
+          <w:rFonts w:ascii="Calibri" w:hAnsi="Calibri" w:cs="Calibri"/>
+          <w:sz w:val="22"/>
+          <w:szCs w:val="22"/>
+        </w:rPr>
+        <w:t xml:space="preserve"> the tool. </w:t>
+      </w:r>
+      <w:r>
+        <w:rPr>
+          <w:rFonts w:ascii="Calibri" w:hAnsi="Calibri" w:cs="Calibri"/>
+          <w:sz w:val="22"/>
+          <w:szCs w:val="22"/>
+        </w:rPr>
+        <w:t>Unfortunately,</w:t>
+      </w:r>
+      <w:r>
+        <w:rPr>
+          <w:rFonts w:ascii="Calibri" w:hAnsi="Calibri" w:cs="Calibri"/>
+          <w:sz w:val="22"/>
+          <w:szCs w:val="22"/>
+        </w:rPr>
+        <w:t xml:space="preserve"> this would require an almost complete overhaul of the application logic, </w:t>
+      </w:r>
+      <w:r>
+        <w:rPr>
+          <w:rFonts w:ascii="Calibri" w:hAnsi="Calibri" w:cs="Calibri"/>
+          <w:sz w:val="22"/>
+          <w:szCs w:val="22"/>
+        </w:rPr>
+        <w:t xml:space="preserve">so while it would make the UI far </w:t>
+      </w:r>
+      <w:r>
+        <w:rPr>
+          <w:rFonts w:ascii="Calibri" w:hAnsi="Calibri" w:cs="Calibri"/>
+          <w:sz w:val="22"/>
+          <w:szCs w:val="22"/>
+        </w:rPr>
+        <w:t>more detailed and cleaner</w:t>
+      </w:r>
+      <w:r>
+        <w:rPr>
+          <w:rFonts w:ascii="Calibri" w:hAnsi="Calibri" w:cs="Calibri"/>
+          <w:sz w:val="22"/>
+          <w:szCs w:val="22"/>
+        </w:rPr>
+        <w:t xml:space="preserve">, the </w:t>
+      </w:r>
+      <w:r>
+        <w:rPr>
+          <w:rFonts w:ascii="Calibri" w:hAnsi="Calibri" w:cs="Calibri"/>
+          <w:sz w:val="22"/>
+          <w:szCs w:val="22"/>
+        </w:rPr>
+        <w:t>workload required would be too significant.</w:t>
       </w:r>
       <w:r>
         <w:rPr>
@@ -5569,7 +5716,23 @@
           <w:sz w:val="22"/>
           <w:szCs w:val="22"/>
         </w:rPr>
-        <w:t>Although the Windows Forms pop</w:t>
+        <w:t xml:space="preserve">WinForms was selected </w:t>
+      </w:r>
+      <w:r>
+        <w:rPr>
+          <w:rFonts w:ascii="Calibri" w:hAnsi="Calibri" w:cs="Calibri"/>
+          <w:sz w:val="22"/>
+          <w:szCs w:val="22"/>
+        </w:rPr>
+        <w:t>for its rapid development cycle and native support in Visual Studio, which enabled</w:t>
+      </w:r>
+      <w:r>
+        <w:rPr>
+          <w:rFonts w:ascii="Calibri" w:hAnsi="Calibri" w:cs="Calibri"/>
+          <w:sz w:val="22"/>
+          <w:szCs w:val="22"/>
+        </w:rPr>
+        <w:t xml:space="preserve"> the prototype interface to be created and iterated quickly. While a redesigned front end could improve usability and long</w:t>
       </w:r>
       <w:r>
         <w:rPr>
@@ -5585,134 +5748,6 @@
           <w:sz w:val="22"/>
           <w:szCs w:val="22"/>
         </w:rPr>
-        <w:t xml:space="preserve">up model is functional and adequate for prototype development, it does not provide a navigation structure that most users expect from modern software. </w:t>
-      </w:r>
-      <w:r>
-        <w:rPr>
-          <w:rFonts w:ascii="Calibri" w:hAnsi="Calibri" w:cs="Calibri"/>
-          <w:sz w:val="22"/>
-          <w:szCs w:val="22"/>
-        </w:rPr>
-        <w:t>Any new windows are called manually at a point in the code where it is necessary.</w:t>
-      </w:r>
-      <w:r>
-        <w:rPr>
-          <w:rFonts w:ascii="Calibri" w:hAnsi="Calibri" w:cs="Calibri"/>
-          <w:sz w:val="22"/>
-          <w:szCs w:val="22"/>
-        </w:rPr>
-        <w:t xml:space="preserve"> A </w:t>
-      </w:r>
-      <w:r>
-        <w:rPr>
-          <w:rFonts w:ascii="Calibri" w:hAnsi="Calibri" w:cs="Calibri"/>
-          <w:sz w:val="22"/>
-          <w:szCs w:val="22"/>
-        </w:rPr>
-        <w:t>page-based</w:t>
-      </w:r>
-      <w:r>
-        <w:rPr>
-          <w:rFonts w:ascii="Calibri" w:hAnsi="Calibri" w:cs="Calibri"/>
-          <w:sz w:val="22"/>
-          <w:szCs w:val="22"/>
-        </w:rPr>
-        <w:t xml:space="preserve"> style is much more familiar to the average user than a windows</w:t>
-      </w:r>
-      <w:r>
-        <w:rPr>
-          <w:rFonts w:ascii="Calibri" w:hAnsi="Calibri" w:cs="Calibri"/>
-          <w:sz w:val="22"/>
-          <w:szCs w:val="22"/>
-        </w:rPr>
-        <w:t xml:space="preserve"> </w:t>
-      </w:r>
-      <w:r>
-        <w:rPr>
-          <w:rFonts w:ascii="Calibri" w:hAnsi="Calibri" w:cs="Calibri"/>
-          <w:sz w:val="22"/>
-          <w:szCs w:val="22"/>
-        </w:rPr>
-        <w:t xml:space="preserve">popup style, making it easier for new users to become familiar with the tool. </w:t>
-      </w:r>
-      <w:r>
-        <w:rPr>
-          <w:rFonts w:ascii="Calibri" w:hAnsi="Calibri" w:cs="Calibri"/>
-          <w:sz w:val="22"/>
-          <w:szCs w:val="22"/>
-        </w:rPr>
-        <w:t>Unfortunately,</w:t>
-      </w:r>
-      <w:r>
-        <w:rPr>
-          <w:rFonts w:ascii="Calibri" w:hAnsi="Calibri" w:cs="Calibri"/>
-          <w:sz w:val="22"/>
-          <w:szCs w:val="22"/>
-        </w:rPr>
-        <w:t xml:space="preserve"> this would require an almost complete overhaul of the application logic, </w:t>
-      </w:r>
-      <w:r>
-        <w:rPr>
-          <w:rFonts w:ascii="Calibri" w:hAnsi="Calibri" w:cs="Calibri"/>
-          <w:sz w:val="22"/>
-          <w:szCs w:val="22"/>
-        </w:rPr>
-        <w:t xml:space="preserve">so while it would make the UI far </w:t>
-      </w:r>
-      <w:r>
-        <w:rPr>
-          <w:rFonts w:ascii="Calibri" w:hAnsi="Calibri" w:cs="Calibri"/>
-          <w:sz w:val="22"/>
-          <w:szCs w:val="22"/>
-        </w:rPr>
-        <w:t>more detailed and cleaner</w:t>
-      </w:r>
-      <w:r>
-        <w:rPr>
-          <w:rFonts w:ascii="Calibri" w:hAnsi="Calibri" w:cs="Calibri"/>
-          <w:sz w:val="22"/>
-          <w:szCs w:val="22"/>
-        </w:rPr>
-        <w:t xml:space="preserve">, the </w:t>
-      </w:r>
-      <w:r>
-        <w:rPr>
-          <w:rFonts w:ascii="Calibri" w:hAnsi="Calibri" w:cs="Calibri"/>
-          <w:sz w:val="22"/>
-          <w:szCs w:val="22"/>
-        </w:rPr>
-        <w:t>workload required would be too significant.</w:t>
-      </w:r>
-      <w:r>
-        <w:rPr>
-          <w:rFonts w:ascii="Calibri" w:hAnsi="Calibri" w:cs="Calibri"/>
-          <w:sz w:val="22"/>
-          <w:szCs w:val="22"/>
-        </w:rPr>
-        <w:t xml:space="preserve"> </w:t>
-      </w:r>
-      <w:r>
-        <w:rPr>
-          <w:rFonts w:ascii="Calibri" w:hAnsi="Calibri" w:cs="Calibri"/>
-          <w:sz w:val="22"/>
-          <w:szCs w:val="22"/>
-        </w:rPr>
-        <w:t>WinForms was selected due to its rapid development cycle and its native support within Visual Studio, which allowed the prototype interface to be created and iterated quickly. While a redesigned front end could improve usability and long</w:t>
-      </w:r>
-      <w:r>
-        <w:rPr>
-          <w:rFonts w:ascii="Cambria Math" w:hAnsi="Cambria Math" w:cs="Cambria Math"/>
-          <w:sz w:val="22"/>
-          <w:szCs w:val="22"/>
-        </w:rPr>
-        <w:t>‑</w:t>
-      </w:r>
-      <w:r>
-        <w:rPr>
-          <w:rFonts w:ascii="Calibri" w:hAnsi="Calibri" w:cs="Calibri"/>
-          <w:sz w:val="22"/>
-          <w:szCs w:val="22"/>
-        </w:rPr>
         <w:t>term scalability, the existing interface sufficiently communicates the capabilities of the demonstration version of the application.</w:t>
       </w:r>
       <w:r>
@@ -5722,39 +5757,23 @@
           <w:szCs w:val="22"/>
         </w:rPr>
         <w:br/>
-        <w:t>Currently, the application handles its validation</w:t>
-      </w:r>
-      <w:r>
-        <w:rPr>
-          <w:rFonts w:ascii="Calibri" w:hAnsi="Calibri" w:cs="Calibri"/>
-          <w:sz w:val="22"/>
-          <w:szCs w:val="22"/>
-        </w:rPr>
-        <w:t xml:space="preserve"> by checking the file manipulation operations against an XML schema</w:t>
-      </w:r>
-      <w:r>
-        <w:rPr>
-          <w:rFonts w:ascii="Calibri" w:hAnsi="Calibri" w:cs="Calibri"/>
-          <w:sz w:val="22"/>
-          <w:szCs w:val="22"/>
-        </w:rPr>
-        <w:t xml:space="preserve"> </w:t>
-      </w:r>
-      <w:r>
-        <w:rPr>
-          <w:rFonts w:ascii="Calibri" w:hAnsi="Calibri" w:cs="Calibri"/>
-          <w:sz w:val="22"/>
-          <w:szCs w:val="22"/>
-        </w:rPr>
-        <w:t>file</w:t>
-      </w:r>
-      <w:r>
-        <w:rPr>
-          <w:rFonts w:ascii="Calibri" w:hAnsi="Calibri" w:cs="Calibri"/>
-          <w:sz w:val="22"/>
-          <w:szCs w:val="22"/>
-        </w:rPr>
-        <w:t>: RSLogix5000_V35.xsd</w:t>
+        <w:t xml:space="preserve">Currently, the application </w:t>
+      </w:r>
+      <w:r>
+        <w:rPr>
+          <w:rFonts w:ascii="Calibri" w:hAnsi="Calibri" w:cs="Calibri"/>
+          <w:sz w:val="22"/>
+          <w:szCs w:val="22"/>
+        </w:rPr>
+        <w:t>validates the file manipulation operations against an XML schema file named</w:t>
+      </w:r>
+      <w:r>
+        <w:rPr>
+          <w:rFonts w:ascii="Calibri" w:hAnsi="Calibri" w:cs="Calibri"/>
+          <w:sz w:val="22"/>
+          <w:szCs w:val="22"/>
+        </w:rPr>
+        <w:t xml:space="preserve"> RSLogix5000_V35.xsd</w:t>
       </w:r>
       <w:sdt>
         <w:sdtPr>
@@ -5766,7 +5785,6 @@
           <w:id w:val="-2028777299"/>
           <w:citation/>
         </w:sdtPr>
-        <w:sdtEndPr/>
         <w:sdtContent>
           <w:r>
             <w:rPr>
@@ -5865,7 +5883,7 @@
           <w:sz w:val="22"/>
           <w:szCs w:val="22"/>
         </w:rPr>
-        <w:t>sub elements</w:t>
+        <w:t>sub-elements</w:t>
       </w:r>
       <w:r>
         <w:rPr>
@@ -5905,127 +5923,31 @@
           <w:sz w:val="22"/>
           <w:szCs w:val="22"/>
         </w:rPr>
-        <w:t xml:space="preserve">his functions well for </w:t>
-      </w:r>
-      <w:r>
-        <w:rPr>
-          <w:rFonts w:ascii="Calibri" w:hAnsi="Calibri" w:cs="Calibri"/>
-          <w:sz w:val="22"/>
-          <w:szCs w:val="22"/>
-        </w:rPr>
-        <w:t>validating the structure of the created file</w:t>
-      </w:r>
-      <w:r>
-        <w:rPr>
-          <w:rFonts w:ascii="Calibri" w:hAnsi="Calibri" w:cs="Calibri"/>
-          <w:sz w:val="22"/>
-          <w:szCs w:val="22"/>
-        </w:rPr>
-        <w:t xml:space="preserve">, </w:t>
-      </w:r>
-      <w:r>
-        <w:rPr>
-          <w:rFonts w:ascii="Calibri" w:hAnsi="Calibri" w:cs="Calibri"/>
-          <w:sz w:val="22"/>
-          <w:szCs w:val="22"/>
-        </w:rPr>
-        <w:t>other requirements</w:t>
-      </w:r>
-      <w:r>
-        <w:rPr>
-          <w:rFonts w:ascii="Calibri" w:hAnsi="Calibri" w:cs="Calibri"/>
-          <w:sz w:val="22"/>
-          <w:szCs w:val="22"/>
-        </w:rPr>
-        <w:t>,</w:t>
-      </w:r>
-      <w:r>
-        <w:rPr>
-          <w:rFonts w:ascii="Calibri" w:hAnsi="Calibri" w:cs="Calibri"/>
-          <w:sz w:val="22"/>
-          <w:szCs w:val="22"/>
-        </w:rPr>
-        <w:t xml:space="preserve"> such as</w:t>
-      </w:r>
-      <w:r>
-        <w:rPr>
-          <w:rFonts w:ascii="Calibri" w:hAnsi="Calibri" w:cs="Calibri"/>
-          <w:sz w:val="22"/>
-          <w:szCs w:val="22"/>
-        </w:rPr>
-        <w:t xml:space="preserve"> </w:t>
-      </w:r>
-      <w:r>
-        <w:rPr>
-          <w:rFonts w:ascii="Calibri" w:hAnsi="Calibri" w:cs="Calibri"/>
-          <w:sz w:val="22"/>
-          <w:szCs w:val="22"/>
-        </w:rPr>
-        <w:t xml:space="preserve">non-parent-child dependencies </w:t>
-      </w:r>
-      <w:r>
-        <w:rPr>
-          <w:rFonts w:ascii="Calibri" w:hAnsi="Calibri" w:cs="Calibri"/>
-          <w:sz w:val="22"/>
-          <w:szCs w:val="22"/>
-        </w:rPr>
-        <w:t>including</w:t>
-      </w:r>
-      <w:r>
-        <w:rPr>
-          <w:rFonts w:ascii="Calibri" w:hAnsi="Calibri" w:cs="Calibri"/>
-          <w:sz w:val="22"/>
-          <w:szCs w:val="22"/>
-        </w:rPr>
-        <w:t xml:space="preserve"> module</w:t>
-      </w:r>
-      <w:r>
-        <w:rPr>
-          <w:rFonts w:ascii="Calibri" w:hAnsi="Calibri" w:cs="Calibri"/>
-          <w:sz w:val="22"/>
-          <w:szCs w:val="22"/>
-        </w:rPr>
-        <w:t>-to-</w:t>
-      </w:r>
-      <w:r>
-        <w:rPr>
-          <w:rFonts w:ascii="Calibri" w:hAnsi="Calibri" w:cs="Calibri"/>
-          <w:sz w:val="22"/>
-          <w:szCs w:val="22"/>
-        </w:rPr>
-        <w:t>module relationships</w:t>
-      </w:r>
-      <w:r>
-        <w:rPr>
-          <w:rFonts w:ascii="Calibri" w:hAnsi="Calibri" w:cs="Calibri"/>
-          <w:sz w:val="22"/>
-          <w:szCs w:val="22"/>
-        </w:rPr>
-        <w:t xml:space="preserve"> or</w:t>
-      </w:r>
-      <w:r>
-        <w:rPr>
-          <w:rFonts w:ascii="Calibri" w:hAnsi="Calibri" w:cs="Calibri"/>
-          <w:sz w:val="22"/>
-          <w:szCs w:val="22"/>
-        </w:rPr>
-        <w:t xml:space="preserve"> module</w:t>
-      </w:r>
-      <w:r>
-        <w:rPr>
-          <w:rFonts w:ascii="Calibri" w:hAnsi="Calibri" w:cs="Calibri"/>
-          <w:sz w:val="22"/>
-          <w:szCs w:val="22"/>
-        </w:rPr>
-        <w:t xml:space="preserve"> elements</w:t>
-      </w:r>
-      <w:r>
-        <w:rPr>
-          <w:rFonts w:ascii="Calibri" w:hAnsi="Calibri" w:cs="Calibri"/>
-          <w:sz w:val="22"/>
-          <w:szCs w:val="22"/>
-        </w:rPr>
-        <w:t xml:space="preserve"> </w:t>
+        <w:t xml:space="preserve">his </w:t>
+      </w:r>
+      <w:r>
+        <w:rPr>
+          <w:rFonts w:ascii="Calibri" w:hAnsi="Calibri" w:cs="Calibri"/>
+          <w:sz w:val="22"/>
+          <w:szCs w:val="22"/>
+        </w:rPr>
+        <w:t>works well for validating the structure of the created file, other requirements, such as non-parent-child dependencies</w:t>
+      </w:r>
+      <w:r>
+        <w:rPr>
+          <w:rFonts w:ascii="Calibri" w:hAnsi="Calibri" w:cs="Calibri"/>
+          <w:sz w:val="22"/>
+          <w:szCs w:val="22"/>
+        </w:rPr>
+        <w:t xml:space="preserve"> (including module-to-module relationships</w:t>
+      </w:r>
+      <w:r>
+        <w:rPr>
+          <w:rFonts w:ascii="Calibri" w:hAnsi="Calibri" w:cs="Calibri"/>
+          <w:sz w:val="22"/>
+          <w:szCs w:val="22"/>
+        </w:rPr>
+        <w:t xml:space="preserve"> or module elements that do not </w:t>
       </w:r>
       <w:r>
         <w:rPr>
@@ -6034,15 +5956,31 @@
           <w:szCs w:val="22"/>
         </w:rPr>
         <w:lastRenderedPageBreak/>
-        <w:t>not requiring a “name” attribute</w:t>
-      </w:r>
-      <w:r>
-        <w:rPr>
-          <w:rFonts w:ascii="Calibri" w:hAnsi="Calibri" w:cs="Calibri"/>
-          <w:sz w:val="22"/>
-          <w:szCs w:val="22"/>
-        </w:rPr>
-        <w:t>, must be manually verified</w:t>
+        <w:t>require</w:t>
+      </w:r>
+      <w:r>
+        <w:rPr>
+          <w:rFonts w:ascii="Calibri" w:hAnsi="Calibri" w:cs="Calibri"/>
+          <w:sz w:val="22"/>
+          <w:szCs w:val="22"/>
+        </w:rPr>
+        <w:t xml:space="preserve"> a “name” attribute</w:t>
+      </w:r>
+      <w:r>
+        <w:rPr>
+          <w:rFonts w:ascii="Calibri" w:hAnsi="Calibri" w:cs="Calibri"/>
+          <w:sz w:val="22"/>
+          <w:szCs w:val="22"/>
+        </w:rPr>
+        <w:t>)</w:t>
+      </w:r>
+      <w:r>
+        <w:rPr>
+          <w:rFonts w:ascii="Calibri" w:hAnsi="Calibri" w:cs="Calibri"/>
+          <w:sz w:val="22"/>
+          <w:szCs w:val="22"/>
+        </w:rPr>
+        <w:t xml:space="preserve"> must be manually verified</w:t>
       </w:r>
       <w:r>
         <w:rPr>
@@ -6082,7 +6020,23 @@
           <w:sz w:val="22"/>
           <w:szCs w:val="22"/>
         </w:rPr>
-        <w:t>This means that although the common validation edge cases discovered during development and testing are covered, many additional edge cases would still need to be manually implemented for complete functionality. Addressing these cases would require substantial developer effort, as developers would have to identify these unique behaviors and modify backend logic to accommodate them, a process that scales poorly as more behaviors emerge.</w:t>
+        <w:t xml:space="preserve">This means that although the common validation edge cases </w:t>
+      </w:r>
+      <w:r>
+        <w:rPr>
+          <w:rFonts w:ascii="Calibri" w:hAnsi="Calibri" w:cs="Calibri"/>
+          <w:sz w:val="22"/>
+          <w:szCs w:val="22"/>
+        </w:rPr>
+        <w:t xml:space="preserve">identified during development and testing are covered, many additional edge cases would still need to be implemented manually </w:t>
+      </w:r>
+      <w:r>
+        <w:rPr>
+          <w:rFonts w:ascii="Calibri" w:hAnsi="Calibri" w:cs="Calibri"/>
+          <w:sz w:val="22"/>
+          <w:szCs w:val="22"/>
+        </w:rPr>
+        <w:t>for complete functionality. Addressing these cases would require substantial developer effort, as developers would have to identify these unique behaviors and modify backend logic to accommodate them, a process that scales poorly as more behaviors emerge.</w:t>
       </w:r>
     </w:p>
     <w:p>
@@ -6100,15 +6054,15 @@
           <w:sz w:val="22"/>
           <w:szCs w:val="22"/>
         </w:rPr>
-        <w:t xml:space="preserve">There is a basic template file that </w:t>
-      </w:r>
-      <w:r>
-        <w:rPr>
-          <w:rFonts w:ascii="Calibri" w:hAnsi="Calibri" w:cs="Calibri"/>
-          <w:sz w:val="22"/>
-          <w:szCs w:val="22"/>
-        </w:rPr>
-        <w:t xml:space="preserve">the application was tested on, and existing files were used for validation, but no </w:t>
+        <w:t>The application was tested on a basic template file</w:t>
+      </w:r>
+      <w:r>
+        <w:rPr>
+          <w:rFonts w:ascii="Calibri" w:hAnsi="Calibri" w:cs="Calibri"/>
+          <w:sz w:val="22"/>
+          <w:szCs w:val="22"/>
+        </w:rPr>
+        <w:t xml:space="preserve">, and existing files were used for validation, but no </w:t>
       </w:r>
       <w:r>
         <w:rPr>
@@ -6124,71 +6078,73 @@
           <w:sz w:val="22"/>
           <w:szCs w:val="22"/>
         </w:rPr>
-        <w:t xml:space="preserve">. While the </w:t>
-      </w:r>
-      <w:r>
-        <w:rPr>
-          <w:rFonts w:ascii="Calibri" w:hAnsi="Calibri" w:cs="Calibri"/>
-          <w:sz w:val="22"/>
-          <w:szCs w:val="22"/>
-        </w:rPr>
-        <w:t>end users</w:t>
-      </w:r>
-      <w:r>
-        <w:rPr>
-          <w:rFonts w:ascii="Calibri" w:hAnsi="Calibri" w:cs="Calibri"/>
-          <w:sz w:val="22"/>
-          <w:szCs w:val="22"/>
-        </w:rPr>
-        <w:t xml:space="preserve"> would likely use their own templates for most actions, a basic template library of the </w:t>
-      </w:r>
-      <w:r>
-        <w:rPr>
-          <w:rFonts w:ascii="Calibri" w:hAnsi="Calibri" w:cs="Calibri"/>
-          <w:sz w:val="22"/>
-          <w:szCs w:val="22"/>
-        </w:rPr>
-        <w:t>most used</w:t>
-      </w:r>
-      <w:r>
-        <w:rPr>
-          <w:rFonts w:ascii="Calibri" w:hAnsi="Calibri" w:cs="Calibri"/>
-          <w:sz w:val="22"/>
-          <w:szCs w:val="22"/>
-        </w:rPr>
-        <w:t xml:space="preserve"> templates would be very useful for automation engineers attempting to make something simple quickly. Unfortunately, the </w:t>
-      </w:r>
-      <w:r>
-        <w:rPr>
-          <w:rFonts w:ascii="Calibri" w:hAnsi="Calibri" w:cs="Calibri"/>
-          <w:sz w:val="22"/>
-          <w:szCs w:val="22"/>
-        </w:rPr>
-        <w:t xml:space="preserve">development effort for a template library is outside of scope for this </w:t>
-      </w:r>
-      <w:r>
-        <w:rPr>
-          <w:rFonts w:ascii="Calibri" w:hAnsi="Calibri" w:cs="Calibri"/>
-          <w:sz w:val="22"/>
-          <w:szCs w:val="22"/>
-        </w:rPr>
-        <w:t>project and</w:t>
-      </w:r>
-      <w:r>
-        <w:rPr>
-          <w:rFonts w:ascii="Calibri" w:hAnsi="Calibri" w:cs="Calibri"/>
-          <w:sz w:val="22"/>
-          <w:szCs w:val="22"/>
-        </w:rPr>
-        <w:t xml:space="preserve"> would require a large amount of development time for a library that </w:t>
-      </w:r>
-      <w:r>
-        <w:rPr>
-          <w:rFonts w:ascii="Calibri" w:hAnsi="Calibri" w:cs="Calibri"/>
-          <w:sz w:val="22"/>
-          <w:szCs w:val="22"/>
-        </w:rPr>
-        <w:t>would likely be modified on a per-user basis all the same.</w:t>
+        <w:t xml:space="preserve">. While </w:t>
+      </w:r>
+      <w:r>
+        <w:rPr>
+          <w:rFonts w:ascii="Calibri" w:hAnsi="Calibri" w:cs="Calibri"/>
+          <w:sz w:val="22"/>
+          <w:szCs w:val="22"/>
+        </w:rPr>
+        <w:t xml:space="preserve">end users would likely use their own templates for most actions, a basic template library of the </w:t>
+      </w:r>
+      <w:proofErr w:type="gramStart"/>
+      <w:r>
+        <w:rPr>
+          <w:rFonts w:ascii="Calibri" w:hAnsi="Calibri" w:cs="Calibri"/>
+          <w:sz w:val="22"/>
+          <w:szCs w:val="22"/>
+        </w:rPr>
+        <w:t>most commonly used</w:t>
+      </w:r>
+      <w:proofErr w:type="gramEnd"/>
+      <w:r>
+        <w:rPr>
+          <w:rFonts w:ascii="Calibri" w:hAnsi="Calibri" w:cs="Calibri"/>
+          <w:sz w:val="22"/>
+          <w:szCs w:val="22"/>
+        </w:rPr>
+        <w:t xml:space="preserve"> templates would be very useful for automation engineers looking to build something simple quickly</w:t>
+      </w:r>
+      <w:r>
+        <w:rPr>
+          <w:rFonts w:ascii="Calibri" w:hAnsi="Calibri" w:cs="Calibri"/>
+          <w:sz w:val="22"/>
+          <w:szCs w:val="22"/>
+        </w:rPr>
+        <w:t xml:space="preserve">. Unfortunately, the </w:t>
+      </w:r>
+      <w:r>
+        <w:rPr>
+          <w:rFonts w:ascii="Calibri" w:hAnsi="Calibri" w:cs="Calibri"/>
+          <w:sz w:val="22"/>
+          <w:szCs w:val="22"/>
+        </w:rPr>
+        <w:t xml:space="preserve">development effort for a template library is outside </w:t>
+      </w:r>
+      <w:r>
+        <w:rPr>
+          <w:rFonts w:ascii="Calibri" w:hAnsi="Calibri" w:cs="Calibri"/>
+          <w:sz w:val="22"/>
+          <w:szCs w:val="22"/>
+        </w:rPr>
+        <w:t xml:space="preserve">the scope of this project. It would require a significant amount of </w:t>
+      </w:r>
+      <w:r>
+        <w:rPr>
+          <w:rFonts w:ascii="Calibri" w:hAnsi="Calibri" w:cs="Calibri"/>
+          <w:sz w:val="22"/>
+          <w:szCs w:val="22"/>
+        </w:rPr>
+        <w:t xml:space="preserve">time for a library that </w:t>
+      </w:r>
+      <w:r>
+        <w:rPr>
+          <w:rFonts w:ascii="Calibri" w:hAnsi="Calibri" w:cs="Calibri"/>
+          <w:sz w:val="22"/>
+          <w:szCs w:val="22"/>
+        </w:rPr>
+        <w:t>would likely be modified on a per-user basis.</w:t>
       </w:r>
       <w:r>
         <w:rPr>
@@ -6441,16 +6397,14 @@
         </w:rPr>
         <w:t xml:space="preserve"> was designed over two </w:t>
       </w:r>
-      <w:proofErr w:type="gramStart"/>
-      <w:r>
-        <w:rPr>
-          <w:rFonts w:ascii="Calibri" w:hAnsi="Calibri" w:cs="Calibri"/>
-          <w:sz w:val="22"/>
-          <w:szCs w:val="22"/>
-        </w:rPr>
-        <w:t>3 month</w:t>
-      </w:r>
-      <w:proofErr w:type="gramEnd"/>
+      <w:r>
+        <w:rPr>
+          <w:rFonts w:ascii="Calibri" w:hAnsi="Calibri" w:cs="Calibri"/>
+          <w:sz w:val="22"/>
+          <w:szCs w:val="22"/>
+        </w:rPr>
+        <w:t>3-month</w:t>
+      </w:r>
       <w:r>
         <w:rPr>
           <w:rFonts w:ascii="Calibri" w:hAnsi="Calibri" w:cs="Calibri"/>
@@ -6481,7 +6435,7 @@
           <w:sz w:val="22"/>
           <w:szCs w:val="22"/>
         </w:rPr>
-        <w:t>, design, and development of the initial first draft of the application.</w:t>
+        <w:t>, design, and development of the initial draft of the application.</w:t>
       </w:r>
       <w:r>
         <w:rPr>
@@ -6497,23 +6451,23 @@
           <w:sz w:val="22"/>
           <w:szCs w:val="22"/>
         </w:rPr>
-        <w:t xml:space="preserve"> developing the initial requirements, working with management to </w:t>
-      </w:r>
-      <w:r>
-        <w:rPr>
-          <w:rFonts w:ascii="Calibri" w:hAnsi="Calibri" w:cs="Calibri"/>
-          <w:sz w:val="22"/>
-          <w:szCs w:val="22"/>
-        </w:rPr>
-        <w:t xml:space="preserve">select the necessary </w:t>
-      </w:r>
-      <w:r>
-        <w:rPr>
-          <w:rFonts w:ascii="Calibri" w:hAnsi="Calibri" w:cs="Calibri"/>
-          <w:sz w:val="22"/>
-          <w:szCs w:val="22"/>
-        </w:rPr>
-        <w:t>core features that the application would need to accomplish</w:t>
+        <w:t xml:space="preserve"> developing the initial requirements</w:t>
+      </w:r>
+      <w:r>
+        <w:rPr>
+          <w:rFonts w:ascii="Calibri" w:hAnsi="Calibri" w:cs="Calibri"/>
+          <w:sz w:val="22"/>
+          <w:szCs w:val="22"/>
+        </w:rPr>
+        <w:t xml:space="preserve"> and working with management to select the core features the application needed</w:t>
+      </w:r>
+      <w:r>
+        <w:rPr>
+          <w:rFonts w:ascii="Calibri" w:hAnsi="Calibri" w:cs="Calibri"/>
+          <w:sz w:val="22"/>
+          <w:szCs w:val="22"/>
+        </w:rPr>
+        <w:t xml:space="preserve"> to accomplish</w:t>
       </w:r>
       <w:r>
         <w:rPr>
@@ -6537,51 +6491,23 @@
           <w:sz w:val="22"/>
           <w:szCs w:val="22"/>
         </w:rPr>
-        <w:t xml:space="preserve">The requirements were modeled after the basic </w:t>
-      </w:r>
-      <w:proofErr w:type="gramStart"/>
-      <w:r>
-        <w:rPr>
-          <w:rFonts w:ascii="Calibri" w:hAnsi="Calibri" w:cs="Calibri"/>
-          <w:sz w:val="22"/>
-          <w:szCs w:val="22"/>
-        </w:rPr>
-        <w:t>CRUD(</w:t>
-      </w:r>
-      <w:proofErr w:type="gramEnd"/>
-      <w:r>
-        <w:rPr>
-          <w:rFonts w:ascii="Calibri" w:hAnsi="Calibri" w:cs="Calibri"/>
-          <w:sz w:val="22"/>
-          <w:szCs w:val="22"/>
-        </w:rPr>
-        <w:t xml:space="preserve">Create, Read, Update, Delete) operations that are expected </w:t>
-      </w:r>
-      <w:r>
-        <w:rPr>
-          <w:rFonts w:ascii="Calibri" w:hAnsi="Calibri" w:cs="Calibri"/>
-          <w:sz w:val="22"/>
-          <w:szCs w:val="22"/>
-        </w:rPr>
-        <w:t xml:space="preserve">for database operations, which </w:t>
-      </w:r>
-      <w:proofErr w:type="spellStart"/>
-      <w:r>
-        <w:rPr>
-          <w:rFonts w:ascii="Calibri" w:hAnsi="Calibri" w:cs="Calibri"/>
-          <w:sz w:val="22"/>
-          <w:szCs w:val="22"/>
-        </w:rPr>
-        <w:t>well</w:t>
-      </w:r>
-      <w:proofErr w:type="spellEnd"/>
-      <w:r>
-        <w:rPr>
-          <w:rFonts w:ascii="Calibri" w:hAnsi="Calibri" w:cs="Calibri"/>
-          <w:sz w:val="22"/>
-          <w:szCs w:val="22"/>
-        </w:rPr>
-        <w:t xml:space="preserve"> define the core operations that the application needed to be able to perform on an XML file. This guided development towards handling the generated and template L5X files like a database, with a query-style</w:t>
+        <w:t>The requirements were modeled after the basic CRUD</w:t>
+      </w:r>
+      <w:r>
+        <w:rPr>
+          <w:rFonts w:ascii="Calibri" w:hAnsi="Calibri" w:cs="Calibri"/>
+          <w:sz w:val="22"/>
+          <w:szCs w:val="22"/>
+        </w:rPr>
+        <w:t xml:space="preserve"> (Create, Read, Update, Delete) operations expected for database operations, defining the core operations the application needed </w:t>
+      </w:r>
+      <w:r>
+        <w:rPr>
+          <w:rFonts w:ascii="Calibri" w:hAnsi="Calibri" w:cs="Calibri"/>
+          <w:sz w:val="22"/>
+          <w:szCs w:val="22"/>
+        </w:rPr>
+        <w:t>to perform on an XML file. This guided development towards handling the generated and template L5X files like a database, with a query-style</w:t>
       </w:r>
       <w:r>
         <w:rPr>
@@ -6615,23 +6541,23 @@
           <w:sz w:val="22"/>
           <w:szCs w:val="22"/>
         </w:rPr>
-        <w:t>nvestigating the necessary tools to</w:t>
-      </w:r>
-      <w:r>
-        <w:rPr>
-          <w:rFonts w:ascii="Calibri" w:hAnsi="Calibri" w:cs="Calibri"/>
-          <w:sz w:val="22"/>
-          <w:szCs w:val="22"/>
-        </w:rPr>
-        <w:t xml:space="preserve"> handle the backend operations of the application</w:t>
-      </w:r>
-      <w:r>
-        <w:rPr>
-          <w:rFonts w:ascii="Calibri" w:hAnsi="Calibri" w:cs="Calibri"/>
-          <w:sz w:val="22"/>
-          <w:szCs w:val="22"/>
-        </w:rPr>
-        <w:t xml:space="preserve"> lead to a tool called “LINQ</w:t>
+        <w:t xml:space="preserve">nvestigating the </w:t>
+      </w:r>
+      <w:r>
+        <w:rPr>
+          <w:rFonts w:ascii="Calibri" w:hAnsi="Calibri" w:cs="Calibri"/>
+          <w:sz w:val="22"/>
+          <w:szCs w:val="22"/>
+        </w:rPr>
+        <w:t>tools needed to handle the application's backend operations led to the discovery of</w:t>
+      </w:r>
+      <w:r>
+        <w:rPr>
+          <w:rFonts w:ascii="Calibri" w:hAnsi="Calibri" w:cs="Calibri"/>
+          <w:sz w:val="22"/>
+          <w:szCs w:val="22"/>
+        </w:rPr>
+        <w:t xml:space="preserve"> “LINQ</w:t>
       </w:r>
       <w:r>
         <w:rPr>
@@ -6659,7 +6585,6 @@
           <w:id w:val="1034460374"/>
           <w:citation/>
         </w:sdtPr>
-        <w:sdtEndPr/>
         <w:sdtContent>
           <w:r>
             <w:rPr>
@@ -6726,23 +6651,79 @@
           <w:sz w:val="22"/>
           <w:szCs w:val="22"/>
         </w:rPr>
-        <w:t xml:space="preserve">The application was developed in C# as the main language utilized in the </w:t>
-      </w:r>
-      <w:r>
-        <w:rPr>
-          <w:rFonts w:ascii="Calibri" w:hAnsi="Calibri" w:cs="Calibri"/>
-          <w:sz w:val="22"/>
-          <w:szCs w:val="22"/>
-        </w:rPr>
-        <w:t xml:space="preserve">research and development team in Greenwood, and LINQ is a set of technologies developed by Microsoft that integrates query capabilities directly into C# language. </w:t>
-      </w:r>
-      <w:r>
-        <w:rPr>
-          <w:rFonts w:ascii="Calibri" w:hAnsi="Calibri" w:cs="Calibri"/>
-          <w:sz w:val="22"/>
-          <w:szCs w:val="22"/>
-        </w:rPr>
-        <w:t xml:space="preserve">Most querying technologies require the query to be </w:t>
+        <w:t>The application was developed in C#</w:t>
+      </w:r>
+      <w:r>
+        <w:rPr>
+          <w:rFonts w:ascii="Calibri" w:hAnsi="Calibri" w:cs="Calibri"/>
+          <w:sz w:val="22"/>
+          <w:szCs w:val="22"/>
+        </w:rPr>
+        <w:t>, the main language used by</w:t>
+      </w:r>
+      <w:r>
+        <w:rPr>
+          <w:rFonts w:ascii="Calibri" w:hAnsi="Calibri" w:cs="Calibri"/>
+          <w:sz w:val="22"/>
+          <w:szCs w:val="22"/>
+        </w:rPr>
+        <w:t xml:space="preserve"> the </w:t>
+      </w:r>
+      <w:r>
+        <w:rPr>
+          <w:rFonts w:ascii="Calibri" w:hAnsi="Calibri" w:cs="Calibri"/>
+          <w:sz w:val="22"/>
+          <w:szCs w:val="22"/>
+        </w:rPr>
+        <w:t xml:space="preserve">research and development team in Greenwood, and LINQ is a set of technologies developed by Microsoft that integrates query capabilities directly into </w:t>
+      </w:r>
+      <w:r>
+        <w:rPr>
+          <w:rFonts w:ascii="Calibri" w:hAnsi="Calibri" w:cs="Calibri"/>
+          <w:sz w:val="22"/>
+          <w:szCs w:val="22"/>
+        </w:rPr>
+        <w:t xml:space="preserve">the </w:t>
+      </w:r>
+      <w:r>
+        <w:rPr>
+          <w:rFonts w:ascii="Calibri" w:hAnsi="Calibri" w:cs="Calibri"/>
+          <w:sz w:val="22"/>
+          <w:szCs w:val="22"/>
+        </w:rPr>
+        <w:t xml:space="preserve">C# language. </w:t>
+      </w:r>
+      <w:r>
+        <w:rPr>
+          <w:rFonts w:ascii="Calibri" w:hAnsi="Calibri" w:cs="Calibri"/>
+          <w:sz w:val="22"/>
+          <w:szCs w:val="22"/>
+        </w:rPr>
+        <w:t xml:space="preserve">Most querying technologies require the query to be created as </w:t>
+      </w:r>
+      <w:r>
+        <w:rPr>
+          <w:rFonts w:ascii="Calibri" w:hAnsi="Calibri" w:cs="Calibri"/>
+          <w:sz w:val="22"/>
+          <w:szCs w:val="22"/>
+        </w:rPr>
+        <w:t>a string</w:t>
+      </w:r>
+      <w:r>
+        <w:rPr>
+          <w:rFonts w:ascii="Calibri" w:hAnsi="Calibri" w:cs="Calibri"/>
+          <w:sz w:val="22"/>
+          <w:szCs w:val="22"/>
+        </w:rPr>
+        <w:t xml:space="preserve"> and run through an external function. This makes testing </w:t>
+      </w:r>
+      <w:r>
+        <w:rPr>
+          <w:rFonts w:ascii="Calibri" w:hAnsi="Calibri" w:cs="Calibri"/>
+          <w:sz w:val="22"/>
+          <w:szCs w:val="22"/>
+        </w:rPr>
+        <w:t xml:space="preserve">difficult and </w:t>
       </w:r>
       <w:r>
         <w:rPr>
@@ -6751,33 +6732,15 @@
           <w:szCs w:val="22"/>
         </w:rPr>
         <w:lastRenderedPageBreak/>
-        <w:t xml:space="preserve">created as strings and run through an external function. This makes testing </w:t>
-      </w:r>
-      <w:r>
-        <w:rPr>
-          <w:rFonts w:ascii="Calibri" w:hAnsi="Calibri" w:cs="Calibri"/>
-          <w:sz w:val="22"/>
-          <w:szCs w:val="22"/>
-        </w:rPr>
-        <w:t xml:space="preserve">difficult and </w:t>
-      </w:r>
-      <w:proofErr w:type="gramStart"/>
-      <w:r>
-        <w:rPr>
-          <w:rFonts w:ascii="Calibri" w:hAnsi="Calibri" w:cs="Calibri"/>
-          <w:sz w:val="22"/>
-          <w:szCs w:val="22"/>
-        </w:rPr>
-        <w:t>compile</w:t>
-      </w:r>
-      <w:proofErr w:type="gramEnd"/>
-      <w:r>
-        <w:rPr>
-          <w:rFonts w:ascii="Calibri" w:hAnsi="Calibri" w:cs="Calibri"/>
-          <w:sz w:val="22"/>
-          <w:szCs w:val="22"/>
-        </w:rPr>
-        <w:t xml:space="preserve"> time checking or </w:t>
+        <w:t>compile-time</w:t>
+      </w:r>
+      <w:r>
+        <w:rPr>
+          <w:rFonts w:ascii="Calibri" w:hAnsi="Calibri" w:cs="Calibri"/>
+          <w:sz w:val="22"/>
+          <w:szCs w:val="22"/>
+        </w:rPr>
+        <w:t xml:space="preserve"> checking or </w:t>
       </w:r>
       <w:r>
         <w:rPr>
@@ -6795,23 +6758,21 @@
         </w:rPr>
         <w:t xml:space="preserve"> support impossible. By integrating the querying directly </w:t>
       </w:r>
-      <w:proofErr w:type="gramStart"/>
-      <w:r>
-        <w:rPr>
-          <w:rFonts w:ascii="Calibri" w:hAnsi="Calibri" w:cs="Calibri"/>
-          <w:sz w:val="22"/>
-          <w:szCs w:val="22"/>
-        </w:rPr>
-        <w:t>in</w:t>
-      </w:r>
-      <w:proofErr w:type="gramEnd"/>
-      <w:r>
-        <w:rPr>
-          <w:rFonts w:ascii="Calibri" w:hAnsi="Calibri" w:cs="Calibri"/>
-          <w:sz w:val="22"/>
-          <w:szCs w:val="22"/>
-        </w:rPr>
-        <w:t xml:space="preserve"> the code, it made development far easier and quicker, while keeping the querying function desired for the L5X files.</w:t>
+      <w:r>
+        <w:rPr>
+          <w:rFonts w:ascii="Calibri" w:hAnsi="Calibri" w:cs="Calibri"/>
+          <w:sz w:val="22"/>
+          <w:szCs w:val="22"/>
+        </w:rPr>
+        <w:t>into the code, development became far easier and quicker while preserving the desired querying functionality</w:t>
+      </w:r>
+      <w:r>
+        <w:rPr>
+          <w:rFonts w:ascii="Calibri" w:hAnsi="Calibri" w:cs="Calibri"/>
+          <w:sz w:val="22"/>
+          <w:szCs w:val="22"/>
+        </w:rPr>
+        <w:t xml:space="preserve"> for the L5X files.</w:t>
       </w:r>
     </w:p>
     <w:p>
@@ -6853,39 +6814,31 @@
           <w:sz w:val="22"/>
           <w:szCs w:val="22"/>
         </w:rPr>
-        <w:t>was a command line application, with basic features for handling the core file function</w:t>
-      </w:r>
-      <w:r>
-        <w:rPr>
-          <w:rFonts w:ascii="Calibri" w:hAnsi="Calibri" w:cs="Calibri"/>
-          <w:sz w:val="22"/>
-          <w:szCs w:val="22"/>
-        </w:rPr>
-        <w:t xml:space="preserve"> operations and </w:t>
-      </w:r>
-      <w:r>
-        <w:rPr>
-          <w:rFonts w:ascii="Calibri" w:hAnsi="Calibri" w:cs="Calibri"/>
-          <w:sz w:val="22"/>
-          <w:szCs w:val="22"/>
-        </w:rPr>
-        <w:t>testing</w:t>
-      </w:r>
-      <w:r>
-        <w:rPr>
-          <w:rFonts w:ascii="Calibri" w:hAnsi="Calibri" w:cs="Calibri"/>
-          <w:sz w:val="22"/>
-          <w:szCs w:val="22"/>
-        </w:rPr>
-        <w:t xml:space="preserve"> utilizing LINQ for </w:t>
-      </w:r>
-      <w:r>
-        <w:rPr>
-          <w:rFonts w:ascii="Calibri" w:hAnsi="Calibri" w:cs="Calibri"/>
-          <w:sz w:val="22"/>
-          <w:szCs w:val="22"/>
-        </w:rPr>
-        <w:t>manipulating XML-style documents.</w:t>
+        <w:t xml:space="preserve">was a </w:t>
+      </w:r>
+      <w:r>
+        <w:rPr>
+          <w:rFonts w:ascii="Calibri" w:hAnsi="Calibri" w:cs="Calibri"/>
+          <w:sz w:val="22"/>
+          <w:szCs w:val="22"/>
+        </w:rPr>
+        <w:t>command-line application</w:t>
+      </w:r>
+      <w:r>
+        <w:rPr>
+          <w:rFonts w:ascii="Calibri" w:hAnsi="Calibri" w:cs="Calibri"/>
+          <w:sz w:val="22"/>
+          <w:szCs w:val="22"/>
+        </w:rPr>
+        <w:t xml:space="preserve"> with basic features for handling core file operations and testing, using LINQ to manipulate</w:t>
+      </w:r>
+      <w:r>
+        <w:rPr>
+          <w:rFonts w:ascii="Calibri" w:hAnsi="Calibri" w:cs="Calibri"/>
+          <w:sz w:val="22"/>
+          <w:szCs w:val="22"/>
+        </w:rPr>
+        <w:t xml:space="preserve"> XML-style documents.</w:t>
       </w:r>
       <w:r>
         <w:rPr>
@@ -6933,7 +6886,23 @@
           <w:sz w:val="22"/>
           <w:szCs w:val="22"/>
         </w:rPr>
-        <w:t xml:space="preserve">for project feasibility and highlighted the ability for a tool to generate simple L5X files. It had little to no input validation, and only 3 classes, but those 3 classes showcased the future of what the application would look like. It contained </w:t>
+        <w:t xml:space="preserve">for project feasibility and highlighted the ability for a tool to generate simple L5X files. It had little to no input validation and only 3 classes, </w:t>
+      </w:r>
+      <w:r>
+        <w:rPr>
+          <w:rFonts w:ascii="Calibri" w:hAnsi="Calibri" w:cs="Calibri"/>
+          <w:sz w:val="22"/>
+          <w:szCs w:val="22"/>
+        </w:rPr>
+        <w:t>yet those 3 classes previewed the application's future</w:t>
+      </w:r>
+      <w:r>
+        <w:rPr>
+          <w:rFonts w:ascii="Calibri" w:hAnsi="Calibri" w:cs="Calibri"/>
+          <w:sz w:val="22"/>
+          <w:szCs w:val="22"/>
+        </w:rPr>
+        <w:t xml:space="preserve">. It contained </w:t>
       </w:r>
       <w:r>
         <w:rPr>
@@ -6967,7 +6936,55 @@
           <w:sz w:val="22"/>
           <w:szCs w:val="22"/>
         </w:rPr>
-        <w:t xml:space="preserve">was slightly changed, while it did represent the sequence orchestration that the final iteration of the class did, it contained only 1 function that acted as the main loop of the application. Finally, </w:t>
+        <w:t>was slightly changed</w:t>
+      </w:r>
+      <w:r>
+        <w:rPr>
+          <w:rFonts w:ascii="Calibri" w:hAnsi="Calibri" w:cs="Calibri"/>
+          <w:sz w:val="22"/>
+          <w:szCs w:val="22"/>
+        </w:rPr>
+        <w:t>;</w:t>
+      </w:r>
+      <w:r>
+        <w:rPr>
+          <w:rFonts w:ascii="Calibri" w:hAnsi="Calibri" w:cs="Calibri"/>
+          <w:sz w:val="22"/>
+          <w:szCs w:val="22"/>
+        </w:rPr>
+        <w:t xml:space="preserve"> </w:t>
+      </w:r>
+      <w:r>
+        <w:rPr>
+          <w:rFonts w:ascii="Calibri" w:hAnsi="Calibri" w:cs="Calibri"/>
+          <w:sz w:val="22"/>
+          <w:szCs w:val="22"/>
+        </w:rPr>
+        <w:t>although it still represented the sequence orchestration of the final iteration, it contained only 1 function</w:t>
+      </w:r>
+      <w:r>
+        <w:rPr>
+          <w:rFonts w:ascii="Calibri" w:hAnsi="Calibri" w:cs="Calibri"/>
+          <w:sz w:val="22"/>
+          <w:szCs w:val="22"/>
+        </w:rPr>
+        <w:t>, serving</w:t>
+      </w:r>
+      <w:r>
+        <w:rPr>
+          <w:rFonts w:ascii="Calibri" w:hAnsi="Calibri" w:cs="Calibri"/>
+          <w:sz w:val="22"/>
+          <w:szCs w:val="22"/>
+        </w:rPr>
+        <w:t xml:space="preserve"> as the application's main loop</w:t>
+      </w:r>
+      <w:r>
+        <w:rPr>
+          <w:rFonts w:ascii="Calibri" w:hAnsi="Calibri" w:cs="Calibri"/>
+          <w:sz w:val="22"/>
+          <w:szCs w:val="22"/>
+        </w:rPr>
+        <w:t xml:space="preserve">. Finally, </w:t>
       </w:r>
       <w:r>
         <w:rPr>
@@ -7001,31 +7018,47 @@
           <w:sz w:val="22"/>
           <w:szCs w:val="22"/>
         </w:rPr>
-        <w:t>final Form classes, taking values from the Execute class to present to the user, and taking in user input to return to the Execute class.</w:t>
-      </w:r>
-      <w:r>
-        <w:rPr>
-          <w:rFonts w:ascii="Calibri" w:hAnsi="Calibri" w:cs="Calibri"/>
-          <w:sz w:val="22"/>
-          <w:szCs w:val="22"/>
-        </w:rPr>
-        <w:t xml:space="preserve"> Once the command line application was a complete demo, GUI functionality was added utilizing the built-in Windows Forms</w:t>
-      </w:r>
-      <w:r>
-        <w:rPr>
-          <w:rFonts w:ascii="Calibri" w:hAnsi="Calibri" w:cs="Calibri"/>
-          <w:sz w:val="22"/>
-          <w:szCs w:val="22"/>
-        </w:rPr>
-        <w:t xml:space="preserve"> (WinForms)</w:t>
-      </w:r>
-      <w:r>
-        <w:rPr>
-          <w:rFonts w:ascii="Calibri" w:hAnsi="Calibri" w:cs="Calibri"/>
-          <w:sz w:val="22"/>
-          <w:szCs w:val="22"/>
-        </w:rPr>
-        <w:t xml:space="preserve"> builder within Visual Studio to generate </w:t>
+        <w:t>final Form classes, taking values from the Execute class to present to the user</w:t>
+      </w:r>
+      <w:r>
+        <w:rPr>
+          <w:rFonts w:ascii="Calibri" w:hAnsi="Calibri" w:cs="Calibri"/>
+          <w:sz w:val="22"/>
+          <w:szCs w:val="22"/>
+        </w:rPr>
+        <w:t xml:space="preserve"> and accepting</w:t>
+      </w:r>
+      <w:r>
+        <w:rPr>
+          <w:rFonts w:ascii="Calibri" w:hAnsi="Calibri" w:cs="Calibri"/>
+          <w:sz w:val="22"/>
+          <w:szCs w:val="22"/>
+        </w:rPr>
+        <w:t xml:space="preserve"> user input to return to the Execute class.</w:t>
+      </w:r>
+      <w:r>
+        <w:rPr>
+          <w:rFonts w:ascii="Calibri" w:hAnsi="Calibri" w:cs="Calibri"/>
+          <w:sz w:val="22"/>
+          <w:szCs w:val="22"/>
+        </w:rPr>
+        <w:t xml:space="preserve"> Once the </w:t>
+      </w:r>
+      <w:r>
+        <w:rPr>
+          <w:rFonts w:ascii="Calibri" w:hAnsi="Calibri" w:cs="Calibri"/>
+          <w:sz w:val="22"/>
+          <w:szCs w:val="22"/>
+        </w:rPr>
+        <w:t>command-line application was a completed demo, GUI functionality was added using the built-in Windows Forms (WinForms) designer in</w:t>
+      </w:r>
+      <w:r>
+        <w:rPr>
+          <w:rFonts w:ascii="Calibri" w:hAnsi="Calibri" w:cs="Calibri"/>
+          <w:sz w:val="22"/>
+          <w:szCs w:val="22"/>
+        </w:rPr>
+        <w:t xml:space="preserve"> Visual Studio to generate </w:t>
       </w:r>
       <w:r>
         <w:rPr>
@@ -7089,7 +7122,23 @@
           <w:sz w:val="22"/>
           <w:szCs w:val="22"/>
         </w:rPr>
-        <w:t>expanding functionality of the application to cover all of the outlined requirements from the beginning of the project, building out the CRUD features, defined on the home menu as “Create Element,” “Import Element,” “Modify Element,” and “Delete Element</w:t>
+        <w:t xml:space="preserve">expanding </w:t>
+      </w:r>
+      <w:r>
+        <w:rPr>
+          <w:rFonts w:ascii="Calibri" w:hAnsi="Calibri" w:cs="Calibri"/>
+          <w:sz w:val="22"/>
+          <w:szCs w:val="22"/>
+        </w:rPr>
+        <w:t xml:space="preserve">the </w:t>
+      </w:r>
+      <w:r>
+        <w:rPr>
+          <w:rFonts w:ascii="Calibri" w:hAnsi="Calibri" w:cs="Calibri"/>
+          <w:sz w:val="22"/>
+          <w:szCs w:val="22"/>
+        </w:rPr>
+        <w:t>functionality of the application to cover all of the outlined requirements from the beginning of the project, building out the CRUD features, defined on the home menu as “Create Element,” “Import Element,” “Modify Element,” and “Delete Element</w:t>
       </w:r>
       <w:r>
         <w:rPr>
@@ -7129,7 +7178,23 @@
           <w:sz w:val="22"/>
           <w:szCs w:val="22"/>
         </w:rPr>
-        <w:t xml:space="preserve"> </w:t>
+        <w:t xml:space="preserve"> folder</w:t>
+      </w:r>
+      <w:r>
+        <w:rPr>
+          <w:rFonts w:ascii="Calibri" w:hAnsi="Calibri" w:cs="Calibri"/>
+          <w:sz w:val="22"/>
+          <w:szCs w:val="22"/>
+        </w:rPr>
+        <w:t xml:space="preserve"> location using the windows file explorer, “Load File” for overwriting the current file with </w:t>
+      </w:r>
+      <w:r>
+        <w:rPr>
+          <w:rFonts w:ascii="Calibri" w:hAnsi="Calibri" w:cs="Calibri"/>
+          <w:sz w:val="22"/>
+          <w:szCs w:val="22"/>
+        </w:rPr>
+        <w:t xml:space="preserve">an existing file using the windows file explorer, and “Validate” for verifying that the current file </w:t>
       </w:r>
       <w:r>
         <w:rPr>
@@ -7138,23 +7203,7 @@
           <w:szCs w:val="22"/>
         </w:rPr>
         <w:lastRenderedPageBreak/>
-        <w:t>folder</w:t>
-      </w:r>
-      <w:r>
-        <w:rPr>
-          <w:rFonts w:ascii="Calibri" w:hAnsi="Calibri" w:cs="Calibri"/>
-          <w:sz w:val="22"/>
-          <w:szCs w:val="22"/>
-        </w:rPr>
-        <w:t xml:space="preserve"> location using the windows file explorer, “Load File” for overwriting the current file with </w:t>
-      </w:r>
-      <w:r>
-        <w:rPr>
-          <w:rFonts w:ascii="Calibri" w:hAnsi="Calibri" w:cs="Calibri"/>
-          <w:sz w:val="22"/>
-          <w:szCs w:val="22"/>
-        </w:rPr>
-        <w:t>an existing file using the windows file explorer, and “Validate” for verifying that the current file matches the established file validation rules set by the XSD schema file and the inbuilt rules set by the application.</w:t>
+        <w:t>matches the established file validation rules set by the XSD schema file and the inbuilt rules set by the application.</w:t>
       </w:r>
       <w:r>
         <w:rPr>
@@ -7194,15 +7243,47 @@
           <w:sz w:val="22"/>
           <w:szCs w:val="22"/>
         </w:rPr>
-        <w:t xml:space="preserve">, and when the term finished a “Feature Freeze” was implemented, disallowing any new features to be added to the application, and discouraging </w:t>
-      </w:r>
-      <w:r>
-        <w:rPr>
-          <w:rFonts w:ascii="Calibri" w:hAnsi="Calibri" w:cs="Calibri"/>
-          <w:sz w:val="22"/>
-          <w:szCs w:val="22"/>
-        </w:rPr>
-        <w:t>the current features from having their core functionality modified.</w:t>
+        <w:t>. When</w:t>
+      </w:r>
+      <w:r>
+        <w:rPr>
+          <w:rFonts w:ascii="Calibri" w:hAnsi="Calibri" w:cs="Calibri"/>
+          <w:sz w:val="22"/>
+          <w:szCs w:val="22"/>
+        </w:rPr>
+        <w:t xml:space="preserve"> the term finished</w:t>
+      </w:r>
+      <w:r>
+        <w:rPr>
+          <w:rFonts w:ascii="Calibri" w:hAnsi="Calibri" w:cs="Calibri"/>
+          <w:sz w:val="22"/>
+          <w:szCs w:val="22"/>
+        </w:rPr>
+        <w:t>,</w:t>
+      </w:r>
+      <w:r>
+        <w:rPr>
+          <w:rFonts w:ascii="Calibri" w:hAnsi="Calibri" w:cs="Calibri"/>
+          <w:sz w:val="22"/>
+          <w:szCs w:val="22"/>
+        </w:rPr>
+        <w:t xml:space="preserve"> a “Feature Freeze” was implemented, disallowing any new features to be added to the application and discouraging </w:t>
+      </w:r>
+      <w:r>
+        <w:rPr>
+          <w:rFonts w:ascii="Calibri" w:hAnsi="Calibri" w:cs="Calibri"/>
+          <w:sz w:val="22"/>
+          <w:szCs w:val="22"/>
+        </w:rPr>
+        <w:t>modifications to the core functionality of existing features</w:t>
+      </w:r>
+      <w:r>
+        <w:rPr>
+          <w:rFonts w:ascii="Calibri" w:hAnsi="Calibri" w:cs="Calibri"/>
+          <w:sz w:val="22"/>
+          <w:szCs w:val="22"/>
+        </w:rPr>
+        <w:t>.</w:t>
       </w:r>
     </w:p>
     <w:p>
@@ -7220,23 +7301,23 @@
           <w:sz w:val="22"/>
           <w:szCs w:val="22"/>
         </w:rPr>
-        <w:t xml:space="preserve">The second term was focused on </w:t>
-      </w:r>
-      <w:r>
-        <w:rPr>
-          <w:rFonts w:ascii="Calibri" w:hAnsi="Calibri" w:cs="Calibri"/>
-          <w:sz w:val="22"/>
-          <w:szCs w:val="22"/>
-        </w:rPr>
-        <w:t xml:space="preserve">verification and validation, with a focus on the implementation of an automated test suite in C# for </w:t>
-      </w:r>
-      <w:r>
-        <w:rPr>
-          <w:rFonts w:ascii="Calibri" w:hAnsi="Calibri" w:cs="Calibri"/>
-          <w:sz w:val="22"/>
-          <w:szCs w:val="22"/>
-        </w:rPr>
-        <w:t xml:space="preserve">authenticating </w:t>
+        <w:t xml:space="preserve">The second term </w:t>
+      </w:r>
+      <w:r>
+        <w:rPr>
+          <w:rFonts w:ascii="Calibri" w:hAnsi="Calibri" w:cs="Calibri"/>
+          <w:sz w:val="22"/>
+          <w:szCs w:val="22"/>
+        </w:rPr>
+        <w:t>focused on verification and validation, with an emphasis on implementing an automated test suite in C# to authenticate</w:t>
+      </w:r>
+      <w:r>
+        <w:rPr>
+          <w:rFonts w:ascii="Calibri" w:hAnsi="Calibri" w:cs="Calibri"/>
+          <w:sz w:val="22"/>
+          <w:szCs w:val="22"/>
+        </w:rPr>
+        <w:t xml:space="preserve"> </w:t>
       </w:r>
       <w:r>
         <w:rPr>
@@ -7260,7 +7341,23 @@
           <w:sz w:val="22"/>
           <w:szCs w:val="22"/>
         </w:rPr>
-        <w:t xml:space="preserve">included a re-evaluation of requirements against the current application to verify the application and requirements were aligned </w:t>
+        <w:t xml:space="preserve">included a re-evaluation of requirements against the current application to verify </w:t>
+      </w:r>
+      <w:r>
+        <w:rPr>
+          <w:rFonts w:ascii="Calibri" w:hAnsi="Calibri" w:cs="Calibri"/>
+          <w:sz w:val="22"/>
+          <w:szCs w:val="22"/>
+        </w:rPr>
+        <w:t xml:space="preserve">that </w:t>
+      </w:r>
+      <w:r>
+        <w:rPr>
+          <w:rFonts w:ascii="Calibri" w:hAnsi="Calibri" w:cs="Calibri"/>
+          <w:sz w:val="22"/>
+          <w:szCs w:val="22"/>
+        </w:rPr>
+        <w:t xml:space="preserve">the application and requirements were aligned </w:t>
       </w:r>
       <w:r>
         <w:rPr>
@@ -7276,23 +7373,23 @@
           <w:sz w:val="22"/>
           <w:szCs w:val="22"/>
         </w:rPr>
-        <w:t>nts were verified, test design began. Before any code was written, the suite of tests was designed, creating the necessary test</w:t>
-      </w:r>
-      <w:r>
-        <w:rPr>
-          <w:rFonts w:ascii="Calibri" w:hAnsi="Calibri" w:cs="Calibri"/>
-          <w:sz w:val="22"/>
-          <w:szCs w:val="22"/>
-        </w:rPr>
-        <w:t>s</w:t>
-      </w:r>
-      <w:r>
-        <w:rPr>
-          <w:rFonts w:ascii="Calibri" w:hAnsi="Calibri" w:cs="Calibri"/>
-          <w:sz w:val="22"/>
-          <w:szCs w:val="22"/>
-        </w:rPr>
-        <w:t xml:space="preserve"> on a spreadsheet, and outlining a basic description for them. By designing the tests before implementation, it ensured that the </w:t>
+        <w:t xml:space="preserve">nts were verified, test design began. Before any code was written, the </w:t>
+      </w:r>
+      <w:r>
+        <w:rPr>
+          <w:rFonts w:ascii="Calibri" w:hAnsi="Calibri" w:cs="Calibri"/>
+          <w:sz w:val="22"/>
+          <w:szCs w:val="22"/>
+        </w:rPr>
+        <w:t>test suite was designed by creating the necessary tests in a spreadsheet and outlining a brief description for each</w:t>
+      </w:r>
+      <w:r>
+        <w:rPr>
+          <w:rFonts w:ascii="Calibri" w:hAnsi="Calibri" w:cs="Calibri"/>
+          <w:sz w:val="22"/>
+          <w:szCs w:val="22"/>
+        </w:rPr>
+        <w:t xml:space="preserve">. By designing the tests before implementation, it ensured that the </w:t>
       </w:r>
       <w:r>
         <w:rPr>
@@ -7308,15 +7405,79 @@
           <w:sz w:val="22"/>
           <w:szCs w:val="22"/>
         </w:rPr>
-        <w:t xml:space="preserve">This design guided the test development to 2 different tools for ensuring the tests were able to automatically test the necessary elements: MOQ and FLAUI. </w:t>
-      </w:r>
-      <w:r>
-        <w:rPr>
-          <w:rFonts w:ascii="Calibri" w:hAnsi="Calibri" w:cs="Calibri"/>
-          <w:sz w:val="22"/>
-          <w:szCs w:val="22"/>
-        </w:rPr>
-        <w:t>Both tools are incredibly powerful in their ability to automate testing, however attempting to implement MOQ highlighted a major flaw in the existing application</w:t>
+        <w:t xml:space="preserve">This design guided the test development to 2 different tools </w:t>
+      </w:r>
+      <w:r>
+        <w:rPr>
+          <w:rFonts w:ascii="Calibri" w:hAnsi="Calibri" w:cs="Calibri"/>
+          <w:sz w:val="22"/>
+          <w:szCs w:val="22"/>
+        </w:rPr>
+        <w:t>to ensure the tests could</w:t>
+      </w:r>
+      <w:r>
+        <w:rPr>
+          <w:rFonts w:ascii="Calibri" w:hAnsi="Calibri" w:cs="Calibri"/>
+          <w:sz w:val="22"/>
+          <w:szCs w:val="22"/>
+        </w:rPr>
+        <w:t xml:space="preserve"> automatically test </w:t>
+      </w:r>
+      <w:r>
+        <w:rPr>
+          <w:rFonts w:ascii="Calibri" w:hAnsi="Calibri" w:cs="Calibri"/>
+          <w:sz w:val="22"/>
+          <w:szCs w:val="22"/>
+        </w:rPr>
+        <w:t>all</w:t>
+      </w:r>
+      <w:r>
+        <w:rPr>
+          <w:rFonts w:ascii="Calibri" w:hAnsi="Calibri" w:cs="Calibri"/>
+          <w:sz w:val="22"/>
+          <w:szCs w:val="22"/>
+        </w:rPr>
+        <w:t xml:space="preserve"> necessary elements: MOQ and FLAUI. </w:t>
+      </w:r>
+      <w:r>
+        <w:rPr>
+          <w:rFonts w:ascii="Calibri" w:hAnsi="Calibri" w:cs="Calibri"/>
+          <w:sz w:val="22"/>
+          <w:szCs w:val="22"/>
+        </w:rPr>
+        <w:t xml:space="preserve">Both tools are incredibly powerful </w:t>
+      </w:r>
+      <w:r>
+        <w:rPr>
+          <w:rFonts w:ascii="Calibri" w:hAnsi="Calibri" w:cs="Calibri"/>
+          <w:sz w:val="22"/>
+          <w:szCs w:val="22"/>
+        </w:rPr>
+        <w:t>at automating</w:t>
+      </w:r>
+      <w:r>
+        <w:rPr>
+          <w:rFonts w:ascii="Calibri" w:hAnsi="Calibri" w:cs="Calibri"/>
+          <w:sz w:val="22"/>
+          <w:szCs w:val="22"/>
+        </w:rPr>
+        <w:t xml:space="preserve"> testing</w:t>
+      </w:r>
+      <w:r>
+        <w:rPr>
+          <w:rFonts w:ascii="Calibri" w:hAnsi="Calibri" w:cs="Calibri"/>
+          <w:sz w:val="22"/>
+          <w:szCs w:val="22"/>
+        </w:rPr>
+        <w:t>;</w:t>
+      </w:r>
+      <w:r>
+        <w:rPr>
+          <w:rFonts w:ascii="Calibri" w:hAnsi="Calibri" w:cs="Calibri"/>
+          <w:sz w:val="22"/>
+          <w:szCs w:val="22"/>
+        </w:rPr>
+        <w:t xml:space="preserve"> attempting to implement MOQ highlighted a major flaw in the existing application</w:t>
       </w:r>
       <w:r>
         <w:rPr>
@@ -7332,41 +7493,39 @@
           <w:sz w:val="22"/>
           <w:szCs w:val="22"/>
         </w:rPr>
-        <w:t xml:space="preserve">at the end of the first term had calls to external accessors interwoven with system logic code, and it was not abstracted. This design made both for messy code that was difficult to </w:t>
-      </w:r>
-      <w:proofErr w:type="gramStart"/>
-      <w:r>
-        <w:rPr>
-          <w:rFonts w:ascii="Calibri" w:hAnsi="Calibri" w:cs="Calibri"/>
-          <w:sz w:val="22"/>
-          <w:szCs w:val="22"/>
-        </w:rPr>
-        <w:t>scale, but</w:t>
-      </w:r>
-      <w:proofErr w:type="gramEnd"/>
-      <w:r>
-        <w:rPr>
-          <w:rFonts w:ascii="Calibri" w:hAnsi="Calibri" w:cs="Calibri"/>
-          <w:sz w:val="22"/>
-          <w:szCs w:val="22"/>
-        </w:rPr>
-        <w:t xml:space="preserve"> also made it impossible for MOQ to </w:t>
-      </w:r>
-      <w:r>
-        <w:rPr>
-          <w:rFonts w:ascii="Calibri" w:hAnsi="Calibri" w:cs="Calibri"/>
-          <w:sz w:val="22"/>
-          <w:szCs w:val="22"/>
-        </w:rPr>
-        <w:t xml:space="preserve">mock the external code calls because there was no interface to </w:t>
-      </w:r>
-      <w:r>
-        <w:rPr>
-          <w:rFonts w:ascii="Calibri" w:hAnsi="Calibri" w:cs="Calibri"/>
-          <w:sz w:val="22"/>
-          <w:szCs w:val="22"/>
-        </w:rPr>
-        <w:t>overwrite and mock. This inspired a major code refactor to redesign the system with interfaces in mind, which will be covered in a later section.</w:t>
+        <w:t>at the end of the first term had calls to external accessors interwoven with system logic</w:t>
+      </w:r>
+      <w:r>
+        <w:rPr>
+          <w:rFonts w:ascii="Calibri" w:hAnsi="Calibri" w:cs="Calibri"/>
+          <w:sz w:val="22"/>
+          <w:szCs w:val="22"/>
+        </w:rPr>
+        <w:t>, and these were</w:t>
+      </w:r>
+      <w:r>
+        <w:rPr>
+          <w:rFonts w:ascii="Calibri" w:hAnsi="Calibri" w:cs="Calibri"/>
+          <w:sz w:val="22"/>
+          <w:szCs w:val="22"/>
+        </w:rPr>
+        <w:t xml:space="preserve"> not abstracted. This design </w:t>
+      </w:r>
+      <w:r>
+        <w:rPr>
+          <w:rFonts w:ascii="Calibri" w:hAnsi="Calibri" w:cs="Calibri"/>
+          <w:sz w:val="22"/>
+          <w:szCs w:val="22"/>
+        </w:rPr>
+        <w:t>resulted in both messy code that was difficult to scale and made it impossible for MOQ to mock external code calls because there was no interface to override</w:t>
+      </w:r>
+      <w:r>
+        <w:rPr>
+          <w:rFonts w:ascii="Calibri" w:hAnsi="Calibri" w:cs="Calibri"/>
+          <w:sz w:val="22"/>
+          <w:szCs w:val="22"/>
+        </w:rPr>
+        <w:t xml:space="preserve"> and mock. This inspired a major code refactor to redesign the system with interfaces in mind, which will be covered in a later section.</w:t>
       </w:r>
     </w:p>
     <w:p>
@@ -7384,32 +7543,96 @@
           <w:sz w:val="22"/>
           <w:szCs w:val="22"/>
         </w:rPr>
+        <w:t xml:space="preserve"> </w:t>
+      </w:r>
+      <w:r>
+        <w:rPr>
+          <w:rFonts w:ascii="Calibri" w:hAnsi="Calibri" w:cs="Calibri"/>
+          <w:sz w:val="22"/>
+          <w:szCs w:val="22"/>
+        </w:rPr>
+        <w:t xml:space="preserve">After the refactor, the </w:t>
+      </w:r>
+      <w:r>
+        <w:rPr>
+          <w:rFonts w:ascii="Calibri" w:hAnsi="Calibri" w:cs="Calibri"/>
+          <w:sz w:val="22"/>
+          <w:szCs w:val="22"/>
+        </w:rPr>
+        <w:t xml:space="preserve">tests were developed and </w:t>
+      </w:r>
+      <w:r>
+        <w:rPr>
+          <w:rFonts w:ascii="Calibri" w:hAnsi="Calibri" w:cs="Calibri"/>
+          <w:sz w:val="22"/>
+          <w:szCs w:val="22"/>
+        </w:rPr>
+        <w:t xml:space="preserve">implemented, and the </w:t>
+      </w:r>
+      <w:r>
+        <w:rPr>
+          <w:rFonts w:ascii="Calibri" w:hAnsi="Calibri" w:cs="Calibri"/>
+          <w:sz w:val="22"/>
+          <w:szCs w:val="22"/>
+        </w:rPr>
+        <w:t>tests that were created guided the bug fixes</w:t>
+      </w:r>
+      <w:r>
+        <w:rPr>
+          <w:rFonts w:ascii="Calibri" w:hAnsi="Calibri" w:cs="Calibri"/>
+          <w:sz w:val="22"/>
+          <w:szCs w:val="22"/>
+        </w:rPr>
+        <w:t xml:space="preserve"> and changes necessary for the application. These bugfixes highlighted the utility and importance of </w:t>
+      </w:r>
+      <w:r>
+        <w:rPr>
+          <w:rFonts w:ascii="Calibri" w:hAnsi="Calibri" w:cs="Calibri"/>
+          <w:sz w:val="22"/>
+          <w:szCs w:val="22"/>
+        </w:rPr>
+        <w:t>test-driven</w:t>
+      </w:r>
+      <w:r>
+        <w:rPr>
+          <w:rFonts w:ascii="Calibri" w:hAnsi="Calibri" w:cs="Calibri"/>
+          <w:sz w:val="22"/>
+          <w:szCs w:val="22"/>
+        </w:rPr>
+        <w:t xml:space="preserve"> development, with </w:t>
+      </w:r>
+      <w:r>
+        <w:rPr>
+          <w:rFonts w:ascii="Calibri" w:hAnsi="Calibri" w:cs="Calibri"/>
+          <w:sz w:val="22"/>
+          <w:szCs w:val="22"/>
+        </w:rPr>
+        <w:t xml:space="preserve">tests enabling rapid verification of </w:t>
+      </w:r>
+      <w:r>
+        <w:rPr>
+          <w:rFonts w:ascii="Calibri" w:hAnsi="Calibri" w:cs="Calibri"/>
+          <w:sz w:val="22"/>
+          <w:szCs w:val="22"/>
+        </w:rPr>
         <w:lastRenderedPageBreak/>
-        <w:t xml:space="preserve"> </w:t>
-      </w:r>
-      <w:r>
-        <w:rPr>
-          <w:rFonts w:ascii="Calibri" w:hAnsi="Calibri" w:cs="Calibri"/>
-          <w:sz w:val="22"/>
-          <w:szCs w:val="22"/>
-        </w:rPr>
-        <w:t xml:space="preserve">After the refactor, the </w:t>
-      </w:r>
-      <w:r>
-        <w:rPr>
-          <w:rFonts w:ascii="Calibri" w:hAnsi="Calibri" w:cs="Calibri"/>
-          <w:sz w:val="22"/>
-          <w:szCs w:val="22"/>
-        </w:rPr>
-        <w:t xml:space="preserve">tests were developed and </w:t>
-      </w:r>
-      <w:r>
-        <w:rPr>
-          <w:rFonts w:ascii="Calibri" w:hAnsi="Calibri" w:cs="Calibri"/>
-          <w:sz w:val="22"/>
-          <w:szCs w:val="22"/>
-        </w:rPr>
-        <w:t xml:space="preserve">implemented, and the created tests guided the bugfixes and changes necessary for the application. These bugfixes highlighted the utility and importance of </w:t>
+        <w:t>changes and numerical metrics that showed the project's current state</w:t>
+      </w:r>
+      <w:r>
+        <w:rPr>
+          <w:rFonts w:ascii="Calibri" w:hAnsi="Calibri" w:cs="Calibri"/>
+          <w:sz w:val="22"/>
+          <w:szCs w:val="22"/>
+        </w:rPr>
+        <w:t xml:space="preserve">. </w:t>
+      </w:r>
+      <w:r>
+        <w:rPr>
+          <w:rFonts w:ascii="Calibri" w:hAnsi="Calibri" w:cs="Calibri"/>
+          <w:sz w:val="22"/>
+          <w:szCs w:val="22"/>
+        </w:rPr>
+        <w:t xml:space="preserve">Once all tests were </w:t>
       </w:r>
       <w:proofErr w:type="gramStart"/>
       <w:r>
@@ -7418,7 +7641,7 @@
           <w:sz w:val="22"/>
           <w:szCs w:val="22"/>
         </w:rPr>
-        <w:t>test driven</w:t>
+        <w:t>passing</w:t>
       </w:r>
       <w:proofErr w:type="gramEnd"/>
       <w:r>
@@ -7427,32 +7650,6 @@
           <w:sz w:val="22"/>
           <w:szCs w:val="22"/>
         </w:rPr>
-        <w:t xml:space="preserve"> development, with the tests allowing for rapid verification of any changes and numerical metrics that highlighted the current state of the project. </w:t>
-      </w:r>
-      <w:r>
-        <w:rPr>
-          <w:rFonts w:ascii="Calibri" w:hAnsi="Calibri" w:cs="Calibri"/>
-          <w:sz w:val="22"/>
-          <w:szCs w:val="22"/>
-        </w:rPr>
-        <w:t xml:space="preserve">Once all tests were </w:t>
-      </w:r>
-      <w:proofErr w:type="gramStart"/>
-      <w:r>
-        <w:rPr>
-          <w:rFonts w:ascii="Calibri" w:hAnsi="Calibri" w:cs="Calibri"/>
-          <w:sz w:val="22"/>
-          <w:szCs w:val="22"/>
-        </w:rPr>
-        <w:t>passing</w:t>
-      </w:r>
-      <w:proofErr w:type="gramEnd"/>
-      <w:r>
-        <w:rPr>
-          <w:rFonts w:ascii="Calibri" w:hAnsi="Calibri" w:cs="Calibri"/>
-          <w:sz w:val="22"/>
-          <w:szCs w:val="22"/>
-        </w:rPr>
         <w:t xml:space="preserve">, the documentation was created or finalized, and </w:t>
       </w:r>
       <w:r>
@@ -7461,7 +7658,23 @@
           <w:sz w:val="22"/>
           <w:szCs w:val="22"/>
         </w:rPr>
-        <w:t>code changes were halted to prepare for final presentation.</w:t>
+        <w:t xml:space="preserve">code changes were halted to prepare for </w:t>
+      </w:r>
+      <w:r>
+        <w:rPr>
+          <w:rFonts w:ascii="Calibri" w:hAnsi="Calibri" w:cs="Calibri"/>
+          <w:sz w:val="22"/>
+          <w:szCs w:val="22"/>
+        </w:rPr>
+        <w:t xml:space="preserve">the </w:t>
+      </w:r>
+      <w:r>
+        <w:rPr>
+          <w:rFonts w:ascii="Calibri" w:hAnsi="Calibri" w:cs="Calibri"/>
+          <w:sz w:val="22"/>
+          <w:szCs w:val="22"/>
+        </w:rPr>
+        <w:t>final presentation.</w:t>
       </w:r>
     </w:p>
     <w:p>
@@ -7529,7 +7742,6 @@
           <w:sz w:val="22"/>
           <w:szCs w:val="22"/>
         </w:rPr>
-        <w:lastRenderedPageBreak/>
         <w:t>Architectural Approach</w:t>
       </w:r>
       <w:bookmarkEnd w:id="8"/>
@@ -7639,24 +7851,192 @@
           <w:sz w:val="22"/>
           <w:szCs w:val="22"/>
         </w:rPr>
-        <w:t xml:space="preserve">The system was not designed from the start with a specific architecture in mind, instead </w:t>
-      </w:r>
-      <w:r>
-        <w:rPr>
-          <w:rFonts w:ascii="Calibri" w:hAnsi="Calibri" w:cs="Calibri"/>
-          <w:sz w:val="22"/>
-          <w:szCs w:val="22"/>
-        </w:rPr>
-        <w:t xml:space="preserve">the architecture evolved organically throughout development as additional capabilities were </w:t>
-      </w:r>
-      <w:proofErr w:type="gramStart"/>
-      <w:r>
-        <w:rPr>
-          <w:rFonts w:ascii="Calibri" w:hAnsi="Calibri" w:cs="Calibri"/>
-          <w:sz w:val="22"/>
-          <w:szCs w:val="22"/>
-        </w:rPr>
-        <w:t>introduced.</w:t>
+        <w:lastRenderedPageBreak/>
+        <w:t>The system was not designed from the start with a specific architecture in mind</w:t>
+      </w:r>
+      <w:r>
+        <w:rPr>
+          <w:rFonts w:ascii="Calibri" w:hAnsi="Calibri" w:cs="Calibri"/>
+          <w:sz w:val="22"/>
+          <w:szCs w:val="22"/>
+        </w:rPr>
+        <w:t>;</w:t>
+      </w:r>
+      <w:r>
+        <w:rPr>
+          <w:rFonts w:ascii="Calibri" w:hAnsi="Calibri" w:cs="Calibri"/>
+          <w:sz w:val="22"/>
+          <w:szCs w:val="22"/>
+        </w:rPr>
+        <w:t xml:space="preserve"> </w:t>
+      </w:r>
+      <w:r>
+        <w:rPr>
+          <w:rFonts w:ascii="Calibri" w:hAnsi="Calibri" w:cs="Calibri"/>
+          <w:sz w:val="22"/>
+          <w:szCs w:val="22"/>
+        </w:rPr>
+        <w:t>the architecture evolved organically throughout development as additional capabilities were introduced.</w:t>
+      </w:r>
+      <w:r>
+        <w:rPr>
+          <w:rFonts w:ascii="Calibri" w:hAnsi="Calibri" w:cs="Calibri"/>
+          <w:sz w:val="22"/>
+          <w:szCs w:val="22"/>
+        </w:rPr>
+        <w:t xml:space="preserve"> However, after the major refactoring, the system incidentally </w:t>
+      </w:r>
+      <w:r>
+        <w:rPr>
+          <w:rFonts w:ascii="Calibri" w:hAnsi="Calibri" w:cs="Calibri"/>
+          <w:sz w:val="22"/>
+          <w:szCs w:val="22"/>
+        </w:rPr>
+        <w:t>adopted a three-tier architecture</w:t>
+      </w:r>
+      <w:r>
+        <w:rPr>
+          <w:rFonts w:ascii="Calibri" w:hAnsi="Calibri" w:cs="Calibri"/>
+          <w:sz w:val="22"/>
+          <w:szCs w:val="22"/>
+        </w:rPr>
+        <w:t xml:space="preserve">, </w:t>
+      </w:r>
+      <w:r>
+        <w:rPr>
+          <w:rFonts w:ascii="Calibri" w:hAnsi="Calibri" w:cs="Calibri"/>
+          <w:sz w:val="22"/>
+          <w:szCs w:val="22"/>
+        </w:rPr>
+        <w:t xml:space="preserve">with a presentation layer, a business logic layer, and a data layer. The abstraction implemented by the refactoring </w:t>
+      </w:r>
+      <w:r>
+        <w:rPr>
+          <w:rFonts w:ascii="Calibri" w:hAnsi="Calibri" w:cs="Calibri"/>
+          <w:sz w:val="22"/>
+          <w:szCs w:val="22"/>
+        </w:rPr>
+        <w:t xml:space="preserve">led to </w:t>
+      </w:r>
+      <w:r>
+        <w:rPr>
+          <w:rFonts w:ascii="Calibri" w:hAnsi="Calibri" w:cs="Calibri"/>
+          <w:sz w:val="22"/>
+          <w:szCs w:val="22"/>
+        </w:rPr>
+        <w:t>a more clearly defined separation between classes</w:t>
+      </w:r>
+      <w:r>
+        <w:rPr>
+          <w:rFonts w:ascii="Calibri" w:hAnsi="Calibri" w:cs="Calibri"/>
+          <w:sz w:val="22"/>
+          <w:szCs w:val="22"/>
+        </w:rPr>
+        <w:t xml:space="preserve"> and clear function definitions for each class. The presentation layer was driven by </w:t>
+      </w:r>
+      <w:r>
+        <w:rPr>
+          <w:rFonts w:ascii="Calibri" w:hAnsi="Calibri" w:cs="Calibri"/>
+          <w:sz w:val="22"/>
+          <w:szCs w:val="22"/>
+        </w:rPr>
+        <w:t>WinForms classes, both built-in and custom,</w:t>
+      </w:r>
+      <w:r>
+        <w:rPr>
+          <w:rFonts w:ascii="Calibri" w:hAnsi="Calibri" w:cs="Calibri"/>
+          <w:sz w:val="22"/>
+          <w:szCs w:val="22"/>
+        </w:rPr>
+        <w:t xml:space="preserve"> designed for the </w:t>
+      </w:r>
+      <w:r>
+        <w:rPr>
+          <w:rFonts w:ascii="Calibri" w:hAnsi="Calibri" w:cs="Calibri"/>
+          <w:sz w:val="22"/>
+          <w:szCs w:val="22"/>
+        </w:rPr>
+        <w:t xml:space="preserve">application. The business logic layer was defined by </w:t>
+      </w:r>
+      <w:r>
+        <w:rPr>
+          <w:rFonts w:ascii="Calibri" w:hAnsi="Calibri" w:cs="Calibri"/>
+          <w:sz w:val="22"/>
+          <w:szCs w:val="22"/>
+        </w:rPr>
+        <w:t>classes that performed internal logic operations using LINQ, specifically</w:t>
+      </w:r>
+      <w:r>
+        <w:rPr>
+          <w:rFonts w:ascii="Calibri" w:hAnsi="Calibri" w:cs="Calibri"/>
+          <w:sz w:val="22"/>
+          <w:szCs w:val="22"/>
+        </w:rPr>
+        <w:t xml:space="preserve"> the Execute class,</w:t>
+      </w:r>
+      <w:r>
+        <w:rPr>
+          <w:rFonts w:ascii="Calibri" w:hAnsi="Calibri" w:cs="Calibri"/>
+          <w:sz w:val="22"/>
+          <w:szCs w:val="22"/>
+        </w:rPr>
+        <w:t xml:space="preserve"> which handled sequence orchestration.</w:t>
+      </w:r>
+      <w:r>
+        <w:rPr>
+          <w:rFonts w:ascii="Calibri" w:hAnsi="Calibri" w:cs="Calibri"/>
+          <w:sz w:val="22"/>
+          <w:szCs w:val="22"/>
+        </w:rPr>
+        <w:t xml:space="preserve"> The data layer was defined by the XML handler and Validation Handler classes</w:t>
+      </w:r>
+      <w:r>
+        <w:rPr>
+          <w:rFonts w:ascii="Calibri" w:hAnsi="Calibri" w:cs="Calibri"/>
+          <w:sz w:val="22"/>
+          <w:szCs w:val="22"/>
+        </w:rPr>
+        <w:t>,</w:t>
+      </w:r>
+      <w:r>
+        <w:rPr>
+          <w:rFonts w:ascii="Calibri" w:hAnsi="Calibri" w:cs="Calibri"/>
+          <w:sz w:val="22"/>
+          <w:szCs w:val="22"/>
+        </w:rPr>
+        <w:t xml:space="preserve"> which accessed the external L5X and XSD (schema) files, keeping </w:t>
+      </w:r>
+      <w:r>
+        <w:rPr>
+          <w:rFonts w:ascii="Calibri" w:hAnsi="Calibri" w:cs="Calibri"/>
+          <w:sz w:val="22"/>
+          <w:szCs w:val="22"/>
+        </w:rPr>
+        <w:t>external file access out of</w:t>
+      </w:r>
+      <w:r>
+        <w:rPr>
+          <w:rFonts w:ascii="Calibri" w:hAnsi="Calibri" w:cs="Calibri"/>
+          <w:sz w:val="22"/>
+          <w:szCs w:val="22"/>
+        </w:rPr>
+        <w:t xml:space="preserve"> the business logic classes. </w:t>
+      </w:r>
+      <w:r>
+        <w:rPr>
+          <w:rFonts w:ascii="Calibri" w:hAnsi="Calibri" w:cs="Calibri"/>
+          <w:sz w:val="22"/>
+          <w:szCs w:val="22"/>
+        </w:rPr>
+        <w:t xml:space="preserve">These separations and abstractions ensured </w:t>
+      </w:r>
+      <w:r>
+        <w:rPr>
+          <w:rFonts w:ascii="Calibri" w:hAnsi="Calibri" w:cs="Calibri"/>
+          <w:sz w:val="22"/>
+          <w:szCs w:val="22"/>
+        </w:rPr>
+        <w:t>the application had clearly defined roles and responsibilities, improving maintainability and future upgradeability</w:t>
       </w:r>
       <w:r>
         <w:rPr>
@@ -7665,98 +8045,6 @@
           <w:szCs w:val="22"/>
         </w:rPr>
         <w:t>.</w:t>
-      </w:r>
-      <w:proofErr w:type="gramEnd"/>
-      <w:r>
-        <w:rPr>
-          <w:rFonts w:ascii="Calibri" w:hAnsi="Calibri" w:cs="Calibri"/>
-          <w:sz w:val="22"/>
-          <w:szCs w:val="22"/>
-        </w:rPr>
-        <w:t xml:space="preserve"> However, after the major refactoring, the system incidentally mirrored a </w:t>
-      </w:r>
-      <w:proofErr w:type="gramStart"/>
-      <w:r>
-        <w:rPr>
-          <w:rFonts w:ascii="Calibri" w:hAnsi="Calibri" w:cs="Calibri"/>
-          <w:sz w:val="22"/>
-          <w:szCs w:val="22"/>
-        </w:rPr>
-        <w:t>three tier</w:t>
-      </w:r>
-      <w:proofErr w:type="gramEnd"/>
-      <w:r>
-        <w:rPr>
-          <w:rFonts w:ascii="Calibri" w:hAnsi="Calibri" w:cs="Calibri"/>
-          <w:sz w:val="22"/>
-          <w:szCs w:val="22"/>
-        </w:rPr>
-        <w:t xml:space="preserve"> architecture style, </w:t>
-      </w:r>
-      <w:r>
-        <w:rPr>
-          <w:rFonts w:ascii="Calibri" w:hAnsi="Calibri" w:cs="Calibri"/>
-          <w:sz w:val="22"/>
-          <w:szCs w:val="22"/>
-        </w:rPr>
-        <w:t xml:space="preserve">with a presentation layer, a business logic layer, and a data layer. The abstraction implemented by the refactoring </w:t>
-      </w:r>
-      <w:r>
-        <w:rPr>
-          <w:rFonts w:ascii="Calibri" w:hAnsi="Calibri" w:cs="Calibri"/>
-          <w:sz w:val="22"/>
-          <w:szCs w:val="22"/>
-        </w:rPr>
-        <w:t xml:space="preserve">led to more clearly defined separation between classes, and clear function definitions for each class. The presentation layer was driven by the WinForms classes, both built in as well as custom classes designed for the </w:t>
-      </w:r>
-      <w:r>
-        <w:rPr>
-          <w:rFonts w:ascii="Calibri" w:hAnsi="Calibri" w:cs="Calibri"/>
-          <w:sz w:val="22"/>
-          <w:szCs w:val="22"/>
-        </w:rPr>
-        <w:t xml:space="preserve">application. The </w:t>
-      </w:r>
-      <w:r>
-        <w:rPr>
-          <w:rFonts w:ascii="Calibri" w:hAnsi="Calibri" w:cs="Calibri"/>
-          <w:sz w:val="22"/>
-          <w:szCs w:val="22"/>
-        </w:rPr>
-        <w:lastRenderedPageBreak/>
-        <w:t xml:space="preserve">business logic layer was defined by the classes performing internal logic operations with LINQ, </w:t>
-      </w:r>
-      <w:r>
-        <w:rPr>
-          <w:rFonts w:ascii="Calibri" w:hAnsi="Calibri" w:cs="Calibri"/>
-          <w:sz w:val="22"/>
-          <w:szCs w:val="22"/>
-        </w:rPr>
-        <w:t>i.e. the Execute class which handled sequence orchestration.</w:t>
-      </w:r>
-      <w:r>
-        <w:rPr>
-          <w:rFonts w:ascii="Calibri" w:hAnsi="Calibri" w:cs="Calibri"/>
-          <w:sz w:val="22"/>
-          <w:szCs w:val="22"/>
-        </w:rPr>
-        <w:t xml:space="preserve"> The data layer was defined by the XML handler and Validation Handler classes which accessed the external L5X and XSD (schema) files, keeping any external file access away from the business logic classes. </w:t>
-      </w:r>
-      <w:r>
-        <w:rPr>
-          <w:rFonts w:ascii="Calibri" w:hAnsi="Calibri" w:cs="Calibri"/>
-          <w:sz w:val="22"/>
-          <w:szCs w:val="22"/>
-        </w:rPr>
-        <w:t xml:space="preserve">These separations and abstractions ensured that the application </w:t>
-      </w:r>
-      <w:r>
-        <w:rPr>
-          <w:rFonts w:ascii="Calibri" w:hAnsi="Calibri" w:cs="Calibri"/>
-          <w:sz w:val="22"/>
-          <w:szCs w:val="22"/>
-        </w:rPr>
-        <w:t>had clearly defined roles and responsibilities, improving maintainability and upgradability for future project work.</w:t>
       </w:r>
     </w:p>
     <w:p>
@@ -7987,15 +8275,96 @@
           <w:sz w:val="22"/>
           <w:szCs w:val="22"/>
         </w:rPr>
-        <w:t xml:space="preserve"> and 4 interfaces that make up the presentation layer of the application. </w:t>
-      </w:r>
-      <w:r>
-        <w:rPr>
-          <w:rFonts w:ascii="Calibri" w:hAnsi="Calibri" w:cs="Calibri"/>
-          <w:sz w:val="22"/>
-          <w:szCs w:val="22"/>
-        </w:rPr>
-        <w:t xml:space="preserve">The </w:t>
+        <w:t xml:space="preserve"> and 4 interfaces that make up the </w:t>
+      </w:r>
+      <w:r>
+        <w:rPr>
+          <w:rFonts w:ascii="Calibri" w:hAnsi="Calibri" w:cs="Calibri"/>
+          <w:sz w:val="22"/>
+          <w:szCs w:val="22"/>
+        </w:rPr>
+        <w:t>application's presentation layer</w:t>
+      </w:r>
+      <w:r>
+        <w:rPr>
+          <w:rFonts w:ascii="Calibri" w:hAnsi="Calibri" w:cs="Calibri"/>
+          <w:sz w:val="22"/>
+          <w:szCs w:val="22"/>
+        </w:rPr>
+        <w:t xml:space="preserve">. </w:t>
+      </w:r>
+      <w:r>
+        <w:rPr>
+          <w:rFonts w:ascii="Calibri" w:hAnsi="Calibri" w:cs="Calibri"/>
+          <w:sz w:val="22"/>
+          <w:szCs w:val="22"/>
+        </w:rPr>
+        <w:t xml:space="preserve">The ActionSelect class is the main </w:t>
+      </w:r>
+      <w:r>
+        <w:rPr>
+          <w:rFonts w:ascii="Calibri" w:hAnsi="Calibri" w:cs="Calibri"/>
+          <w:sz w:val="22"/>
+          <w:szCs w:val="22"/>
+        </w:rPr>
+        <w:t xml:space="preserve">“Homepage” of the application, </w:t>
+      </w:r>
+      <w:r>
+        <w:rPr>
+          <w:rFonts w:ascii="Calibri" w:hAnsi="Calibri" w:cs="Calibri"/>
+          <w:sz w:val="22"/>
+          <w:szCs w:val="22"/>
+        </w:rPr>
+        <w:t xml:space="preserve">containing </w:t>
+      </w:r>
+      <w:r>
+        <w:rPr>
+          <w:rFonts w:ascii="Calibri" w:hAnsi="Calibri" w:cs="Calibri"/>
+          <w:sz w:val="22"/>
+          <w:szCs w:val="22"/>
+        </w:rPr>
+        <w:lastRenderedPageBreak/>
+        <w:t>the button for each of the eight sequences, as well as an exit button to close the application. Each button press triggers an event</w:t>
+      </w:r>
+      <w:r>
+        <w:rPr>
+          <w:rFonts w:ascii="Calibri" w:hAnsi="Calibri" w:cs="Calibri"/>
+          <w:sz w:val="22"/>
+          <w:szCs w:val="22"/>
+        </w:rPr>
+        <w:t xml:space="preserve"> that calls an associated function in the Execute class of</w:t>
+      </w:r>
+      <w:r>
+        <w:rPr>
+          <w:rFonts w:ascii="Calibri" w:hAnsi="Calibri" w:cs="Calibri"/>
+          <w:sz w:val="22"/>
+          <w:szCs w:val="22"/>
+        </w:rPr>
+        <w:t xml:space="preserve"> </w:t>
+      </w:r>
+      <w:r>
+        <w:rPr>
+          <w:rFonts w:ascii="Calibri" w:hAnsi="Calibri" w:cs="Calibri"/>
+          <w:sz w:val="22"/>
+          <w:szCs w:val="22"/>
+        </w:rPr>
+        <w:t>the business</w:t>
+      </w:r>
+      <w:r>
+        <w:rPr>
+          <w:rFonts w:ascii="Calibri" w:hAnsi="Calibri" w:cs="Calibri"/>
+          <w:sz w:val="22"/>
+          <w:szCs w:val="22"/>
+        </w:rPr>
+        <w:t xml:space="preserve"> logic layer.</w:t>
+      </w:r>
+      <w:r>
+        <w:rPr>
+          <w:rFonts w:ascii="Calibri" w:hAnsi="Calibri" w:cs="Calibri"/>
+          <w:sz w:val="22"/>
+          <w:szCs w:val="22"/>
+        </w:rPr>
+        <w:t xml:space="preserve"> The 3 other custom classes are handled by the </w:t>
       </w:r>
       <w:proofErr w:type="spellStart"/>
       <w:r>
@@ -8004,7 +8373,7 @@
           <w:sz w:val="22"/>
           <w:szCs w:val="22"/>
         </w:rPr>
-        <w:t>ActionSelect</w:t>
+        <w:t>IUserPromptService</w:t>
       </w:r>
       <w:proofErr w:type="spellEnd"/>
       <w:r>
@@ -8013,64 +8382,47 @@
           <w:sz w:val="22"/>
           <w:szCs w:val="22"/>
         </w:rPr>
-        <w:t xml:space="preserve"> class is the main </w:t>
-      </w:r>
-      <w:r>
-        <w:rPr>
-          <w:rFonts w:ascii="Calibri" w:hAnsi="Calibri" w:cs="Calibri"/>
-          <w:sz w:val="22"/>
-          <w:szCs w:val="22"/>
-        </w:rPr>
-        <w:t xml:space="preserve">“Homepage” of the application, </w:t>
-      </w:r>
-      <w:r>
-        <w:rPr>
-          <w:rFonts w:ascii="Calibri" w:hAnsi="Calibri" w:cs="Calibri"/>
-          <w:sz w:val="22"/>
-          <w:szCs w:val="22"/>
-        </w:rPr>
-        <w:t xml:space="preserve">containing </w:t>
-      </w:r>
-      <w:r>
-        <w:rPr>
-          <w:rFonts w:ascii="Calibri" w:hAnsi="Calibri" w:cs="Calibri"/>
-          <w:sz w:val="22"/>
-          <w:szCs w:val="22"/>
-        </w:rPr>
-        <w:lastRenderedPageBreak/>
-        <w:t>the button for each of the eight sequences, as well as an exit button to close the application. Each button press triggers an event, calling an associated function in the</w:t>
-      </w:r>
-      <w:r>
-        <w:rPr>
-          <w:rFonts w:ascii="Calibri" w:hAnsi="Calibri" w:cs="Calibri"/>
-          <w:sz w:val="22"/>
-          <w:szCs w:val="22"/>
-        </w:rPr>
-        <w:t xml:space="preserve"> Execute class in </w:t>
-      </w:r>
-      <w:r>
-        <w:rPr>
-          <w:rFonts w:ascii="Calibri" w:hAnsi="Calibri" w:cs="Calibri"/>
-          <w:sz w:val="22"/>
-          <w:szCs w:val="22"/>
-        </w:rPr>
-        <w:t>the business</w:t>
-      </w:r>
-      <w:r>
-        <w:rPr>
-          <w:rFonts w:ascii="Calibri" w:hAnsi="Calibri" w:cs="Calibri"/>
-          <w:sz w:val="22"/>
-          <w:szCs w:val="22"/>
-        </w:rPr>
-        <w:t xml:space="preserve"> logic layer.</w:t>
-      </w:r>
-      <w:r>
-        <w:rPr>
-          <w:rFonts w:ascii="Calibri" w:hAnsi="Calibri" w:cs="Calibri"/>
-          <w:sz w:val="22"/>
-          <w:szCs w:val="22"/>
-        </w:rPr>
-        <w:t xml:space="preserve"> The 3 other custom classes are handled by the </w:t>
+        <w:t xml:space="preserve"> class, which is called from the business logic layer </w:t>
+      </w:r>
+      <w:r>
+        <w:rPr>
+          <w:rFonts w:ascii="Calibri" w:hAnsi="Calibri" w:cs="Calibri"/>
+          <w:sz w:val="22"/>
+          <w:szCs w:val="22"/>
+        </w:rPr>
+        <w:t>whenever</w:t>
+      </w:r>
+      <w:r>
+        <w:rPr>
+          <w:rFonts w:ascii="Calibri" w:hAnsi="Calibri" w:cs="Calibri"/>
+          <w:sz w:val="22"/>
+          <w:szCs w:val="22"/>
+        </w:rPr>
+        <w:t xml:space="preserve"> </w:t>
+      </w:r>
+      <w:r>
+        <w:rPr>
+          <w:rFonts w:ascii="Calibri" w:hAnsi="Calibri" w:cs="Calibri"/>
+          <w:sz w:val="22"/>
+          <w:szCs w:val="22"/>
+        </w:rPr>
+        <w:t>user input is needed</w:t>
+      </w:r>
+      <w:r>
+        <w:rPr>
+          <w:rFonts w:ascii="Calibri" w:hAnsi="Calibri" w:cs="Calibri"/>
+          <w:sz w:val="22"/>
+          <w:szCs w:val="22"/>
+        </w:rPr>
+        <w:t>.</w:t>
+      </w:r>
+      <w:r>
+        <w:rPr>
+          <w:rFonts w:ascii="Calibri" w:hAnsi="Calibri" w:cs="Calibri"/>
+          <w:sz w:val="22"/>
+          <w:szCs w:val="22"/>
+        </w:rPr>
+        <w:t xml:space="preserve"> </w:t>
       </w:r>
       <w:proofErr w:type="spellStart"/>
       <w:r>
@@ -8079,7 +8431,7 @@
           <w:sz w:val="22"/>
           <w:szCs w:val="22"/>
         </w:rPr>
-        <w:t>IUserPromptService</w:t>
+        <w:t>DropdownGui</w:t>
       </w:r>
       <w:proofErr w:type="spellEnd"/>
       <w:r>
@@ -8088,15 +8440,7 @@
           <w:sz w:val="22"/>
           <w:szCs w:val="22"/>
         </w:rPr>
-        <w:t xml:space="preserve"> class, which is called from the business logic layer any time that </w:t>
-      </w:r>
-      <w:r>
-        <w:rPr>
-          <w:rFonts w:ascii="Calibri" w:hAnsi="Calibri" w:cs="Calibri"/>
-          <w:sz w:val="22"/>
-          <w:szCs w:val="22"/>
-        </w:rPr>
-        <w:t xml:space="preserve">user input is needed, </w:t>
+        <w:t xml:space="preserve"> and </w:t>
       </w:r>
       <w:proofErr w:type="spellStart"/>
       <w:r>
@@ -8105,7 +8449,7 @@
           <w:sz w:val="22"/>
           <w:szCs w:val="22"/>
         </w:rPr>
-        <w:t>DropdownGui</w:t>
+        <w:t>MultiSelectDropdown</w:t>
       </w:r>
       <w:proofErr w:type="spellEnd"/>
       <w:r>
@@ -8114,7 +8458,31 @@
           <w:sz w:val="22"/>
           <w:szCs w:val="22"/>
         </w:rPr>
-        <w:t xml:space="preserve"> and </w:t>
+        <w:t xml:space="preserve"> </w:t>
+      </w:r>
+      <w:r>
+        <w:rPr>
+          <w:rFonts w:ascii="Calibri" w:hAnsi="Calibri" w:cs="Calibri"/>
+          <w:sz w:val="22"/>
+          <w:szCs w:val="22"/>
+        </w:rPr>
+        <w:t>are both dropdown windows that allow the user to select one element and many elements, respectively,</w:t>
+      </w:r>
+      <w:r>
+        <w:rPr>
+          <w:rFonts w:ascii="Calibri" w:hAnsi="Calibri" w:cs="Calibri"/>
+          <w:sz w:val="22"/>
+          <w:szCs w:val="22"/>
+        </w:rPr>
+        <w:t xml:space="preserve"> from a </w:t>
+      </w:r>
+      <w:r>
+        <w:rPr>
+          <w:rFonts w:ascii="Calibri" w:hAnsi="Calibri" w:cs="Calibri"/>
+          <w:sz w:val="22"/>
+          <w:szCs w:val="22"/>
+        </w:rPr>
+        <w:t xml:space="preserve">defined list provided at the call to the associated Select function in the interface. The </w:t>
       </w:r>
       <w:proofErr w:type="spellStart"/>
       <w:r>
@@ -8123,7 +8491,7 @@
           <w:sz w:val="22"/>
           <w:szCs w:val="22"/>
         </w:rPr>
-        <w:t>MultiSelectDropdown</w:t>
+        <w:t>TextInput</w:t>
       </w:r>
       <w:proofErr w:type="spellEnd"/>
       <w:r>
@@ -8132,15 +8500,47 @@
           <w:sz w:val="22"/>
           <w:szCs w:val="22"/>
         </w:rPr>
-        <w:t xml:space="preserve"> both are dropdown windows that allow the user to select one element and many elements respectively from a </w:t>
-      </w:r>
-      <w:r>
-        <w:rPr>
-          <w:rFonts w:ascii="Calibri" w:hAnsi="Calibri" w:cs="Calibri"/>
-          <w:sz w:val="22"/>
-          <w:szCs w:val="22"/>
-        </w:rPr>
-        <w:t xml:space="preserve">defined list provided at the call to the associated Select function in the interface. The </w:t>
+        <w:t xml:space="preserve"> class allows the user to </w:t>
+      </w:r>
+      <w:r>
+        <w:rPr>
+          <w:rFonts w:ascii="Calibri" w:hAnsi="Calibri" w:cs="Calibri"/>
+          <w:sz w:val="22"/>
+          <w:szCs w:val="22"/>
+        </w:rPr>
+        <w:t>enter text and submit it, using the Prompt function to set a default value when the text window opens, as well as a regular expression</w:t>
+      </w:r>
+      <w:r>
+        <w:rPr>
+          <w:rFonts w:ascii="Calibri" w:hAnsi="Calibri" w:cs="Calibri"/>
+          <w:sz w:val="22"/>
+          <w:szCs w:val="22"/>
+        </w:rPr>
+        <w:t xml:space="preserve"> for input validation.</w:t>
+      </w:r>
+      <w:r>
+        <w:rPr>
+          <w:rFonts w:ascii="Calibri" w:hAnsi="Calibri" w:cs="Calibri"/>
+          <w:sz w:val="22"/>
+          <w:szCs w:val="22"/>
+        </w:rPr>
+        <w:t xml:space="preserve"> All 3 classes are called only through the interface class, abstracting away direct UI calls from any logical handling, providing both clarity and </w:t>
+      </w:r>
+      <w:r>
+        <w:rPr>
+          <w:rFonts w:ascii="Calibri" w:hAnsi="Calibri" w:cs="Calibri"/>
+          <w:sz w:val="22"/>
+          <w:szCs w:val="22"/>
+        </w:rPr>
+        <w:t>security for the application.</w:t>
+      </w:r>
+      <w:r>
+        <w:rPr>
+          <w:rFonts w:ascii="Calibri" w:hAnsi="Calibri" w:cs="Calibri"/>
+          <w:sz w:val="22"/>
+          <w:szCs w:val="22"/>
+        </w:rPr>
+        <w:t xml:space="preserve"> The </w:t>
       </w:r>
       <w:proofErr w:type="spellStart"/>
       <w:r>
@@ -8149,7 +8549,7 @@
           <w:sz w:val="22"/>
           <w:szCs w:val="22"/>
         </w:rPr>
-        <w:t>TextInput</w:t>
+        <w:t>IMessageService</w:t>
       </w:r>
       <w:proofErr w:type="spellEnd"/>
       <w:r>
@@ -8158,39 +8558,7 @@
           <w:sz w:val="22"/>
           <w:szCs w:val="22"/>
         </w:rPr>
-        <w:t xml:space="preserve"> class allows the user to input a text value</w:t>
-      </w:r>
-      <w:r>
-        <w:rPr>
-          <w:rFonts w:ascii="Calibri" w:hAnsi="Calibri" w:cs="Calibri"/>
-          <w:sz w:val="22"/>
-          <w:szCs w:val="22"/>
-        </w:rPr>
-        <w:t xml:space="preserve"> and submit it, using the Prompt function to set a default value when the text window opens, as well as a regex for input validation.</w:t>
-      </w:r>
-      <w:r>
-        <w:rPr>
-          <w:rFonts w:ascii="Calibri" w:hAnsi="Calibri" w:cs="Calibri"/>
-          <w:sz w:val="22"/>
-          <w:szCs w:val="22"/>
-        </w:rPr>
-        <w:t xml:space="preserve"> All 3 classes are called only through the interface class, abstracting away direct UI calls from any logical handling, providing both clarity and </w:t>
-      </w:r>
-      <w:r>
-        <w:rPr>
-          <w:rFonts w:ascii="Calibri" w:hAnsi="Calibri" w:cs="Calibri"/>
-          <w:sz w:val="22"/>
-          <w:szCs w:val="22"/>
-        </w:rPr>
-        <w:t>security for the application.</w:t>
-      </w:r>
-      <w:r>
-        <w:rPr>
-          <w:rFonts w:ascii="Calibri" w:hAnsi="Calibri" w:cs="Calibri"/>
-          <w:sz w:val="22"/>
-          <w:szCs w:val="22"/>
-        </w:rPr>
-        <w:t xml:space="preserve"> The </w:t>
+        <w:t xml:space="preserve"> class handles calls to the default Form </w:t>
       </w:r>
       <w:proofErr w:type="spellStart"/>
       <w:r>
@@ -8199,7 +8567,7 @@
           <w:sz w:val="22"/>
           <w:szCs w:val="22"/>
         </w:rPr>
-        <w:t>IMessageService</w:t>
+        <w:t>MessageBox</w:t>
       </w:r>
       <w:proofErr w:type="spellEnd"/>
       <w:r>
@@ -8208,41 +8576,47 @@
           <w:sz w:val="22"/>
           <w:szCs w:val="22"/>
         </w:rPr>
-        <w:t xml:space="preserve"> class handles calls to the default Form </w:t>
-      </w:r>
-      <w:proofErr w:type="spellStart"/>
-      <w:r>
-        <w:rPr>
-          <w:rFonts w:ascii="Calibri" w:hAnsi="Calibri" w:cs="Calibri"/>
-          <w:sz w:val="22"/>
-          <w:szCs w:val="22"/>
-        </w:rPr>
-        <w:t>MessageBox</w:t>
-      </w:r>
-      <w:proofErr w:type="spellEnd"/>
-      <w:r>
-        <w:rPr>
-          <w:rFonts w:ascii="Calibri" w:hAnsi="Calibri" w:cs="Calibri"/>
-          <w:sz w:val="22"/>
-          <w:szCs w:val="22"/>
-        </w:rPr>
-        <w:t xml:space="preserve"> for creating a basic popup to present information to the user</w:t>
-      </w:r>
-      <w:r>
-        <w:rPr>
-          <w:rFonts w:ascii="Calibri" w:hAnsi="Calibri" w:cs="Calibri"/>
-          <w:sz w:val="22"/>
-          <w:szCs w:val="22"/>
-        </w:rPr>
-        <w:t>, with each function dictating the intent of the popup.</w:t>
-      </w:r>
-      <w:r>
-        <w:rPr>
-          <w:rFonts w:ascii="Calibri" w:hAnsi="Calibri" w:cs="Calibri"/>
-          <w:sz w:val="22"/>
-          <w:szCs w:val="22"/>
-        </w:rPr>
-        <w:t xml:space="preserve"> The final two interfaces for the presentation layer both deal with the Windows file explorer, either accessing a file from it or saving a file at a designated location with it.</w:t>
+        <w:t xml:space="preserve"> </w:t>
+      </w:r>
+      <w:r>
+        <w:rPr>
+          <w:rFonts w:ascii="Calibri" w:hAnsi="Calibri" w:cs="Calibri"/>
+          <w:sz w:val="22"/>
+          <w:szCs w:val="22"/>
+        </w:rPr>
+        <w:t>to create a basic popup that presents information to the user, with each function specifying the popup's intent</w:t>
+      </w:r>
+      <w:r>
+        <w:rPr>
+          <w:rFonts w:ascii="Calibri" w:hAnsi="Calibri" w:cs="Calibri"/>
+          <w:sz w:val="22"/>
+          <w:szCs w:val="22"/>
+        </w:rPr>
+        <w:t>.</w:t>
+      </w:r>
+      <w:r>
+        <w:rPr>
+          <w:rFonts w:ascii="Calibri" w:hAnsi="Calibri" w:cs="Calibri"/>
+          <w:sz w:val="22"/>
+          <w:szCs w:val="22"/>
+        </w:rPr>
+        <w:t xml:space="preserve"> The final two interfaces for the presentation layer both </w:t>
+      </w:r>
+      <w:r>
+        <w:rPr>
+          <w:rFonts w:ascii="Calibri" w:hAnsi="Calibri" w:cs="Calibri"/>
+          <w:sz w:val="22"/>
+          <w:szCs w:val="22"/>
+        </w:rPr>
+        <w:t>involve the Windows file explorer: either accessing a file from it or saving a file to a designated location</w:t>
+      </w:r>
+      <w:r>
+        <w:rPr>
+          <w:rFonts w:ascii="Calibri" w:hAnsi="Calibri" w:cs="Calibri"/>
+          <w:sz w:val="22"/>
+          <w:szCs w:val="22"/>
+        </w:rPr>
+        <w:t>.</w:t>
       </w:r>
     </w:p>
     <w:p>
@@ -8359,47 +8733,23 @@
           <w:sz w:val="22"/>
           <w:szCs w:val="22"/>
         </w:rPr>
-        <w:t xml:space="preserve"> two classes contained in the business logic layer of the application: the Execute class that handles system orchestration and </w:t>
-      </w:r>
-      <w:r>
-        <w:rPr>
-          <w:rFonts w:ascii="Calibri" w:hAnsi="Calibri" w:cs="Calibri"/>
-          <w:sz w:val="22"/>
-          <w:szCs w:val="22"/>
-        </w:rPr>
-        <w:t xml:space="preserve">contains any </w:t>
-      </w:r>
-      <w:r>
-        <w:rPr>
-          <w:rFonts w:ascii="Calibri" w:hAnsi="Calibri" w:cs="Calibri"/>
-          <w:sz w:val="22"/>
-          <w:szCs w:val="22"/>
-        </w:rPr>
-        <w:t xml:space="preserve">additional </w:t>
-      </w:r>
-      <w:r>
-        <w:rPr>
-          <w:rFonts w:ascii="Calibri" w:hAnsi="Calibri" w:cs="Calibri"/>
-          <w:sz w:val="22"/>
-          <w:szCs w:val="22"/>
-        </w:rPr>
-        <w:t>functions whose logic</w:t>
-      </w:r>
-      <w:r>
-        <w:rPr>
-          <w:rFonts w:ascii="Calibri" w:hAnsi="Calibri" w:cs="Calibri"/>
-          <w:sz w:val="22"/>
-          <w:szCs w:val="22"/>
-        </w:rPr>
-        <w:t xml:space="preserve"> ca</w:t>
-      </w:r>
-      <w:r>
-        <w:rPr>
-          <w:rFonts w:ascii="Calibri" w:hAnsi="Calibri" w:cs="Calibri"/>
-          <w:sz w:val="22"/>
-          <w:szCs w:val="22"/>
-        </w:rPr>
-        <w:t xml:space="preserve">lls the functions in the presentation layer. No other class besides the Execute class calls the presentation layer, providing the abstraction necessary to keep the system clearly segmented. The </w:t>
+        <w:t xml:space="preserve"> two classes </w:t>
+      </w:r>
+      <w:r>
+        <w:rPr>
+          <w:rFonts w:ascii="Calibri" w:hAnsi="Calibri" w:cs="Calibri"/>
+          <w:sz w:val="22"/>
+          <w:szCs w:val="22"/>
+        </w:rPr>
+        <w:t>in the business logic layer of the application: the Execute class, which handles system orchestration and contains any additional functions that call</w:t>
+      </w:r>
+      <w:r>
+        <w:rPr>
+          <w:rFonts w:ascii="Calibri" w:hAnsi="Calibri" w:cs="Calibri"/>
+          <w:sz w:val="22"/>
+          <w:szCs w:val="22"/>
+        </w:rPr>
+        <w:t xml:space="preserve"> functions in the presentation layer. No other class besides the Execute class calls the presentation layer, providing the abstraction necessary to keep the system clearly segmented. The </w:t>
       </w:r>
       <w:proofErr w:type="spellStart"/>
       <w:r>
@@ -8443,39 +8793,15 @@
           <w:sz w:val="22"/>
           <w:szCs w:val="22"/>
         </w:rPr>
-        <w:t xml:space="preserve">The classes contained in the business layer to not directly modify any </w:t>
-      </w:r>
-      <w:r>
-        <w:rPr>
-          <w:rFonts w:ascii="Calibri" w:hAnsi="Calibri" w:cs="Calibri"/>
-          <w:sz w:val="22"/>
-          <w:szCs w:val="22"/>
-        </w:rPr>
-        <w:t>files, instead</w:t>
-      </w:r>
-      <w:r>
-        <w:rPr>
-          <w:rFonts w:ascii="Calibri" w:hAnsi="Calibri" w:cs="Calibri"/>
-          <w:sz w:val="22"/>
-          <w:szCs w:val="22"/>
-        </w:rPr>
-        <w:t xml:space="preserve"> they work with LINQ objects</w:t>
-      </w:r>
-      <w:r>
-        <w:rPr>
-          <w:rFonts w:ascii="Calibri" w:hAnsi="Calibri" w:cs="Calibri"/>
-          <w:sz w:val="22"/>
-          <w:szCs w:val="22"/>
-        </w:rPr>
-        <w:t xml:space="preserve"> that represent the elements of the file</w:t>
-      </w:r>
-      <w:r>
-        <w:rPr>
-          <w:rFonts w:ascii="Calibri" w:hAnsi="Calibri" w:cs="Calibri"/>
-          <w:sz w:val="22"/>
-          <w:szCs w:val="22"/>
-        </w:rPr>
-        <w:t>:</w:t>
+        <w:t xml:space="preserve">The classes </w:t>
+      </w:r>
+      <w:r>
+        <w:rPr>
+          <w:rFonts w:ascii="Calibri" w:hAnsi="Calibri" w:cs="Calibri"/>
+          <w:sz w:val="22"/>
+          <w:szCs w:val="22"/>
+        </w:rPr>
+        <w:t>in the business layer do not directly modify any files; instead, they work with LINQ objects that represent the elements of the file, with</w:t>
       </w:r>
       <w:r>
         <w:rPr>
@@ -8537,7 +8863,7 @@
           <w:sz w:val="22"/>
           <w:szCs w:val="22"/>
         </w:rPr>
-        <w:t xml:space="preserve"> </w:t>
+        <w:t xml:space="preserve"> being </w:t>
       </w:r>
       <w:r>
         <w:rPr>
@@ -8546,15 +8872,31 @@
           <w:szCs w:val="22"/>
         </w:rPr>
         <w:lastRenderedPageBreak/>
-        <w:t>being the most common. These objects allow for quick and efficient modification of the representation in memory, and</w:t>
-      </w:r>
-      <w:r>
-        <w:rPr>
-          <w:rFonts w:ascii="Calibri" w:hAnsi="Calibri" w:cs="Calibri"/>
-          <w:sz w:val="22"/>
-          <w:szCs w:val="22"/>
-        </w:rPr>
-        <w:t xml:space="preserve"> for the file being changed to only be modified when the user chooses to save. Once the user saves, the data layer handles the conversion from </w:t>
+        <w:t xml:space="preserve">the most common. These objects allow </w:t>
+      </w:r>
+      <w:r>
+        <w:rPr>
+          <w:rFonts w:ascii="Calibri" w:hAnsi="Calibri" w:cs="Calibri"/>
+          <w:sz w:val="22"/>
+          <w:szCs w:val="22"/>
+        </w:rPr>
+        <w:t>quick and efficient modification of the representation in memory, and the file is</w:t>
+      </w:r>
+      <w:r>
+        <w:rPr>
+          <w:rFonts w:ascii="Calibri" w:hAnsi="Calibri" w:cs="Calibri"/>
+          <w:sz w:val="22"/>
+          <w:szCs w:val="22"/>
+        </w:rPr>
+        <w:t xml:space="preserve"> changed only</w:t>
+      </w:r>
+      <w:r>
+        <w:rPr>
+          <w:rFonts w:ascii="Calibri" w:hAnsi="Calibri" w:cs="Calibri"/>
+          <w:sz w:val="22"/>
+          <w:szCs w:val="22"/>
+        </w:rPr>
+        <w:t xml:space="preserve"> when the user chooses to save. Once the user saves, the data layer handles the conversion from </w:t>
       </w:r>
       <w:proofErr w:type="spellStart"/>
       <w:r>
@@ -8588,33 +8930,39 @@
           <w:sz w:val="22"/>
           <w:szCs w:val="22"/>
         </w:rPr>
-        <w:t xml:space="preserve">being the class that calls the presentation layer, is also the class that handles any disambiguation or errors that require user resolution, such as clashing elements when creating an element by a name that already </w:t>
-      </w:r>
-      <w:proofErr w:type="gramStart"/>
-      <w:r>
-        <w:rPr>
-          <w:rFonts w:ascii="Calibri" w:hAnsi="Calibri" w:cs="Calibri"/>
-          <w:sz w:val="22"/>
-          <w:szCs w:val="22"/>
-        </w:rPr>
-        <w:t>exists, or</w:t>
-      </w:r>
-      <w:proofErr w:type="gramEnd"/>
-      <w:r>
-        <w:rPr>
-          <w:rFonts w:ascii="Calibri" w:hAnsi="Calibri" w:cs="Calibri"/>
-          <w:sz w:val="22"/>
-          <w:szCs w:val="22"/>
-        </w:rPr>
-        <w:t xml:space="preserve"> trying to insert an element that has multiple valid parent types. When a</w:t>
-      </w:r>
-      <w:r>
-        <w:rPr>
-          <w:rFonts w:ascii="Calibri" w:hAnsi="Calibri" w:cs="Calibri"/>
-          <w:sz w:val="22"/>
-          <w:szCs w:val="22"/>
-        </w:rPr>
-        <w:t xml:space="preserve"> clash occurs, an error is thrown that this class catches, passing information through the </w:t>
+        <w:t xml:space="preserve">being the class that calls the presentation layer, is also the class that handles any disambiguation or errors that require user resolution, such as clashing elements when creating an element </w:t>
+      </w:r>
+      <w:r>
+        <w:rPr>
+          <w:rFonts w:ascii="Calibri" w:hAnsi="Calibri" w:cs="Calibri"/>
+          <w:sz w:val="22"/>
+          <w:szCs w:val="22"/>
+        </w:rPr>
+        <w:t>with a name that already exists, or trying to insert an element with</w:t>
+      </w:r>
+      <w:r>
+        <w:rPr>
+          <w:rFonts w:ascii="Calibri" w:hAnsi="Calibri" w:cs="Calibri"/>
+          <w:sz w:val="22"/>
+          <w:szCs w:val="22"/>
+        </w:rPr>
+        <w:t xml:space="preserve"> multiple valid parent types. When a</w:t>
+      </w:r>
+      <w:r>
+        <w:rPr>
+          <w:rFonts w:ascii="Calibri" w:hAnsi="Calibri" w:cs="Calibri"/>
+          <w:sz w:val="22"/>
+          <w:szCs w:val="22"/>
+        </w:rPr>
+        <w:t xml:space="preserve"> clash occurs, </w:t>
+      </w:r>
+      <w:r>
+        <w:rPr>
+          <w:rFonts w:ascii="Calibri" w:hAnsi="Calibri" w:cs="Calibri"/>
+          <w:sz w:val="22"/>
+          <w:szCs w:val="22"/>
+        </w:rPr>
+        <w:t xml:space="preserve">this class catches the error, passing information through the </w:t>
       </w:r>
       <w:proofErr w:type="spellStart"/>
       <w:r>
@@ -8632,23 +8980,31 @@
           <w:sz w:val="22"/>
           <w:szCs w:val="22"/>
         </w:rPr>
-        <w:t xml:space="preserve"> class, </w:t>
-      </w:r>
-      <w:r>
-        <w:rPr>
-          <w:rFonts w:ascii="Calibri" w:hAnsi="Calibri" w:cs="Calibri"/>
-          <w:sz w:val="22"/>
-          <w:szCs w:val="22"/>
-        </w:rPr>
-        <w:t xml:space="preserve">which the Execute class </w:t>
-      </w:r>
-      <w:r>
-        <w:rPr>
-          <w:rFonts w:ascii="Calibri" w:hAnsi="Calibri" w:cs="Calibri"/>
-          <w:sz w:val="22"/>
-          <w:szCs w:val="22"/>
-        </w:rPr>
-        <w:t xml:space="preserve">then takes, prompts the user for how they wish to resolve it, then uses the selection and information from the helper to </w:t>
+        <w:t xml:space="preserve"> class, which the Execute class then uses to prompt</w:t>
+      </w:r>
+      <w:r>
+        <w:rPr>
+          <w:rFonts w:ascii="Calibri" w:hAnsi="Calibri" w:cs="Calibri"/>
+          <w:sz w:val="22"/>
+          <w:szCs w:val="22"/>
+        </w:rPr>
+        <w:t xml:space="preserve"> the user for how they wish to resolve it, </w:t>
+      </w:r>
+      <w:r>
+        <w:rPr>
+          <w:rFonts w:ascii="Calibri" w:hAnsi="Calibri" w:cs="Calibri"/>
+          <w:sz w:val="22"/>
+          <w:szCs w:val="22"/>
+        </w:rPr>
+        <w:t xml:space="preserve">and </w:t>
+      </w:r>
+      <w:r>
+        <w:rPr>
+          <w:rFonts w:ascii="Calibri" w:hAnsi="Calibri" w:cs="Calibri"/>
+          <w:sz w:val="22"/>
+          <w:szCs w:val="22"/>
+        </w:rPr>
+        <w:t xml:space="preserve">then uses the selection and information from the helper to </w:t>
       </w:r>
       <w:r>
         <w:rPr>
@@ -8781,7 +9137,7 @@
           <w:sz w:val="22"/>
           <w:szCs w:val="22"/>
         </w:rPr>
-        <w:t>The XMLHandler class handles the XML object modification</w:t>
+        <w:t xml:space="preserve">The XMLHandler class handles </w:t>
       </w:r>
       <w:r>
         <w:rPr>
@@ -8790,7 +9146,7 @@
           <w:sz w:val="22"/>
           <w:szCs w:val="22"/>
         </w:rPr>
-        <w:t xml:space="preserve">, it does not modify the file directly, but instead manages the current XDocument representation of the file that is stored in memory, </w:t>
+        <w:t>modifications to the XML object</w:t>
       </w:r>
       <w:r>
         <w:rPr>
@@ -8799,8 +9155,53 @@
           <w:sz w:val="22"/>
           <w:szCs w:val="22"/>
         </w:rPr>
+        <w:t>. It does not modify the file directly</w:t>
+      </w:r>
+      <w:r>
+        <w:rPr>
+          <w:rFonts w:ascii="Calibri" w:hAnsi="Calibri" w:cs="Calibri"/>
+          <w:noProof/>
+          <w:sz w:val="22"/>
+          <w:szCs w:val="22"/>
+        </w:rPr>
+        <w:t>; instead, it manages the current XDocument representation of the file stored in memory, retrieving</w:t>
+      </w:r>
+      <w:r>
+        <w:rPr>
+          <w:rFonts w:ascii="Calibri" w:hAnsi="Calibri" w:cs="Calibri"/>
+          <w:noProof/>
+          <w:sz w:val="22"/>
+          <w:szCs w:val="22"/>
+        </w:rPr>
+        <w:t xml:space="preserve"> information from it, </w:t>
+      </w:r>
+      <w:r>
+        <w:rPr>
+          <w:rFonts w:ascii="Calibri" w:hAnsi="Calibri" w:cs="Calibri"/>
+          <w:noProof/>
+          <w:sz w:val="22"/>
+          <w:szCs w:val="22"/>
+        </w:rPr>
+        <w:t xml:space="preserve">reading </w:t>
+      </w:r>
+      <w:r>
+        <w:rPr>
+          <w:rFonts w:ascii="Calibri" w:hAnsi="Calibri" w:cs="Calibri"/>
+          <w:noProof/>
+          <w:sz w:val="22"/>
+          <w:szCs w:val="22"/>
+        </w:rPr>
+        <w:t xml:space="preserve">element information, and inserting elements into the </w:t>
+      </w:r>
+      <w:r>
+        <w:rPr>
+          <w:rFonts w:ascii="Calibri" w:hAnsi="Calibri" w:cs="Calibri"/>
+          <w:noProof/>
+          <w:sz w:val="22"/>
+          <w:szCs w:val="22"/>
+        </w:rPr>
         <w:lastRenderedPageBreak/>
-        <w:t xml:space="preserve">getting information from it, </w:t>
+        <w:t xml:space="preserve">current XDocument object. The ValidationHandler class is </w:t>
       </w:r>
       <w:r>
         <w:rPr>
@@ -8809,7 +9210,7 @@
           <w:sz w:val="22"/>
           <w:szCs w:val="22"/>
         </w:rPr>
-        <w:t xml:space="preserve">reading </w:t>
+        <w:t>similarly styled, providing the object representation of the schema file to</w:t>
       </w:r>
       <w:r>
         <w:rPr>
@@ -8818,7 +9219,7 @@
           <w:sz w:val="22"/>
           <w:szCs w:val="22"/>
         </w:rPr>
-        <w:t xml:space="preserve">element information, and inserting elements into the </w:t>
+        <w:t xml:space="preserve"> any classes that request it</w:t>
       </w:r>
       <w:r>
         <w:rPr>
@@ -8827,7 +9228,7 @@
           <w:sz w:val="22"/>
           <w:szCs w:val="22"/>
         </w:rPr>
-        <w:t xml:space="preserve">current XDocument object. The ValidationHandler class is a similarly styled class, providing the </w:t>
+        <w:t xml:space="preserve">. The schema object is not modifiable </w:t>
       </w:r>
       <w:r>
         <w:rPr>
@@ -8836,7 +9237,7 @@
           <w:sz w:val="22"/>
           <w:szCs w:val="22"/>
         </w:rPr>
-        <w:t xml:space="preserve">object representation of the schema file for any classes that request it, the schema object is </w:t>
+        <w:t>in the code; instead, it is used solely as a reference to verify</w:t>
       </w:r>
       <w:r>
         <w:rPr>
@@ -8845,7 +9246,7 @@
           <w:sz w:val="22"/>
           <w:szCs w:val="22"/>
         </w:rPr>
-        <w:t xml:space="preserve">not modifiable within the code, instead it is used only as a reference for verifying that any additions or modifications to the main file are </w:t>
+        <w:t xml:space="preserve"> that any additions or modifications to the main file are </w:t>
       </w:r>
       <w:r>
         <w:rPr>
@@ -8954,7 +9355,51 @@
           <w:sz w:val="22"/>
           <w:szCs w:val="22"/>
         </w:rPr>
-        <w:t xml:space="preserve">There </w:t>
+        <w:t>Two interfaces make</w:t>
+      </w:r>
+      <w:r>
+        <w:rPr>
+          <w:rFonts w:ascii="Calibri" w:hAnsi="Calibri" w:cs="Calibri"/>
+          <w:sz w:val="22"/>
+          <w:szCs w:val="22"/>
+        </w:rPr>
+        <w:t xml:space="preserve"> up the data layer: </w:t>
+      </w:r>
+      <w:proofErr w:type="spellStart"/>
+      <w:r>
+        <w:rPr>
+          <w:rFonts w:ascii="Calibri" w:hAnsi="Calibri" w:cs="Calibri"/>
+          <w:sz w:val="22"/>
+          <w:szCs w:val="22"/>
+        </w:rPr>
+        <w:t>IFileSystem</w:t>
+      </w:r>
+      <w:proofErr w:type="spellEnd"/>
+      <w:r>
+        <w:rPr>
+          <w:rFonts w:ascii="Calibri" w:hAnsi="Calibri" w:cs="Calibri"/>
+          <w:sz w:val="22"/>
+          <w:szCs w:val="22"/>
+        </w:rPr>
+        <w:t xml:space="preserve"> and </w:t>
+      </w:r>
+      <w:proofErr w:type="spellStart"/>
+      <w:r>
+        <w:rPr>
+          <w:rFonts w:ascii="Calibri" w:hAnsi="Calibri" w:cs="Calibri"/>
+          <w:sz w:val="22"/>
+          <w:szCs w:val="22"/>
+        </w:rPr>
+        <w:t>IValidationService</w:t>
+      </w:r>
+      <w:proofErr w:type="spellEnd"/>
+      <w:r>
+        <w:rPr>
+          <w:rFonts w:ascii="Calibri" w:hAnsi="Calibri" w:cs="Calibri"/>
+          <w:sz w:val="22"/>
+          <w:szCs w:val="22"/>
+        </w:rPr>
+        <w:t xml:space="preserve">. </w:t>
       </w:r>
       <w:proofErr w:type="gramStart"/>
       <w:r>
@@ -8963,7 +9408,7 @@
           <w:sz w:val="22"/>
           <w:szCs w:val="22"/>
         </w:rPr>
-        <w:t>is</w:t>
+        <w:t>Both of these</w:t>
       </w:r>
       <w:proofErr w:type="gramEnd"/>
       <w:r>
@@ -8972,31 +9417,39 @@
           <w:sz w:val="22"/>
           <w:szCs w:val="22"/>
         </w:rPr>
-        <w:t xml:space="preserve"> </w:t>
-      </w:r>
-      <w:r>
-        <w:rPr>
-          <w:rFonts w:ascii="Calibri" w:hAnsi="Calibri" w:cs="Calibri"/>
-          <w:sz w:val="22"/>
-          <w:szCs w:val="22"/>
-        </w:rPr>
-        <w:t>two</w:t>
-      </w:r>
-      <w:r>
-        <w:rPr>
-          <w:rFonts w:ascii="Calibri" w:hAnsi="Calibri" w:cs="Calibri"/>
-          <w:sz w:val="22"/>
-          <w:szCs w:val="22"/>
-        </w:rPr>
-        <w:t xml:space="preserve"> interfaces that make up the </w:t>
-      </w:r>
-      <w:r>
-        <w:rPr>
-          <w:rFonts w:ascii="Calibri" w:hAnsi="Calibri" w:cs="Calibri"/>
-          <w:sz w:val="22"/>
-          <w:szCs w:val="22"/>
-        </w:rPr>
-        <w:t xml:space="preserve">data layer: </w:t>
+        <w:t xml:space="preserve"> interfaces are the </w:t>
+      </w:r>
+      <w:r>
+        <w:rPr>
+          <w:rFonts w:ascii="Calibri" w:hAnsi="Calibri" w:cs="Calibri"/>
+          <w:sz w:val="22"/>
+          <w:szCs w:val="22"/>
+        </w:rPr>
+        <w:t>only ways</w:t>
+      </w:r>
+      <w:r>
+        <w:rPr>
+          <w:rFonts w:ascii="Calibri" w:hAnsi="Calibri" w:cs="Calibri"/>
+          <w:sz w:val="22"/>
+          <w:szCs w:val="22"/>
+        </w:rPr>
+        <w:t xml:space="preserve"> the application can access external files. The system </w:t>
+      </w:r>
+      <w:r>
+        <w:rPr>
+          <w:rFonts w:ascii="Calibri" w:hAnsi="Calibri" w:cs="Calibri"/>
+          <w:sz w:val="22"/>
+          <w:szCs w:val="22"/>
+        </w:rPr>
+        <w:t xml:space="preserve">is structured </w:t>
+      </w:r>
+      <w:r>
+        <w:rPr>
+          <w:rFonts w:ascii="Calibri" w:hAnsi="Calibri" w:cs="Calibri"/>
+          <w:sz w:val="22"/>
+          <w:szCs w:val="22"/>
+        </w:rPr>
+        <w:t xml:space="preserve">so that external L5X files are treated the same as a database, and the </w:t>
       </w:r>
       <w:proofErr w:type="spellStart"/>
       <w:r>
@@ -9005,7 +9458,7 @@
           <w:sz w:val="22"/>
           <w:szCs w:val="22"/>
         </w:rPr>
-        <w:t>IFileSystem</w:t>
+        <w:t>LoadXml</w:t>
       </w:r>
       <w:proofErr w:type="spellEnd"/>
       <w:r>
@@ -9014,7 +9467,7 @@
           <w:sz w:val="22"/>
           <w:szCs w:val="22"/>
         </w:rPr>
-        <w:t xml:space="preserve">, and </w:t>
+        <w:t xml:space="preserve"> and </w:t>
       </w:r>
       <w:proofErr w:type="spellStart"/>
       <w:r>
@@ -9023,6 +9476,84 @@
           <w:sz w:val="22"/>
           <w:szCs w:val="22"/>
         </w:rPr>
+        <w:t>SaveXml</w:t>
+      </w:r>
+      <w:proofErr w:type="spellEnd"/>
+      <w:r>
+        <w:rPr>
+          <w:rFonts w:ascii="Calibri" w:hAnsi="Calibri" w:cs="Calibri"/>
+          <w:sz w:val="22"/>
+          <w:szCs w:val="22"/>
+        </w:rPr>
+        <w:t xml:space="preserve"> functions are equivalent to </w:t>
+      </w:r>
+      <w:proofErr w:type="gramStart"/>
+      <w:r>
+        <w:rPr>
+          <w:rFonts w:ascii="Calibri" w:hAnsi="Calibri" w:cs="Calibri"/>
+          <w:sz w:val="22"/>
+          <w:szCs w:val="22"/>
+        </w:rPr>
+        <w:t>select</w:t>
+      </w:r>
+      <w:proofErr w:type="gramEnd"/>
+      <w:r>
+        <w:rPr>
+          <w:rFonts w:ascii="Calibri" w:hAnsi="Calibri" w:cs="Calibri"/>
+          <w:sz w:val="22"/>
+          <w:szCs w:val="22"/>
+        </w:rPr>
+        <w:t xml:space="preserve"> and </w:t>
+      </w:r>
+      <w:proofErr w:type="gramStart"/>
+      <w:r>
+        <w:rPr>
+          <w:rFonts w:ascii="Calibri" w:hAnsi="Calibri" w:cs="Calibri"/>
+          <w:sz w:val="22"/>
+          <w:szCs w:val="22"/>
+        </w:rPr>
+        <w:t>insert</w:t>
+      </w:r>
+      <w:proofErr w:type="gramEnd"/>
+      <w:r>
+        <w:rPr>
+          <w:rFonts w:ascii="Calibri" w:hAnsi="Calibri" w:cs="Calibri"/>
+          <w:sz w:val="22"/>
+          <w:szCs w:val="22"/>
+        </w:rPr>
+        <w:t xml:space="preserve"> operations in</w:t>
+      </w:r>
+      <w:r>
+        <w:rPr>
+          <w:rFonts w:ascii="Calibri" w:hAnsi="Calibri" w:cs="Calibri"/>
+          <w:sz w:val="22"/>
+          <w:szCs w:val="22"/>
+        </w:rPr>
+        <w:t xml:space="preserve"> a database. These interfaces </w:t>
+      </w:r>
+      <w:r>
+        <w:rPr>
+          <w:rFonts w:ascii="Calibri" w:hAnsi="Calibri" w:cs="Calibri"/>
+          <w:sz w:val="22"/>
+          <w:szCs w:val="22"/>
+        </w:rPr>
+        <w:t>ensure that no class operates directly on a file, providing a more secure and clearer development experience</w:t>
+      </w:r>
+      <w:r>
+        <w:rPr>
+          <w:rFonts w:ascii="Calibri" w:hAnsi="Calibri" w:cs="Calibri"/>
+          <w:sz w:val="22"/>
+          <w:szCs w:val="22"/>
+        </w:rPr>
+        <w:t xml:space="preserve">. The </w:t>
+      </w:r>
+      <w:proofErr w:type="spellStart"/>
+      <w:r>
+        <w:rPr>
+          <w:rFonts w:ascii="Calibri" w:hAnsi="Calibri" w:cs="Calibri"/>
+          <w:sz w:val="22"/>
+          <w:szCs w:val="22"/>
+        </w:rPr>
         <w:t>IValidationService</w:t>
       </w:r>
       <w:proofErr w:type="spellEnd"/>
@@ -9032,110 +9563,6 @@
           <w:sz w:val="22"/>
           <w:szCs w:val="22"/>
         </w:rPr>
-        <w:t xml:space="preserve">. </w:t>
-      </w:r>
-      <w:proofErr w:type="gramStart"/>
-      <w:r>
-        <w:rPr>
-          <w:rFonts w:ascii="Calibri" w:hAnsi="Calibri" w:cs="Calibri"/>
-          <w:sz w:val="22"/>
-          <w:szCs w:val="22"/>
-        </w:rPr>
-        <w:t>Both of these</w:t>
-      </w:r>
-      <w:proofErr w:type="gramEnd"/>
-      <w:r>
-        <w:rPr>
-          <w:rFonts w:ascii="Calibri" w:hAnsi="Calibri" w:cs="Calibri"/>
-          <w:sz w:val="22"/>
-          <w:szCs w:val="22"/>
-        </w:rPr>
-        <w:t xml:space="preserve"> interfaces are the sole way through which the application can access external files. The system </w:t>
-      </w:r>
-      <w:r>
-        <w:rPr>
-          <w:rFonts w:ascii="Calibri" w:hAnsi="Calibri" w:cs="Calibri"/>
-          <w:sz w:val="22"/>
-          <w:szCs w:val="22"/>
-        </w:rPr>
-        <w:t xml:space="preserve">is structured such that the external L5X files are treated the same as a database, and the </w:t>
-      </w:r>
-      <w:proofErr w:type="spellStart"/>
-      <w:r>
-        <w:rPr>
-          <w:rFonts w:ascii="Calibri" w:hAnsi="Calibri" w:cs="Calibri"/>
-          <w:sz w:val="22"/>
-          <w:szCs w:val="22"/>
-        </w:rPr>
-        <w:t>LoadXml</w:t>
-      </w:r>
-      <w:proofErr w:type="spellEnd"/>
-      <w:r>
-        <w:rPr>
-          <w:rFonts w:ascii="Calibri" w:hAnsi="Calibri" w:cs="Calibri"/>
-          <w:sz w:val="22"/>
-          <w:szCs w:val="22"/>
-        </w:rPr>
-        <w:t xml:space="preserve"> and </w:t>
-      </w:r>
-      <w:proofErr w:type="spellStart"/>
-      <w:r>
-        <w:rPr>
-          <w:rFonts w:ascii="Calibri" w:hAnsi="Calibri" w:cs="Calibri"/>
-          <w:sz w:val="22"/>
-          <w:szCs w:val="22"/>
-        </w:rPr>
-        <w:t>SaveXml</w:t>
-      </w:r>
-      <w:proofErr w:type="spellEnd"/>
-      <w:r>
-        <w:rPr>
-          <w:rFonts w:ascii="Calibri" w:hAnsi="Calibri" w:cs="Calibri"/>
-          <w:sz w:val="22"/>
-          <w:szCs w:val="22"/>
-        </w:rPr>
-        <w:t xml:space="preserve"> functions are equivalent to </w:t>
-      </w:r>
-      <w:r>
-        <w:rPr>
-          <w:rFonts w:ascii="Calibri" w:hAnsi="Calibri" w:cs="Calibri"/>
-          <w:sz w:val="22"/>
-          <w:szCs w:val="22"/>
-        </w:rPr>
-        <w:t xml:space="preserve">select or </w:t>
-      </w:r>
-      <w:r>
-        <w:rPr>
-          <w:rFonts w:ascii="Calibri" w:hAnsi="Calibri" w:cs="Calibri"/>
-          <w:sz w:val="22"/>
-          <w:szCs w:val="22"/>
-        </w:rPr>
-        <w:t xml:space="preserve">insert operations of a database. These interfaces guarantee that no class is directly operating on a file, </w:t>
-      </w:r>
-      <w:r>
-        <w:rPr>
-          <w:rFonts w:ascii="Calibri" w:hAnsi="Calibri" w:cs="Calibri"/>
-          <w:sz w:val="22"/>
-          <w:szCs w:val="22"/>
-        </w:rPr>
-        <w:t xml:space="preserve">which provides a more secure and clear experience for development. The </w:t>
-      </w:r>
-      <w:proofErr w:type="spellStart"/>
-      <w:r>
-        <w:rPr>
-          <w:rFonts w:ascii="Calibri" w:hAnsi="Calibri" w:cs="Calibri"/>
-          <w:sz w:val="22"/>
-          <w:szCs w:val="22"/>
-        </w:rPr>
-        <w:t>IValidationService</w:t>
-      </w:r>
-      <w:proofErr w:type="spellEnd"/>
-      <w:r>
-        <w:rPr>
-          <w:rFonts w:ascii="Calibri" w:hAnsi="Calibri" w:cs="Calibri"/>
-          <w:sz w:val="22"/>
-          <w:szCs w:val="22"/>
-        </w:rPr>
         <w:t xml:space="preserve"> interface handles the </w:t>
       </w:r>
       <w:r>
@@ -9153,6 +9580,14 @@
           <w:szCs w:val="22"/>
         </w:rPr>
         <w:t>RSLogix5000_V35.xsd</w:t>
+      </w:r>
+      <w:r>
+        <w:rPr>
+          <w:rFonts w:ascii="Calibri" w:hAnsi="Calibri" w:cs="Calibri"/>
+          <w:sz w:val="22"/>
+          <w:szCs w:val="22"/>
+        </w:rPr>
+        <w:t>.</w:t>
       </w:r>
       <w:sdt>
         <w:sdtPr>
@@ -9164,7 +9599,6 @@
           <w:id w:val="2008546915"/>
           <w:citation/>
         </w:sdtPr>
-        <w:sdtEndPr/>
         <w:sdtContent>
           <w:r>
             <w:rPr>
@@ -9215,25 +9649,7 @@
           <w:sz w:val="22"/>
           <w:szCs w:val="22"/>
         </w:rPr>
-        <w:t xml:space="preserve"> file that the system uses as a structure reference. </w:t>
-      </w:r>
-      <w:proofErr w:type="gramStart"/>
-      <w:r>
-        <w:rPr>
-          <w:rFonts w:ascii="Calibri" w:hAnsi="Calibri" w:cs="Calibri"/>
-          <w:sz w:val="22"/>
-          <w:szCs w:val="22"/>
-        </w:rPr>
-        <w:t>It has</w:t>
-      </w:r>
-      <w:proofErr w:type="gramEnd"/>
-      <w:r>
-        <w:rPr>
-          <w:rFonts w:ascii="Calibri" w:hAnsi="Calibri" w:cs="Calibri"/>
-          <w:sz w:val="22"/>
-          <w:szCs w:val="22"/>
-        </w:rPr>
-        <w:t xml:space="preserve"> no way to modify or replace the file, only the accessor file and a function to check the current active document against the schema for structure.</w:t>
+        <w:t xml:space="preserve"> file that the system uses as a structure reference. It has no way to modify or replace the file, only the accessor file and a function to check the current active document against the schema for structure.</w:t>
       </w:r>
       <w:r>
         <w:rPr>
@@ -9499,7 +9915,16 @@
           <w:sz w:val="22"/>
           <w:szCs w:val="22"/>
         </w:rPr>
-        <w:t>handling specific scenarios, the class that contains the Main loop to setup the application</w:t>
+        <w:t xml:space="preserve">handling specific scenarios, the class that contains the Main loop to </w:t>
+      </w:r>
+      <w:r>
+        <w:rPr>
+          <w:rFonts w:ascii="Calibri" w:hAnsi="Calibri" w:cs="Calibri"/>
+          <w:noProof/>
+          <w:sz w:val="22"/>
+          <w:szCs w:val="22"/>
+        </w:rPr>
+        <w:t>set up the application,</w:t>
       </w:r>
       <w:r>
         <w:rPr>
@@ -9848,23 +10273,73 @@
           <w:sz w:val="22"/>
           <w:szCs w:val="22"/>
         </w:rPr>
-        <w:t xml:space="preserve">After test design, but before test implementation, a major flaw in the system design of the application was discovered. The </w:t>
-      </w:r>
-      <w:r>
-        <w:rPr>
-          <w:rFonts w:ascii="Calibri" w:hAnsi="Calibri" w:cs="Calibri"/>
-          <w:sz w:val="22"/>
-          <w:szCs w:val="22"/>
-        </w:rPr>
-        <w:t xml:space="preserve">existing application had GUI and application logic closely coupled, with no abstraction separating any of the elements. This lack of abstraction made mocking any elements impossible, which meant </w:t>
-      </w:r>
-      <w:r>
-        <w:rPr>
-          <w:rFonts w:ascii="Calibri" w:hAnsi="Calibri" w:cs="Calibri"/>
-          <w:sz w:val="22"/>
-          <w:szCs w:val="22"/>
-        </w:rPr>
-        <w:t>the tests designed to verify the application logic were unable to disconnect from the UI interactions. This prompted a major refactor, implementing 7 interface classes to abstract any interactions with external elements</w:t>
+        <w:t xml:space="preserve">After test </w:t>
+      </w:r>
+      <w:proofErr w:type="gramStart"/>
+      <w:r>
+        <w:rPr>
+          <w:rFonts w:ascii="Calibri" w:hAnsi="Calibri" w:cs="Calibri"/>
+          <w:sz w:val="22"/>
+          <w:szCs w:val="22"/>
+        </w:rPr>
+        <w:t>design</w:t>
+      </w:r>
+      <w:proofErr w:type="gramEnd"/>
+      <w:r>
+        <w:rPr>
+          <w:rFonts w:ascii="Calibri" w:hAnsi="Calibri" w:cs="Calibri"/>
+          <w:sz w:val="22"/>
+          <w:szCs w:val="22"/>
+        </w:rPr>
+        <w:t xml:space="preserve"> but before test implementation, a major flaw in the application's system design </w:t>
+      </w:r>
+      <w:r>
+        <w:rPr>
+          <w:rFonts w:ascii="Calibri" w:hAnsi="Calibri" w:cs="Calibri"/>
+          <w:sz w:val="22"/>
+          <w:szCs w:val="22"/>
+        </w:rPr>
+        <w:t xml:space="preserve">was discovered. The </w:t>
+      </w:r>
+      <w:r>
+        <w:rPr>
+          <w:rFonts w:ascii="Calibri" w:hAnsi="Calibri" w:cs="Calibri"/>
+          <w:sz w:val="22"/>
+          <w:szCs w:val="22"/>
+        </w:rPr>
+        <w:t xml:space="preserve">existing application had GUI and application logic </w:t>
+      </w:r>
+      <w:r>
+        <w:rPr>
+          <w:rFonts w:ascii="Calibri" w:hAnsi="Calibri" w:cs="Calibri"/>
+          <w:sz w:val="22"/>
+          <w:szCs w:val="22"/>
+        </w:rPr>
+        <w:t xml:space="preserve">tightly coupled, with no abstraction separating </w:t>
+      </w:r>
+      <w:r>
+        <w:rPr>
+          <w:rFonts w:ascii="Calibri" w:hAnsi="Calibri" w:cs="Calibri"/>
+          <w:sz w:val="22"/>
+          <w:szCs w:val="22"/>
+        </w:rPr>
+        <w:t xml:space="preserve">the elements. This lack of abstraction made </w:t>
+      </w:r>
+      <w:r>
+        <w:rPr>
+          <w:rFonts w:ascii="Calibri" w:hAnsi="Calibri" w:cs="Calibri"/>
+          <w:sz w:val="22"/>
+          <w:szCs w:val="22"/>
+        </w:rPr>
+        <w:t xml:space="preserve">it impossible to mock any elements, which meant the tests designed to verify the application logic could not be decoupled from </w:t>
+      </w:r>
+      <w:r>
+        <w:rPr>
+          <w:rFonts w:ascii="Calibri" w:hAnsi="Calibri" w:cs="Calibri"/>
+          <w:sz w:val="22"/>
+          <w:szCs w:val="22"/>
+        </w:rPr>
+        <w:t>UI interactions. This prompted a major refactor, implementing 7 interface classes to abstract any interactions with external elements</w:t>
       </w:r>
       <w:r>
         <w:rPr>
@@ -9898,7 +10373,23 @@
           <w:sz w:val="22"/>
           <w:szCs w:val="22"/>
         </w:rPr>
-        <w:t>Refactoring started by first identifying external interactions that required abstraction, then extracting those into dedicated interface definitions. Existing classes were updated to depend only on interface contracts rather than concrete implementations. This enabled Moq to substitute mock objects during testing and significantly improved isolation between layers.</w:t>
+        <w:t xml:space="preserve">Refactoring </w:t>
+      </w:r>
+      <w:r>
+        <w:rPr>
+          <w:rFonts w:ascii="Calibri" w:hAnsi="Calibri" w:cs="Calibri"/>
+          <w:sz w:val="22"/>
+          <w:szCs w:val="22"/>
+        </w:rPr>
+        <w:t>began by identifying external interactions that required abstraction, then extracting them</w:t>
+      </w:r>
+      <w:r>
+        <w:rPr>
+          <w:rFonts w:ascii="Calibri" w:hAnsi="Calibri" w:cs="Calibri"/>
+          <w:sz w:val="22"/>
+          <w:szCs w:val="22"/>
+        </w:rPr>
+        <w:t xml:space="preserve"> into dedicated interface definitions. Existing classes were updated to depend only on interface contracts rather than concrete implementations. This enabled Moq to substitute mock objects during testing and significantly improved isolation between layers.</w:t>
       </w:r>
     </w:p>
     <w:p>
@@ -9916,7 +10407,15 @@
           <w:sz w:val="22"/>
           <w:szCs w:val="22"/>
         </w:rPr>
-        <w:t xml:space="preserve">The 7 interface classes covered two different external interactions, </w:t>
+        <w:t>The 7 interface classes covered two different external interactions</w:t>
+      </w:r>
+      <w:r>
+        <w:rPr>
+          <w:rFonts w:ascii="Calibri" w:hAnsi="Calibri" w:cs="Calibri"/>
+          <w:sz w:val="22"/>
+          <w:szCs w:val="22"/>
+        </w:rPr>
+        <w:t xml:space="preserve">: </w:t>
       </w:r>
       <w:proofErr w:type="spellStart"/>
       <w:r>
@@ -9988,7 +10487,85 @@
           <w:sz w:val="22"/>
           <w:szCs w:val="22"/>
         </w:rPr>
-        <w:t xml:space="preserve"> all dealt with interactions with the </w:t>
+        <w:t>. All</w:t>
+      </w:r>
+      <w:r>
+        <w:rPr>
+          <w:rFonts w:ascii="Calibri" w:hAnsi="Calibri" w:cs="Calibri"/>
+          <w:sz w:val="22"/>
+          <w:szCs w:val="22"/>
+        </w:rPr>
+        <w:t xml:space="preserve"> dealt with interactions with the </w:t>
+      </w:r>
+      <w:r>
+        <w:rPr>
+          <w:rFonts w:ascii="Calibri" w:hAnsi="Calibri" w:cs="Calibri"/>
+          <w:sz w:val="22"/>
+          <w:szCs w:val="22"/>
+        </w:rPr>
+        <w:t>user</w:t>
+      </w:r>
+      <w:r>
+        <w:rPr>
+          <w:rFonts w:ascii="Calibri" w:hAnsi="Calibri" w:cs="Calibri"/>
+          <w:sz w:val="22"/>
+          <w:szCs w:val="22"/>
+        </w:rPr>
+        <w:t xml:space="preserve">, while </w:t>
+      </w:r>
+      <w:proofErr w:type="spellStart"/>
+      <w:r>
+        <w:rPr>
+          <w:rFonts w:ascii="Calibri" w:hAnsi="Calibri" w:cs="Calibri"/>
+          <w:sz w:val="22"/>
+          <w:szCs w:val="22"/>
+        </w:rPr>
+        <w:t>IValidationService</w:t>
+      </w:r>
+      <w:proofErr w:type="spellEnd"/>
+      <w:r>
+        <w:rPr>
+          <w:rFonts w:ascii="Calibri" w:hAnsi="Calibri" w:cs="Calibri"/>
+          <w:sz w:val="22"/>
+          <w:szCs w:val="22"/>
+        </w:rPr>
+        <w:t xml:space="preserve">, </w:t>
+      </w:r>
+      <w:proofErr w:type="spellStart"/>
+      <w:r>
+        <w:rPr>
+          <w:rFonts w:ascii="Calibri" w:hAnsi="Calibri" w:cs="Calibri"/>
+          <w:sz w:val="22"/>
+          <w:szCs w:val="22"/>
+        </w:rPr>
+        <w:t>ISchemaDisambiguator</w:t>
+      </w:r>
+      <w:proofErr w:type="spellEnd"/>
+      <w:r>
+        <w:rPr>
+          <w:rFonts w:ascii="Calibri" w:hAnsi="Calibri" w:cs="Calibri"/>
+          <w:sz w:val="22"/>
+          <w:szCs w:val="22"/>
+        </w:rPr>
+        <w:t xml:space="preserve">, and </w:t>
+      </w:r>
+      <w:proofErr w:type="spellStart"/>
+      <w:r>
+        <w:rPr>
+          <w:rFonts w:ascii="Calibri" w:hAnsi="Calibri" w:cs="Calibri"/>
+          <w:sz w:val="22"/>
+          <w:szCs w:val="22"/>
+        </w:rPr>
+        <w:t>IFileSystem</w:t>
+      </w:r>
+      <w:proofErr w:type="spellEnd"/>
+      <w:r>
+        <w:rPr>
+          <w:rFonts w:ascii="Calibri" w:hAnsi="Calibri" w:cs="Calibri"/>
+          <w:sz w:val="22"/>
+          <w:szCs w:val="22"/>
+        </w:rPr>
+        <w:t xml:space="preserve"> all dealt with interactions </w:t>
       </w:r>
       <w:r>
         <w:rPr>
@@ -9997,69 +10574,7 @@
           <w:szCs w:val="22"/>
         </w:rPr>
         <w:lastRenderedPageBreak/>
-        <w:t>user</w:t>
-      </w:r>
-      <w:r>
-        <w:rPr>
-          <w:rFonts w:ascii="Calibri" w:hAnsi="Calibri" w:cs="Calibri"/>
-          <w:sz w:val="22"/>
-          <w:szCs w:val="22"/>
-        </w:rPr>
-        <w:t xml:space="preserve">, while </w:t>
-      </w:r>
-      <w:proofErr w:type="spellStart"/>
-      <w:r>
-        <w:rPr>
-          <w:rFonts w:ascii="Calibri" w:hAnsi="Calibri" w:cs="Calibri"/>
-          <w:sz w:val="22"/>
-          <w:szCs w:val="22"/>
-        </w:rPr>
-        <w:t>IValidationService</w:t>
-      </w:r>
-      <w:proofErr w:type="spellEnd"/>
-      <w:r>
-        <w:rPr>
-          <w:rFonts w:ascii="Calibri" w:hAnsi="Calibri" w:cs="Calibri"/>
-          <w:sz w:val="22"/>
-          <w:szCs w:val="22"/>
-        </w:rPr>
-        <w:t xml:space="preserve">, </w:t>
-      </w:r>
-      <w:proofErr w:type="spellStart"/>
-      <w:r>
-        <w:rPr>
-          <w:rFonts w:ascii="Calibri" w:hAnsi="Calibri" w:cs="Calibri"/>
-          <w:sz w:val="22"/>
-          <w:szCs w:val="22"/>
-        </w:rPr>
-        <w:t>ISchemaDisambiguator</w:t>
-      </w:r>
-      <w:proofErr w:type="spellEnd"/>
-      <w:r>
-        <w:rPr>
-          <w:rFonts w:ascii="Calibri" w:hAnsi="Calibri" w:cs="Calibri"/>
-          <w:sz w:val="22"/>
-          <w:szCs w:val="22"/>
-        </w:rPr>
-        <w:t xml:space="preserve">, and </w:t>
-      </w:r>
-      <w:proofErr w:type="spellStart"/>
-      <w:r>
-        <w:rPr>
-          <w:rFonts w:ascii="Calibri" w:hAnsi="Calibri" w:cs="Calibri"/>
-          <w:sz w:val="22"/>
-          <w:szCs w:val="22"/>
-        </w:rPr>
-        <w:t>IFileSystem</w:t>
-      </w:r>
-      <w:proofErr w:type="spellEnd"/>
-      <w:r>
-        <w:rPr>
-          <w:rFonts w:ascii="Calibri" w:hAnsi="Calibri" w:cs="Calibri"/>
-          <w:sz w:val="22"/>
-          <w:szCs w:val="22"/>
-        </w:rPr>
-        <w:t xml:space="preserve"> all dealt with interactions with </w:t>
+        <w:t xml:space="preserve">with </w:t>
       </w:r>
       <w:r>
         <w:rPr>
@@ -10075,25 +10590,23 @@
           <w:sz w:val="22"/>
           <w:szCs w:val="22"/>
         </w:rPr>
-        <w:t xml:space="preserve">the element separation of other classes, relegating any calls to the </w:t>
-      </w:r>
-      <w:proofErr w:type="gramStart"/>
-      <w:r>
-        <w:rPr>
-          <w:rFonts w:ascii="Calibri" w:hAnsi="Calibri" w:cs="Calibri"/>
-          <w:sz w:val="22"/>
-          <w:szCs w:val="22"/>
-        </w:rPr>
-        <w:t>UI  to</w:t>
-      </w:r>
-      <w:proofErr w:type="gramEnd"/>
-      <w:r>
-        <w:rPr>
-          <w:rFonts w:ascii="Calibri" w:hAnsi="Calibri" w:cs="Calibri"/>
-          <w:sz w:val="22"/>
-          <w:szCs w:val="22"/>
-        </w:rPr>
-        <w:t xml:space="preserve"> </w:t>
+        <w:t xml:space="preserve">the </w:t>
+      </w:r>
+      <w:r>
+        <w:rPr>
+          <w:rFonts w:ascii="Calibri" w:hAnsi="Calibri" w:cs="Calibri"/>
+          <w:sz w:val="22"/>
+          <w:szCs w:val="22"/>
+        </w:rPr>
+        <w:t xml:space="preserve">separation of other classes, relegating any UI calls </w:t>
+      </w:r>
+      <w:r>
+        <w:rPr>
+          <w:rFonts w:ascii="Calibri" w:hAnsi="Calibri" w:cs="Calibri"/>
+          <w:sz w:val="22"/>
+          <w:szCs w:val="22"/>
+        </w:rPr>
+        <w:t xml:space="preserve">to </w:t>
       </w:r>
       <w:r>
         <w:rPr>
@@ -10164,31 +10677,71 @@
           <w:sz w:val="22"/>
           <w:szCs w:val="22"/>
         </w:rPr>
-        <w:t xml:space="preserve">resource utilized during development is the RSLogix5000_V35.xsd schema file. This file contains instructions for the expected structure for the L5X files being generated by the application. The tool uses </w:t>
-      </w:r>
-      <w:r>
-        <w:rPr>
-          <w:rFonts w:ascii="Calibri" w:hAnsi="Calibri" w:cs="Calibri"/>
-          <w:sz w:val="22"/>
-          <w:szCs w:val="22"/>
-        </w:rPr>
-        <w:t xml:space="preserve">this file when adding new elements, to find the correct path or parent elements as necessary, as well as during modification and creation to ensure that all necessary attributes are handled correctly. </w:t>
-      </w:r>
-      <w:r>
-        <w:rPr>
-          <w:rFonts w:ascii="Calibri" w:hAnsi="Calibri" w:cs="Calibri"/>
-          <w:sz w:val="22"/>
-          <w:szCs w:val="22"/>
-        </w:rPr>
-        <w:t>Additionally, the schema can validate the entire generated L5X file, ensuring that it is properly structured and has all necessary dependencies. However, the schema file can only validate structure</w:t>
-      </w:r>
-      <w:r>
-        <w:rPr>
-          <w:rFonts w:ascii="Calibri" w:hAnsi="Calibri" w:cs="Calibri"/>
-          <w:sz w:val="22"/>
-          <w:szCs w:val="22"/>
-        </w:rPr>
-        <w:t xml:space="preserve"> and direct parent child dependencies, it does not contain any logic for cross dependencies or content limitations. This means that any of the behaviors expected by Logix 5000 that are not standard for an XML file need to be manually handled in code logic.</w:t>
+        <w:t xml:space="preserve">resource utilized during development is the RSLogix5000_V35.xsd schema file. This file contains instructions for the expected structure </w:t>
+      </w:r>
+      <w:r>
+        <w:rPr>
+          <w:rFonts w:ascii="Calibri" w:hAnsi="Calibri" w:cs="Calibri"/>
+          <w:sz w:val="22"/>
+          <w:szCs w:val="22"/>
+        </w:rPr>
+        <w:t>of</w:t>
+      </w:r>
+      <w:r>
+        <w:rPr>
+          <w:rFonts w:ascii="Calibri" w:hAnsi="Calibri" w:cs="Calibri"/>
+          <w:sz w:val="22"/>
+          <w:szCs w:val="22"/>
+        </w:rPr>
+        <w:t xml:space="preserve"> the L5X files being generated by the application. The tool uses </w:t>
+      </w:r>
+      <w:r>
+        <w:rPr>
+          <w:rFonts w:ascii="Calibri" w:hAnsi="Calibri" w:cs="Calibri"/>
+          <w:sz w:val="22"/>
+          <w:szCs w:val="22"/>
+        </w:rPr>
+        <w:t xml:space="preserve">this file when adding new elements to find the correct path or parent elements as necessary, as well as during modification and creation to ensure that all necessary attributes are handled correctly. </w:t>
+      </w:r>
+      <w:r>
+        <w:rPr>
+          <w:rFonts w:ascii="Calibri" w:hAnsi="Calibri" w:cs="Calibri"/>
+          <w:sz w:val="22"/>
+          <w:szCs w:val="22"/>
+        </w:rPr>
+        <w:t xml:space="preserve">Additionally, the schema can validate the entire generated L5X file, ensuring that it is properly structured and has all necessary dependencies. However, the schema file can only validate </w:t>
+      </w:r>
+      <w:r>
+        <w:rPr>
+          <w:rFonts w:ascii="Calibri" w:hAnsi="Calibri" w:cs="Calibri"/>
+          <w:sz w:val="22"/>
+          <w:szCs w:val="22"/>
+        </w:rPr>
+        <w:t>the structure and direct parent-child dependencies; it does not contain any logic for cross-dependencies</w:t>
+      </w:r>
+      <w:r>
+        <w:rPr>
+          <w:rFonts w:ascii="Calibri" w:hAnsi="Calibri" w:cs="Calibri"/>
+          <w:sz w:val="22"/>
+          <w:szCs w:val="22"/>
+        </w:rPr>
+        <w:t xml:space="preserve"> or content limitations. This means that any </w:t>
+      </w:r>
+      <w:r>
+        <w:rPr>
+          <w:rFonts w:ascii="Calibri" w:hAnsi="Calibri" w:cs="Calibri"/>
+          <w:sz w:val="22"/>
+          <w:szCs w:val="22"/>
+        </w:rPr>
+        <w:t>behaviors expected by Logix 5000 that are not standard for an XML file must be handled manually in code</w:t>
+      </w:r>
+      <w:r>
+        <w:rPr>
+          <w:rFonts w:ascii="Calibri" w:hAnsi="Calibri" w:cs="Calibri"/>
+          <w:sz w:val="22"/>
+          <w:szCs w:val="22"/>
+        </w:rPr>
+        <w:t>.</w:t>
       </w:r>
       <w:r>
         <w:rPr>
@@ -10221,7 +10774,15 @@
           <w:sz w:val="22"/>
           <w:szCs w:val="22"/>
         </w:rPr>
-        <w:t xml:space="preserve">, while many cases were covered, a dedicated PLC developer would be required to ensure </w:t>
+        <w:t>. While</w:t>
+      </w:r>
+      <w:r>
+        <w:rPr>
+          <w:rFonts w:ascii="Calibri" w:hAnsi="Calibri" w:cs="Calibri"/>
+          <w:sz w:val="22"/>
+          <w:szCs w:val="22"/>
+        </w:rPr>
+        <w:t xml:space="preserve"> many cases were covered, a dedicated PLC developer would be required to ensure </w:t>
       </w:r>
       <w:r>
         <w:rPr>
@@ -10322,41 +10883,55 @@
           <w:sz w:val="22"/>
           <w:szCs w:val="22"/>
         </w:rPr>
-        <w:t xml:space="preserve">are triggered through the </w:t>
-      </w:r>
-      <w:proofErr w:type="spellStart"/>
-      <w:r>
-        <w:rPr>
-          <w:rFonts w:ascii="Calibri" w:hAnsi="Calibri" w:cs="Calibri"/>
-          <w:sz w:val="22"/>
-          <w:szCs w:val="22"/>
-        </w:rPr>
-        <w:t>ActionSelect</w:t>
-      </w:r>
-      <w:proofErr w:type="spellEnd"/>
-      <w:r>
-        <w:rPr>
-          <w:rFonts w:ascii="Calibri" w:hAnsi="Calibri" w:cs="Calibri"/>
-          <w:sz w:val="22"/>
-          <w:szCs w:val="22"/>
-        </w:rPr>
-        <w:t xml:space="preserve"> </w:t>
-      </w:r>
-      <w:r>
-        <w:rPr>
-          <w:rFonts w:ascii="Calibri" w:hAnsi="Calibri" w:cs="Calibri"/>
-          <w:sz w:val="22"/>
-          <w:szCs w:val="22"/>
-        </w:rPr>
-        <w:t xml:space="preserve">form, which upon detecting a button press event, calls the associated function in Execute to </w:t>
-      </w:r>
-      <w:r>
-        <w:rPr>
-          <w:rFonts w:ascii="Calibri" w:hAnsi="Calibri" w:cs="Calibri"/>
-          <w:sz w:val="22"/>
-          <w:szCs w:val="22"/>
-        </w:rPr>
-        <w:t xml:space="preserve">engage that sequence. The Execute class handles all the orchestration of the functionality, determining how and when the user should be prompted, what modifications </w:t>
+        <w:t xml:space="preserve">are triggered through the ActionSelect </w:t>
+      </w:r>
+      <w:r>
+        <w:rPr>
+          <w:rFonts w:ascii="Calibri" w:hAnsi="Calibri" w:cs="Calibri"/>
+          <w:sz w:val="22"/>
+          <w:szCs w:val="22"/>
+        </w:rPr>
+        <w:t>form, which</w:t>
+      </w:r>
+      <w:r>
+        <w:rPr>
+          <w:rFonts w:ascii="Calibri" w:hAnsi="Calibri" w:cs="Calibri"/>
+          <w:sz w:val="22"/>
+          <w:szCs w:val="22"/>
+        </w:rPr>
+        <w:t>,</w:t>
+      </w:r>
+      <w:r>
+        <w:rPr>
+          <w:rFonts w:ascii="Calibri" w:hAnsi="Calibri" w:cs="Calibri"/>
+          <w:sz w:val="22"/>
+          <w:szCs w:val="22"/>
+        </w:rPr>
+        <w:t xml:space="preserve"> upon detecting a button press event, calls the associated function in Execute to </w:t>
+      </w:r>
+      <w:r>
+        <w:rPr>
+          <w:rFonts w:ascii="Calibri" w:hAnsi="Calibri" w:cs="Calibri"/>
+          <w:sz w:val="22"/>
+          <w:szCs w:val="22"/>
+        </w:rPr>
+        <w:t xml:space="preserve">engage that sequence. The Execute class handles all </w:t>
+      </w:r>
+      <w:r>
+        <w:rPr>
+          <w:rFonts w:ascii="Calibri" w:hAnsi="Calibri" w:cs="Calibri"/>
+          <w:sz w:val="22"/>
+          <w:szCs w:val="22"/>
+        </w:rPr>
+        <w:t>orchestration of the functionality, determining when and how</w:t>
+      </w:r>
+      <w:r>
+        <w:rPr>
+          <w:rFonts w:ascii="Calibri" w:hAnsi="Calibri" w:cs="Calibri"/>
+          <w:sz w:val="22"/>
+          <w:szCs w:val="22"/>
+        </w:rPr>
+        <w:t xml:space="preserve"> the user should be prompted, what modifications </w:t>
       </w:r>
       <w:r>
         <w:rPr>
@@ -10396,25 +10971,7 @@
           <w:sz w:val="22"/>
           <w:szCs w:val="22"/>
         </w:rPr>
-        <w:t xml:space="preserve"> control returns to the </w:t>
-      </w:r>
-      <w:proofErr w:type="spellStart"/>
-      <w:r>
-        <w:rPr>
-          <w:rFonts w:ascii="Calibri" w:hAnsi="Calibri" w:cs="Calibri"/>
-          <w:sz w:val="22"/>
-          <w:szCs w:val="22"/>
-        </w:rPr>
-        <w:t>ActionSelect</w:t>
-      </w:r>
-      <w:proofErr w:type="spellEnd"/>
-      <w:r>
-        <w:rPr>
-          <w:rFonts w:ascii="Calibri" w:hAnsi="Calibri" w:cs="Calibri"/>
-          <w:sz w:val="22"/>
-          <w:szCs w:val="22"/>
-        </w:rPr>
-        <w:t xml:space="preserve"> form and it waits for a button press event.</w:t>
+        <w:t xml:space="preserve"> control returns to the ActionSelect form and it waits for a button press event.</w:t>
       </w:r>
     </w:p>
     <w:p>
@@ -10522,15 +11079,23 @@
           <w:szCs w:val="22"/>
         </w:rPr>
         <w:lastRenderedPageBreak/>
-        <w:t xml:space="preserve">Once the user selects “New File” from </w:t>
-      </w:r>
-      <w:r>
-        <w:rPr>
-          <w:rFonts w:ascii="Calibri" w:hAnsi="Calibri" w:cs="Calibri"/>
-          <w:sz w:val="22"/>
-          <w:szCs w:val="22"/>
-        </w:rPr>
-        <w:t xml:space="preserve">the </w:t>
+        <w:t xml:space="preserve">Once the user selects “New File” </w:t>
+      </w:r>
+      <w:r>
+        <w:rPr>
+          <w:rFonts w:ascii="Calibri" w:hAnsi="Calibri" w:cs="Calibri"/>
+          <w:sz w:val="22"/>
+          <w:szCs w:val="22"/>
+        </w:rPr>
+        <w:t xml:space="preserve">in the ActionSelect window, an event is triggered </w:t>
+      </w:r>
+      <w:r>
+        <w:rPr>
+          <w:rFonts w:ascii="Calibri" w:hAnsi="Calibri" w:cs="Calibri"/>
+          <w:sz w:val="22"/>
+          <w:szCs w:val="22"/>
+        </w:rPr>
+        <w:t xml:space="preserve">that calls the </w:t>
       </w:r>
       <w:proofErr w:type="spellStart"/>
       <w:r>
@@ -10539,7 +11104,7 @@
           <w:sz w:val="22"/>
           <w:szCs w:val="22"/>
         </w:rPr>
-        <w:t>ActionSelect</w:t>
+        <w:t>NewFile</w:t>
       </w:r>
       <w:proofErr w:type="spellEnd"/>
       <w:r>
@@ -10548,7 +11113,63 @@
           <w:sz w:val="22"/>
           <w:szCs w:val="22"/>
         </w:rPr>
-        <w:t xml:space="preserve"> window, it triggers an event that calls the </w:t>
+        <w:t xml:space="preserve"> function in Execute. The function then </w:t>
+      </w:r>
+      <w:r>
+        <w:rPr>
+          <w:rFonts w:ascii="Calibri" w:hAnsi="Calibri" w:cs="Calibri"/>
+          <w:sz w:val="22"/>
+          <w:szCs w:val="22"/>
+        </w:rPr>
+        <w:t>prompts the user to confirm that they intend</w:t>
+      </w:r>
+      <w:r>
+        <w:rPr>
+          <w:rFonts w:ascii="Calibri" w:hAnsi="Calibri" w:cs="Calibri"/>
+          <w:sz w:val="22"/>
+          <w:szCs w:val="22"/>
+        </w:rPr>
+        <w:t xml:space="preserve"> to overwrite the existing </w:t>
+      </w:r>
+      <w:r>
+        <w:rPr>
+          <w:rFonts w:ascii="Calibri" w:hAnsi="Calibri" w:cs="Calibri"/>
+          <w:sz w:val="22"/>
+          <w:szCs w:val="22"/>
+        </w:rPr>
+        <w:t>file</w:t>
+      </w:r>
+      <w:r>
+        <w:rPr>
+          <w:rFonts w:ascii="Calibri" w:hAnsi="Calibri" w:cs="Calibri"/>
+          <w:sz w:val="22"/>
+          <w:szCs w:val="22"/>
+        </w:rPr>
+        <w:t>. If they confirm, the execute class then orchestrates</w:t>
+      </w:r>
+      <w:r>
+        <w:rPr>
+          <w:rFonts w:ascii="Calibri" w:hAnsi="Calibri" w:cs="Calibri"/>
+          <w:sz w:val="22"/>
+          <w:szCs w:val="22"/>
+        </w:rPr>
+        <w:t xml:space="preserve"> </w:t>
+      </w:r>
+      <w:r>
+        <w:rPr>
+          <w:rFonts w:ascii="Calibri" w:hAnsi="Calibri" w:cs="Calibri"/>
+          <w:sz w:val="22"/>
+          <w:szCs w:val="22"/>
+        </w:rPr>
+        <w:t xml:space="preserve">overwriting the existing file with a blank template </w:t>
+      </w:r>
+      <w:r>
+        <w:rPr>
+          <w:rFonts w:ascii="Calibri" w:hAnsi="Calibri" w:cs="Calibri"/>
+          <w:sz w:val="22"/>
+          <w:szCs w:val="22"/>
+        </w:rPr>
+        <w:t xml:space="preserve">via the </w:t>
       </w:r>
       <w:proofErr w:type="spellStart"/>
       <w:r>
@@ -10557,7 +11178,7 @@
           <w:sz w:val="22"/>
           <w:szCs w:val="22"/>
         </w:rPr>
-        <w:t>NewFile</w:t>
+        <w:t>XMLHandler</w:t>
       </w:r>
       <w:proofErr w:type="spellEnd"/>
       <w:r>
@@ -10566,31 +11187,15 @@
           <w:sz w:val="22"/>
           <w:szCs w:val="22"/>
         </w:rPr>
-        <w:t xml:space="preserve"> function in Execute. The function then requests</w:t>
-      </w:r>
-      <w:r>
-        <w:rPr>
-          <w:rFonts w:ascii="Calibri" w:hAnsi="Calibri" w:cs="Calibri"/>
-          <w:sz w:val="22"/>
-          <w:szCs w:val="22"/>
-        </w:rPr>
-        <w:t xml:space="preserve"> </w:t>
-      </w:r>
-      <w:r>
-        <w:rPr>
-          <w:rFonts w:ascii="Calibri" w:hAnsi="Calibri" w:cs="Calibri"/>
-          <w:sz w:val="22"/>
-          <w:szCs w:val="22"/>
-        </w:rPr>
-        <w:t xml:space="preserve">confirmation that the user intends to overwrite the existing </w:t>
-      </w:r>
-      <w:r>
-        <w:rPr>
-          <w:rFonts w:ascii="Calibri" w:hAnsi="Calibri" w:cs="Calibri"/>
-          <w:sz w:val="22"/>
-          <w:szCs w:val="22"/>
-        </w:rPr>
-        <w:t xml:space="preserve">file, if they confirm, the execute class then orchestrated the overwriting of the existing file with a blank template file via the </w:t>
+        <w:t xml:space="preserve"> class. Once that returns the new document</w:t>
+      </w:r>
+      <w:r>
+        <w:rPr>
+          <w:rFonts w:ascii="Calibri" w:hAnsi="Calibri" w:cs="Calibri"/>
+          <w:sz w:val="22"/>
+          <w:szCs w:val="22"/>
+        </w:rPr>
+        <w:t xml:space="preserve">, the class calls the </w:t>
       </w:r>
       <w:proofErr w:type="spellStart"/>
       <w:r>
@@ -10599,7 +11204,7 @@
           <w:sz w:val="22"/>
           <w:szCs w:val="22"/>
         </w:rPr>
-        <w:t>XMLHandler</w:t>
+        <w:t>MessageService</w:t>
       </w:r>
       <w:proofErr w:type="spellEnd"/>
       <w:r>
@@ -10608,75 +11213,33 @@
           <w:sz w:val="22"/>
           <w:szCs w:val="22"/>
         </w:rPr>
-        <w:t xml:space="preserve"> class. Once that returns the new document successfully, the class calls </w:t>
-      </w:r>
-      <w:r>
-        <w:rPr>
-          <w:rFonts w:ascii="Calibri" w:hAnsi="Calibri" w:cs="Calibri"/>
-          <w:sz w:val="22"/>
-          <w:szCs w:val="22"/>
-        </w:rPr>
-        <w:t>the</w:t>
-      </w:r>
-      <w:r>
-        <w:rPr>
-          <w:rFonts w:ascii="Calibri" w:hAnsi="Calibri" w:cs="Calibri"/>
-          <w:sz w:val="22"/>
-          <w:szCs w:val="22"/>
-        </w:rPr>
-        <w:t xml:space="preserve"> </w:t>
-      </w:r>
-      <w:proofErr w:type="spellStart"/>
-      <w:r>
-        <w:rPr>
-          <w:rFonts w:ascii="Calibri" w:hAnsi="Calibri" w:cs="Calibri"/>
-          <w:sz w:val="22"/>
-          <w:szCs w:val="22"/>
-        </w:rPr>
-        <w:t>MessageService</w:t>
-      </w:r>
-      <w:proofErr w:type="spellEnd"/>
-      <w:r>
-        <w:rPr>
-          <w:rFonts w:ascii="Calibri" w:hAnsi="Calibri" w:cs="Calibri"/>
-          <w:sz w:val="22"/>
-          <w:szCs w:val="22"/>
-        </w:rPr>
-        <w:t xml:space="preserve"> to </w:t>
-      </w:r>
-      <w:r>
-        <w:rPr>
-          <w:rFonts w:ascii="Calibri" w:hAnsi="Calibri" w:cs="Calibri"/>
-          <w:sz w:val="22"/>
-          <w:szCs w:val="22"/>
-        </w:rPr>
-        <w:t xml:space="preserve">display a confirmation window that shows the user that </w:t>
-      </w:r>
-      <w:r>
-        <w:rPr>
-          <w:rFonts w:ascii="Calibri" w:hAnsi="Calibri" w:cs="Calibri"/>
-          <w:sz w:val="22"/>
-          <w:szCs w:val="22"/>
-        </w:rPr>
-        <w:t xml:space="preserve">the file has successfully been replaced. Once the user closes that window, control returns to the </w:t>
-      </w:r>
-      <w:proofErr w:type="spellStart"/>
-      <w:r>
-        <w:rPr>
-          <w:rFonts w:ascii="Calibri" w:hAnsi="Calibri" w:cs="Calibri"/>
-          <w:sz w:val="22"/>
-          <w:szCs w:val="22"/>
-        </w:rPr>
-        <w:t>ActionSelect</w:t>
-      </w:r>
-      <w:proofErr w:type="spellEnd"/>
-      <w:r>
-        <w:rPr>
-          <w:rFonts w:ascii="Calibri" w:hAnsi="Calibri" w:cs="Calibri"/>
-          <w:sz w:val="22"/>
-          <w:szCs w:val="22"/>
-        </w:rPr>
-        <w:t xml:space="preserve"> window, and the sequence ends with the user able to start another sequence</w:t>
+        <w:t xml:space="preserve"> to display a confirmation window that shows the </w:t>
+      </w:r>
+      <w:proofErr w:type="gramStart"/>
+      <w:r>
+        <w:rPr>
+          <w:rFonts w:ascii="Calibri" w:hAnsi="Calibri" w:cs="Calibri"/>
+          <w:sz w:val="22"/>
+          <w:szCs w:val="22"/>
+        </w:rPr>
+        <w:t>user</w:t>
+      </w:r>
+      <w:proofErr w:type="gramEnd"/>
+      <w:r>
+        <w:rPr>
+          <w:rFonts w:ascii="Calibri" w:hAnsi="Calibri" w:cs="Calibri"/>
+          <w:sz w:val="22"/>
+          <w:szCs w:val="22"/>
+        </w:rPr>
+        <w:t xml:space="preserve"> the file has been successfully </w:t>
+      </w:r>
+      <w:r>
+        <w:rPr>
+          <w:rFonts w:ascii="Calibri" w:hAnsi="Calibri" w:cs="Calibri"/>
+          <w:sz w:val="22"/>
+          <w:szCs w:val="22"/>
+        </w:rPr>
+        <w:t>replaced. Once the user closes that window, control returns to the ActionSelect window, and the sequence ends with the user able to start another sequence</w:t>
       </w:r>
       <w:r>
         <w:rPr>
@@ -10805,6 +11368,30 @@
         </w:rPr>
         <w:t xml:space="preserve">If the user selects “Load File” from the </w:t>
       </w:r>
+      <w:r>
+        <w:rPr>
+          <w:rFonts w:ascii="Calibri" w:hAnsi="Calibri" w:cs="Calibri"/>
+          <w:sz w:val="22"/>
+          <w:szCs w:val="22"/>
+        </w:rPr>
+        <w:t xml:space="preserve">ActionSelect window, </w:t>
+      </w:r>
+      <w:r>
+        <w:rPr>
+          <w:rFonts w:ascii="Calibri" w:hAnsi="Calibri" w:cs="Calibri"/>
+          <w:sz w:val="22"/>
+          <w:szCs w:val="22"/>
+        </w:rPr>
+        <w:t>the event triggers</w:t>
+      </w:r>
+      <w:r>
+        <w:rPr>
+          <w:rFonts w:ascii="Calibri" w:hAnsi="Calibri" w:cs="Calibri"/>
+          <w:sz w:val="22"/>
+          <w:szCs w:val="22"/>
+        </w:rPr>
+        <w:t xml:space="preserve"> the </w:t>
+      </w:r>
       <w:proofErr w:type="spellStart"/>
       <w:r>
         <w:rPr>
@@ -10812,7 +11399,7 @@
           <w:sz w:val="22"/>
           <w:szCs w:val="22"/>
         </w:rPr>
-        <w:t>ActionSelect</w:t>
+        <w:t>LoadFile</w:t>
       </w:r>
       <w:proofErr w:type="spellEnd"/>
       <w:r>
@@ -10821,91 +11408,31 @@
           <w:sz w:val="22"/>
           <w:szCs w:val="22"/>
         </w:rPr>
-        <w:t xml:space="preserve"> window, it triggers the event that calls the </w:t>
-      </w:r>
-      <w:proofErr w:type="spellStart"/>
-      <w:r>
-        <w:rPr>
-          <w:rFonts w:ascii="Calibri" w:hAnsi="Calibri" w:cs="Calibri"/>
-          <w:sz w:val="22"/>
-          <w:szCs w:val="22"/>
-        </w:rPr>
-        <w:t>LoadFile</w:t>
-      </w:r>
-      <w:proofErr w:type="spellEnd"/>
-      <w:r>
-        <w:rPr>
-          <w:rFonts w:ascii="Calibri" w:hAnsi="Calibri" w:cs="Calibri"/>
-          <w:sz w:val="22"/>
-          <w:szCs w:val="22"/>
-        </w:rPr>
-        <w:t xml:space="preserve"> function in Execute. The function then calls the interface that handles </w:t>
-      </w:r>
-      <w:r>
-        <w:rPr>
-          <w:rFonts w:ascii="Calibri" w:hAnsi="Calibri" w:cs="Calibri"/>
-          <w:sz w:val="22"/>
-          <w:szCs w:val="22"/>
-        </w:rPr>
-        <w:t xml:space="preserve">opening a file with </w:t>
-      </w:r>
-      <w:r>
-        <w:rPr>
-          <w:rFonts w:ascii="Calibri" w:hAnsi="Calibri" w:cs="Calibri"/>
-          <w:sz w:val="22"/>
-          <w:szCs w:val="22"/>
-        </w:rPr>
-        <w:t xml:space="preserve">the </w:t>
-      </w:r>
-      <w:r>
-        <w:rPr>
-          <w:rFonts w:ascii="Calibri" w:hAnsi="Calibri" w:cs="Calibri"/>
-          <w:sz w:val="22"/>
-          <w:szCs w:val="22"/>
-        </w:rPr>
-        <w:t xml:space="preserve">windows file </w:t>
-      </w:r>
-      <w:proofErr w:type="gramStart"/>
-      <w:r>
-        <w:rPr>
-          <w:rFonts w:ascii="Calibri" w:hAnsi="Calibri" w:cs="Calibri"/>
-          <w:sz w:val="22"/>
-          <w:szCs w:val="22"/>
-        </w:rPr>
-        <w:t>explorer</w:t>
-      </w:r>
-      <w:r>
-        <w:rPr>
-          <w:rFonts w:ascii="Calibri" w:hAnsi="Calibri" w:cs="Calibri"/>
-          <w:sz w:val="22"/>
-          <w:szCs w:val="22"/>
-        </w:rPr>
-        <w:t xml:space="preserve">, </w:t>
-      </w:r>
-      <w:r>
-        <w:rPr>
-          <w:rFonts w:ascii="Calibri" w:hAnsi="Calibri" w:cs="Calibri"/>
-          <w:sz w:val="22"/>
-          <w:szCs w:val="22"/>
-        </w:rPr>
-        <w:t>and</w:t>
-      </w:r>
-      <w:proofErr w:type="gramEnd"/>
-      <w:r>
-        <w:rPr>
-          <w:rFonts w:ascii="Calibri" w:hAnsi="Calibri" w:cs="Calibri"/>
-          <w:sz w:val="22"/>
-          <w:szCs w:val="22"/>
-        </w:rPr>
-        <w:t xml:space="preserve"> expects a response from the service with a successful file open and a specific path and name of the file. If successful, it </w:t>
-      </w:r>
-      <w:r>
-        <w:rPr>
-          <w:rFonts w:ascii="Calibri" w:hAnsi="Calibri" w:cs="Calibri"/>
-          <w:sz w:val="22"/>
-          <w:szCs w:val="22"/>
-        </w:rPr>
-        <w:t xml:space="preserve">loads the file at the selected name </w:t>
+        <w:t xml:space="preserve"> function in Execute. The function then calls the interface that </w:t>
+      </w:r>
+      <w:r>
+        <w:rPr>
+          <w:rFonts w:ascii="Calibri" w:hAnsi="Calibri" w:cs="Calibri"/>
+          <w:sz w:val="22"/>
+          <w:szCs w:val="22"/>
+        </w:rPr>
+        <w:t>opens a file with Windows File Explorer and expects a response from the service indicating a successful file open and the</w:t>
+      </w:r>
+      <w:r>
+        <w:rPr>
+          <w:rFonts w:ascii="Calibri" w:hAnsi="Calibri" w:cs="Calibri"/>
+          <w:sz w:val="22"/>
+          <w:szCs w:val="22"/>
+        </w:rPr>
+        <w:t xml:space="preserve"> specific path and name of the file. If successful, it </w:t>
+      </w:r>
+      <w:r>
+        <w:rPr>
+          <w:rFonts w:ascii="Calibri" w:hAnsi="Calibri" w:cs="Calibri"/>
+          <w:sz w:val="22"/>
+          <w:szCs w:val="22"/>
+        </w:rPr>
+        <w:t xml:space="preserve">loads the file at the selected name and </w:t>
       </w:r>
       <w:r>
         <w:rPr>
@@ -10914,25 +11441,15 @@
           <w:szCs w:val="22"/>
         </w:rPr>
         <w:lastRenderedPageBreak/>
-        <w:t xml:space="preserve">and location into memory as the new doc object, then returns control back to the </w:t>
-      </w:r>
-      <w:proofErr w:type="spellStart"/>
-      <w:r>
-        <w:rPr>
-          <w:rFonts w:ascii="Calibri" w:hAnsi="Calibri" w:cs="Calibri"/>
-          <w:sz w:val="22"/>
-          <w:szCs w:val="22"/>
-        </w:rPr>
-        <w:t>ActionSelect</w:t>
-      </w:r>
-      <w:proofErr w:type="spellEnd"/>
-      <w:r>
-        <w:rPr>
-          <w:rFonts w:ascii="Calibri" w:hAnsi="Calibri" w:cs="Calibri"/>
-          <w:sz w:val="22"/>
-          <w:szCs w:val="22"/>
-        </w:rPr>
-        <w:t xml:space="preserve"> window</w:t>
+        <w:t xml:space="preserve">location into memory as the new doc object, then returns control </w:t>
+      </w:r>
+      <w:r>
+        <w:rPr>
+          <w:rFonts w:ascii="Calibri" w:hAnsi="Calibri" w:cs="Calibri"/>
+          <w:sz w:val="22"/>
+          <w:szCs w:val="22"/>
+        </w:rPr>
+        <w:t>to the ActionSelect window,</w:t>
       </w:r>
       <w:r>
         <w:rPr>
@@ -11057,7 +11574,15 @@
           <w:sz w:val="22"/>
           <w:szCs w:val="22"/>
         </w:rPr>
-        <w:t xml:space="preserve">triggers once the user selects the “Save File” button on the </w:t>
+        <w:t xml:space="preserve">triggers once the user selects the “Save File” button on the ActionSelect window. This triggers the Execute class </w:t>
+      </w:r>
+      <w:r>
+        <w:rPr>
+          <w:rFonts w:ascii="Calibri" w:hAnsi="Calibri" w:cs="Calibri"/>
+          <w:sz w:val="22"/>
+          <w:szCs w:val="22"/>
+        </w:rPr>
+        <w:t xml:space="preserve">function </w:t>
       </w:r>
       <w:proofErr w:type="spellStart"/>
       <w:r>
@@ -11066,7 +11591,7 @@
           <w:sz w:val="22"/>
           <w:szCs w:val="22"/>
         </w:rPr>
-        <w:t>ActionSelect</w:t>
+        <w:t>SaveFile</w:t>
       </w:r>
       <w:proofErr w:type="spellEnd"/>
       <w:r>
@@ -11075,15 +11600,23 @@
           <w:sz w:val="22"/>
           <w:szCs w:val="22"/>
         </w:rPr>
-        <w:t xml:space="preserve"> window. This triggers the Execute class </w:t>
-      </w:r>
-      <w:r>
-        <w:rPr>
-          <w:rFonts w:ascii="Calibri" w:hAnsi="Calibri" w:cs="Calibri"/>
-          <w:sz w:val="22"/>
-          <w:szCs w:val="22"/>
-        </w:rPr>
-        <w:t xml:space="preserve">function </w:t>
+        <w:t xml:space="preserve"> to </w:t>
+      </w:r>
+      <w:r>
+        <w:rPr>
+          <w:rFonts w:ascii="Calibri" w:hAnsi="Calibri" w:cs="Calibri"/>
+          <w:sz w:val="22"/>
+          <w:szCs w:val="22"/>
+        </w:rPr>
+        <w:t xml:space="preserve">begin orchestration, starting with checking if the </w:t>
+      </w:r>
+      <w:r>
+        <w:rPr>
+          <w:rFonts w:ascii="Calibri" w:hAnsi="Calibri" w:cs="Calibri"/>
+          <w:sz w:val="22"/>
+          <w:szCs w:val="22"/>
+        </w:rPr>
+        <w:t xml:space="preserve">file exists at the default path through the </w:t>
       </w:r>
       <w:proofErr w:type="spellStart"/>
       <w:r>
@@ -11092,7 +11625,7 @@
           <w:sz w:val="22"/>
           <w:szCs w:val="22"/>
         </w:rPr>
-        <w:t>SaveFile</w:t>
+        <w:t>FileSystem</w:t>
       </w:r>
       <w:proofErr w:type="spellEnd"/>
       <w:r>
@@ -11101,23 +11634,47 @@
           <w:sz w:val="22"/>
           <w:szCs w:val="22"/>
         </w:rPr>
-        <w:t xml:space="preserve"> to </w:t>
-      </w:r>
-      <w:r>
-        <w:rPr>
-          <w:rFonts w:ascii="Calibri" w:hAnsi="Calibri" w:cs="Calibri"/>
-          <w:sz w:val="22"/>
-          <w:szCs w:val="22"/>
-        </w:rPr>
-        <w:t xml:space="preserve">begin orchestration, starting with checking if the </w:t>
-      </w:r>
-      <w:r>
-        <w:rPr>
-          <w:rFonts w:ascii="Calibri" w:hAnsi="Calibri" w:cs="Calibri"/>
-          <w:sz w:val="22"/>
-          <w:szCs w:val="22"/>
-        </w:rPr>
-        <w:t xml:space="preserve">file exists at the default path through the </w:t>
+        <w:t xml:space="preserve"> interface</w:t>
+      </w:r>
+      <w:r>
+        <w:rPr>
+          <w:rFonts w:ascii="Calibri" w:hAnsi="Calibri" w:cs="Calibri"/>
+          <w:sz w:val="22"/>
+          <w:szCs w:val="22"/>
+        </w:rPr>
+        <w:t>. If</w:t>
+      </w:r>
+      <w:r>
+        <w:rPr>
+          <w:rFonts w:ascii="Calibri" w:hAnsi="Calibri" w:cs="Calibri"/>
+          <w:sz w:val="22"/>
+          <w:szCs w:val="22"/>
+        </w:rPr>
+        <w:t xml:space="preserve"> it does, then it </w:t>
+      </w:r>
+      <w:r>
+        <w:rPr>
+          <w:rFonts w:ascii="Calibri" w:hAnsi="Calibri" w:cs="Calibri"/>
+          <w:sz w:val="22"/>
+          <w:szCs w:val="22"/>
+        </w:rPr>
+        <w:t>iterates a number after the default name</w:t>
+      </w:r>
+      <w:r>
+        <w:rPr>
+          <w:rFonts w:ascii="Calibri" w:hAnsi="Calibri" w:cs="Calibri"/>
+          <w:sz w:val="22"/>
+          <w:szCs w:val="22"/>
+        </w:rPr>
+        <w:t xml:space="preserve">. Then it </w:t>
+      </w:r>
+      <w:r>
+        <w:rPr>
+          <w:rFonts w:ascii="Calibri" w:hAnsi="Calibri" w:cs="Calibri"/>
+          <w:sz w:val="22"/>
+          <w:szCs w:val="22"/>
+        </w:rPr>
+        <w:t xml:space="preserve">uses the </w:t>
       </w:r>
       <w:proofErr w:type="spellStart"/>
       <w:r>
@@ -11126,6 +11683,72 @@
           <w:sz w:val="22"/>
           <w:szCs w:val="22"/>
         </w:rPr>
+        <w:t>SaveFileService</w:t>
+      </w:r>
+      <w:proofErr w:type="spellEnd"/>
+      <w:r>
+        <w:rPr>
+          <w:rFonts w:ascii="Calibri" w:hAnsi="Calibri" w:cs="Calibri"/>
+          <w:sz w:val="22"/>
+          <w:szCs w:val="22"/>
+        </w:rPr>
+        <w:t xml:space="preserve"> interface to open Windows File Explorer and save the file to</w:t>
+      </w:r>
+      <w:r>
+        <w:rPr>
+          <w:rFonts w:ascii="Calibri" w:hAnsi="Calibri" w:cs="Calibri"/>
+          <w:sz w:val="22"/>
+          <w:szCs w:val="22"/>
+        </w:rPr>
+        <w:t xml:space="preserve"> a chosen location and name. </w:t>
+      </w:r>
+      <w:r>
+        <w:rPr>
+          <w:rFonts w:ascii="Calibri" w:hAnsi="Calibri" w:cs="Calibri"/>
+          <w:sz w:val="22"/>
+          <w:szCs w:val="22"/>
+        </w:rPr>
+        <w:t xml:space="preserve">The interface then </w:t>
+      </w:r>
+      <w:r>
+        <w:rPr>
+          <w:rFonts w:ascii="Calibri" w:hAnsi="Calibri" w:cs="Calibri"/>
+          <w:sz w:val="22"/>
+          <w:szCs w:val="22"/>
+        </w:rPr>
+        <w:t xml:space="preserve">returns the operation status and a single string containing the file name and path, which </w:t>
+      </w:r>
+      <w:r>
+        <w:rPr>
+          <w:rFonts w:ascii="Calibri" w:hAnsi="Calibri" w:cs="Calibri"/>
+          <w:sz w:val="22"/>
+          <w:szCs w:val="22"/>
+        </w:rPr>
+        <w:t>the user can execute</w:t>
+      </w:r>
+      <w:r>
+        <w:rPr>
+          <w:rFonts w:ascii="Calibri" w:hAnsi="Calibri" w:cs="Calibri"/>
+          <w:sz w:val="22"/>
+          <w:szCs w:val="22"/>
+        </w:rPr>
+        <w:t xml:space="preserve"> to save the current active doc object as a file</w:t>
+      </w:r>
+      <w:r>
+        <w:rPr>
+          <w:rFonts w:ascii="Calibri" w:hAnsi="Calibri" w:cs="Calibri"/>
+          <w:sz w:val="22"/>
+          <w:szCs w:val="22"/>
+        </w:rPr>
+        <w:t xml:space="preserve"> through the </w:t>
+      </w:r>
+      <w:proofErr w:type="spellStart"/>
+      <w:r>
+        <w:rPr>
+          <w:rFonts w:ascii="Calibri" w:hAnsi="Calibri" w:cs="Calibri"/>
+          <w:sz w:val="22"/>
+          <w:szCs w:val="22"/>
+        </w:rPr>
         <w:t>FileSystem</w:t>
       </w:r>
       <w:proofErr w:type="spellEnd"/>
@@ -11135,171 +11758,7 @@
           <w:sz w:val="22"/>
           <w:szCs w:val="22"/>
         </w:rPr>
-        <w:t xml:space="preserve"> interface, if it does, then it </w:t>
-      </w:r>
-      <w:r>
-        <w:rPr>
-          <w:rFonts w:ascii="Calibri" w:hAnsi="Calibri" w:cs="Calibri"/>
-          <w:sz w:val="22"/>
-          <w:szCs w:val="22"/>
-        </w:rPr>
-        <w:t>iterates a number after the default name</w:t>
-      </w:r>
-      <w:r>
-        <w:rPr>
-          <w:rFonts w:ascii="Calibri" w:hAnsi="Calibri" w:cs="Calibri"/>
-          <w:sz w:val="22"/>
-          <w:szCs w:val="22"/>
-        </w:rPr>
-        <w:t xml:space="preserve">. Then it </w:t>
-      </w:r>
-      <w:r>
-        <w:rPr>
-          <w:rFonts w:ascii="Calibri" w:hAnsi="Calibri" w:cs="Calibri"/>
-          <w:sz w:val="22"/>
-          <w:szCs w:val="22"/>
-        </w:rPr>
-        <w:t xml:space="preserve">utilizes the </w:t>
-      </w:r>
-      <w:proofErr w:type="spellStart"/>
-      <w:r>
-        <w:rPr>
-          <w:rFonts w:ascii="Calibri" w:hAnsi="Calibri" w:cs="Calibri"/>
-          <w:sz w:val="22"/>
-          <w:szCs w:val="22"/>
-        </w:rPr>
-        <w:t>SaveFileService</w:t>
-      </w:r>
-      <w:proofErr w:type="spellEnd"/>
-      <w:r>
-        <w:rPr>
-          <w:rFonts w:ascii="Calibri" w:hAnsi="Calibri" w:cs="Calibri"/>
-          <w:sz w:val="22"/>
-          <w:szCs w:val="22"/>
-        </w:rPr>
-        <w:t xml:space="preserve"> interface to open the windows file explorer</w:t>
-      </w:r>
-      <w:r>
-        <w:rPr>
-          <w:rFonts w:ascii="Calibri" w:hAnsi="Calibri" w:cs="Calibri"/>
-          <w:sz w:val="22"/>
-          <w:szCs w:val="22"/>
-        </w:rPr>
-        <w:t xml:space="preserve"> and save </w:t>
-      </w:r>
-      <w:r>
-        <w:rPr>
-          <w:rFonts w:ascii="Calibri" w:hAnsi="Calibri" w:cs="Calibri"/>
-          <w:sz w:val="22"/>
-          <w:szCs w:val="22"/>
-        </w:rPr>
-        <w:t xml:space="preserve">the file at a chosen location and name. </w:t>
-      </w:r>
-      <w:r>
-        <w:rPr>
-          <w:rFonts w:ascii="Calibri" w:hAnsi="Calibri" w:cs="Calibri"/>
-          <w:sz w:val="22"/>
-          <w:szCs w:val="22"/>
-        </w:rPr>
-        <w:t xml:space="preserve">The interface then passes back the status of the </w:t>
-      </w:r>
-      <w:proofErr w:type="gramStart"/>
-      <w:r>
-        <w:rPr>
-          <w:rFonts w:ascii="Calibri" w:hAnsi="Calibri" w:cs="Calibri"/>
-          <w:sz w:val="22"/>
-          <w:szCs w:val="22"/>
-        </w:rPr>
-        <w:t>operation, and</w:t>
-      </w:r>
-      <w:proofErr w:type="gramEnd"/>
-      <w:r>
-        <w:rPr>
-          <w:rFonts w:ascii="Calibri" w:hAnsi="Calibri" w:cs="Calibri"/>
-          <w:sz w:val="22"/>
-          <w:szCs w:val="22"/>
-        </w:rPr>
-        <w:t xml:space="preserve"> passes out a string with the file name and path all in one string, </w:t>
-      </w:r>
-      <w:proofErr w:type="gramStart"/>
-      <w:r>
-        <w:rPr>
-          <w:rFonts w:ascii="Calibri" w:hAnsi="Calibri" w:cs="Calibri"/>
-          <w:sz w:val="22"/>
-          <w:szCs w:val="22"/>
-        </w:rPr>
-        <w:t>which execute</w:t>
-      </w:r>
-      <w:proofErr w:type="gramEnd"/>
-      <w:r>
-        <w:rPr>
-          <w:rFonts w:ascii="Calibri" w:hAnsi="Calibri" w:cs="Calibri"/>
-          <w:sz w:val="22"/>
-          <w:szCs w:val="22"/>
-        </w:rPr>
-        <w:t xml:space="preserve"> can then </w:t>
-      </w:r>
-      <w:proofErr w:type="gramStart"/>
-      <w:r>
-        <w:rPr>
-          <w:rFonts w:ascii="Calibri" w:hAnsi="Calibri" w:cs="Calibri"/>
-          <w:sz w:val="22"/>
-          <w:szCs w:val="22"/>
-        </w:rPr>
-        <w:t>use</w:t>
-      </w:r>
-      <w:proofErr w:type="gramEnd"/>
-      <w:r>
-        <w:rPr>
-          <w:rFonts w:ascii="Calibri" w:hAnsi="Calibri" w:cs="Calibri"/>
-          <w:sz w:val="22"/>
-          <w:szCs w:val="22"/>
-        </w:rPr>
-        <w:t xml:space="preserve"> to save the current active doc object as a file</w:t>
-      </w:r>
-      <w:r>
-        <w:rPr>
-          <w:rFonts w:ascii="Calibri" w:hAnsi="Calibri" w:cs="Calibri"/>
-          <w:sz w:val="22"/>
-          <w:szCs w:val="22"/>
-        </w:rPr>
-        <w:t xml:space="preserve"> through the </w:t>
-      </w:r>
-      <w:proofErr w:type="spellStart"/>
-      <w:r>
-        <w:rPr>
-          <w:rFonts w:ascii="Calibri" w:hAnsi="Calibri" w:cs="Calibri"/>
-          <w:sz w:val="22"/>
-          <w:szCs w:val="22"/>
-        </w:rPr>
-        <w:t>FileSystem</w:t>
-      </w:r>
-      <w:proofErr w:type="spellEnd"/>
-      <w:r>
-        <w:rPr>
-          <w:rFonts w:ascii="Calibri" w:hAnsi="Calibri" w:cs="Calibri"/>
-          <w:sz w:val="22"/>
-          <w:szCs w:val="22"/>
-        </w:rPr>
-        <w:t xml:space="preserve"> interface. After saving the file at the chosen location, control returns to the </w:t>
-      </w:r>
-      <w:proofErr w:type="spellStart"/>
-      <w:r>
-        <w:rPr>
-          <w:rFonts w:ascii="Calibri" w:hAnsi="Calibri" w:cs="Calibri"/>
-          <w:sz w:val="22"/>
-          <w:szCs w:val="22"/>
-        </w:rPr>
-        <w:t>ActionSelect</w:t>
-      </w:r>
-      <w:proofErr w:type="spellEnd"/>
-      <w:r>
-        <w:rPr>
-          <w:rFonts w:ascii="Calibri" w:hAnsi="Calibri" w:cs="Calibri"/>
-          <w:sz w:val="22"/>
-          <w:szCs w:val="22"/>
-        </w:rPr>
-        <w:t xml:space="preserve"> window, and the sequence ends.</w:t>
+        <w:t xml:space="preserve"> interface. After saving the file at the chosen location, control returns to the ActionSelect window, and the sequence ends.</w:t>
       </w:r>
     </w:p>
     <w:p>
@@ -11507,15 +11966,23 @@
           <w:sz w:val="22"/>
           <w:szCs w:val="22"/>
         </w:rPr>
-        <w:t xml:space="preserve">t Element sequence triggers once the </w:t>
-      </w:r>
-      <w:r>
-        <w:rPr>
-          <w:rFonts w:ascii="Calibri" w:hAnsi="Calibri" w:cs="Calibri"/>
-          <w:sz w:val="22"/>
-          <w:szCs w:val="22"/>
-        </w:rPr>
-        <w:t xml:space="preserve">user presses the “import element” button, calling the </w:t>
+        <w:t xml:space="preserve">t Element sequence triggers </w:t>
+      </w:r>
+      <w:r>
+        <w:rPr>
+          <w:rFonts w:ascii="Calibri" w:hAnsi="Calibri" w:cs="Calibri"/>
+          <w:sz w:val="22"/>
+          <w:szCs w:val="22"/>
+        </w:rPr>
+        <w:t>when the user presses the “import element” button, which calls</w:t>
+      </w:r>
+      <w:r>
+        <w:rPr>
+          <w:rFonts w:ascii="Calibri" w:hAnsi="Calibri" w:cs="Calibri"/>
+          <w:sz w:val="22"/>
+          <w:szCs w:val="22"/>
+        </w:rPr>
+        <w:t xml:space="preserve"> the </w:t>
       </w:r>
       <w:proofErr w:type="spellStart"/>
       <w:r>
@@ -11637,7 +12104,57 @@
           <w:sz w:val="22"/>
           <w:szCs w:val="22"/>
         </w:rPr>
-        <w:t xml:space="preserve">gets the types of available elements from that </w:t>
+        <w:t xml:space="preserve">retrieves the available element types from that file, prompts the user for a type to import via the </w:t>
+      </w:r>
+      <w:proofErr w:type="spellStart"/>
+      <w:r>
+        <w:rPr>
+          <w:rFonts w:ascii="Calibri" w:hAnsi="Calibri" w:cs="Calibri"/>
+          <w:sz w:val="22"/>
+          <w:szCs w:val="22"/>
+        </w:rPr>
+        <w:t>UserPromptService</w:t>
+      </w:r>
+      <w:proofErr w:type="spellEnd"/>
+      <w:r>
+        <w:rPr>
+          <w:rFonts w:ascii="Calibri" w:hAnsi="Calibri" w:cs="Calibri"/>
+          <w:sz w:val="22"/>
+          <w:szCs w:val="22"/>
+        </w:rPr>
+        <w:t>, and returns</w:t>
+      </w:r>
+      <w:r>
+        <w:rPr>
+          <w:rFonts w:ascii="Calibri" w:hAnsi="Calibri" w:cs="Calibri"/>
+          <w:sz w:val="22"/>
+          <w:szCs w:val="22"/>
+        </w:rPr>
+        <w:t xml:space="preserve"> that type to the execute class.</w:t>
+      </w:r>
+      <w:r>
+        <w:rPr>
+          <w:rFonts w:ascii="Calibri" w:hAnsi="Calibri" w:cs="Calibri"/>
+          <w:sz w:val="22"/>
+          <w:szCs w:val="22"/>
+        </w:rPr>
+        <w:t xml:space="preserve"> The Execute class then gets all the element</w:t>
+      </w:r>
+      <w:r>
+        <w:rPr>
+          <w:rFonts w:ascii="Calibri" w:hAnsi="Calibri" w:cs="Calibri"/>
+          <w:sz w:val="22"/>
+          <w:szCs w:val="22"/>
+        </w:rPr>
+        <w:t xml:space="preserve"> names of elements</w:t>
+      </w:r>
+      <w:r>
+        <w:rPr>
+          <w:rFonts w:ascii="Calibri" w:hAnsi="Calibri" w:cs="Calibri"/>
+          <w:sz w:val="22"/>
+          <w:szCs w:val="22"/>
+        </w:rPr>
+        <w:t xml:space="preserve"> of that </w:t>
       </w:r>
       <w:proofErr w:type="gramStart"/>
       <w:r>
@@ -11646,7 +12163,7 @@
           <w:sz w:val="22"/>
           <w:szCs w:val="22"/>
         </w:rPr>
-        <w:t>file, and</w:t>
+        <w:t>type, and</w:t>
       </w:r>
       <w:proofErr w:type="gramEnd"/>
       <w:r>
@@ -11655,7 +12172,31 @@
           <w:sz w:val="22"/>
           <w:szCs w:val="22"/>
         </w:rPr>
-        <w:t xml:space="preserve"> prompts the user for a type to import through the </w:t>
+        <w:t xml:space="preserve"> prompts the user to select which of those elements they would like to insert</w:t>
+      </w:r>
+      <w:r>
+        <w:rPr>
+          <w:rFonts w:ascii="Calibri" w:hAnsi="Calibri" w:cs="Calibri"/>
+          <w:sz w:val="22"/>
+          <w:szCs w:val="22"/>
+        </w:rPr>
+        <w:t xml:space="preserve">. The class then </w:t>
+      </w:r>
+      <w:r>
+        <w:rPr>
+          <w:rFonts w:ascii="Calibri" w:hAnsi="Calibri" w:cs="Calibri"/>
+          <w:sz w:val="22"/>
+          <w:szCs w:val="22"/>
+        </w:rPr>
+        <w:t xml:space="preserve">passes the chosen names </w:t>
+      </w:r>
+      <w:r>
+        <w:rPr>
+          <w:rFonts w:ascii="Calibri" w:hAnsi="Calibri" w:cs="Calibri"/>
+          <w:sz w:val="22"/>
+          <w:szCs w:val="22"/>
+        </w:rPr>
+        <w:t xml:space="preserve">to </w:t>
       </w:r>
       <w:proofErr w:type="spellStart"/>
       <w:r>
@@ -11664,7 +12205,7 @@
           <w:sz w:val="22"/>
           <w:szCs w:val="22"/>
         </w:rPr>
-        <w:t>UserPromptService</w:t>
+        <w:t>XMLHandler</w:t>
       </w:r>
       <w:proofErr w:type="spellEnd"/>
       <w:r>
@@ -11673,57 +12214,15 @@
           <w:sz w:val="22"/>
           <w:szCs w:val="22"/>
         </w:rPr>
-        <w:t>, returning that type to the execute class.</w:t>
-      </w:r>
-      <w:r>
-        <w:rPr>
-          <w:rFonts w:ascii="Calibri" w:hAnsi="Calibri" w:cs="Calibri"/>
-          <w:sz w:val="22"/>
-          <w:szCs w:val="22"/>
-        </w:rPr>
-        <w:t xml:space="preserve"> The Execute class then gets all the element</w:t>
-      </w:r>
-      <w:r>
-        <w:rPr>
-          <w:rFonts w:ascii="Calibri" w:hAnsi="Calibri" w:cs="Calibri"/>
-          <w:sz w:val="22"/>
-          <w:szCs w:val="22"/>
-        </w:rPr>
-        <w:t xml:space="preserve"> names of elements</w:t>
-      </w:r>
-      <w:r>
-        <w:rPr>
-          <w:rFonts w:ascii="Calibri" w:hAnsi="Calibri" w:cs="Calibri"/>
-          <w:sz w:val="22"/>
-          <w:szCs w:val="22"/>
-        </w:rPr>
-        <w:t xml:space="preserve"> of that </w:t>
-      </w:r>
-      <w:proofErr w:type="gramStart"/>
-      <w:r>
-        <w:rPr>
-          <w:rFonts w:ascii="Calibri" w:hAnsi="Calibri" w:cs="Calibri"/>
-          <w:sz w:val="22"/>
-          <w:szCs w:val="22"/>
-        </w:rPr>
-        <w:t>type, and</w:t>
-      </w:r>
-      <w:proofErr w:type="gramEnd"/>
-      <w:r>
-        <w:rPr>
-          <w:rFonts w:ascii="Calibri" w:hAnsi="Calibri" w:cs="Calibri"/>
-          <w:sz w:val="22"/>
-          <w:szCs w:val="22"/>
-        </w:rPr>
-        <w:t xml:space="preserve"> prompts the user to select which of those elements they would like to insert</w:t>
-      </w:r>
-      <w:r>
-        <w:rPr>
-          <w:rFonts w:ascii="Calibri" w:hAnsi="Calibri" w:cs="Calibri"/>
-          <w:sz w:val="22"/>
-          <w:szCs w:val="22"/>
-        </w:rPr>
-        <w:t xml:space="preserve">. The class then takes the chosen names, and passes them to </w:t>
+        <w:t xml:space="preserve">, which returns the associated element objects for those names. The Execute class then </w:t>
+      </w:r>
+      <w:r>
+        <w:rPr>
+          <w:rFonts w:ascii="Calibri" w:hAnsi="Calibri" w:cs="Calibri"/>
+          <w:sz w:val="22"/>
+          <w:szCs w:val="22"/>
+        </w:rPr>
+        <w:t xml:space="preserve">calls </w:t>
       </w:r>
       <w:proofErr w:type="spellStart"/>
       <w:r>
@@ -11741,15 +12240,31 @@
           <w:sz w:val="22"/>
           <w:szCs w:val="22"/>
         </w:rPr>
-        <w:t xml:space="preserve">, which returns the associated element objects for those names. The Execute class then </w:t>
-      </w:r>
-      <w:r>
-        <w:rPr>
-          <w:rFonts w:ascii="Calibri" w:hAnsi="Calibri" w:cs="Calibri"/>
-          <w:sz w:val="22"/>
-          <w:szCs w:val="22"/>
-        </w:rPr>
-        <w:t xml:space="preserve">calls </w:t>
+        <w:t xml:space="preserve"> to insert the elements in the active document, catching and handling any errors that might occur during execution. Once all elements have been inserted, </w:t>
+      </w:r>
+      <w:r>
+        <w:rPr>
+          <w:rFonts w:ascii="Calibri" w:hAnsi="Calibri" w:cs="Calibri"/>
+          <w:sz w:val="22"/>
+          <w:szCs w:val="22"/>
+        </w:rPr>
+        <w:t xml:space="preserve">the Execute class resets any metadata </w:t>
+      </w:r>
+      <w:r>
+        <w:rPr>
+          <w:rFonts w:ascii="Calibri" w:hAnsi="Calibri" w:cs="Calibri"/>
+          <w:sz w:val="22"/>
+          <w:szCs w:val="22"/>
+        </w:rPr>
+        <w:t>stored</w:t>
+      </w:r>
+      <w:r>
+        <w:rPr>
+          <w:rFonts w:ascii="Calibri" w:hAnsi="Calibri" w:cs="Calibri"/>
+          <w:sz w:val="22"/>
+          <w:szCs w:val="22"/>
+        </w:rPr>
+        <w:t xml:space="preserve"> in the </w:t>
       </w:r>
       <w:proofErr w:type="spellStart"/>
       <w:r>
@@ -11758,7 +12273,7 @@
           <w:sz w:val="22"/>
           <w:szCs w:val="22"/>
         </w:rPr>
-        <w:t>XMLHandler</w:t>
+        <w:t>ElementHelper</w:t>
       </w:r>
       <w:proofErr w:type="spellEnd"/>
       <w:r>
@@ -11767,15 +12282,15 @@
           <w:sz w:val="22"/>
           <w:szCs w:val="22"/>
         </w:rPr>
-        <w:t xml:space="preserve"> to insert the elements in the active document, catching and handling any errors that might occur during execution. Once all elements have been inserted, </w:t>
-      </w:r>
-      <w:r>
-        <w:rPr>
-          <w:rFonts w:ascii="Calibri" w:hAnsi="Calibri" w:cs="Calibri"/>
-          <w:sz w:val="22"/>
-          <w:szCs w:val="22"/>
-        </w:rPr>
-        <w:t xml:space="preserve">the Execute class resets any metadata that may have been contained in the </w:t>
+        <w:t xml:space="preserve"> class</w:t>
+      </w:r>
+      <w:r>
+        <w:rPr>
+          <w:rFonts w:ascii="Calibri" w:hAnsi="Calibri" w:cs="Calibri"/>
+          <w:sz w:val="22"/>
+          <w:szCs w:val="22"/>
+        </w:rPr>
+        <w:t xml:space="preserve"> and calls </w:t>
       </w:r>
       <w:proofErr w:type="spellStart"/>
       <w:r>
@@ -11784,7 +12299,7 @@
           <w:sz w:val="22"/>
           <w:szCs w:val="22"/>
         </w:rPr>
-        <w:t>ElementHelper</w:t>
+        <w:t>ValidationService</w:t>
       </w:r>
       <w:proofErr w:type="spellEnd"/>
       <w:r>
@@ -11793,51 +12308,15 @@
           <w:sz w:val="22"/>
           <w:szCs w:val="22"/>
         </w:rPr>
-        <w:t xml:space="preserve"> class, and </w:t>
-      </w:r>
-      <w:r>
-        <w:rPr>
-          <w:rFonts w:ascii="Calibri" w:hAnsi="Calibri" w:cs="Calibri"/>
-          <w:sz w:val="22"/>
-          <w:szCs w:val="22"/>
-        </w:rPr>
-        <w:t xml:space="preserve">calls </w:t>
-      </w:r>
-      <w:proofErr w:type="spellStart"/>
-      <w:r>
-        <w:rPr>
-          <w:rFonts w:ascii="Calibri" w:hAnsi="Calibri" w:cs="Calibri"/>
-          <w:sz w:val="22"/>
-          <w:szCs w:val="22"/>
-        </w:rPr>
-        <w:t>ValidationService</w:t>
-      </w:r>
-      <w:proofErr w:type="spellEnd"/>
-      <w:r>
-        <w:rPr>
-          <w:rFonts w:ascii="Calibri" w:hAnsi="Calibri" w:cs="Calibri"/>
-          <w:sz w:val="22"/>
-          <w:szCs w:val="22"/>
-        </w:rPr>
-        <w:t xml:space="preserve"> to validate the file, before returning control to the </w:t>
-      </w:r>
-      <w:proofErr w:type="spellStart"/>
-      <w:r>
-        <w:rPr>
-          <w:rFonts w:ascii="Calibri" w:hAnsi="Calibri" w:cs="Calibri"/>
-          <w:sz w:val="22"/>
-          <w:szCs w:val="22"/>
-        </w:rPr>
-        <w:t>ActionSelect</w:t>
-      </w:r>
-      <w:proofErr w:type="spellEnd"/>
-      <w:r>
-        <w:rPr>
-          <w:rFonts w:ascii="Calibri" w:hAnsi="Calibri" w:cs="Calibri"/>
-          <w:sz w:val="22"/>
-          <w:szCs w:val="22"/>
-        </w:rPr>
-        <w:t xml:space="preserve"> window and ending the </w:t>
+        <w:t xml:space="preserve"> to validate the file</w:t>
+      </w:r>
+      <w:r>
+        <w:rPr>
+          <w:rFonts w:ascii="Calibri" w:hAnsi="Calibri" w:cs="Calibri"/>
+          <w:sz w:val="22"/>
+          <w:szCs w:val="22"/>
+        </w:rPr>
+        <w:t xml:space="preserve"> before returning control to the ActionSelect window and ending the </w:t>
       </w:r>
       <w:r>
         <w:rPr>
@@ -12024,7 +12503,7 @@
           <w:sz w:val="22"/>
           <w:szCs w:val="22"/>
         </w:rPr>
-        <w:t xml:space="preserve">, </w:t>
+        <w:t xml:space="preserve">, ActionSelect calls the </w:t>
       </w:r>
       <w:proofErr w:type="spellStart"/>
       <w:r>
@@ -12033,7 +12512,7 @@
           <w:sz w:val="22"/>
           <w:szCs w:val="22"/>
         </w:rPr>
-        <w:t>ActionSelect</w:t>
+        <w:t>CreateElement</w:t>
       </w:r>
       <w:proofErr w:type="spellEnd"/>
       <w:r>
@@ -12042,7 +12521,63 @@
           <w:sz w:val="22"/>
           <w:szCs w:val="22"/>
         </w:rPr>
-        <w:t xml:space="preserve"> calls the </w:t>
+        <w:t xml:space="preserve"> function in the execute class</w:t>
+      </w:r>
+      <w:r>
+        <w:rPr>
+          <w:rFonts w:ascii="Calibri" w:hAnsi="Calibri" w:cs="Calibri"/>
+          <w:sz w:val="22"/>
+          <w:szCs w:val="22"/>
+        </w:rPr>
+        <w:t>. The class functions similarly to the Import Element class</w:t>
+      </w:r>
+      <w:r>
+        <w:rPr>
+          <w:rFonts w:ascii="Calibri" w:hAnsi="Calibri" w:cs="Calibri"/>
+          <w:sz w:val="22"/>
+          <w:szCs w:val="22"/>
+        </w:rPr>
+        <w:t>;</w:t>
+      </w:r>
+      <w:r>
+        <w:rPr>
+          <w:rFonts w:ascii="Calibri" w:hAnsi="Calibri" w:cs="Calibri"/>
+          <w:sz w:val="22"/>
+          <w:szCs w:val="22"/>
+        </w:rPr>
+        <w:t xml:space="preserve"> it uses the </w:t>
+      </w:r>
+      <w:r>
+        <w:rPr>
+          <w:rFonts w:ascii="Calibri" w:hAnsi="Calibri" w:cs="Calibri"/>
+          <w:sz w:val="22"/>
+          <w:szCs w:val="22"/>
+        </w:rPr>
+        <w:t xml:space="preserve">TemplateProjectV1.L5X file </w:t>
+      </w:r>
+      <w:r>
+        <w:rPr>
+          <w:rFonts w:ascii="Calibri" w:hAnsi="Calibri" w:cs="Calibri"/>
+          <w:sz w:val="22"/>
+          <w:szCs w:val="22"/>
+        </w:rPr>
+        <w:t xml:space="preserve">rather than allowing the user to </w:t>
+      </w:r>
+      <w:r>
+        <w:rPr>
+          <w:rFonts w:ascii="Calibri" w:hAnsi="Calibri" w:cs="Calibri"/>
+          <w:sz w:val="22"/>
+          <w:szCs w:val="22"/>
+        </w:rPr>
+        <w:t xml:space="preserve">select a file. It continues </w:t>
+      </w:r>
+      <w:r>
+        <w:rPr>
+          <w:rFonts w:ascii="Calibri" w:hAnsi="Calibri" w:cs="Calibri"/>
+          <w:sz w:val="22"/>
+          <w:szCs w:val="22"/>
+        </w:rPr>
+        <w:t xml:space="preserve">just as the import element does, until it gets to the point where an element would be inserted. Instead, the </w:t>
       </w:r>
       <w:proofErr w:type="spellStart"/>
       <w:r>
@@ -12060,31 +12595,7 @@
           <w:sz w:val="22"/>
           <w:szCs w:val="22"/>
         </w:rPr>
-        <w:t xml:space="preserve"> function in the execute class</w:t>
-      </w:r>
-      <w:r>
-        <w:rPr>
-          <w:rFonts w:ascii="Calibri" w:hAnsi="Calibri" w:cs="Calibri"/>
-          <w:sz w:val="22"/>
-          <w:szCs w:val="22"/>
-        </w:rPr>
-        <w:t xml:space="preserve">. The class functions similarly to the Import Element class, however it uses the </w:t>
-      </w:r>
-      <w:r>
-        <w:rPr>
-          <w:rFonts w:ascii="Calibri" w:hAnsi="Calibri" w:cs="Calibri"/>
-          <w:sz w:val="22"/>
-          <w:szCs w:val="22"/>
-        </w:rPr>
-        <w:t xml:space="preserve">TemplateProjectV1.L5X file instead of letting the user select a file. It continues </w:t>
-      </w:r>
-      <w:r>
-        <w:rPr>
-          <w:rFonts w:ascii="Calibri" w:hAnsi="Calibri" w:cs="Calibri"/>
-          <w:sz w:val="22"/>
-          <w:szCs w:val="22"/>
-        </w:rPr>
-        <w:t xml:space="preserve">just as the import element does, until it gets to the point where an element would be inserted. Instead, the </w:t>
+        <w:t xml:space="preserve"> sequence utilizes the </w:t>
       </w:r>
       <w:proofErr w:type="spellStart"/>
       <w:r>
@@ -12093,7 +12604,7 @@
           <w:sz w:val="22"/>
           <w:szCs w:val="22"/>
         </w:rPr>
-        <w:t>CreateElement</w:t>
+        <w:t>UserPromptService</w:t>
       </w:r>
       <w:proofErr w:type="spellEnd"/>
       <w:r>
@@ -12102,7 +12613,72 @@
           <w:sz w:val="22"/>
           <w:szCs w:val="22"/>
         </w:rPr>
-        <w:t xml:space="preserve"> sequence utilizes the </w:t>
+        <w:t xml:space="preserve"> to </w:t>
+      </w:r>
+      <w:r>
+        <w:rPr>
+          <w:rFonts w:ascii="Calibri" w:hAnsi="Calibri" w:cs="Calibri"/>
+          <w:sz w:val="22"/>
+          <w:szCs w:val="22"/>
+        </w:rPr>
+        <w:t xml:space="preserve">prompt the user for </w:t>
+      </w:r>
+      <w:r>
+        <w:rPr>
+          <w:rFonts w:ascii="Calibri" w:hAnsi="Calibri" w:cs="Calibri"/>
+          <w:sz w:val="22"/>
+          <w:szCs w:val="22"/>
+        </w:rPr>
+        <w:t>the</w:t>
+      </w:r>
+      <w:r>
+        <w:rPr>
+          <w:rFonts w:ascii="Calibri" w:hAnsi="Calibri" w:cs="Calibri"/>
+          <w:sz w:val="22"/>
+          <w:szCs w:val="22"/>
+        </w:rPr>
+        <w:t xml:space="preserve"> quantity of that element to create. It then iterates</w:t>
+      </w:r>
+      <w:r>
+        <w:rPr>
+          <w:rFonts w:ascii="Calibri" w:hAnsi="Calibri" w:cs="Calibri"/>
+          <w:sz w:val="22"/>
+          <w:szCs w:val="22"/>
+        </w:rPr>
+        <w:t xml:space="preserve">, prompting the user for a name and inserting an </w:t>
+      </w:r>
+      <w:r>
+        <w:rPr>
+          <w:rFonts w:ascii="Calibri" w:hAnsi="Calibri" w:cs="Calibri"/>
+          <w:sz w:val="22"/>
+          <w:szCs w:val="22"/>
+        </w:rPr>
+        <w:lastRenderedPageBreak/>
+        <w:t xml:space="preserve">element from the chosen template with the input name until the selected quantity </w:t>
+      </w:r>
+      <w:r>
+        <w:rPr>
+          <w:rFonts w:ascii="Calibri" w:hAnsi="Calibri" w:cs="Calibri"/>
+          <w:sz w:val="22"/>
+          <w:szCs w:val="22"/>
+        </w:rPr>
+        <w:t>is inserted. From there</w:t>
+      </w:r>
+      <w:r>
+        <w:rPr>
+          <w:rFonts w:ascii="Calibri" w:hAnsi="Calibri" w:cs="Calibri"/>
+          <w:sz w:val="22"/>
+          <w:szCs w:val="22"/>
+        </w:rPr>
+        <w:t>, it then resets the metadata</w:t>
+      </w:r>
+      <w:r>
+        <w:rPr>
+          <w:rFonts w:ascii="Calibri" w:hAnsi="Calibri" w:cs="Calibri"/>
+          <w:sz w:val="22"/>
+          <w:szCs w:val="22"/>
+        </w:rPr>
+        <w:t xml:space="preserve"> in the </w:t>
       </w:r>
       <w:proofErr w:type="spellStart"/>
       <w:r>
@@ -12111,7 +12687,7 @@
           <w:sz w:val="22"/>
           <w:szCs w:val="22"/>
         </w:rPr>
-        <w:t>UserPromptService</w:t>
+        <w:t>ElementHelper</w:t>
       </w:r>
       <w:proofErr w:type="spellEnd"/>
       <w:r>
@@ -12120,60 +12696,7 @@
           <w:sz w:val="22"/>
           <w:szCs w:val="22"/>
         </w:rPr>
-        <w:t xml:space="preserve"> to </w:t>
-      </w:r>
-      <w:r>
-        <w:rPr>
-          <w:rFonts w:ascii="Calibri" w:hAnsi="Calibri" w:cs="Calibri"/>
-          <w:sz w:val="22"/>
-          <w:szCs w:val="22"/>
-        </w:rPr>
-        <w:t xml:space="preserve">prompt the user </w:t>
-      </w:r>
-      <w:proofErr w:type="gramStart"/>
-      <w:r>
-        <w:rPr>
-          <w:rFonts w:ascii="Calibri" w:hAnsi="Calibri" w:cs="Calibri"/>
-          <w:sz w:val="22"/>
-          <w:szCs w:val="22"/>
-        </w:rPr>
-        <w:t>for</w:t>
-      </w:r>
-      <w:proofErr w:type="gramEnd"/>
-      <w:r>
-        <w:rPr>
-          <w:rFonts w:ascii="Calibri" w:hAnsi="Calibri" w:cs="Calibri"/>
-          <w:sz w:val="22"/>
-          <w:szCs w:val="22"/>
-        </w:rPr>
-        <w:t xml:space="preserve"> </w:t>
-      </w:r>
-      <w:proofErr w:type="gramStart"/>
-      <w:r>
-        <w:rPr>
-          <w:rFonts w:ascii="Calibri" w:hAnsi="Calibri" w:cs="Calibri"/>
-          <w:sz w:val="22"/>
-          <w:szCs w:val="22"/>
-        </w:rPr>
-        <w:t>a quantity of that element to create</w:t>
-      </w:r>
-      <w:proofErr w:type="gramEnd"/>
-      <w:r>
-        <w:rPr>
-          <w:rFonts w:ascii="Calibri" w:hAnsi="Calibri" w:cs="Calibri"/>
-          <w:sz w:val="22"/>
-          <w:szCs w:val="22"/>
-        </w:rPr>
-        <w:t xml:space="preserve">. It then iterates through prompting the user for a name and inserting an </w:t>
-      </w:r>
-      <w:r>
-        <w:rPr>
-          <w:rFonts w:ascii="Calibri" w:hAnsi="Calibri" w:cs="Calibri"/>
-          <w:sz w:val="22"/>
-          <w:szCs w:val="22"/>
-        </w:rPr>
-        <w:lastRenderedPageBreak/>
-        <w:t xml:space="preserve">element of the chosen template with the input name, until the quantity selected is inserted. From there it then resets the meta data in the </w:t>
+        <w:t xml:space="preserve"> class, calls </w:t>
       </w:r>
       <w:proofErr w:type="spellStart"/>
       <w:r>
@@ -12182,7 +12705,7 @@
           <w:sz w:val="22"/>
           <w:szCs w:val="22"/>
         </w:rPr>
-        <w:t>ElementHelper</w:t>
+        <w:t>ValidationService</w:t>
       </w:r>
       <w:proofErr w:type="spellEnd"/>
       <w:r>
@@ -12191,43 +12714,7 @@
           <w:sz w:val="22"/>
           <w:szCs w:val="22"/>
         </w:rPr>
-        <w:t xml:space="preserve"> class, calls </w:t>
-      </w:r>
-      <w:proofErr w:type="spellStart"/>
-      <w:r>
-        <w:rPr>
-          <w:rFonts w:ascii="Calibri" w:hAnsi="Calibri" w:cs="Calibri"/>
-          <w:sz w:val="22"/>
-          <w:szCs w:val="22"/>
-        </w:rPr>
-        <w:t>ValidationService</w:t>
-      </w:r>
-      <w:proofErr w:type="spellEnd"/>
-      <w:r>
-        <w:rPr>
-          <w:rFonts w:ascii="Calibri" w:hAnsi="Calibri" w:cs="Calibri"/>
-          <w:sz w:val="22"/>
-          <w:szCs w:val="22"/>
-        </w:rPr>
-        <w:t xml:space="preserve"> to validate the file, then returns control to the </w:t>
-      </w:r>
-      <w:proofErr w:type="spellStart"/>
-      <w:r>
-        <w:rPr>
-          <w:rFonts w:ascii="Calibri" w:hAnsi="Calibri" w:cs="Calibri"/>
-          <w:sz w:val="22"/>
-          <w:szCs w:val="22"/>
-        </w:rPr>
-        <w:t>ActionSelect</w:t>
-      </w:r>
-      <w:proofErr w:type="spellEnd"/>
-      <w:r>
-        <w:rPr>
-          <w:rFonts w:ascii="Calibri" w:hAnsi="Calibri" w:cs="Calibri"/>
-          <w:sz w:val="22"/>
-          <w:szCs w:val="22"/>
-        </w:rPr>
-        <w:t xml:space="preserve"> window and ends the sequence.</w:t>
+        <w:t xml:space="preserve"> to validate the file, then returns control to the ActionSelect window and ends the sequence.</w:t>
       </w:r>
     </w:p>
     <w:p>
@@ -12418,7 +12905,7 @@
           <w:sz w:val="22"/>
           <w:szCs w:val="22"/>
         </w:rPr>
-        <w:t xml:space="preserve"> on the </w:t>
+        <w:t xml:space="preserve"> on the ActionSelect window triggers the </w:t>
       </w:r>
       <w:proofErr w:type="spellStart"/>
       <w:r>
@@ -12427,7 +12914,7 @@
           <w:sz w:val="22"/>
           <w:szCs w:val="22"/>
         </w:rPr>
-        <w:t>ActionSelect</w:t>
+        <w:t>ModifyElement</w:t>
       </w:r>
       <w:proofErr w:type="spellEnd"/>
       <w:r>
@@ -12436,7 +12923,25 @@
           <w:sz w:val="22"/>
           <w:szCs w:val="22"/>
         </w:rPr>
-        <w:t xml:space="preserve"> window triggers the </w:t>
+        <w:t xml:space="preserve"> function in Execute. It </w:t>
+      </w:r>
+      <w:proofErr w:type="gramStart"/>
+      <w:r>
+        <w:rPr>
+          <w:rFonts w:ascii="Calibri" w:hAnsi="Calibri" w:cs="Calibri"/>
+          <w:sz w:val="22"/>
+          <w:szCs w:val="22"/>
+        </w:rPr>
+        <w:t>calls</w:t>
+      </w:r>
+      <w:proofErr w:type="gramEnd"/>
+      <w:r>
+        <w:rPr>
+          <w:rFonts w:ascii="Calibri" w:hAnsi="Calibri" w:cs="Calibri"/>
+          <w:sz w:val="22"/>
+          <w:szCs w:val="22"/>
+        </w:rPr>
+        <w:t xml:space="preserve"> </w:t>
       </w:r>
       <w:proofErr w:type="spellStart"/>
       <w:r>
@@ -12445,7 +12950,7 @@
           <w:sz w:val="22"/>
           <w:szCs w:val="22"/>
         </w:rPr>
-        <w:t>ModifyElement</w:t>
+        <w:t>GetElementTypes</w:t>
       </w:r>
       <w:proofErr w:type="spellEnd"/>
       <w:r>
@@ -12454,25 +12959,7 @@
           <w:sz w:val="22"/>
           <w:szCs w:val="22"/>
         </w:rPr>
-        <w:t xml:space="preserve"> function in Execute. It </w:t>
-      </w:r>
-      <w:proofErr w:type="gramStart"/>
-      <w:r>
-        <w:rPr>
-          <w:rFonts w:ascii="Calibri" w:hAnsi="Calibri" w:cs="Calibri"/>
-          <w:sz w:val="22"/>
-          <w:szCs w:val="22"/>
-        </w:rPr>
-        <w:t>calls</w:t>
-      </w:r>
-      <w:proofErr w:type="gramEnd"/>
-      <w:r>
-        <w:rPr>
-          <w:rFonts w:ascii="Calibri" w:hAnsi="Calibri" w:cs="Calibri"/>
-          <w:sz w:val="22"/>
-          <w:szCs w:val="22"/>
-        </w:rPr>
-        <w:t xml:space="preserve"> </w:t>
+        <w:t xml:space="preserve"> in the </w:t>
       </w:r>
       <w:proofErr w:type="spellStart"/>
       <w:r>
@@ -12481,7 +12968,7 @@
           <w:sz w:val="22"/>
           <w:szCs w:val="22"/>
         </w:rPr>
-        <w:t>GetElementTypes</w:t>
+        <w:t>XmlHandler</w:t>
       </w:r>
       <w:proofErr w:type="spellEnd"/>
       <w:r>
@@ -12490,7 +12977,39 @@
           <w:sz w:val="22"/>
           <w:szCs w:val="22"/>
         </w:rPr>
-        <w:t xml:space="preserve"> in the </w:t>
+        <w:t xml:space="preserve">, which prompts the user to select </w:t>
+      </w:r>
+      <w:r>
+        <w:rPr>
+          <w:rFonts w:ascii="Calibri" w:hAnsi="Calibri" w:cs="Calibri"/>
+          <w:sz w:val="22"/>
+          <w:szCs w:val="22"/>
+        </w:rPr>
+        <w:t xml:space="preserve">an element type to modify, then returns a list of all valid elements of that type, from which the user is </w:t>
+      </w:r>
+      <w:r>
+        <w:rPr>
+          <w:rFonts w:ascii="Calibri" w:hAnsi="Calibri" w:cs="Calibri"/>
+          <w:sz w:val="22"/>
+          <w:szCs w:val="22"/>
+        </w:rPr>
+        <w:t xml:space="preserve">prompted to select </w:t>
+      </w:r>
+      <w:r>
+        <w:rPr>
+          <w:rFonts w:ascii="Calibri" w:hAnsi="Calibri" w:cs="Calibri"/>
+          <w:sz w:val="22"/>
+          <w:szCs w:val="22"/>
+        </w:rPr>
+        <w:t xml:space="preserve">elements to modify. The execute class </w:t>
+      </w:r>
+      <w:r>
+        <w:rPr>
+          <w:rFonts w:ascii="Calibri" w:hAnsi="Calibri" w:cs="Calibri"/>
+          <w:sz w:val="22"/>
+          <w:szCs w:val="22"/>
+        </w:rPr>
+        <w:t xml:space="preserve">retrieves the element object representations from </w:t>
       </w:r>
       <w:proofErr w:type="spellStart"/>
       <w:r>
@@ -12499,7 +13018,7 @@
           <w:sz w:val="22"/>
           <w:szCs w:val="22"/>
         </w:rPr>
-        <w:t>XmlHandler</w:t>
+        <w:t>XMLHandler</w:t>
       </w:r>
       <w:proofErr w:type="spellEnd"/>
       <w:r>
@@ -12508,34 +13027,9 @@
           <w:sz w:val="22"/>
           <w:szCs w:val="22"/>
         </w:rPr>
-        <w:t>, which prompts the user to select a type of element to modify</w:t>
-      </w:r>
-      <w:r>
-        <w:rPr>
-          <w:rFonts w:ascii="Calibri" w:hAnsi="Calibri" w:cs="Calibri"/>
-          <w:sz w:val="22"/>
-          <w:szCs w:val="22"/>
-        </w:rPr>
-        <w:t xml:space="preserve">, </w:t>
-      </w:r>
-      <w:r>
-        <w:rPr>
-          <w:rFonts w:ascii="Calibri" w:hAnsi="Calibri" w:cs="Calibri"/>
-          <w:sz w:val="22"/>
-          <w:szCs w:val="22"/>
-        </w:rPr>
-        <w:t xml:space="preserve">and it gets a list of all valid elements of that type, from which the user is then prompted to select </w:t>
-      </w:r>
-      <w:r>
-        <w:rPr>
-          <w:rFonts w:ascii="Calibri" w:hAnsi="Calibri" w:cs="Calibri"/>
-          <w:sz w:val="22"/>
-          <w:szCs w:val="22"/>
-        </w:rPr>
-        <w:t xml:space="preserve">elements to modify. The execute class gets the element object representations from </w:t>
+        <w:t xml:space="preserve">, then passes the list back to </w:t>
       </w:r>
       <w:proofErr w:type="spellStart"/>
-      <w:proofErr w:type="gramStart"/>
       <w:r>
         <w:rPr>
           <w:rFonts w:ascii="Calibri" w:hAnsi="Calibri" w:cs="Calibri"/>
@@ -12551,24 +13045,39 @@
           <w:sz w:val="22"/>
           <w:szCs w:val="22"/>
         </w:rPr>
-        <w:t>, and</w:t>
-      </w:r>
-      <w:proofErr w:type="gramEnd"/>
-      <w:r>
-        <w:rPr>
-          <w:rFonts w:ascii="Calibri" w:hAnsi="Calibri" w:cs="Calibri"/>
-          <w:sz w:val="22"/>
-          <w:szCs w:val="22"/>
-        </w:rPr>
-        <w:t xml:space="preserve"> then</w:t>
-      </w:r>
-      <w:r>
-        <w:rPr>
-          <w:rFonts w:ascii="Calibri" w:hAnsi="Calibri" w:cs="Calibri"/>
-          <w:sz w:val="22"/>
-          <w:szCs w:val="22"/>
-        </w:rPr>
-        <w:t xml:space="preserve"> passes the list back into </w:t>
+        <w:t xml:space="preserve"> to loop through all elements, select the attributes to modify, and set a new value for all </w:t>
+      </w:r>
+      <w:r>
+        <w:rPr>
+          <w:rFonts w:ascii="Calibri" w:hAnsi="Calibri" w:cs="Calibri"/>
+          <w:sz w:val="22"/>
+          <w:szCs w:val="22"/>
+        </w:rPr>
+        <w:t>elements.</w:t>
+      </w:r>
+      <w:r>
+        <w:rPr>
+          <w:rFonts w:ascii="Calibri" w:hAnsi="Calibri" w:cs="Calibri"/>
+          <w:sz w:val="22"/>
+          <w:szCs w:val="22"/>
+        </w:rPr>
+        <w:t xml:space="preserve"> After looping through all </w:t>
+      </w:r>
+      <w:r>
+        <w:rPr>
+          <w:rFonts w:ascii="Calibri" w:hAnsi="Calibri" w:cs="Calibri"/>
+          <w:sz w:val="22"/>
+          <w:szCs w:val="22"/>
+        </w:rPr>
+        <w:t xml:space="preserve">attributes, it gives the user the option to </w:t>
+      </w:r>
+      <w:r>
+        <w:rPr>
+          <w:rFonts w:ascii="Calibri" w:hAnsi="Calibri" w:cs="Calibri"/>
+          <w:sz w:val="22"/>
+          <w:szCs w:val="22"/>
+        </w:rPr>
+        <w:t xml:space="preserve">modify the </w:t>
       </w:r>
       <w:proofErr w:type="spellStart"/>
       <w:r>
@@ -12577,7 +13086,7 @@
           <w:sz w:val="22"/>
           <w:szCs w:val="22"/>
         </w:rPr>
-        <w:t>XMLHandler</w:t>
+        <w:t>subelements</w:t>
       </w:r>
       <w:proofErr w:type="spellEnd"/>
       <w:r>
@@ -12586,77 +13095,15 @@
           <w:sz w:val="22"/>
           <w:szCs w:val="22"/>
         </w:rPr>
-        <w:t xml:space="preserve"> to</w:t>
-      </w:r>
-      <w:r>
-        <w:rPr>
-          <w:rFonts w:ascii="Calibri" w:hAnsi="Calibri" w:cs="Calibri"/>
-          <w:sz w:val="22"/>
-          <w:szCs w:val="22"/>
-        </w:rPr>
-        <w:t xml:space="preserve"> loop through </w:t>
-      </w:r>
-      <w:proofErr w:type="gramStart"/>
-      <w:r>
-        <w:rPr>
-          <w:rFonts w:ascii="Calibri" w:hAnsi="Calibri" w:cs="Calibri"/>
-          <w:sz w:val="22"/>
-          <w:szCs w:val="22"/>
-        </w:rPr>
-        <w:t>all of</w:t>
-      </w:r>
-      <w:proofErr w:type="gramEnd"/>
-      <w:r>
-        <w:rPr>
-          <w:rFonts w:ascii="Calibri" w:hAnsi="Calibri" w:cs="Calibri"/>
-          <w:sz w:val="22"/>
-          <w:szCs w:val="22"/>
-        </w:rPr>
-        <w:t xml:space="preserve"> those elements, select the attributes of those elements to modify, then set a new value for </w:t>
-      </w:r>
-      <w:proofErr w:type="gramStart"/>
-      <w:r>
-        <w:rPr>
-          <w:rFonts w:ascii="Calibri" w:hAnsi="Calibri" w:cs="Calibri"/>
-          <w:sz w:val="22"/>
-          <w:szCs w:val="22"/>
-        </w:rPr>
-        <w:t>all of</w:t>
-      </w:r>
-      <w:proofErr w:type="gramEnd"/>
-      <w:r>
-        <w:rPr>
-          <w:rFonts w:ascii="Calibri" w:hAnsi="Calibri" w:cs="Calibri"/>
-          <w:sz w:val="22"/>
-          <w:szCs w:val="22"/>
-        </w:rPr>
-        <w:t xml:space="preserve"> those elements.</w:t>
-      </w:r>
-      <w:r>
-        <w:rPr>
-          <w:rFonts w:ascii="Calibri" w:hAnsi="Calibri" w:cs="Calibri"/>
-          <w:sz w:val="22"/>
-          <w:szCs w:val="22"/>
-        </w:rPr>
-        <w:t xml:space="preserve"> After looping through </w:t>
-      </w:r>
-      <w:proofErr w:type="gramStart"/>
-      <w:r>
-        <w:rPr>
-          <w:rFonts w:ascii="Calibri" w:hAnsi="Calibri" w:cs="Calibri"/>
-          <w:sz w:val="22"/>
-          <w:szCs w:val="22"/>
-        </w:rPr>
-        <w:t>all of</w:t>
-      </w:r>
-      <w:proofErr w:type="gramEnd"/>
-      <w:r>
-        <w:rPr>
-          <w:rFonts w:ascii="Calibri" w:hAnsi="Calibri" w:cs="Calibri"/>
-          <w:sz w:val="22"/>
-          <w:szCs w:val="22"/>
-        </w:rPr>
-        <w:t xml:space="preserve"> the attributes, it gives the user the option to also modify the </w:t>
+        <w:t xml:space="preserve"> of that element. Once all selected elements have been modified as intended,</w:t>
+      </w:r>
+      <w:r>
+        <w:rPr>
+          <w:rFonts w:ascii="Calibri" w:hAnsi="Calibri" w:cs="Calibri"/>
+          <w:sz w:val="22"/>
+          <w:szCs w:val="22"/>
+        </w:rPr>
+        <w:t xml:space="preserve"> control returns to Execute, which then calls </w:t>
       </w:r>
       <w:proofErr w:type="spellStart"/>
       <w:r>
@@ -12665,7 +13112,7 @@
           <w:sz w:val="22"/>
           <w:szCs w:val="22"/>
         </w:rPr>
-        <w:t>subelements</w:t>
+        <w:t>ValidationHandler</w:t>
       </w:r>
       <w:proofErr w:type="spellEnd"/>
       <w:r>
@@ -12674,51 +13121,39 @@
           <w:sz w:val="22"/>
           <w:szCs w:val="22"/>
         </w:rPr>
-        <w:t xml:space="preserve"> of that element. Once all selected elements have been modified as intended,</w:t>
-      </w:r>
-      <w:r>
-        <w:rPr>
-          <w:rFonts w:ascii="Calibri" w:hAnsi="Calibri" w:cs="Calibri"/>
-          <w:sz w:val="22"/>
-          <w:szCs w:val="22"/>
-        </w:rPr>
-        <w:t xml:space="preserve"> control returns to Execute, which then calls </w:t>
-      </w:r>
-      <w:proofErr w:type="spellStart"/>
-      <w:r>
-        <w:rPr>
-          <w:rFonts w:ascii="Calibri" w:hAnsi="Calibri" w:cs="Calibri"/>
-          <w:sz w:val="22"/>
-          <w:szCs w:val="22"/>
-        </w:rPr>
-        <w:t>ValidationHandler</w:t>
-      </w:r>
-      <w:proofErr w:type="spellEnd"/>
-      <w:r>
-        <w:rPr>
-          <w:rFonts w:ascii="Calibri" w:hAnsi="Calibri" w:cs="Calibri"/>
-          <w:sz w:val="22"/>
-          <w:szCs w:val="22"/>
-        </w:rPr>
-        <w:t xml:space="preserve"> to validate the file, then it ends the sequence with control returned to </w:t>
-      </w:r>
-      <w:proofErr w:type="spellStart"/>
-      <w:r>
-        <w:rPr>
-          <w:rFonts w:ascii="Calibri" w:hAnsi="Calibri" w:cs="Calibri"/>
-          <w:sz w:val="22"/>
-          <w:szCs w:val="22"/>
-        </w:rPr>
-        <w:t>ActionSelect</w:t>
-      </w:r>
-      <w:proofErr w:type="spellEnd"/>
-      <w:r>
-        <w:rPr>
-          <w:rFonts w:ascii="Calibri" w:hAnsi="Calibri" w:cs="Calibri"/>
-          <w:sz w:val="22"/>
-          <w:szCs w:val="22"/>
-        </w:rPr>
-        <w:t>.</w:t>
+        <w:t xml:space="preserve"> to validate the file, </w:t>
+      </w:r>
+      <w:r>
+        <w:rPr>
+          <w:rFonts w:ascii="Calibri" w:hAnsi="Calibri" w:cs="Calibri"/>
+          <w:sz w:val="22"/>
+          <w:szCs w:val="22"/>
+        </w:rPr>
+        <w:t xml:space="preserve">and </w:t>
+      </w:r>
+      <w:r>
+        <w:rPr>
+          <w:rFonts w:ascii="Calibri" w:hAnsi="Calibri" w:cs="Calibri"/>
+          <w:sz w:val="22"/>
+          <w:szCs w:val="22"/>
+        </w:rPr>
+        <w:t xml:space="preserve">then </w:t>
+      </w:r>
+      <w:r>
+        <w:rPr>
+          <w:rFonts w:ascii="Calibri" w:hAnsi="Calibri" w:cs="Calibri"/>
+          <w:sz w:val="22"/>
+          <w:szCs w:val="22"/>
+        </w:rPr>
+        <w:t xml:space="preserve">ends the sequence, returning control </w:t>
+      </w:r>
+      <w:r>
+        <w:rPr>
+          <w:rFonts w:ascii="Calibri" w:hAnsi="Calibri" w:cs="Calibri"/>
+          <w:sz w:val="22"/>
+          <w:szCs w:val="22"/>
+        </w:rPr>
+        <w:t>to ActionSelect.</w:t>
       </w:r>
       <w:r>
         <w:rPr>
@@ -12879,7 +13314,27 @@
           <w:sz w:val="22"/>
           <w:szCs w:val="22"/>
         </w:rPr>
-        <w:t xml:space="preserve"> for full sequence chart</w:t>
+        <w:t xml:space="preserve"> for </w:t>
+      </w:r>
+      <w:r>
+        <w:rPr>
+          <w:rFonts w:ascii="Calibri" w:hAnsi="Calibri" w:cs="Calibri"/>
+          <w:i/>
+          <w:iCs/>
+          <w:sz w:val="22"/>
+          <w:szCs w:val="22"/>
+        </w:rPr>
+        <w:t xml:space="preserve">the </w:t>
+      </w:r>
+      <w:r>
+        <w:rPr>
+          <w:rFonts w:ascii="Calibri" w:hAnsi="Calibri" w:cs="Calibri"/>
+          <w:i/>
+          <w:iCs/>
+          <w:sz w:val="22"/>
+          <w:szCs w:val="22"/>
+        </w:rPr>
+        <w:t>full sequence chart</w:t>
       </w:r>
       <w:r>
         <w:rPr>
@@ -12907,7 +13362,23 @@
           <w:sz w:val="22"/>
           <w:szCs w:val="22"/>
         </w:rPr>
-        <w:t xml:space="preserve">The delete element sequence proceeds similarly to the modify element sequence, however </w:t>
+        <w:t>The delete element sequence proceeds similarly to the modify element sequence</w:t>
+      </w:r>
+      <w:r>
+        <w:rPr>
+          <w:rFonts w:ascii="Calibri" w:hAnsi="Calibri" w:cs="Calibri"/>
+          <w:sz w:val="22"/>
+          <w:szCs w:val="22"/>
+        </w:rPr>
+        <w:t>;</w:t>
+      </w:r>
+      <w:r>
+        <w:rPr>
+          <w:rFonts w:ascii="Calibri" w:hAnsi="Calibri" w:cs="Calibri"/>
+          <w:sz w:val="22"/>
+          <w:szCs w:val="22"/>
+        </w:rPr>
+        <w:t xml:space="preserve"> </w:t>
       </w:r>
       <w:r>
         <w:rPr>
@@ -12939,15 +13410,47 @@
           <w:sz w:val="22"/>
           <w:szCs w:val="22"/>
         </w:rPr>
-        <w:t xml:space="preserve">document. This removal also removes any descendent elements of the element being removed, ensuring that no orphan elements are left behind to </w:t>
-      </w:r>
-      <w:r>
-        <w:rPr>
-          <w:rFonts w:ascii="Calibri" w:hAnsi="Calibri" w:cs="Calibri"/>
-          <w:sz w:val="22"/>
-          <w:szCs w:val="22"/>
-        </w:rPr>
-        <w:t xml:space="preserve">break the L5X document. Upon </w:t>
+        <w:t xml:space="preserve">document. This removal also removes any </w:t>
+      </w:r>
+      <w:r>
+        <w:rPr>
+          <w:rFonts w:ascii="Calibri" w:hAnsi="Calibri" w:cs="Calibri"/>
+          <w:sz w:val="22"/>
+          <w:szCs w:val="22"/>
+        </w:rPr>
+        <w:t>descendant</w:t>
+      </w:r>
+      <w:r>
+        <w:rPr>
+          <w:rFonts w:ascii="Calibri" w:hAnsi="Calibri" w:cs="Calibri"/>
+          <w:sz w:val="22"/>
+          <w:szCs w:val="22"/>
+        </w:rPr>
+        <w:t xml:space="preserve"> elements of the </w:t>
+      </w:r>
+      <w:r>
+        <w:rPr>
+          <w:rFonts w:ascii="Calibri" w:hAnsi="Calibri" w:cs="Calibri"/>
+          <w:sz w:val="22"/>
+          <w:szCs w:val="22"/>
+        </w:rPr>
+        <w:t>removed element, ensuring that no orphan elements remain</w:t>
+      </w:r>
+      <w:r>
+        <w:rPr>
+          <w:rFonts w:ascii="Calibri" w:hAnsi="Calibri" w:cs="Calibri"/>
+          <w:sz w:val="22"/>
+          <w:szCs w:val="22"/>
+        </w:rPr>
+        <w:t xml:space="preserve"> to </w:t>
+      </w:r>
+      <w:r>
+        <w:rPr>
+          <w:rFonts w:ascii="Calibri" w:hAnsi="Calibri" w:cs="Calibri"/>
+          <w:sz w:val="22"/>
+          <w:szCs w:val="22"/>
+        </w:rPr>
+        <w:t xml:space="preserve">break the L5X document. Upon completion of the </w:t>
       </w:r>
       <w:r>
         <w:rPr>
@@ -12956,7 +13459,7 @@
           <w:szCs w:val="22"/>
         </w:rPr>
         <w:lastRenderedPageBreak/>
-        <w:t xml:space="preserve">completion of the removals, the sequence calls </w:t>
+        <w:t xml:space="preserve">removals, the sequence calls </w:t>
       </w:r>
       <w:proofErr w:type="spellStart"/>
       <w:r>
@@ -12974,33 +13477,23 @@
           <w:sz w:val="22"/>
           <w:szCs w:val="22"/>
         </w:rPr>
-        <w:t xml:space="preserve"> to ensure the structure of the </w:t>
-      </w:r>
-      <w:r>
-        <w:rPr>
-          <w:rFonts w:ascii="Calibri" w:hAnsi="Calibri" w:cs="Calibri"/>
-          <w:sz w:val="22"/>
-          <w:szCs w:val="22"/>
-        </w:rPr>
-        <w:t xml:space="preserve">document was not broken, then returns control to </w:t>
-      </w:r>
-      <w:proofErr w:type="spellStart"/>
-      <w:r>
-        <w:rPr>
-          <w:rFonts w:ascii="Calibri" w:hAnsi="Calibri" w:cs="Calibri"/>
-          <w:sz w:val="22"/>
-          <w:szCs w:val="22"/>
-        </w:rPr>
-        <w:t>ActionSelect</w:t>
-      </w:r>
-      <w:proofErr w:type="spellEnd"/>
-      <w:r>
-        <w:rPr>
-          <w:rFonts w:ascii="Calibri" w:hAnsi="Calibri" w:cs="Calibri"/>
-          <w:sz w:val="22"/>
-          <w:szCs w:val="22"/>
-        </w:rPr>
-        <w:t>.</w:t>
+        <w:t xml:space="preserve"> to ensure the </w:t>
+      </w:r>
+      <w:r>
+        <w:rPr>
+          <w:rFonts w:ascii="Calibri" w:hAnsi="Calibri" w:cs="Calibri"/>
+          <w:sz w:val="22"/>
+          <w:szCs w:val="22"/>
+        </w:rPr>
+        <w:t>document's structure</w:t>
+      </w:r>
+      <w:r>
+        <w:rPr>
+          <w:rFonts w:ascii="Calibri" w:hAnsi="Calibri" w:cs="Calibri"/>
+          <w:sz w:val="22"/>
+          <w:szCs w:val="22"/>
+        </w:rPr>
+        <w:t xml:space="preserve"> was not broken, then returns control to ActionSelect.</w:t>
       </w:r>
     </w:p>
     <w:p>
@@ -13109,15 +13602,23 @@
           <w:sz w:val="22"/>
           <w:szCs w:val="22"/>
         </w:rPr>
-        <w:t xml:space="preserve">The validate file functions differently than the other major operations, as it can be called through both a </w:t>
-      </w:r>
-      <w:r>
-        <w:rPr>
-          <w:rFonts w:ascii="Calibri" w:hAnsi="Calibri" w:cs="Calibri"/>
-          <w:sz w:val="22"/>
-          <w:szCs w:val="22"/>
-        </w:rPr>
-        <w:t xml:space="preserve">button press event for the “Validate” button, but it can also be triggered by </w:t>
+        <w:t xml:space="preserve">The validate file </w:t>
+      </w:r>
+      <w:r>
+        <w:rPr>
+          <w:rFonts w:ascii="Calibri" w:hAnsi="Calibri" w:cs="Calibri"/>
+          <w:sz w:val="22"/>
+          <w:szCs w:val="22"/>
+        </w:rPr>
+        <w:t>function differs from the other major operations: it can be called either through a button press event for the “Validate” button or</w:t>
+      </w:r>
+      <w:r>
+        <w:rPr>
+          <w:rFonts w:ascii="Calibri" w:hAnsi="Calibri" w:cs="Calibri"/>
+          <w:sz w:val="22"/>
+          <w:szCs w:val="22"/>
+        </w:rPr>
+        <w:t xml:space="preserve"> by </w:t>
       </w:r>
       <w:r>
         <w:rPr>
@@ -13141,7 +13642,7 @@
           <w:sz w:val="22"/>
           <w:szCs w:val="22"/>
         </w:rPr>
-        <w:t xml:space="preserve"> The sequence shown above highlights the default sequence, triggered when the user presses the “Validate” button. When the function is called via the other sequences, the call to </w:t>
+        <w:t xml:space="preserve"> The sequence shown above highlights the default sequence, triggered when the user presses the “Validate” button. When the function is called via the other sequences, the </w:t>
       </w:r>
       <w:proofErr w:type="spellStart"/>
       <w:r>
@@ -13159,9 +13660,74 @@
           <w:sz w:val="22"/>
           <w:szCs w:val="22"/>
         </w:rPr>
-        <w:t xml:space="preserve"> is skipped if the </w:t>
+        <w:t xml:space="preserve"> call is skipped if </w:t>
       </w:r>
       <w:proofErr w:type="spellStart"/>
+      <w:r>
+        <w:rPr>
+          <w:rFonts w:ascii="Calibri" w:hAnsi="Calibri" w:cs="Calibri"/>
+          <w:sz w:val="22"/>
+          <w:szCs w:val="22"/>
+        </w:rPr>
+        <w:t>errorList</w:t>
+      </w:r>
+      <w:proofErr w:type="spellEnd"/>
+      <w:r>
+        <w:rPr>
+          <w:rFonts w:ascii="Calibri" w:hAnsi="Calibri" w:cs="Calibri"/>
+          <w:sz w:val="22"/>
+          <w:szCs w:val="22"/>
+        </w:rPr>
+        <w:t xml:space="preserve"> is empty. This reduces the number of </w:t>
+      </w:r>
+      <w:r>
+        <w:rPr>
+          <w:rFonts w:ascii="Calibri" w:hAnsi="Calibri" w:cs="Calibri"/>
+          <w:sz w:val="22"/>
+          <w:szCs w:val="22"/>
+        </w:rPr>
+        <w:t>pop-up</w:t>
+      </w:r>
+      <w:r>
+        <w:rPr>
+          <w:rFonts w:ascii="Calibri" w:hAnsi="Calibri" w:cs="Calibri"/>
+          <w:sz w:val="22"/>
+          <w:szCs w:val="22"/>
+        </w:rPr>
+        <w:t xml:space="preserve"> windows that appear. The primary validation method </w:t>
+      </w:r>
+      <w:r>
+        <w:rPr>
+          <w:rFonts w:ascii="Calibri" w:hAnsi="Calibri" w:cs="Calibri"/>
+          <w:sz w:val="22"/>
+          <w:szCs w:val="22"/>
+        </w:rPr>
+        <w:t>the handler uses is comparing against the schema file (RSLogix5000_V35.xsd) for structure, as well as manual handling of edge cases not covered by the schema</w:t>
+      </w:r>
+      <w:r>
+        <w:rPr>
+          <w:rFonts w:ascii="Calibri" w:hAnsi="Calibri" w:cs="Calibri"/>
+          <w:sz w:val="22"/>
+          <w:szCs w:val="22"/>
+        </w:rPr>
+        <w:t xml:space="preserve">, such as clashing elements or missing cross-dependencies. </w:t>
+      </w:r>
+      <w:r>
+        <w:rPr>
+          <w:rFonts w:ascii="Calibri" w:hAnsi="Calibri" w:cs="Calibri"/>
+          <w:sz w:val="22"/>
+          <w:szCs w:val="22"/>
+        </w:rPr>
+        <w:t xml:space="preserve">Upon completion of the sequence, control returns to </w:t>
+      </w:r>
+      <w:r>
+        <w:rPr>
+          <w:rFonts w:ascii="Calibri" w:hAnsi="Calibri" w:cs="Calibri"/>
+          <w:sz w:val="22"/>
+          <w:szCs w:val="22"/>
+        </w:rPr>
+        <w:t xml:space="preserve">the function that </w:t>
+      </w:r>
       <w:proofErr w:type="gramStart"/>
       <w:r>
         <w:rPr>
@@ -13169,43 +13735,34 @@
           <w:sz w:val="22"/>
           <w:szCs w:val="22"/>
         </w:rPr>
-        <w:t>errorList</w:t>
+        <w:t>called</w:t>
+      </w:r>
+      <w:proofErr w:type="gramEnd"/>
+      <w:r>
+        <w:rPr>
+          <w:rFonts w:ascii="Calibri" w:hAnsi="Calibri" w:cs="Calibri"/>
+          <w:sz w:val="22"/>
+          <w:szCs w:val="22"/>
+        </w:rPr>
+        <w:t xml:space="preserve"> </w:t>
+      </w:r>
+      <w:proofErr w:type="spellStart"/>
+      <w:r>
+        <w:rPr>
+          <w:rFonts w:ascii="Calibri" w:hAnsi="Calibri" w:cs="Calibri"/>
+          <w:sz w:val="22"/>
+          <w:szCs w:val="22"/>
+        </w:rPr>
+        <w:t>ValidateFile</w:t>
       </w:r>
       <w:proofErr w:type="spellEnd"/>
-      <w:proofErr w:type="gramEnd"/>
-      <w:r>
-        <w:rPr>
-          <w:rFonts w:ascii="Calibri" w:hAnsi="Calibri" w:cs="Calibri"/>
-          <w:sz w:val="22"/>
-          <w:szCs w:val="22"/>
-        </w:rPr>
-        <w:t xml:space="preserve"> is empty. This reduces the number of popup windows that appear. The primary validation method that the handler utilizes is comparing against the schema file (RSLogix5000_V35.xsd) for structure, as well as manual handling for various edge cases that are not covered by the schema file, such as clashing elements or missing cross-dependencies. </w:t>
-      </w:r>
-      <w:r>
-        <w:rPr>
-          <w:rFonts w:ascii="Calibri" w:hAnsi="Calibri" w:cs="Calibri"/>
-          <w:sz w:val="22"/>
-          <w:szCs w:val="22"/>
-        </w:rPr>
-        <w:t xml:space="preserve">Upon completion of the sequence, control returns to whichever function called the </w:t>
-      </w:r>
-      <w:proofErr w:type="spellStart"/>
-      <w:r>
-        <w:rPr>
-          <w:rFonts w:ascii="Calibri" w:hAnsi="Calibri" w:cs="Calibri"/>
-          <w:sz w:val="22"/>
-          <w:szCs w:val="22"/>
-        </w:rPr>
-        <w:t>ValidateFile</w:t>
-      </w:r>
-      <w:proofErr w:type="spellEnd"/>
-      <w:r>
-        <w:rPr>
-          <w:rFonts w:ascii="Calibri" w:hAnsi="Calibri" w:cs="Calibri"/>
-          <w:sz w:val="22"/>
-          <w:szCs w:val="22"/>
-        </w:rPr>
-        <w:t xml:space="preserve"> function.</w:t>
+      <w:r>
+        <w:rPr>
+          <w:rFonts w:ascii="Calibri" w:hAnsi="Calibri" w:cs="Calibri"/>
+          <w:sz w:val="22"/>
+          <w:szCs w:val="22"/>
+        </w:rPr>
+        <w:t>.</w:t>
       </w:r>
       <w:r>
         <w:rPr>
@@ -13237,7 +13794,6 @@
           <w:sz w:val="22"/>
           <w:szCs w:val="22"/>
         </w:rPr>
-        <w:lastRenderedPageBreak/>
         <w:br w:type="page"/>
       </w:r>
     </w:p>
@@ -13303,7 +13859,41 @@
           <w:sz w:val="22"/>
           <w:szCs w:val="22"/>
         </w:rPr>
-        <w:t xml:space="preserve">were written in C# utilizing an MSTest framework, this made the code language consistent across both development and validation, </w:t>
+        <w:t xml:space="preserve">were written in C# </w:t>
+      </w:r>
+      <w:r>
+        <w:rPr>
+          <w:rFonts w:ascii="Calibri" w:hAnsi="Calibri" w:cs="Calibri"/>
+          <w:sz w:val="22"/>
+          <w:szCs w:val="22"/>
+        </w:rPr>
+        <w:t xml:space="preserve">using the </w:t>
+      </w:r>
+      <w:proofErr w:type="spellStart"/>
+      <w:r>
+        <w:rPr>
+          <w:rFonts w:ascii="Calibri" w:hAnsi="Calibri" w:cs="Calibri"/>
+          <w:sz w:val="22"/>
+          <w:szCs w:val="22"/>
+        </w:rPr>
+        <w:t>MSTest</w:t>
+      </w:r>
+      <w:proofErr w:type="spellEnd"/>
+      <w:r>
+        <w:rPr>
+          <w:rFonts w:ascii="Calibri" w:hAnsi="Calibri" w:cs="Calibri"/>
+          <w:sz w:val="22"/>
+          <w:szCs w:val="22"/>
+        </w:rPr>
+        <w:t xml:space="preserve"> framework, which made the code </w:t>
+      </w:r>
+      <w:r>
+        <w:rPr>
+          <w:rFonts w:ascii="Calibri" w:hAnsi="Calibri" w:cs="Calibri"/>
+          <w:sz w:val="22"/>
+          <w:szCs w:val="22"/>
+        </w:rPr>
+        <w:t xml:space="preserve">consistent across both development and validation, </w:t>
       </w:r>
       <w:r>
         <w:rPr>
@@ -13319,7 +13909,23 @@
           <w:sz w:val="22"/>
           <w:szCs w:val="22"/>
         </w:rPr>
-        <w:t xml:space="preserve"> The smallest namespace, GuiTesting, verified the structure of the presentation layer, and the tests in it were derived from </w:t>
+        <w:t xml:space="preserve"> The smallest namespace, GuiTesting, verified the structure of the presentation layer, and </w:t>
+      </w:r>
+      <w:r>
+        <w:rPr>
+          <w:rFonts w:ascii="Calibri" w:hAnsi="Calibri" w:cs="Calibri"/>
+          <w:sz w:val="22"/>
+          <w:szCs w:val="22"/>
+        </w:rPr>
+        <w:t xml:space="preserve">its tests </w:t>
+      </w:r>
+      <w:r>
+        <w:rPr>
+          <w:rFonts w:ascii="Calibri" w:hAnsi="Calibri" w:cs="Calibri"/>
+          <w:sz w:val="22"/>
+          <w:szCs w:val="22"/>
+        </w:rPr>
+        <w:t xml:space="preserve">were derived from </w:t>
       </w:r>
       <w:r>
         <w:rPr>
@@ -13335,22 +13941,14 @@
           <w:sz w:val="22"/>
           <w:szCs w:val="22"/>
         </w:rPr>
-        <w:instrText xml:space="preserve"> REF _Ref226010931 \h </w:instrText>
-      </w:r>
-      <w:r>
-        <w:rPr>
-          <w:rFonts w:ascii="Calibri" w:hAnsi="Calibri" w:cs="Calibri"/>
-          <w:sz w:val="22"/>
-          <w:szCs w:val="22"/>
-        </w:rPr>
-      </w:r>
-      <w:r>
-        <w:rPr>
-          <w:rFonts w:ascii="Calibri" w:hAnsi="Calibri" w:cs="Calibri"/>
-          <w:sz w:val="22"/>
-          <w:szCs w:val="22"/>
-        </w:rPr>
-        <w:instrText xml:space="preserve"> \* MERGEFORMAT </w:instrText>
+        <w:instrText xml:space="preserve"> REF _Ref226010931 \h  \* MERGEFORMAT </w:instrText>
+      </w:r>
+      <w:r>
+        <w:rPr>
+          <w:rFonts w:ascii="Calibri" w:hAnsi="Calibri" w:cs="Calibri"/>
+          <w:sz w:val="22"/>
+          <w:szCs w:val="22"/>
+        </w:rPr>
       </w:r>
       <w:r>
         <w:rPr>
@@ -13399,63 +13997,89 @@
           <w:sz w:val="22"/>
           <w:szCs w:val="22"/>
         </w:rPr>
-        <w:t>, covering each potential path the user could take through the windows. This ensured complete coverage of all paths on the user. These tests utilized F</w:t>
-      </w:r>
-      <w:r>
-        <w:rPr>
-          <w:rFonts w:ascii="Calibri" w:hAnsi="Calibri" w:cs="Calibri"/>
-          <w:sz w:val="22"/>
-          <w:szCs w:val="22"/>
-        </w:rPr>
-        <w:t>L</w:t>
-      </w:r>
-      <w:r>
-        <w:rPr>
-          <w:rFonts w:ascii="Calibri" w:hAnsi="Calibri" w:cs="Calibri"/>
-          <w:sz w:val="22"/>
-          <w:szCs w:val="22"/>
-        </w:rPr>
-        <w:t>A</w:t>
-      </w:r>
-      <w:r>
-        <w:rPr>
-          <w:rFonts w:ascii="Calibri" w:hAnsi="Calibri" w:cs="Calibri"/>
-          <w:sz w:val="22"/>
-          <w:szCs w:val="22"/>
-        </w:rPr>
-        <w:t>UI</w:t>
-      </w:r>
-      <w:r>
-        <w:rPr>
-          <w:rFonts w:ascii="Calibri" w:hAnsi="Calibri" w:cs="Calibri"/>
-          <w:sz w:val="22"/>
-          <w:szCs w:val="22"/>
-        </w:rPr>
-        <w:t xml:space="preserve"> </w:t>
-      </w:r>
-      <w:r>
-        <w:rPr>
-          <w:rFonts w:ascii="Calibri" w:hAnsi="Calibri" w:cs="Calibri"/>
-          <w:sz w:val="22"/>
-          <w:szCs w:val="22"/>
-        </w:rPr>
-        <w:t xml:space="preserve">to </w:t>
-      </w:r>
-      <w:r>
-        <w:rPr>
-          <w:rFonts w:ascii="Calibri" w:hAnsi="Calibri" w:cs="Calibri"/>
-          <w:sz w:val="22"/>
-          <w:szCs w:val="22"/>
-        </w:rPr>
-        <w:t>automatically interact with the forms</w:t>
-      </w:r>
-      <w:r>
-        <w:rPr>
-          <w:rFonts w:ascii="Calibri" w:hAnsi="Calibri" w:cs="Calibri"/>
-          <w:sz w:val="22"/>
-          <w:szCs w:val="22"/>
-        </w:rPr>
-        <w:t>, identifying windows as they pop up and clicking and typing in the necessary buttons and fields. This enabled automatic frontend testing, without any manual input from a user. However, these tests only tested frontend window structure, and did not verify the content or functionality of any backend functions. This required the implementation of two other namespaces: ExecuteTests and XMLHandler</w:t>
+        <w:t xml:space="preserve">, covering each potential path the user could take through the windows. This ensured complete coverage of all </w:t>
+      </w:r>
+      <w:r>
+        <w:rPr>
+          <w:rFonts w:ascii="Calibri" w:hAnsi="Calibri" w:cs="Calibri"/>
+          <w:sz w:val="22"/>
+          <w:szCs w:val="22"/>
+        </w:rPr>
+        <w:t>user paths</w:t>
+      </w:r>
+      <w:r>
+        <w:rPr>
+          <w:rFonts w:ascii="Calibri" w:hAnsi="Calibri" w:cs="Calibri"/>
+          <w:sz w:val="22"/>
+          <w:szCs w:val="22"/>
+        </w:rPr>
+        <w:t xml:space="preserve">. These tests </w:t>
+      </w:r>
+      <w:r>
+        <w:rPr>
+          <w:rFonts w:ascii="Calibri" w:hAnsi="Calibri" w:cs="Calibri"/>
+          <w:sz w:val="22"/>
+          <w:szCs w:val="22"/>
+        </w:rPr>
+        <w:t>used FLAUI to automatically interact with the forms, identifying windows as they appeared and clicking and typing in the required</w:t>
+      </w:r>
+      <w:r>
+        <w:rPr>
+          <w:rFonts w:ascii="Calibri" w:hAnsi="Calibri" w:cs="Calibri"/>
+          <w:sz w:val="22"/>
+          <w:szCs w:val="22"/>
+        </w:rPr>
+        <w:t xml:space="preserve"> buttons and fields. This enabled automatic frontend testing</w:t>
+      </w:r>
+      <w:r>
+        <w:rPr>
+          <w:rFonts w:ascii="Calibri" w:hAnsi="Calibri" w:cs="Calibri"/>
+          <w:sz w:val="22"/>
+          <w:szCs w:val="22"/>
+        </w:rPr>
+        <w:t xml:space="preserve"> without any user input</w:t>
+      </w:r>
+      <w:r>
+        <w:rPr>
+          <w:rFonts w:ascii="Calibri" w:hAnsi="Calibri" w:cs="Calibri"/>
+          <w:sz w:val="22"/>
+          <w:szCs w:val="22"/>
+        </w:rPr>
+        <w:t xml:space="preserve">. However, these tests only tested </w:t>
+      </w:r>
+      <w:r>
+        <w:rPr>
+          <w:rFonts w:ascii="Calibri" w:hAnsi="Calibri" w:cs="Calibri"/>
+          <w:sz w:val="22"/>
+          <w:szCs w:val="22"/>
+        </w:rPr>
+        <w:t>the frontend window structure</w:t>
+      </w:r>
+      <w:r>
+        <w:rPr>
+          <w:rFonts w:ascii="Calibri" w:hAnsi="Calibri" w:cs="Calibri"/>
+          <w:sz w:val="22"/>
+          <w:szCs w:val="22"/>
+        </w:rPr>
+        <w:t xml:space="preserve"> and did not verify the content or functionality of any backend functions. This required </w:t>
+      </w:r>
+      <w:proofErr w:type="gramStart"/>
+      <w:r>
+        <w:rPr>
+          <w:rFonts w:ascii="Calibri" w:hAnsi="Calibri" w:cs="Calibri"/>
+          <w:sz w:val="22"/>
+          <w:szCs w:val="22"/>
+        </w:rPr>
+        <w:t>implementing</w:t>
+      </w:r>
+      <w:proofErr w:type="gramEnd"/>
+      <w:r>
+        <w:rPr>
+          <w:rFonts w:ascii="Calibri" w:hAnsi="Calibri" w:cs="Calibri"/>
+          <w:sz w:val="22"/>
+          <w:szCs w:val="22"/>
+        </w:rPr>
+        <w:t xml:space="preserve"> two other namespaces: ExecuteTests and XMLHandler</w:t>
       </w:r>
       <w:r>
         <w:rPr>
@@ -13479,7 +14103,23 @@
           <w:sz w:val="22"/>
           <w:szCs w:val="22"/>
         </w:rPr>
-        <w:t xml:space="preserve"> XMLHandlerTests functioned as a suite of traditional unit tests, testing specific functions </w:t>
+        <w:t xml:space="preserve"> XMLHandlerTests functioned as a </w:t>
+      </w:r>
+      <w:r>
+        <w:rPr>
+          <w:rFonts w:ascii="Calibri" w:hAnsi="Calibri" w:cs="Calibri"/>
+          <w:sz w:val="22"/>
+          <w:szCs w:val="22"/>
+        </w:rPr>
+        <w:t>traditional unit-test suite</w:t>
+      </w:r>
+      <w:r>
+        <w:rPr>
+          <w:rFonts w:ascii="Calibri" w:hAnsi="Calibri" w:cs="Calibri"/>
+          <w:sz w:val="22"/>
+          <w:szCs w:val="22"/>
+        </w:rPr>
+        <w:t xml:space="preserve">, testing specific functions </w:t>
       </w:r>
       <w:r>
         <w:rPr>
@@ -13495,121 +14135,157 @@
           <w:sz w:val="22"/>
           <w:szCs w:val="22"/>
         </w:rPr>
-        <w:t xml:space="preserve">, </w:t>
-      </w:r>
-      <w:r>
-        <w:rPr>
-          <w:rFonts w:ascii="Calibri" w:hAnsi="Calibri" w:cs="Calibri"/>
-          <w:sz w:val="22"/>
-          <w:szCs w:val="22"/>
-        </w:rPr>
-        <w:t xml:space="preserve">Moq is used to mock the schema file, ensuring that any failures by the functions being tested </w:t>
-      </w:r>
-      <w:proofErr w:type="gramStart"/>
-      <w:r>
-        <w:rPr>
-          <w:rFonts w:ascii="Calibri" w:hAnsi="Calibri" w:cs="Calibri"/>
-          <w:sz w:val="22"/>
-          <w:szCs w:val="22"/>
-        </w:rPr>
-        <w:t>is</w:t>
-      </w:r>
-      <w:proofErr w:type="gramEnd"/>
-      <w:r>
-        <w:rPr>
-          <w:rFonts w:ascii="Calibri" w:hAnsi="Calibri" w:cs="Calibri"/>
-          <w:sz w:val="22"/>
-          <w:szCs w:val="22"/>
-        </w:rPr>
-        <w:t xml:space="preserve"> due to the </w:t>
-      </w:r>
-      <w:r>
-        <w:rPr>
-          <w:rFonts w:ascii="Calibri" w:hAnsi="Calibri" w:cs="Calibri"/>
-          <w:sz w:val="22"/>
-          <w:szCs w:val="22"/>
-        </w:rPr>
-        <w:t xml:space="preserve">function or the test, not </w:t>
-      </w:r>
-      <w:r>
-        <w:rPr>
-          <w:rFonts w:ascii="Calibri" w:hAnsi="Calibri" w:cs="Calibri"/>
-          <w:sz w:val="22"/>
-          <w:szCs w:val="22"/>
-        </w:rPr>
-        <w:t>any external elements uncontrolled by the test.</w:t>
-      </w:r>
-      <w:r>
-        <w:rPr>
-          <w:rFonts w:ascii="Calibri" w:hAnsi="Calibri" w:cs="Calibri"/>
-          <w:sz w:val="22"/>
-          <w:szCs w:val="22"/>
-        </w:rPr>
-        <w:t xml:space="preserve"> The ExecuteTests namespace handles the testing of the </w:t>
-      </w:r>
-      <w:r>
-        <w:rPr>
-          <w:rFonts w:ascii="Calibri" w:hAnsi="Calibri" w:cs="Calibri"/>
-          <w:sz w:val="22"/>
-          <w:szCs w:val="22"/>
-        </w:rPr>
-        <w:t xml:space="preserve">major sequences contained in the Execute class. In addition to testing the 8 core sequences detailed in the methods section, it also tests the clashing elements handling and the attribute setting functions </w:t>
-      </w:r>
-      <w:r>
-        <w:rPr>
-          <w:rFonts w:ascii="Calibri" w:hAnsi="Calibri" w:cs="Calibri"/>
-          <w:sz w:val="22"/>
-          <w:szCs w:val="22"/>
-        </w:rPr>
-        <w:t>contained in the execute class</w:t>
-      </w:r>
-      <w:r>
-        <w:rPr>
-          <w:rFonts w:ascii="Calibri" w:hAnsi="Calibri" w:cs="Calibri"/>
-          <w:sz w:val="22"/>
-          <w:szCs w:val="22"/>
-        </w:rPr>
-        <w:t xml:space="preserve">. These tests make heavy usage of Moq </w:t>
-      </w:r>
-      <w:r>
-        <w:rPr>
-          <w:rFonts w:ascii="Calibri" w:hAnsi="Calibri" w:cs="Calibri"/>
-          <w:sz w:val="22"/>
-          <w:szCs w:val="22"/>
-        </w:rPr>
-        <w:t>to</w:t>
-      </w:r>
-      <w:r>
-        <w:rPr>
-          <w:rFonts w:ascii="Calibri" w:hAnsi="Calibri" w:cs="Calibri"/>
-          <w:sz w:val="22"/>
-          <w:szCs w:val="22"/>
-        </w:rPr>
-        <w:t xml:space="preserve"> </w:t>
-      </w:r>
-      <w:r>
-        <w:rPr>
-          <w:rFonts w:ascii="Calibri" w:hAnsi="Calibri" w:cs="Calibri"/>
-          <w:sz w:val="22"/>
-          <w:szCs w:val="22"/>
-        </w:rPr>
-        <w:t>mock</w:t>
-      </w:r>
-      <w:r>
-        <w:rPr>
-          <w:rFonts w:ascii="Calibri" w:hAnsi="Calibri" w:cs="Calibri"/>
-          <w:sz w:val="22"/>
-          <w:szCs w:val="22"/>
-        </w:rPr>
-        <w:t xml:space="preserve"> any external interactions the sequences would attempt to make with either UI elements or external XML files. </w:t>
-      </w:r>
-      <w:r>
-        <w:rPr>
-          <w:rFonts w:ascii="Calibri" w:hAnsi="Calibri" w:cs="Calibri"/>
-          <w:sz w:val="22"/>
-          <w:szCs w:val="22"/>
-        </w:rPr>
-        <w:t>These mocks ensure reliability and consistency for the tests, providing complete control for the tests to ensure that the only thing being tested is the sequence, and not any external elements</w:t>
+        <w:t xml:space="preserve">. </w:t>
+      </w:r>
+      <w:proofErr w:type="spellStart"/>
+      <w:r>
+        <w:rPr>
+          <w:rFonts w:ascii="Calibri" w:hAnsi="Calibri" w:cs="Calibri"/>
+          <w:sz w:val="22"/>
+          <w:szCs w:val="22"/>
+        </w:rPr>
+        <w:t>Moq</w:t>
+      </w:r>
+      <w:proofErr w:type="spellEnd"/>
+      <w:r>
+        <w:rPr>
+          <w:rFonts w:ascii="Calibri" w:hAnsi="Calibri" w:cs="Calibri"/>
+          <w:sz w:val="22"/>
+          <w:szCs w:val="22"/>
+        </w:rPr>
+        <w:t xml:space="preserve"> is used to mock the schema file, ensuring that any failures </w:t>
+      </w:r>
+      <w:r>
+        <w:rPr>
+          <w:rFonts w:ascii="Calibri" w:hAnsi="Calibri" w:cs="Calibri"/>
+          <w:sz w:val="22"/>
+          <w:szCs w:val="22"/>
+        </w:rPr>
+        <w:t>in the functions being tested are due to the functions or the test, not to external elements beyond the test's control</w:t>
+      </w:r>
+      <w:r>
+        <w:rPr>
+          <w:rFonts w:ascii="Calibri" w:hAnsi="Calibri" w:cs="Calibri"/>
+          <w:sz w:val="22"/>
+          <w:szCs w:val="22"/>
+        </w:rPr>
+        <w:t>.</w:t>
+      </w:r>
+      <w:r>
+        <w:rPr>
+          <w:rFonts w:ascii="Calibri" w:hAnsi="Calibri" w:cs="Calibri"/>
+          <w:sz w:val="22"/>
+          <w:szCs w:val="22"/>
+        </w:rPr>
+        <w:t xml:space="preserve"> The </w:t>
+      </w:r>
+      <w:proofErr w:type="spellStart"/>
+      <w:r>
+        <w:rPr>
+          <w:rFonts w:ascii="Calibri" w:hAnsi="Calibri" w:cs="Calibri"/>
+          <w:sz w:val="22"/>
+          <w:szCs w:val="22"/>
+        </w:rPr>
+        <w:t>ExecuteTests</w:t>
+      </w:r>
+      <w:proofErr w:type="spellEnd"/>
+      <w:r>
+        <w:rPr>
+          <w:rFonts w:ascii="Calibri" w:hAnsi="Calibri" w:cs="Calibri"/>
+          <w:sz w:val="22"/>
+          <w:szCs w:val="22"/>
+        </w:rPr>
+        <w:t xml:space="preserve"> namespace handles </w:t>
+      </w:r>
+      <w:r>
+        <w:rPr>
+          <w:rFonts w:ascii="Calibri" w:hAnsi="Calibri" w:cs="Calibri"/>
+          <w:sz w:val="22"/>
+          <w:szCs w:val="22"/>
+        </w:rPr>
+        <w:t xml:space="preserve">testing the major sequences </w:t>
+      </w:r>
+      <w:r>
+        <w:rPr>
+          <w:rFonts w:ascii="Calibri" w:hAnsi="Calibri" w:cs="Calibri"/>
+          <w:sz w:val="22"/>
+          <w:szCs w:val="22"/>
+        </w:rPr>
+        <w:t xml:space="preserve">in the Execute class. In addition to testing the 8 core sequences detailed in the methods section, it also tests the </w:t>
+      </w:r>
+      <w:r>
+        <w:rPr>
+          <w:rFonts w:ascii="Calibri" w:hAnsi="Calibri" w:cs="Calibri"/>
+          <w:sz w:val="22"/>
+          <w:szCs w:val="22"/>
+        </w:rPr>
+        <w:t>handling of clashing elements and the attribute-setting</w:t>
+      </w:r>
+      <w:r>
+        <w:rPr>
+          <w:rFonts w:ascii="Calibri" w:hAnsi="Calibri" w:cs="Calibri"/>
+          <w:sz w:val="22"/>
+          <w:szCs w:val="22"/>
+        </w:rPr>
+        <w:t xml:space="preserve"> functions contained in the execute class. These tests </w:t>
+      </w:r>
+      <w:r>
+        <w:rPr>
+          <w:rFonts w:ascii="Calibri" w:hAnsi="Calibri" w:cs="Calibri"/>
+          <w:sz w:val="22"/>
+          <w:szCs w:val="22"/>
+        </w:rPr>
+        <w:t xml:space="preserve">heavily use </w:t>
+      </w:r>
+      <w:proofErr w:type="spellStart"/>
+      <w:r>
+        <w:rPr>
+          <w:rFonts w:ascii="Calibri" w:hAnsi="Calibri" w:cs="Calibri"/>
+          <w:sz w:val="22"/>
+          <w:szCs w:val="22"/>
+        </w:rPr>
+        <w:t>Moq</w:t>
+      </w:r>
+      <w:proofErr w:type="spellEnd"/>
+      <w:r>
+        <w:rPr>
+          <w:rFonts w:ascii="Calibri" w:hAnsi="Calibri" w:cs="Calibri"/>
+          <w:sz w:val="22"/>
+          <w:szCs w:val="22"/>
+        </w:rPr>
+        <w:t xml:space="preserve"> to mock any external interactions the sequences would attempt to make with </w:t>
+      </w:r>
+      <w:r>
+        <w:rPr>
+          <w:rFonts w:ascii="Calibri" w:hAnsi="Calibri" w:cs="Calibri"/>
+          <w:sz w:val="22"/>
+          <w:szCs w:val="22"/>
+        </w:rPr>
+        <w:t xml:space="preserve">UI elements or external XML files. </w:t>
+      </w:r>
+      <w:r>
+        <w:rPr>
+          <w:rFonts w:ascii="Calibri" w:hAnsi="Calibri" w:cs="Calibri"/>
+          <w:sz w:val="22"/>
+          <w:szCs w:val="22"/>
+        </w:rPr>
+        <w:t xml:space="preserve">These mocks ensure reliability and consistency for the tests, providing complete control </w:t>
+      </w:r>
+      <w:r>
+        <w:rPr>
+          <w:rFonts w:ascii="Calibri" w:hAnsi="Calibri" w:cs="Calibri"/>
+          <w:sz w:val="22"/>
+          <w:szCs w:val="22"/>
+        </w:rPr>
+        <w:t xml:space="preserve">so that only the sequence is tested, </w:t>
+      </w:r>
+      <w:r>
+        <w:rPr>
+          <w:rFonts w:ascii="Calibri" w:hAnsi="Calibri" w:cs="Calibri"/>
+          <w:sz w:val="22"/>
+          <w:szCs w:val="22"/>
+        </w:rPr>
+        <w:t>not any external elements</w:t>
       </w:r>
       <w:r>
         <w:rPr>
@@ -13625,24 +14301,23 @@
           <w:sz w:val="22"/>
           <w:szCs w:val="22"/>
         </w:rPr>
-        <w:t xml:space="preserve">Mock objects of all the interface classes, which then allows the test to overwrite what is </w:t>
-      </w:r>
-      <w:r>
-        <w:rPr>
-          <w:rFonts w:ascii="Calibri" w:hAnsi="Calibri" w:cs="Calibri"/>
-          <w:sz w:val="22"/>
-          <w:szCs w:val="22"/>
-        </w:rPr>
-        <w:lastRenderedPageBreak/>
-        <w:t xml:space="preserve">written and returned by the functions to instead be controlled by the test, </w:t>
-      </w:r>
-      <w:r>
-        <w:rPr>
-          <w:rFonts w:ascii="Calibri" w:hAnsi="Calibri" w:cs="Calibri"/>
-          <w:sz w:val="22"/>
-          <w:szCs w:val="22"/>
-        </w:rPr>
-        <w:t>ensuring consistency and isolation across the tests.</w:t>
+        <w:t xml:space="preserve">Mock objects of all </w:t>
+      </w:r>
+      <w:r>
+        <w:rPr>
+          <w:rFonts w:ascii="Calibri" w:hAnsi="Calibri" w:cs="Calibri"/>
+          <w:sz w:val="22"/>
+          <w:szCs w:val="22"/>
+        </w:rPr>
+        <w:t xml:space="preserve">interface classes, allowing the test to override what the functions write and return, ensuring consistency and isolation across </w:t>
+      </w:r>
+      <w:r>
+        <w:rPr>
+          <w:rFonts w:ascii="Calibri" w:hAnsi="Calibri" w:cs="Calibri"/>
+          <w:sz w:val="22"/>
+          <w:szCs w:val="22"/>
+        </w:rPr>
+        <w:t>tests.</w:t>
       </w:r>
     </w:p>
     <w:p>
@@ -13660,6 +14335,7 @@
           <w:sz w:val="22"/>
           <w:szCs w:val="22"/>
         </w:rPr>
+        <w:lastRenderedPageBreak/>
         <w:t>Automated Testing Framework</w:t>
       </w:r>
       <w:bookmarkEnd w:id="28"/>
@@ -13697,85 +14373,103 @@
           <w:sz w:val="22"/>
           <w:szCs w:val="22"/>
         </w:rPr>
-        <w:t xml:space="preserve">Jenkins is an open-source automation served utilized </w:t>
-      </w:r>
-      <w:r>
-        <w:rPr>
-          <w:rFonts w:ascii="Calibri" w:hAnsi="Calibri" w:cs="Calibri"/>
-          <w:sz w:val="22"/>
-          <w:szCs w:val="22"/>
-        </w:rPr>
-        <w:t xml:space="preserve">in software development to support continuous integration and continuous </w:t>
-      </w:r>
-      <w:proofErr w:type="gramStart"/>
-      <w:r>
-        <w:rPr>
-          <w:rFonts w:ascii="Calibri" w:hAnsi="Calibri" w:cs="Calibri"/>
-          <w:sz w:val="22"/>
-          <w:szCs w:val="22"/>
-        </w:rPr>
-        <w:t>delivery(</w:t>
-      </w:r>
-      <w:proofErr w:type="gramEnd"/>
-      <w:r>
-        <w:rPr>
-          <w:rFonts w:ascii="Calibri" w:hAnsi="Calibri" w:cs="Calibri"/>
-          <w:sz w:val="22"/>
-          <w:szCs w:val="22"/>
-        </w:rPr>
-        <w:t xml:space="preserve">CI/CD) by automatically running builds and tests at certain triggers </w:t>
-      </w:r>
-      <w:r>
-        <w:rPr>
-          <w:rFonts w:ascii="Calibri" w:hAnsi="Calibri" w:cs="Calibri"/>
-          <w:sz w:val="22"/>
-          <w:szCs w:val="22"/>
-        </w:rPr>
-        <w:t>or when manually launched. In this project, Jenkins served as the automated execution environment for the full test suite, ensuring that all unit, workflow, and GUI tests were run consistently across each revision of the application. Its CI-driven approach enabled early detection of defects and maintained consistent testing conditions by running the same scripted test procedures that Jenkins typically manages</w:t>
-      </w:r>
-      <w:r>
-        <w:rPr>
-          <w:rFonts w:ascii="Calibri" w:hAnsi="Calibri" w:cs="Calibri"/>
-          <w:sz w:val="22"/>
-          <w:szCs w:val="22"/>
-        </w:rPr>
-        <w:t xml:space="preserve"> for </w:t>
-      </w:r>
-      <w:proofErr w:type="gramStart"/>
-      <w:r>
-        <w:rPr>
-          <w:rFonts w:ascii="Calibri" w:hAnsi="Calibri" w:cs="Calibri"/>
-          <w:sz w:val="22"/>
-          <w:szCs w:val="22"/>
-        </w:rPr>
-        <w:t>build</w:t>
-      </w:r>
-      <w:proofErr w:type="gramEnd"/>
-      <w:r>
-        <w:rPr>
-          <w:rFonts w:ascii="Calibri" w:hAnsi="Calibri" w:cs="Calibri"/>
-          <w:sz w:val="22"/>
-          <w:szCs w:val="22"/>
-        </w:rPr>
-        <w:t xml:space="preserve"> and </w:t>
-      </w:r>
-      <w:proofErr w:type="gramStart"/>
-      <w:r>
-        <w:rPr>
-          <w:rFonts w:ascii="Calibri" w:hAnsi="Calibri" w:cs="Calibri"/>
-          <w:sz w:val="22"/>
-          <w:szCs w:val="22"/>
-        </w:rPr>
-        <w:t>test</w:t>
-      </w:r>
-      <w:proofErr w:type="gramEnd"/>
-      <w:r>
-        <w:rPr>
-          <w:rFonts w:ascii="Calibri" w:hAnsi="Calibri" w:cs="Calibri"/>
-          <w:sz w:val="22"/>
-          <w:szCs w:val="22"/>
-        </w:rPr>
-        <w:t xml:space="preserve"> automation in software pipelines. This provided a reliable mechanism for validation functional behavior, confirming stability after code changes, and verifying that all sequences and file-handling operations performed correctly under repeated automated execution</w:t>
+        <w:t xml:space="preserve">Jenkins is an open-source automation </w:t>
+      </w:r>
+      <w:r>
+        <w:rPr>
+          <w:rFonts w:ascii="Calibri" w:hAnsi="Calibri" w:cs="Calibri"/>
+          <w:sz w:val="22"/>
+          <w:szCs w:val="22"/>
+        </w:rPr>
+        <w:t>server</w:t>
+      </w:r>
+      <w:r>
+        <w:rPr>
+          <w:rFonts w:ascii="Calibri" w:hAnsi="Calibri" w:cs="Calibri"/>
+          <w:sz w:val="22"/>
+          <w:szCs w:val="22"/>
+        </w:rPr>
+        <w:t xml:space="preserve"> </w:t>
+      </w:r>
+      <w:r>
+        <w:rPr>
+          <w:rFonts w:ascii="Calibri" w:hAnsi="Calibri" w:cs="Calibri"/>
+          <w:sz w:val="22"/>
+          <w:szCs w:val="22"/>
+        </w:rPr>
+        <w:t>used in software development to support continuous integration and continuous delivery (CI/CD) by automatically running builds and tests in response to</w:t>
+      </w:r>
+      <w:r>
+        <w:rPr>
+          <w:rFonts w:ascii="Calibri" w:hAnsi="Calibri" w:cs="Calibri"/>
+          <w:sz w:val="22"/>
+          <w:szCs w:val="22"/>
+        </w:rPr>
+        <w:t xml:space="preserve"> triggers </w:t>
+      </w:r>
+      <w:r>
+        <w:rPr>
+          <w:rFonts w:ascii="Calibri" w:hAnsi="Calibri" w:cs="Calibri"/>
+          <w:sz w:val="22"/>
+          <w:szCs w:val="22"/>
+        </w:rPr>
+        <w:t xml:space="preserve">or when manually launched. In this project, Jenkins served as the automated execution environment for the full test suite, ensuring that all unit, workflow, and GUI tests were </w:t>
+      </w:r>
+      <w:r>
+        <w:rPr>
+          <w:rFonts w:ascii="Calibri" w:hAnsi="Calibri" w:cs="Calibri"/>
+          <w:sz w:val="22"/>
+          <w:szCs w:val="22"/>
+        </w:rPr>
+        <w:t>consistently run across each application revision</w:t>
+      </w:r>
+      <w:r>
+        <w:rPr>
+          <w:rFonts w:ascii="Calibri" w:hAnsi="Calibri" w:cs="Calibri"/>
+          <w:sz w:val="22"/>
+          <w:szCs w:val="22"/>
+        </w:rPr>
+        <w:t xml:space="preserve">. Its CI-driven approach enabled early </w:t>
+      </w:r>
+      <w:r>
+        <w:rPr>
+          <w:rFonts w:ascii="Calibri" w:hAnsi="Calibri" w:cs="Calibri"/>
+          <w:sz w:val="22"/>
+          <w:szCs w:val="22"/>
+        </w:rPr>
+        <w:t>defect detection</w:t>
+      </w:r>
+      <w:r>
+        <w:rPr>
+          <w:rFonts w:ascii="Calibri" w:hAnsi="Calibri" w:cs="Calibri"/>
+          <w:sz w:val="22"/>
+          <w:szCs w:val="22"/>
+        </w:rPr>
+        <w:t xml:space="preserve"> and maintained consistent testing conditions by running the same scripted test procedures that Jenkins typically manages</w:t>
+      </w:r>
+      <w:r>
+        <w:rPr>
+          <w:rFonts w:ascii="Calibri" w:hAnsi="Calibri" w:cs="Calibri"/>
+          <w:sz w:val="22"/>
+          <w:szCs w:val="22"/>
+        </w:rPr>
+        <w:t xml:space="preserve"> for build and test automation in software pipelines. This provided a reliable mechanism for </w:t>
+      </w:r>
+      <w:r>
+        <w:rPr>
+          <w:rFonts w:ascii="Calibri" w:hAnsi="Calibri" w:cs="Calibri"/>
+          <w:sz w:val="22"/>
+          <w:szCs w:val="22"/>
+        </w:rPr>
+        <w:t>validating</w:t>
+      </w:r>
+      <w:r>
+        <w:rPr>
+          <w:rFonts w:ascii="Calibri" w:hAnsi="Calibri" w:cs="Calibri"/>
+          <w:sz w:val="22"/>
+          <w:szCs w:val="22"/>
+        </w:rPr>
+        <w:t xml:space="preserve"> functional behavior, confirming stability after code changes, and verifying that all sequences and file-handling operations performed correctly under repeated automated execution</w:t>
       </w:r>
       <w:r>
         <w:rPr>
@@ -13868,6 +14562,7 @@
           <w:sz w:val="22"/>
           <w:szCs w:val="22"/>
         </w:rPr>
+        <w:instrText xml:space="preserve"> \* MERGEFORMAT </w:instrText>
       </w:r>
       <w:r>
         <w:rPr>
@@ -13877,7 +14572,6 @@
           <w:sz w:val="22"/>
           <w:szCs w:val="22"/>
         </w:rPr>
-        <w:instrText xml:space="preserve"> \* MERGEFORMAT </w:instrText>
       </w:r>
       <w:r>
         <w:rPr>
@@ -13915,7 +14609,27 @@
           <w:sz w:val="22"/>
           <w:szCs w:val="22"/>
         </w:rPr>
-        <w:t xml:space="preserve"> for detailed outline of test results.</w:t>
+        <w:t xml:space="preserve"> for </w:t>
+      </w:r>
+      <w:r>
+        <w:rPr>
+          <w:rFonts w:ascii="Calibri" w:hAnsi="Calibri" w:cs="Calibri"/>
+          <w:i/>
+          <w:iCs/>
+          <w:sz w:val="22"/>
+          <w:szCs w:val="22"/>
+        </w:rPr>
+        <w:t xml:space="preserve">a </w:t>
+      </w:r>
+      <w:r>
+        <w:rPr>
+          <w:rFonts w:ascii="Calibri" w:hAnsi="Calibri" w:cs="Calibri"/>
+          <w:i/>
+          <w:iCs/>
+          <w:sz w:val="22"/>
+          <w:szCs w:val="22"/>
+        </w:rPr>
+        <w:t>detailed outline of test results.</w:t>
       </w:r>
     </w:p>
     <w:p>
@@ -13941,7 +14655,7 @@
           <w:sz w:val="22"/>
           <w:szCs w:val="22"/>
         </w:rPr>
-        <w:t xml:space="preserve">, 77 of those tests passed, with 1 test, </w:t>
+        <w:t xml:space="preserve">; 77 passed, with 1 test, </w:t>
       </w:r>
       <w:proofErr w:type="spellStart"/>
       <w:r>
@@ -13959,7 +14673,15 @@
           <w:sz w:val="22"/>
           <w:szCs w:val="22"/>
         </w:rPr>
-        <w:t xml:space="preserve">, being skipped. The behavior </w:t>
+        <w:t xml:space="preserve">, </w:t>
+      </w:r>
+      <w:r>
+        <w:rPr>
+          <w:rFonts w:ascii="Calibri" w:hAnsi="Calibri" w:cs="Calibri"/>
+          <w:sz w:val="22"/>
+          <w:szCs w:val="22"/>
+        </w:rPr>
+        <w:t xml:space="preserve">skipped. The behavior </w:t>
       </w:r>
       <w:r>
         <w:rPr>
@@ -13975,24 +14697,47 @@
           <w:sz w:val="22"/>
           <w:szCs w:val="22"/>
         </w:rPr>
-        <w:t xml:space="preserve">early inconsistencies in the GUI tests, such as missing a button press or not finding an element, eliminated during development with </w:t>
-      </w:r>
-      <w:r>
-        <w:rPr>
-          <w:rFonts w:ascii="Calibri" w:hAnsi="Calibri" w:cs="Calibri"/>
-          <w:sz w:val="22"/>
-          <w:szCs w:val="22"/>
-        </w:rPr>
-        <w:t xml:space="preserve">small waits during the tests to allow windows to fully open </w:t>
-      </w:r>
-      <w:r>
-        <w:rPr>
-          <w:rFonts w:ascii="Calibri" w:hAnsi="Calibri" w:cs="Calibri"/>
-          <w:sz w:val="22"/>
-          <w:szCs w:val="22"/>
-        </w:rPr>
-        <w:lastRenderedPageBreak/>
-        <w:t xml:space="preserve">or load. </w:t>
+        <w:t xml:space="preserve">early </w:t>
+      </w:r>
+      <w:r>
+        <w:rPr>
+          <w:rFonts w:ascii="Calibri" w:hAnsi="Calibri" w:cs="Calibri"/>
+          <w:sz w:val="22"/>
+          <w:szCs w:val="22"/>
+        </w:rPr>
+        <w:t xml:space="preserve">GUI test inconsistencies, such as missing a button press or failing to find an element, eliminated during development </w:t>
+      </w:r>
+      <w:r>
+        <w:rPr>
+          <w:rFonts w:ascii="Calibri" w:hAnsi="Calibri" w:cs="Calibri"/>
+          <w:sz w:val="22"/>
+          <w:szCs w:val="22"/>
+        </w:rPr>
+        <w:t xml:space="preserve">by adding small waits during </w:t>
+      </w:r>
+      <w:r>
+        <w:rPr>
+          <w:rFonts w:ascii="Calibri" w:hAnsi="Calibri" w:cs="Calibri"/>
+          <w:sz w:val="22"/>
+          <w:szCs w:val="22"/>
+        </w:rPr>
+        <w:t xml:space="preserve">tests to allow windows </w:t>
+      </w:r>
+      <w:r>
+        <w:rPr>
+          <w:rFonts w:ascii="Calibri" w:hAnsi="Calibri" w:cs="Calibri"/>
+          <w:sz w:val="22"/>
+          <w:szCs w:val="22"/>
+        </w:rPr>
+        <w:t>to open or load fully</w:t>
+      </w:r>
+      <w:r>
+        <w:rPr>
+          <w:rFonts w:ascii="Calibri" w:hAnsi="Calibri" w:cs="Calibri"/>
+          <w:sz w:val="22"/>
+          <w:szCs w:val="22"/>
+        </w:rPr>
+        <w:t xml:space="preserve">. </w:t>
       </w:r>
       <w:r>
         <w:rPr>
@@ -14045,6 +14790,7 @@
           <w:sz w:val="22"/>
           <w:szCs w:val="22"/>
         </w:rPr>
+        <w:lastRenderedPageBreak/>
         <w:drawing>
           <wp:inline distT="0" distB="0" distL="0" distR="0" wp14:anchorId="76545FF3" wp14:editId="32911E54">
             <wp:extent cx="2619375" cy="1371600"/>
@@ -14172,23 +14918,15 @@
           <w:sz w:val="22"/>
           <w:szCs w:val="22"/>
         </w:rPr>
-        <w:t xml:space="preserve">This distribution reflects the fact that the </w:t>
-      </w:r>
-      <w:r>
-        <w:rPr>
-          <w:rFonts w:ascii="Calibri" w:hAnsi="Calibri" w:cs="Calibri"/>
-          <w:sz w:val="22"/>
-          <w:szCs w:val="22"/>
-        </w:rPr>
-        <w:t>full-scale</w:t>
-      </w:r>
-      <w:r>
-        <w:rPr>
-          <w:rFonts w:ascii="Calibri" w:hAnsi="Calibri" w:cs="Calibri"/>
-          <w:sz w:val="22"/>
-          <w:szCs w:val="22"/>
-        </w:rPr>
-        <w:t xml:space="preserve"> sequences in Execute were the most complex part of the application, with multiple different use cases being covered by the namespace. Within Execute and </w:t>
+        <w:t xml:space="preserve">This distribution reflects the fact that the full-scale sequences in Execute were the most complex part of the application, with multiple different use cases being covered by the namespace. Within </w:t>
+      </w:r>
+      <w:r>
+        <w:rPr>
+          <w:rFonts w:ascii="Calibri" w:hAnsi="Calibri" w:cs="Calibri"/>
+          <w:sz w:val="22"/>
+          <w:szCs w:val="22"/>
+        </w:rPr>
+        <w:t xml:space="preserve">the Execute and </w:t>
       </w:r>
       <w:proofErr w:type="spellStart"/>
       <w:r>
@@ -14206,7 +14944,65 @@
           <w:sz w:val="22"/>
           <w:szCs w:val="22"/>
         </w:rPr>
-        <w:t xml:space="preserve"> test are prefaced with the name of the sequence being tested, an underscore, and a clarification of the case it was covering. The sequence with the most coverage was the Create Element sequence, with 11 tests in ExecuteTests that test the sequence itself, and 2 tests that test the GUI sequence in GuiTesting. Create Element is the most integral sequence, as the sequence most tuned towards rapid PLC development, so the focus during testing was on verifying that it works in detail.</w:t>
+        <w:t xml:space="preserve"> tests, the test name is prefaced with the name of the sequence being tested, an underscore, and a clarification of the case it covers</w:t>
+      </w:r>
+      <w:r>
+        <w:rPr>
+          <w:rFonts w:ascii="Calibri" w:hAnsi="Calibri" w:cs="Calibri"/>
+          <w:sz w:val="22"/>
+          <w:szCs w:val="22"/>
+        </w:rPr>
+        <w:t>. The sequence with the most coverage was the Create Element sequence, with 11 tests in ExecuteTests that test the sequence itself</w:t>
+      </w:r>
+      <w:r>
+        <w:rPr>
+          <w:rFonts w:ascii="Calibri" w:hAnsi="Calibri" w:cs="Calibri"/>
+          <w:sz w:val="22"/>
+          <w:szCs w:val="22"/>
+        </w:rPr>
+        <w:t xml:space="preserve"> and 2 tests in </w:t>
+      </w:r>
+      <w:proofErr w:type="spellStart"/>
+      <w:r>
+        <w:rPr>
+          <w:rFonts w:ascii="Calibri" w:hAnsi="Calibri" w:cs="Calibri"/>
+          <w:sz w:val="22"/>
+          <w:szCs w:val="22"/>
+        </w:rPr>
+        <w:t>GuiTesting</w:t>
+      </w:r>
+      <w:proofErr w:type="spellEnd"/>
+      <w:r>
+        <w:rPr>
+          <w:rFonts w:ascii="Calibri" w:hAnsi="Calibri" w:cs="Calibri"/>
+          <w:sz w:val="22"/>
+          <w:szCs w:val="22"/>
+        </w:rPr>
+        <w:t xml:space="preserve"> that test the GUI sequence</w:t>
+      </w:r>
+      <w:r>
+        <w:rPr>
+          <w:rFonts w:ascii="Calibri" w:hAnsi="Calibri" w:cs="Calibri"/>
+          <w:sz w:val="22"/>
+          <w:szCs w:val="22"/>
+        </w:rPr>
+        <w:t xml:space="preserve">. Create Element is the most integral sequence, as </w:t>
+      </w:r>
+      <w:r>
+        <w:rPr>
+          <w:rFonts w:ascii="Calibri" w:hAnsi="Calibri" w:cs="Calibri"/>
+          <w:sz w:val="22"/>
+          <w:szCs w:val="22"/>
+        </w:rPr>
+        <w:t xml:space="preserve">it is best suited for rapid PLC development. During testing, the focus </w:t>
+      </w:r>
+      <w:r>
+        <w:rPr>
+          <w:rFonts w:ascii="Calibri" w:hAnsi="Calibri" w:cs="Calibri"/>
+          <w:sz w:val="22"/>
+          <w:szCs w:val="22"/>
+        </w:rPr>
+        <w:t>was on verifying that it works in detail.</w:t>
       </w:r>
     </w:p>
     <w:p>
@@ -14250,24 +15046,63 @@
           <w:sz w:val="22"/>
           <w:szCs w:val="22"/>
         </w:rPr>
-        <w:t xml:space="preserve">covers the edge case of the user attempting to modify an element’s name into a name that already exists for that element type. The feature was never </w:t>
-      </w:r>
-      <w:r>
-        <w:rPr>
-          <w:rFonts w:ascii="Calibri" w:hAnsi="Calibri" w:cs="Calibri"/>
-          <w:sz w:val="22"/>
-          <w:szCs w:val="22"/>
-        </w:rPr>
-        <w:lastRenderedPageBreak/>
-        <w:t xml:space="preserve">implemented, so </w:t>
-      </w:r>
-      <w:r>
-        <w:rPr>
-          <w:rFonts w:ascii="Calibri" w:hAnsi="Calibri" w:cs="Calibri"/>
-          <w:sz w:val="22"/>
-          <w:szCs w:val="22"/>
-        </w:rPr>
-        <w:t xml:space="preserve">the test was marked skipped to identify that, however the test was not removed for notation purposes for any future development to add </w:t>
+        <w:t xml:space="preserve">covers the edge case </w:t>
+      </w:r>
+      <w:r>
+        <w:rPr>
+          <w:rFonts w:ascii="Calibri" w:hAnsi="Calibri" w:cs="Calibri"/>
+          <w:sz w:val="22"/>
+          <w:szCs w:val="22"/>
+        </w:rPr>
+        <w:t>where the user attempts to modify an element’s name to</w:t>
+      </w:r>
+      <w:r>
+        <w:rPr>
+          <w:rFonts w:ascii="Calibri" w:hAnsi="Calibri" w:cs="Calibri"/>
+          <w:sz w:val="22"/>
+          <w:szCs w:val="22"/>
+        </w:rPr>
+        <w:t xml:space="preserve"> a name that already exists for that element type. The feature was never implemented, so </w:t>
+      </w:r>
+      <w:r>
+        <w:rPr>
+          <w:rFonts w:ascii="Calibri" w:hAnsi="Calibri" w:cs="Calibri"/>
+          <w:sz w:val="22"/>
+          <w:szCs w:val="22"/>
+        </w:rPr>
+        <w:t>the test was marked skipped to identify that</w:t>
+      </w:r>
+      <w:r>
+        <w:rPr>
+          <w:rFonts w:ascii="Calibri" w:hAnsi="Calibri" w:cs="Calibri"/>
+          <w:sz w:val="22"/>
+          <w:szCs w:val="22"/>
+        </w:rPr>
+        <w:t>. The</w:t>
+      </w:r>
+      <w:r>
+        <w:rPr>
+          <w:rFonts w:ascii="Calibri" w:hAnsi="Calibri" w:cs="Calibri"/>
+          <w:sz w:val="22"/>
+          <w:szCs w:val="22"/>
+        </w:rPr>
+        <w:t xml:space="preserve"> test was not removed for notation purposes</w:t>
+      </w:r>
+      <w:r>
+        <w:rPr>
+          <w:rFonts w:ascii="Calibri" w:hAnsi="Calibri" w:cs="Calibri"/>
+          <w:sz w:val="22"/>
+          <w:szCs w:val="22"/>
+        </w:rPr>
+        <w:t>,</w:t>
+      </w:r>
+      <w:r>
+        <w:rPr>
+          <w:rFonts w:ascii="Calibri" w:hAnsi="Calibri" w:cs="Calibri"/>
+          <w:sz w:val="22"/>
+          <w:szCs w:val="22"/>
+        </w:rPr>
+        <w:t xml:space="preserve"> for any future development to add </w:t>
       </w:r>
       <w:r>
         <w:rPr>
@@ -14293,6 +15128,7 @@
           <w:sz w:val="22"/>
           <w:szCs w:val="22"/>
         </w:rPr>
+        <w:lastRenderedPageBreak/>
         <w:t>Discussion</w:t>
       </w:r>
       <w:bookmarkEnd w:id="30"/>
@@ -14336,31 +15172,15 @@
           <w:sz w:val="22"/>
           <w:szCs w:val="22"/>
         </w:rPr>
-        <w:t xml:space="preserve">, </w:t>
-      </w:r>
-      <w:r>
-        <w:rPr>
-          <w:rFonts w:ascii="Calibri" w:hAnsi="Calibri" w:cs="Calibri"/>
-          <w:sz w:val="22"/>
-          <w:szCs w:val="22"/>
-        </w:rPr>
-        <w:t>and by verifying each feature through comprehensive automated testing</w:t>
-      </w:r>
-      <w:r>
-        <w:rPr>
-          <w:rFonts w:ascii="Calibri" w:hAnsi="Calibri" w:cs="Calibri"/>
-          <w:sz w:val="22"/>
-          <w:szCs w:val="22"/>
-        </w:rPr>
-        <w:t xml:space="preserve">, </w:t>
-      </w:r>
-      <w:r>
-        <w:rPr>
-          <w:rFonts w:ascii="Calibri" w:hAnsi="Calibri" w:cs="Calibri"/>
-          <w:sz w:val="22"/>
-          <w:szCs w:val="22"/>
-        </w:rPr>
-        <w:t>the project showed not only that the concept works, but that it can be implemented reliably with appropriate architectural structure. The testing effort reinforced the importance of incorporating validation early and consistently, as schema</w:t>
+        <w:t xml:space="preserve"> and by verifying each feature through comprehensive automated testing, the project showed not only that the concept works, but also that it can be implemented reliably with an </w:t>
+      </w:r>
+      <w:r>
+        <w:rPr>
+          <w:rFonts w:ascii="Calibri" w:hAnsi="Calibri" w:cs="Calibri"/>
+          <w:sz w:val="22"/>
+          <w:szCs w:val="22"/>
+        </w:rPr>
+        <w:t>appropriate architectural structure. The testing effort reinforced the importance of incorporating validation early and consistently, as schema</w:t>
       </w:r>
       <w:r>
         <w:rPr>
@@ -14369,7 +15189,23 @@
           <w:szCs w:val="22"/>
         </w:rPr>
         <w:noBreakHyphen/>
-        <w:t>based and manual validation both proved essential for maintaining file integrity across every sequence. Additionally, the project highlighted the value of leveraging a multidisciplinary environment, where knowledge of PLC programming, application development, software quality assurance, and test automation combined to provide a more stable foundation and clearer development trajectory than any individual domain alone could have supplied. The simultaneous development of application logic, PLC code structures, and automated tests demonstrated a robust engineering approach that can accelerate development while ensuring correctness.</w:t>
+        <w:t xml:space="preserve">based and manual validation both proved essential for maintaining file integrity across every sequence. Additionally, the project highlighted the value of leveraging a multidisciplinary environment, where knowledge of PLC programming, application development, software quality assurance, and test automation combined to provide a more stable foundation and </w:t>
+      </w:r>
+      <w:r>
+        <w:rPr>
+          <w:rFonts w:ascii="Calibri" w:hAnsi="Calibri" w:cs="Calibri"/>
+          <w:sz w:val="22"/>
+          <w:szCs w:val="22"/>
+        </w:rPr>
+        <w:t>a clearer development trajectory than any single domain could have provided</w:t>
+      </w:r>
+      <w:r>
+        <w:rPr>
+          <w:rFonts w:ascii="Calibri" w:hAnsi="Calibri" w:cs="Calibri"/>
+          <w:sz w:val="22"/>
+          <w:szCs w:val="22"/>
+        </w:rPr>
+        <w:t>. The simultaneous development of application logic, PLC code structures, and automated tests demonstrated a robust engineering approach that can accelerate development while ensuring correctness.</w:t>
       </w:r>
     </w:p>
     <w:p>
@@ -14403,7 +15239,23 @@
           <w:sz w:val="22"/>
           <w:szCs w:val="22"/>
         </w:rPr>
-        <w:t xml:space="preserve">driven development becomes far more advantageous once the system reaches sufficient complexity to support automated testing. When tests exist early and are aligned with requirements, they eliminate uncertainty about desired behavior and prevent </w:t>
+        <w:t xml:space="preserve">driven development becomes far more advantageous once the system reaches sufficient complexity to support automated testing. When tests </w:t>
+      </w:r>
+      <w:r>
+        <w:rPr>
+          <w:rFonts w:ascii="Calibri" w:hAnsi="Calibri" w:cs="Calibri"/>
+          <w:sz w:val="22"/>
+          <w:szCs w:val="22"/>
+        </w:rPr>
+        <w:t xml:space="preserve">are written early and </w:t>
+      </w:r>
+      <w:r>
+        <w:rPr>
+          <w:rFonts w:ascii="Calibri" w:hAnsi="Calibri" w:cs="Calibri"/>
+          <w:sz w:val="22"/>
+          <w:szCs w:val="22"/>
+        </w:rPr>
+        <w:t xml:space="preserve">aligned with requirements, they eliminate uncertainty about desired behavior and prevent </w:t>
       </w:r>
       <w:r>
         <w:rPr>
@@ -14427,15 +15279,55 @@
           <w:sz w:val="22"/>
           <w:szCs w:val="22"/>
         </w:rPr>
-        <w:t>test driven development</w:t>
-      </w:r>
-      <w:r>
-        <w:rPr>
-          <w:rFonts w:ascii="Calibri" w:hAnsi="Calibri" w:cs="Calibri"/>
-          <w:sz w:val="22"/>
-          <w:szCs w:val="22"/>
-        </w:rPr>
-        <w:t xml:space="preserve"> fundamentally reshaped the architecture, showing that systems designed </w:t>
+        <w:t>test-driven</w:t>
+      </w:r>
+      <w:r>
+        <w:rPr>
+          <w:rFonts w:ascii="Calibri" w:hAnsi="Calibri" w:cs="Calibri"/>
+          <w:sz w:val="22"/>
+          <w:szCs w:val="22"/>
+        </w:rPr>
+        <w:t xml:space="preserve"> development</w:t>
+      </w:r>
+      <w:r>
+        <w:rPr>
+          <w:rFonts w:ascii="Calibri" w:hAnsi="Calibri" w:cs="Calibri"/>
+          <w:sz w:val="22"/>
+          <w:szCs w:val="22"/>
+        </w:rPr>
+        <w:t xml:space="preserve"> fundamentally reshaped the architecture, showing that systems designed with testability in mind from the start require significantly fewer structural changes later. This experience </w:t>
+      </w:r>
+      <w:r>
+        <w:rPr>
+          <w:rFonts w:ascii="Calibri" w:hAnsi="Calibri" w:cs="Calibri"/>
+          <w:sz w:val="22"/>
+          <w:szCs w:val="22"/>
+        </w:rPr>
+        <w:t>highlighted</w:t>
+      </w:r>
+      <w:r>
+        <w:rPr>
+          <w:rFonts w:ascii="Calibri" w:hAnsi="Calibri" w:cs="Calibri"/>
+          <w:sz w:val="22"/>
+          <w:szCs w:val="22"/>
+        </w:rPr>
+        <w:t xml:space="preserve"> the importance of abstraction and interface</w:t>
+      </w:r>
+      <w:r>
+        <w:rPr>
+          <w:rFonts w:ascii="Cambria Math" w:hAnsi="Cambria Math" w:cs="Cambria Math"/>
+          <w:sz w:val="22"/>
+          <w:szCs w:val="22"/>
+        </w:rPr>
+        <w:t>‑</w:t>
+      </w:r>
+      <w:r>
+        <w:rPr>
+          <w:rFonts w:ascii="Calibri" w:hAnsi="Calibri" w:cs="Calibri"/>
+          <w:sz w:val="22"/>
+          <w:szCs w:val="22"/>
+        </w:rPr>
+        <w:t xml:space="preserve">driven design, as decoupling UI, logic, and file handling not only improved code quality but also allowed the test suite to </w:t>
       </w:r>
       <w:r>
         <w:rPr>
@@ -14444,23 +15336,7 @@
           <w:szCs w:val="22"/>
         </w:rPr>
         <w:lastRenderedPageBreak/>
-        <w:t xml:space="preserve">with testability in mind from the start require significantly fewer structural changes later. This experience </w:t>
-      </w:r>
-      <w:r>
-        <w:rPr>
-          <w:rFonts w:ascii="Calibri" w:hAnsi="Calibri" w:cs="Calibri"/>
-          <w:sz w:val="22"/>
-          <w:szCs w:val="22"/>
-        </w:rPr>
-        <w:t>highlighted</w:t>
-      </w:r>
-      <w:r>
-        <w:rPr>
-          <w:rFonts w:ascii="Calibri" w:hAnsi="Calibri" w:cs="Calibri"/>
-          <w:sz w:val="22"/>
-          <w:szCs w:val="22"/>
-        </w:rPr>
-        <w:t xml:space="preserve"> the importance of abstraction and interface</w:t>
+        <w:t>operate independently of external components. The contrast between pre</w:t>
       </w:r>
       <w:r>
         <w:rPr>
@@ -14476,7 +15352,7 @@
           <w:sz w:val="22"/>
           <w:szCs w:val="22"/>
         </w:rPr>
-        <w:t>driven design, as decoupling UI, logic, and file handling not only improved code quality but also allowed the test suite to operate independently of external components. The contrast between pre</w:t>
+        <w:t>refactor and post</w:t>
       </w:r>
       <w:r>
         <w:rPr>
@@ -14492,22 +15368,6 @@
           <w:sz w:val="22"/>
           <w:szCs w:val="22"/>
         </w:rPr>
-        <w:t>refactor and post</w:t>
-      </w:r>
-      <w:r>
-        <w:rPr>
-          <w:rFonts w:ascii="Cambria Math" w:hAnsi="Cambria Math" w:cs="Cambria Math"/>
-          <w:sz w:val="22"/>
-          <w:szCs w:val="22"/>
-        </w:rPr>
-        <w:t>‑</w:t>
-      </w:r>
-      <w:r>
-        <w:rPr>
-          <w:rFonts w:ascii="Calibri" w:hAnsi="Calibri" w:cs="Calibri"/>
-          <w:sz w:val="22"/>
-          <w:szCs w:val="22"/>
-        </w:rPr>
         <w:t xml:space="preserve">refactor development demonstrated that </w:t>
       </w:r>
       <w:r>
@@ -14524,7 +15384,15 @@
           <w:sz w:val="22"/>
           <w:szCs w:val="22"/>
         </w:rPr>
-        <w:t>is a driver of better architecture, clearer logic, and faster iteration.</w:t>
+        <w:t>drives</w:t>
+      </w:r>
+      <w:r>
+        <w:rPr>
+          <w:rFonts w:ascii="Calibri" w:hAnsi="Calibri" w:cs="Calibri"/>
+          <w:sz w:val="22"/>
+          <w:szCs w:val="22"/>
+        </w:rPr>
+        <w:t xml:space="preserve"> better architecture, clearer logic, and faster iteration.</w:t>
       </w:r>
     </w:p>
     <w:p>
@@ -14558,23 +15426,23 @@
           <w:sz w:val="22"/>
           <w:szCs w:val="22"/>
         </w:rPr>
-        <w:t>functional dimensions.</w:t>
-      </w:r>
-      <w:r>
-        <w:rPr>
-          <w:rFonts w:ascii="Calibri" w:hAnsi="Calibri" w:cs="Calibri"/>
-          <w:sz w:val="22"/>
-          <w:szCs w:val="22"/>
-        </w:rPr>
-        <w:t xml:space="preserve"> More precise environments, especially around UI behavior, validation rules, performance expectations, and error-handling, would have given earlier stages of development clearer direction and reduced the need for </w:t>
-      </w:r>
-      <w:r>
-        <w:rPr>
-          <w:rFonts w:ascii="Calibri" w:hAnsi="Calibri" w:cs="Calibri"/>
-          <w:sz w:val="22"/>
-          <w:szCs w:val="22"/>
-        </w:rPr>
-        <w:t>significant refactoring. With more detailed requirements, testing could have been aligned more tightly to desired behavior from the beginning, reducing ambiguity and aligning the application more closely with the client’s needs.</w:t>
+        <w:t xml:space="preserve">functional dimensions. More precise environments, especially around UI behavior, validation rules, performance expectations, and error-handling, would have given earlier stages of development clearer direction and reduced the need for </w:t>
+      </w:r>
+      <w:r>
+        <w:rPr>
+          <w:rFonts w:ascii="Calibri" w:hAnsi="Calibri" w:cs="Calibri"/>
+          <w:sz w:val="22"/>
+          <w:szCs w:val="22"/>
+        </w:rPr>
+        <w:t xml:space="preserve">significant refactoring. With more detailed requirements, testing could have been </w:t>
+      </w:r>
+      <w:r>
+        <w:rPr>
+          <w:rFonts w:ascii="Calibri" w:hAnsi="Calibri" w:cs="Calibri"/>
+          <w:sz w:val="22"/>
+          <w:szCs w:val="22"/>
+        </w:rPr>
+        <w:t>more closely aligned with</w:t>
       </w:r>
       <w:r>
         <w:rPr>
@@ -14590,25 +15458,23 @@
           <w:sz w:val="22"/>
           <w:szCs w:val="22"/>
         </w:rPr>
-        <w:t xml:space="preserve">The need for a major </w:t>
-      </w:r>
-      <w:proofErr w:type="gramStart"/>
-      <w:r>
-        <w:rPr>
-          <w:rFonts w:ascii="Calibri" w:hAnsi="Calibri" w:cs="Calibri"/>
-          <w:sz w:val="22"/>
-          <w:szCs w:val="22"/>
-        </w:rPr>
-        <w:t>refactor</w:t>
-      </w:r>
-      <w:proofErr w:type="gramEnd"/>
-      <w:r>
-        <w:rPr>
-          <w:rFonts w:ascii="Calibri" w:hAnsi="Calibri" w:cs="Calibri"/>
-          <w:sz w:val="22"/>
-          <w:szCs w:val="22"/>
-        </w:rPr>
-        <w:t xml:space="preserve"> mid</w:t>
+        <w:t xml:space="preserve">the </w:t>
+      </w:r>
+      <w:r>
+        <w:rPr>
+          <w:rFonts w:ascii="Calibri" w:hAnsi="Calibri" w:cs="Calibri"/>
+          <w:sz w:val="22"/>
+          <w:szCs w:val="22"/>
+        </w:rPr>
+        <w:t>desired behavior from the beginning, reducing ambiguity and aligning the application more closely with the client’s needs.</w:t>
+      </w:r>
+      <w:r>
+        <w:rPr>
+          <w:rFonts w:ascii="Calibri" w:hAnsi="Calibri" w:cs="Calibri"/>
+          <w:sz w:val="22"/>
+          <w:szCs w:val="22"/>
+        </w:rPr>
+        <w:t xml:space="preserve"> The need for a major refactor mid</w:t>
       </w:r>
       <w:r>
         <w:rPr>
@@ -14617,15 +15483,23 @@
           <w:szCs w:val="22"/>
         </w:rPr>
         <w:noBreakHyphen/>
-        <w:t>project showed that designing intentionally from the start, with explicit goals and constraints, is critical for avoiding large amounts of rework later.</w:t>
-      </w:r>
-      <w:r>
-        <w:rPr>
-          <w:rFonts w:ascii="Calibri" w:hAnsi="Calibri" w:cs="Calibri"/>
-          <w:sz w:val="22"/>
-          <w:szCs w:val="22"/>
-        </w:rPr>
-        <w:t xml:space="preserve"> If beginning the project again, greater emphasis would be placed on structured requirement analysis, early architectural planning, and identification of non-functional constraints to guide the long-term shape of the tool.</w:t>
+        <w:t xml:space="preserve">project showed that designing intentionally from the start, with explicit goals and constraints, is critical </w:t>
+      </w:r>
+      <w:r>
+        <w:rPr>
+          <w:rFonts w:ascii="Calibri" w:hAnsi="Calibri" w:cs="Calibri"/>
+          <w:sz w:val="22"/>
+          <w:szCs w:val="22"/>
+        </w:rPr>
+        <w:t>to avoiding extensive</w:t>
+      </w:r>
+      <w:r>
+        <w:rPr>
+          <w:rFonts w:ascii="Calibri" w:hAnsi="Calibri" w:cs="Calibri"/>
+          <w:sz w:val="22"/>
+          <w:szCs w:val="22"/>
+        </w:rPr>
+        <w:t xml:space="preserve"> rework later. If beginning the project again, greater emphasis would be placed on structured requirement analysis, early architectural planning, and identification of non-functional constraints to guide the long-term shape of the tool.</w:t>
       </w:r>
       <w:r>
         <w:rPr>
@@ -14642,7 +15516,7 @@
     <w:sdt>
       <w:sdtPr>
         <w:rPr>
-          <w:rFonts w:eastAsiaTheme="minorHAnsi"/>
+          <w:rFonts w:asciiTheme="minorHAnsi" w:eastAsiaTheme="minorHAnsi" w:hAnsiTheme="minorHAnsi" w:cstheme="minorBidi"/>
           <w:b w:val="0"/>
           <w:bCs w:val="0"/>
           <w:sz w:val="22"/>
@@ -14654,7 +15528,6 @@
           <w:docPartUnique/>
         </w:docPartObj>
       </w:sdtPr>
-      <w:sdtEndPr/>
       <w:sdtContent>
         <w:p>
           <w:pPr>
@@ -14684,7 +15557,6 @@
             <w:id w:val="-573587230"/>
             <w:bibliography/>
           </w:sdtPr>
-          <w:sdtEndPr/>
           <w:sdtContent>
             <w:p>
               <w:pPr>
@@ -15098,7 +15970,7 @@
         <mc:AlternateContent>
           <mc:Choice Requires="wps">
             <w:drawing>
-              <wp:anchor distT="0" distB="0" distL="114300" distR="114300" simplePos="0" relativeHeight="251657223" behindDoc="0" locked="0" layoutInCell="1" allowOverlap="1" wp14:anchorId="54B83BA5" wp14:editId="3047C054">
+              <wp:anchor distT="0" distB="0" distL="114300" distR="114300" simplePos="0" relativeHeight="251657223" behindDoc="0" locked="0" layoutInCell="1" allowOverlap="1" wp14:anchorId="54B83BA5" wp14:editId="3D64CFFA">
                 <wp:simplePos x="0" y="0"/>
                 <wp:positionH relativeFrom="column">
                   <wp:posOffset>0</wp:posOffset>
@@ -15143,24 +16015,14 @@
                             <w:r>
                               <w:t xml:space="preserve">Figure </w:t>
                             </w:r>
-                            <w:r>
-                              <w:fldChar w:fldCharType="begin"/>
-                            </w:r>
-                            <w:r>
-                              <w:instrText xml:space="preserve"> SEQ Figure \* ARABIC </w:instrText>
-                            </w:r>
-                            <w:r>
-                              <w:fldChar w:fldCharType="separate"/>
-                            </w:r>
-                            <w:r>
-                              <w:rPr>
-                                <w:noProof/>
-                              </w:rPr>
-                              <w:t>1</w:t>
-                            </w:r>
-                            <w:r>
-                              <w:fldChar w:fldCharType="end"/>
-                            </w:r>
+                            <w:fldSimple w:instr=" SEQ Figure \* ARABIC ">
+                              <w:r>
+                                <w:rPr>
+                                  <w:noProof/>
+                                </w:rPr>
+                                <w:t>1</w:t>
+                              </w:r>
+                            </w:fldSimple>
                             <w:r>
                               <w:t xml:space="preserve">: Gui Windows </w:t>
                             </w:r>
@@ -15203,24 +16065,14 @@
                       <w:r>
                         <w:t xml:space="preserve">Figure </w:t>
                       </w:r>
-                      <w:r>
-                        <w:fldChar w:fldCharType="begin"/>
-                      </w:r>
-                      <w:r>
-                        <w:instrText xml:space="preserve"> SEQ Figure \* ARABIC </w:instrText>
-                      </w:r>
-                      <w:r>
-                        <w:fldChar w:fldCharType="separate"/>
-                      </w:r>
-                      <w:r>
-                        <w:rPr>
-                          <w:noProof/>
-                        </w:rPr>
-                        <w:t>1</w:t>
-                      </w:r>
-                      <w:r>
-                        <w:fldChar w:fldCharType="end"/>
-                      </w:r>
+                      <w:fldSimple w:instr=" SEQ Figure \* ARABIC ">
+                        <w:r>
+                          <w:rPr>
+                            <w:noProof/>
+                          </w:rPr>
+                          <w:t>1</w:t>
+                        </w:r>
+                      </w:fldSimple>
                       <w:r>
                         <w:t xml:space="preserve">: Gui Windows </w:t>
                       </w:r>
@@ -15245,7 +16097,7 @@
           <w:szCs w:val="22"/>
         </w:rPr>
         <w:drawing>
-          <wp:anchor distT="0" distB="0" distL="114300" distR="114300" simplePos="0" relativeHeight="251657216" behindDoc="0" locked="0" layoutInCell="1" allowOverlap="1" wp14:anchorId="5E66B747" wp14:editId="2AB6FD8C">
+          <wp:anchor distT="0" distB="0" distL="114300" distR="114300" simplePos="0" relativeHeight="251657216" behindDoc="0" locked="0" layoutInCell="1" allowOverlap="1" wp14:anchorId="5E66B747" wp14:editId="3470115A">
             <wp:simplePos x="0" y="0"/>
             <wp:positionH relativeFrom="margin">
               <wp:align>right</wp:align>
@@ -15664,24 +16516,14 @@
                             <w:r>
                               <w:t xml:space="preserve">Figure </w:t>
                             </w:r>
-                            <w:r>
-                              <w:fldChar w:fldCharType="begin"/>
-                            </w:r>
-                            <w:r>
-                              <w:instrText xml:space="preserve"> SEQ Figure \* ARABIC </w:instrText>
-                            </w:r>
-                            <w:r>
-                              <w:fldChar w:fldCharType="separate"/>
-                            </w:r>
-                            <w:r>
-                              <w:rPr>
-                                <w:noProof/>
-                              </w:rPr>
-                              <w:t>4</w:t>
-                            </w:r>
-                            <w:r>
-                              <w:fldChar w:fldCharType="end"/>
-                            </w:r>
+                            <w:fldSimple w:instr=" SEQ Figure \* ARABIC ">
+                              <w:r>
+                                <w:rPr>
+                                  <w:noProof/>
+                                </w:rPr>
+                                <w:t>4</w:t>
+                              </w:r>
+                            </w:fldSimple>
                             <w:r>
                               <w:t>: Modify Element Sequence</w:t>
                             </w:r>
@@ -15718,24 +16560,14 @@
                       <w:r>
                         <w:t xml:space="preserve">Figure </w:t>
                       </w:r>
-                      <w:r>
-                        <w:fldChar w:fldCharType="begin"/>
-                      </w:r>
-                      <w:r>
-                        <w:instrText xml:space="preserve"> SEQ Figure \* ARABIC </w:instrText>
-                      </w:r>
-                      <w:r>
-                        <w:fldChar w:fldCharType="separate"/>
-                      </w:r>
-                      <w:r>
-                        <w:rPr>
-                          <w:noProof/>
-                        </w:rPr>
-                        <w:t>4</w:t>
-                      </w:r>
-                      <w:r>
-                        <w:fldChar w:fldCharType="end"/>
-                      </w:r>
+                      <w:fldSimple w:instr=" SEQ Figure \* ARABIC ">
+                        <w:r>
+                          <w:rPr>
+                            <w:noProof/>
+                          </w:rPr>
+                          <w:t>4</w:t>
+                        </w:r>
+                      </w:fldSimple>
                       <w:r>
                         <w:t>: Modify Element Sequence</w:t>
                       </w:r>
@@ -29537,7 +30369,6 @@
                 <w14:ligatures w14:val="none"/>
               </w:rPr>
             </w:pPr>
-            <w:proofErr w:type="spellStart"/>
             <w:r>
               <w:rPr>
                 <w:rFonts w:ascii="Calibri" w:eastAsia="Times New Roman" w:hAnsi="Calibri" w:cs="Calibri"/>
@@ -29549,7 +30380,6 @@
               </w:rPr>
               <w:t>CheckForDependencies_SkipsExisting</w:t>
             </w:r>
-            <w:proofErr w:type="spellEnd"/>
           </w:p>
         </w:tc>
         <w:tc>
@@ -37910,6 +38740,7 @@
   <w:style w:type="character" w:default="1" w:styleId="DefaultParagraphFont">
     <w:name w:val="Default Paragraph Font"/>
     <w:uiPriority w:val="1"/>
+    <w:semiHidden/>
     <w:unhideWhenUsed/>
   </w:style>
   <w:style w:type="table" w:default="1" w:styleId="TableNormal">
